--- a/Documentation2.docx
+++ b/Documentation2.docx
@@ -5,41 +5,17 @@
     <w:p>
       <w:pPr>
         <w:spacing w:after="0" w:line="360" w:lineRule="auto"/>
-        <w:jc w:val="both"/>
+        <w:jc w:val="center"/>
         <w:rPr>
           <w:rFonts w:cs="Times New Roman"/>
           <w:szCs w:val="24"/>
         </w:rPr>
       </w:pPr>
-    </w:p>
-    <w:p>
-      <w:pPr>
-        <w:spacing w:after="0" w:line="360" w:lineRule="auto"/>
-        <w:jc w:val="both"/>
-        <w:rPr>
-          <w:rFonts w:cs="Times New Roman"/>
-          <w:szCs w:val="24"/>
-        </w:rPr>
-      </w:pPr>
-      <w:r>
-        <w:rPr>
-          <w:rFonts w:cs="Times New Roman"/>
-          <w:szCs w:val="24"/>
-        </w:rPr>
-        <w:br w:type="page"/>
-      </w:r>
-    </w:p>
-    <w:p>
-      <w:pPr>
-        <w:spacing w:before="120" w:after="0" w:line="360" w:lineRule="auto"/>
-        <w:jc w:val="center"/>
-      </w:pPr>
       <w:r>
         <w:rPr>
           <w:noProof/>
           <w:lang w:val="en-US"/>
         </w:rPr>
-        <w:lastRenderedPageBreak/>
         <w:drawing>
           <wp:inline distT="0" distB="0" distL="0" distR="0" wp14:anchorId="7ED736C8" wp14:editId="19800969">
             <wp:extent cx="2379345" cy="694055"/>
@@ -238,16 +214,18 @@
           <w:placeholder>
             <w:docPart w:val="272C1A22B7244BE3AEDB1C3778ACA723"/>
           </w:placeholder>
-          <w:showingPlcHdr/>
           <w:dataBinding w:prefixMappings="xmlns:ns0='http://purl.org/dc/elements/1.1/' xmlns:ns1='http://schemas.openxmlformats.org/package/2006/metadata/core-properties' " w:xpath="/ns1:coreProperties[1]/ns0:title[1]" w:storeItemID="{6C3C8BC8-F283-45AE-878A-BAB7291924A1}"/>
           <w:text/>
         </w:sdtPr>
         <w:sdtContent>
           <w:r>
             <w:rPr>
-              <w:rStyle w:val="PlaceholderText"/>
+              <w:b/>
+              <w:bCs/>
+              <w:sz w:val="28"/>
+              <w:szCs w:val="28"/>
             </w:rPr>
-            <w:t>[Title]</w:t>
+            <w:t>Student Fine Management System</w:t>
           </w:r>
         </w:sdtContent>
       </w:sdt>
@@ -840,149 +818,55 @@
           </w:p>
         </w:tc>
       </w:tr>
-      <w:tr>
-        <w:trPr>
-          <w:trHeight w:val="20"/>
-        </w:trPr>
-        <w:tc>
-          <w:tcPr>
-            <w:tcW w:w="1250" w:type="pct"/>
-            <w:vAlign w:val="center"/>
-          </w:tcPr>
-          <w:p>
-            <w:pPr>
-              <w:spacing w:before="120" w:line="360" w:lineRule="auto"/>
-              <w:rPr>
-                <w:rFonts w:cs="Times New Roman"/>
-                <w:b/>
-                <w:bCs/>
-              </w:rPr>
-            </w:pPr>
-          </w:p>
-        </w:tc>
-        <w:tc>
-          <w:tcPr>
-            <w:tcW w:w="1250" w:type="pct"/>
-            <w:vAlign w:val="center"/>
-          </w:tcPr>
-          <w:p>
-            <w:pPr>
-              <w:spacing w:before="120" w:line="360" w:lineRule="auto"/>
-              <w:rPr>
-                <w:rFonts w:cs="Times New Roman"/>
-                <w:b/>
-                <w:bCs/>
-              </w:rPr>
-            </w:pPr>
-          </w:p>
-        </w:tc>
-        <w:tc>
-          <w:tcPr>
-            <w:tcW w:w="751" w:type="pct"/>
-            <w:vAlign w:val="center"/>
-          </w:tcPr>
-          <w:p>
-            <w:pPr>
-              <w:spacing w:before="120" w:line="360" w:lineRule="auto"/>
-              <w:rPr>
-                <w:rFonts w:cs="Times New Roman"/>
-                <w:b/>
-                <w:bCs/>
-              </w:rPr>
-            </w:pPr>
-          </w:p>
-        </w:tc>
-        <w:tc>
-          <w:tcPr>
-            <w:tcW w:w="1749" w:type="pct"/>
-            <w:vAlign w:val="center"/>
-          </w:tcPr>
-          <w:p>
-            <w:pPr>
-              <w:spacing w:before="120" w:line="360" w:lineRule="auto"/>
-              <w:rPr>
-                <w:rFonts w:cs="Times New Roman"/>
-                <w:b/>
-                <w:bCs/>
-              </w:rPr>
-            </w:pPr>
-          </w:p>
-        </w:tc>
-      </w:tr>
-      <w:tr>
-        <w:trPr>
-          <w:trHeight w:val="20"/>
-        </w:trPr>
-        <w:tc>
-          <w:tcPr>
-            <w:tcW w:w="1250" w:type="pct"/>
-            <w:vAlign w:val="center"/>
-          </w:tcPr>
-          <w:p>
-            <w:pPr>
-              <w:spacing w:before="120" w:line="360" w:lineRule="auto"/>
-              <w:jc w:val="both"/>
-              <w:rPr>
-                <w:rFonts w:cs="Times New Roman"/>
-                <w:b/>
-                <w:bCs/>
-              </w:rPr>
-            </w:pPr>
-          </w:p>
-        </w:tc>
-        <w:tc>
-          <w:tcPr>
-            <w:tcW w:w="1250" w:type="pct"/>
-            <w:vAlign w:val="center"/>
-          </w:tcPr>
-          <w:p>
-            <w:pPr>
-              <w:spacing w:before="120" w:line="360" w:lineRule="auto"/>
-              <w:jc w:val="both"/>
-              <w:rPr>
-                <w:rFonts w:cs="Times New Roman"/>
-                <w:b/>
-                <w:bCs/>
-              </w:rPr>
-            </w:pPr>
-          </w:p>
-        </w:tc>
-        <w:tc>
-          <w:tcPr>
-            <w:tcW w:w="751" w:type="pct"/>
-            <w:vAlign w:val="center"/>
-          </w:tcPr>
-          <w:p>
-            <w:pPr>
-              <w:spacing w:before="120" w:line="360" w:lineRule="auto"/>
-              <w:jc w:val="both"/>
-              <w:rPr>
-                <w:rFonts w:cs="Times New Roman"/>
-                <w:b/>
-                <w:bCs/>
-              </w:rPr>
-            </w:pPr>
-          </w:p>
-        </w:tc>
-        <w:tc>
-          <w:tcPr>
-            <w:tcW w:w="1749" w:type="pct"/>
-            <w:vAlign w:val="center"/>
-          </w:tcPr>
-          <w:p>
-            <w:pPr>
-              <w:spacing w:before="120" w:line="360" w:lineRule="auto"/>
-              <w:jc w:val="both"/>
-              <w:rPr>
-                <w:rFonts w:cs="Times New Roman"/>
-                <w:b/>
-                <w:bCs/>
-              </w:rPr>
-            </w:pPr>
-          </w:p>
-        </w:tc>
-      </w:tr>
     </w:tbl>
+    <w:p>
+      <w:pPr>
+        <w:spacing w:before="120" w:after="0" w:line="360" w:lineRule="auto"/>
+        <w:jc w:val="center"/>
+        <w:rPr>
+          <w:rFonts w:cs="Times New Roman"/>
+          <w:b/>
+          <w:bCs/>
+          <w:szCs w:val="24"/>
+        </w:rPr>
+      </w:pPr>
+    </w:p>
+    <w:p>
+      <w:pPr>
+        <w:spacing w:before="120" w:after="0" w:line="360" w:lineRule="auto"/>
+        <w:jc w:val="center"/>
+        <w:rPr>
+          <w:rFonts w:cs="Times New Roman"/>
+          <w:b/>
+          <w:bCs/>
+          <w:szCs w:val="24"/>
+        </w:rPr>
+      </w:pPr>
+    </w:p>
+    <w:p>
+      <w:pPr>
+        <w:spacing w:before="120" w:after="0" w:line="360" w:lineRule="auto"/>
+        <w:jc w:val="center"/>
+        <w:rPr>
+          <w:rFonts w:cs="Times New Roman"/>
+          <w:b/>
+          <w:bCs/>
+          <w:szCs w:val="24"/>
+        </w:rPr>
+      </w:pPr>
+    </w:p>
+    <w:p>
+      <w:pPr>
+        <w:spacing w:before="120" w:after="0" w:line="360" w:lineRule="auto"/>
+        <w:jc w:val="center"/>
+        <w:rPr>
+          <w:rFonts w:cs="Times New Roman"/>
+          <w:b/>
+          <w:bCs/>
+          <w:szCs w:val="24"/>
+        </w:rPr>
+      </w:pPr>
+    </w:p>
     <w:p>
       <w:pPr>
         <w:spacing w:before="120" w:after="0" w:line="360" w:lineRule="auto"/>
@@ -1058,30 +942,6 @@
         </w:rPr>
         <w:t xml:space="preserve"> </w:t>
       </w:r>
-    </w:p>
-    <w:p>
-      <w:pPr>
-        <w:spacing w:before="120" w:after="0" w:line="360" w:lineRule="auto"/>
-        <w:jc w:val="both"/>
-        <w:rPr>
-          <w:rFonts w:cs="Times New Roman"/>
-          <w:b/>
-          <w:sz w:val="32"/>
-          <w:szCs w:val="32"/>
-        </w:rPr>
-      </w:pPr>
-    </w:p>
-    <w:p>
-      <w:pPr>
-        <w:spacing w:before="120" w:after="0" w:line="360" w:lineRule="auto"/>
-        <w:jc w:val="both"/>
-        <w:rPr>
-          <w:rFonts w:cs="Times New Roman"/>
-          <w:b/>
-          <w:sz w:val="32"/>
-          <w:szCs w:val="32"/>
-        </w:rPr>
-      </w:pPr>
     </w:p>
     <w:p>
       <w:pPr>
@@ -2192,993 +2052,1414 @@
     </w:p>
     <w:p>
       <w:pPr>
-        <w:spacing w:after="0" w:line="360" w:lineRule="auto"/>
-        <w:jc w:val="both"/>
+        <w:pStyle w:val="Heading1"/>
+        <w:jc w:val="center"/>
         <w:rPr>
           <w:rFonts w:cs="Times New Roman"/>
-          <w:b/>
-          <w:sz w:val="32"/>
-          <w:szCs w:val="32"/>
-        </w:rPr>
-      </w:pPr>
+          <w:color w:val="000000" w:themeColor="text1"/>
+          <w:szCs w:val="28"/>
+        </w:rPr>
+      </w:pPr>
+      <w:bookmarkStart w:id="3" w:name="_Toc234487808"/>
+      <w:bookmarkStart w:id="4" w:name="_Toc234488415"/>
       <w:r>
         <w:rPr>
           <w:rFonts w:cs="Times New Roman"/>
-          <w:b/>
-          <w:sz w:val="32"/>
-          <w:szCs w:val="32"/>
+          <w:color w:val="000000" w:themeColor="text1"/>
+          <w:szCs w:val="28"/>
         </w:rPr>
         <w:lastRenderedPageBreak/>
-        <w:t>TABLE OF CONTENT</w:t>
-      </w:r>
-    </w:p>
+        <w:t xml:space="preserve">TABLE OF </w:t>
+      </w:r>
+      <w:r>
+        <w:rPr>
+          <w:rFonts w:cs="Times New Roman"/>
+          <w:color w:val="000000" w:themeColor="text1"/>
+          <w:szCs w:val="28"/>
+        </w:rPr>
+        <w:t>CONTENT</w:t>
+      </w:r>
+      <w:bookmarkEnd w:id="3"/>
+      <w:bookmarkEnd w:id="4"/>
+    </w:p>
+    <w:sdt>
+      <w:sdtPr>
+        <w:id w:val="1912725597"/>
+        <w:docPartObj>
+          <w:docPartGallery w:val="Table of Contents"/>
+          <w:docPartUnique/>
+        </w:docPartObj>
+      </w:sdtPr>
+      <w:sdtEndPr>
+        <w:rPr>
+          <w:b/>
+          <w:bCs/>
+          <w:noProof/>
+        </w:rPr>
+      </w:sdtEndPr>
+      <w:sdtContent>
+        <w:p>
+          <w:pPr>
+            <w:pStyle w:val="TOC1"/>
+            <w:rPr>
+              <w:rFonts w:asciiTheme="minorHAnsi" w:eastAsiaTheme="minorEastAsia" w:hAnsiTheme="minorHAnsi"/>
+              <w:noProof/>
+              <w:kern w:val="2"/>
+              <w:szCs w:val="24"/>
+              <w:lang w:val="en-US"/>
+              <w14:ligatures w14:val="standardContextual"/>
+            </w:rPr>
+          </w:pPr>
+          <w:r>
+            <w:fldChar w:fldCharType="begin"/>
+          </w:r>
+          <w:r>
+            <w:instrText xml:space="preserve"> TOC \o "1-3" \h \z \u </w:instrText>
+          </w:r>
+          <w:r>
+            <w:fldChar w:fldCharType="separate"/>
+          </w:r>
+          <w:hyperlink w:anchor="_Toc234488415" w:history="1">
+            <w:r>
+              <w:rPr>
+                <w:rStyle w:val="Hyperlink"/>
+                <w:rFonts w:cs="Times New Roman"/>
+                <w:noProof/>
+              </w:rPr>
+              <w:t>TABLE OF CONTENT</w:t>
+            </w:r>
+            <w:r>
+              <w:rPr>
+                <w:noProof/>
+                <w:webHidden/>
+              </w:rPr>
+              <w:tab/>
+            </w:r>
+            <w:r>
+              <w:rPr>
+                <w:noProof/>
+                <w:webHidden/>
+              </w:rPr>
+              <w:fldChar w:fldCharType="begin"/>
+            </w:r>
+            <w:r>
+              <w:rPr>
+                <w:noProof/>
+                <w:webHidden/>
+              </w:rPr>
+              <w:instrText xml:space="preserve"> PAGEREF _Toc234488415 \h </w:instrText>
+            </w:r>
+            <w:r>
+              <w:rPr>
+                <w:noProof/>
+                <w:webHidden/>
+              </w:rPr>
+            </w:r>
+            <w:r>
+              <w:rPr>
+                <w:noProof/>
+                <w:webHidden/>
+              </w:rPr>
+              <w:fldChar w:fldCharType="separate"/>
+            </w:r>
+            <w:r>
+              <w:rPr>
+                <w:noProof/>
+                <w:webHidden/>
+              </w:rPr>
+              <w:t>6</w:t>
+            </w:r>
+            <w:r>
+              <w:rPr>
+                <w:noProof/>
+                <w:webHidden/>
+              </w:rPr>
+              <w:fldChar w:fldCharType="end"/>
+            </w:r>
+          </w:hyperlink>
+        </w:p>
+        <w:p>
+          <w:pPr>
+            <w:pStyle w:val="TOC1"/>
+            <w:rPr>
+              <w:rFonts w:asciiTheme="minorHAnsi" w:eastAsiaTheme="minorEastAsia" w:hAnsiTheme="minorHAnsi"/>
+              <w:noProof/>
+              <w:kern w:val="2"/>
+              <w:szCs w:val="24"/>
+              <w:lang w:val="en-US"/>
+              <w14:ligatures w14:val="standardContextual"/>
+            </w:rPr>
+          </w:pPr>
+          <w:hyperlink w:anchor="_Toc234488416" w:history="1">
+            <w:r>
+              <w:rPr>
+                <w:rStyle w:val="Hyperlink"/>
+                <w:noProof/>
+              </w:rPr>
+              <w:t>1.</w:t>
+            </w:r>
+            <w:r>
+              <w:rPr>
+                <w:rFonts w:asciiTheme="minorHAnsi" w:eastAsiaTheme="minorEastAsia" w:hAnsiTheme="minorHAnsi"/>
+                <w:noProof/>
+                <w:kern w:val="2"/>
+                <w:szCs w:val="24"/>
+                <w:lang w:val="en-US"/>
+                <w14:ligatures w14:val="standardContextual"/>
+              </w:rPr>
+              <w:tab/>
+            </w:r>
+            <w:r>
+              <w:rPr>
+                <w:rStyle w:val="Hyperlink"/>
+                <w:noProof/>
+              </w:rPr>
+              <w:t>Introduction</w:t>
+            </w:r>
+            <w:r>
+              <w:rPr>
+                <w:noProof/>
+                <w:webHidden/>
+              </w:rPr>
+              <w:tab/>
+            </w:r>
+            <w:r>
+              <w:rPr>
+                <w:noProof/>
+                <w:webHidden/>
+              </w:rPr>
+              <w:fldChar w:fldCharType="begin"/>
+            </w:r>
+            <w:r>
+              <w:rPr>
+                <w:noProof/>
+                <w:webHidden/>
+              </w:rPr>
+              <w:instrText xml:space="preserve"> PAGEREF _Toc234488416 \h </w:instrText>
+            </w:r>
+            <w:r>
+              <w:rPr>
+                <w:noProof/>
+                <w:webHidden/>
+              </w:rPr>
+            </w:r>
+            <w:r>
+              <w:rPr>
+                <w:noProof/>
+                <w:webHidden/>
+              </w:rPr>
+              <w:fldChar w:fldCharType="separate"/>
+            </w:r>
+            <w:r>
+              <w:rPr>
+                <w:noProof/>
+                <w:webHidden/>
+              </w:rPr>
+              <w:t>9</w:t>
+            </w:r>
+            <w:r>
+              <w:rPr>
+                <w:noProof/>
+                <w:webHidden/>
+              </w:rPr>
+              <w:fldChar w:fldCharType="end"/>
+            </w:r>
+          </w:hyperlink>
+        </w:p>
+        <w:p>
+          <w:pPr>
+            <w:pStyle w:val="TOC1"/>
+            <w:rPr>
+              <w:rFonts w:asciiTheme="minorHAnsi" w:eastAsiaTheme="minorEastAsia" w:hAnsiTheme="minorHAnsi"/>
+              <w:noProof/>
+              <w:kern w:val="2"/>
+              <w:szCs w:val="24"/>
+              <w:lang w:val="en-US"/>
+              <w14:ligatures w14:val="standardContextual"/>
+            </w:rPr>
+          </w:pPr>
+          <w:hyperlink w:anchor="_Toc234488417" w:history="1">
+            <w:r>
+              <w:rPr>
+                <w:rStyle w:val="Hyperlink"/>
+                <w:noProof/>
+              </w:rPr>
+              <w:t>2.</w:t>
+            </w:r>
+            <w:r>
+              <w:rPr>
+                <w:rFonts w:asciiTheme="minorHAnsi" w:eastAsiaTheme="minorEastAsia" w:hAnsiTheme="minorHAnsi"/>
+                <w:noProof/>
+                <w:kern w:val="2"/>
+                <w:szCs w:val="24"/>
+                <w:lang w:val="en-US"/>
+                <w14:ligatures w14:val="standardContextual"/>
+              </w:rPr>
+              <w:tab/>
+            </w:r>
+            <w:r>
+              <w:rPr>
+                <w:rStyle w:val="Hyperlink"/>
+                <w:noProof/>
+              </w:rPr>
+              <w:t>Problem Statement</w:t>
+            </w:r>
+            <w:r>
+              <w:rPr>
+                <w:noProof/>
+                <w:webHidden/>
+              </w:rPr>
+              <w:tab/>
+            </w:r>
+            <w:r>
+              <w:rPr>
+                <w:noProof/>
+                <w:webHidden/>
+              </w:rPr>
+              <w:fldChar w:fldCharType="begin"/>
+            </w:r>
+            <w:r>
+              <w:rPr>
+                <w:noProof/>
+                <w:webHidden/>
+              </w:rPr>
+              <w:instrText xml:space="preserve"> PAGEREF _Toc234488417 \h </w:instrText>
+            </w:r>
+            <w:r>
+              <w:rPr>
+                <w:noProof/>
+                <w:webHidden/>
+              </w:rPr>
+            </w:r>
+            <w:r>
+              <w:rPr>
+                <w:noProof/>
+                <w:webHidden/>
+              </w:rPr>
+              <w:fldChar w:fldCharType="separate"/>
+            </w:r>
+            <w:r>
+              <w:rPr>
+                <w:noProof/>
+                <w:webHidden/>
+              </w:rPr>
+              <w:t>11</w:t>
+            </w:r>
+            <w:r>
+              <w:rPr>
+                <w:noProof/>
+                <w:webHidden/>
+              </w:rPr>
+              <w:fldChar w:fldCharType="end"/>
+            </w:r>
+          </w:hyperlink>
+        </w:p>
+        <w:p>
+          <w:pPr>
+            <w:pStyle w:val="TOC1"/>
+            <w:rPr>
+              <w:rFonts w:asciiTheme="minorHAnsi" w:eastAsiaTheme="minorEastAsia" w:hAnsiTheme="minorHAnsi"/>
+              <w:noProof/>
+              <w:kern w:val="2"/>
+              <w:szCs w:val="24"/>
+              <w:lang w:val="en-US"/>
+              <w14:ligatures w14:val="standardContextual"/>
+            </w:rPr>
+          </w:pPr>
+          <w:hyperlink w:anchor="_Toc234488418" w:history="1">
+            <w:r>
+              <w:rPr>
+                <w:rStyle w:val="Hyperlink"/>
+                <w:noProof/>
+              </w:rPr>
+              <w:t>3.</w:t>
+            </w:r>
+            <w:r>
+              <w:rPr>
+                <w:rFonts w:asciiTheme="minorHAnsi" w:eastAsiaTheme="minorEastAsia" w:hAnsiTheme="minorHAnsi"/>
+                <w:noProof/>
+                <w:kern w:val="2"/>
+                <w:szCs w:val="24"/>
+                <w:lang w:val="en-US"/>
+                <w14:ligatures w14:val="standardContextual"/>
+              </w:rPr>
+              <w:tab/>
+            </w:r>
+            <w:r>
+              <w:rPr>
+                <w:rStyle w:val="Hyperlink"/>
+                <w:noProof/>
+              </w:rPr>
+              <w:t>Objectives</w:t>
+            </w:r>
+            <w:r>
+              <w:rPr>
+                <w:noProof/>
+                <w:webHidden/>
+              </w:rPr>
+              <w:tab/>
+            </w:r>
+            <w:r>
+              <w:rPr>
+                <w:noProof/>
+                <w:webHidden/>
+              </w:rPr>
+              <w:fldChar w:fldCharType="begin"/>
+            </w:r>
+            <w:r>
+              <w:rPr>
+                <w:noProof/>
+                <w:webHidden/>
+              </w:rPr>
+              <w:instrText xml:space="preserve"> PAGEREF _Toc234488418 \h </w:instrText>
+            </w:r>
+            <w:r>
+              <w:rPr>
+                <w:noProof/>
+                <w:webHidden/>
+              </w:rPr>
+            </w:r>
+            <w:r>
+              <w:rPr>
+                <w:noProof/>
+                <w:webHidden/>
+              </w:rPr>
+              <w:fldChar w:fldCharType="separate"/>
+            </w:r>
+            <w:r>
+              <w:rPr>
+                <w:noProof/>
+                <w:webHidden/>
+              </w:rPr>
+              <w:t>12</w:t>
+            </w:r>
+            <w:r>
+              <w:rPr>
+                <w:noProof/>
+                <w:webHidden/>
+              </w:rPr>
+              <w:fldChar w:fldCharType="end"/>
+            </w:r>
+          </w:hyperlink>
+        </w:p>
+        <w:p>
+          <w:pPr>
+            <w:pStyle w:val="TOC1"/>
+            <w:rPr>
+              <w:rFonts w:asciiTheme="minorHAnsi" w:eastAsiaTheme="minorEastAsia" w:hAnsiTheme="minorHAnsi"/>
+              <w:noProof/>
+              <w:kern w:val="2"/>
+              <w:szCs w:val="24"/>
+              <w:lang w:val="en-US"/>
+              <w14:ligatures w14:val="standardContextual"/>
+            </w:rPr>
+          </w:pPr>
+          <w:hyperlink w:anchor="_Toc234488419" w:history="1">
+            <w:r>
+              <w:rPr>
+                <w:rStyle w:val="Hyperlink"/>
+                <w:noProof/>
+              </w:rPr>
+              <w:t>4.</w:t>
+            </w:r>
+            <w:r>
+              <w:rPr>
+                <w:rFonts w:asciiTheme="minorHAnsi" w:eastAsiaTheme="minorEastAsia" w:hAnsiTheme="minorHAnsi"/>
+                <w:noProof/>
+                <w:kern w:val="2"/>
+                <w:szCs w:val="24"/>
+                <w:lang w:val="en-US"/>
+                <w14:ligatures w14:val="standardContextual"/>
+              </w:rPr>
+              <w:tab/>
+            </w:r>
+            <w:r>
+              <w:rPr>
+                <w:rStyle w:val="Hyperlink"/>
+                <w:noProof/>
+              </w:rPr>
+              <w:t>Background Study</w:t>
+            </w:r>
+            <w:r>
+              <w:rPr>
+                <w:noProof/>
+                <w:webHidden/>
+              </w:rPr>
+              <w:tab/>
+            </w:r>
+            <w:r>
+              <w:rPr>
+                <w:noProof/>
+                <w:webHidden/>
+              </w:rPr>
+              <w:fldChar w:fldCharType="begin"/>
+            </w:r>
+            <w:r>
+              <w:rPr>
+                <w:noProof/>
+                <w:webHidden/>
+              </w:rPr>
+              <w:instrText xml:space="preserve"> PAGEREF _Toc234488419 \h </w:instrText>
+            </w:r>
+            <w:r>
+              <w:rPr>
+                <w:noProof/>
+                <w:webHidden/>
+              </w:rPr>
+            </w:r>
+            <w:r>
+              <w:rPr>
+                <w:noProof/>
+                <w:webHidden/>
+              </w:rPr>
+              <w:fldChar w:fldCharType="separate"/>
+            </w:r>
+            <w:r>
+              <w:rPr>
+                <w:noProof/>
+                <w:webHidden/>
+              </w:rPr>
+              <w:t>13</w:t>
+            </w:r>
+            <w:r>
+              <w:rPr>
+                <w:noProof/>
+                <w:webHidden/>
+              </w:rPr>
+              <w:fldChar w:fldCharType="end"/>
+            </w:r>
+          </w:hyperlink>
+        </w:p>
+        <w:p>
+          <w:pPr>
+            <w:pStyle w:val="TOC1"/>
+            <w:rPr>
+              <w:rFonts w:asciiTheme="minorHAnsi" w:eastAsiaTheme="minorEastAsia" w:hAnsiTheme="minorHAnsi"/>
+              <w:noProof/>
+              <w:kern w:val="2"/>
+              <w:szCs w:val="24"/>
+              <w:lang w:val="en-US"/>
+              <w14:ligatures w14:val="standardContextual"/>
+            </w:rPr>
+          </w:pPr>
+          <w:hyperlink w:anchor="_Toc234488420" w:history="1">
+            <w:r>
+              <w:rPr>
+                <w:rStyle w:val="Hyperlink"/>
+                <w:noProof/>
+              </w:rPr>
+              <w:t>5.</w:t>
+            </w:r>
+            <w:r>
+              <w:rPr>
+                <w:rFonts w:asciiTheme="minorHAnsi" w:eastAsiaTheme="minorEastAsia" w:hAnsiTheme="minorHAnsi"/>
+                <w:noProof/>
+                <w:kern w:val="2"/>
+                <w:szCs w:val="24"/>
+                <w:lang w:val="en-US"/>
+                <w14:ligatures w14:val="standardContextual"/>
+              </w:rPr>
+              <w:tab/>
+            </w:r>
+            <w:r>
+              <w:rPr>
+                <w:rStyle w:val="Hyperlink"/>
+                <w:noProof/>
+              </w:rPr>
+              <w:t>Requirement Document</w:t>
+            </w:r>
+            <w:r>
+              <w:rPr>
+                <w:noProof/>
+                <w:webHidden/>
+              </w:rPr>
+              <w:tab/>
+            </w:r>
+            <w:r>
+              <w:rPr>
+                <w:noProof/>
+                <w:webHidden/>
+              </w:rPr>
+              <w:fldChar w:fldCharType="begin"/>
+            </w:r>
+            <w:r>
+              <w:rPr>
+                <w:noProof/>
+                <w:webHidden/>
+              </w:rPr>
+              <w:instrText xml:space="preserve"> PAGEREF _Toc234488420 \h </w:instrText>
+            </w:r>
+            <w:r>
+              <w:rPr>
+                <w:noProof/>
+                <w:webHidden/>
+              </w:rPr>
+            </w:r>
+            <w:r>
+              <w:rPr>
+                <w:noProof/>
+                <w:webHidden/>
+              </w:rPr>
+              <w:fldChar w:fldCharType="separate"/>
+            </w:r>
+            <w:r>
+              <w:rPr>
+                <w:noProof/>
+                <w:webHidden/>
+              </w:rPr>
+              <w:t>14</w:t>
+            </w:r>
+            <w:r>
+              <w:rPr>
+                <w:noProof/>
+                <w:webHidden/>
+              </w:rPr>
+              <w:fldChar w:fldCharType="end"/>
+            </w:r>
+          </w:hyperlink>
+        </w:p>
+        <w:p>
+          <w:pPr>
+            <w:pStyle w:val="TOC2"/>
+            <w:tabs>
+              <w:tab w:val="right" w:leader="dot" w:pos="8296"/>
+            </w:tabs>
+            <w:rPr>
+              <w:rFonts w:asciiTheme="minorHAnsi" w:eastAsiaTheme="minorEastAsia" w:hAnsiTheme="minorHAnsi"/>
+              <w:noProof/>
+              <w:kern w:val="2"/>
+              <w:szCs w:val="24"/>
+              <w:lang w:val="en-US"/>
+              <w14:ligatures w14:val="standardContextual"/>
+            </w:rPr>
+          </w:pPr>
+          <w:hyperlink w:anchor="_Toc234488421" w:history="1">
+            <w:r>
+              <w:rPr>
+                <w:rStyle w:val="Hyperlink"/>
+                <w:noProof/>
+              </w:rPr>
+              <w:t>5.1 Functional Requirements</w:t>
+            </w:r>
+            <w:r>
+              <w:rPr>
+                <w:noProof/>
+                <w:webHidden/>
+              </w:rPr>
+              <w:tab/>
+            </w:r>
+            <w:r>
+              <w:rPr>
+                <w:noProof/>
+                <w:webHidden/>
+              </w:rPr>
+              <w:fldChar w:fldCharType="begin"/>
+            </w:r>
+            <w:r>
+              <w:rPr>
+                <w:noProof/>
+                <w:webHidden/>
+              </w:rPr>
+              <w:instrText xml:space="preserve"> PAGEREF _Toc234488421 \h </w:instrText>
+            </w:r>
+            <w:r>
+              <w:rPr>
+                <w:noProof/>
+                <w:webHidden/>
+              </w:rPr>
+            </w:r>
+            <w:r>
+              <w:rPr>
+                <w:noProof/>
+                <w:webHidden/>
+              </w:rPr>
+              <w:fldChar w:fldCharType="separate"/>
+            </w:r>
+            <w:r>
+              <w:rPr>
+                <w:noProof/>
+                <w:webHidden/>
+              </w:rPr>
+              <w:t>14</w:t>
+            </w:r>
+            <w:r>
+              <w:rPr>
+                <w:noProof/>
+                <w:webHidden/>
+              </w:rPr>
+              <w:fldChar w:fldCharType="end"/>
+            </w:r>
+          </w:hyperlink>
+        </w:p>
+        <w:p>
+          <w:pPr>
+            <w:pStyle w:val="TOC2"/>
+            <w:tabs>
+              <w:tab w:val="right" w:leader="dot" w:pos="8296"/>
+            </w:tabs>
+            <w:rPr>
+              <w:rFonts w:asciiTheme="minorHAnsi" w:eastAsiaTheme="minorEastAsia" w:hAnsiTheme="minorHAnsi"/>
+              <w:noProof/>
+              <w:kern w:val="2"/>
+              <w:szCs w:val="24"/>
+              <w:lang w:val="en-US"/>
+              <w14:ligatures w14:val="standardContextual"/>
+            </w:rPr>
+          </w:pPr>
+          <w:hyperlink w:anchor="_Toc234488422" w:history="1">
+            <w:r>
+              <w:rPr>
+                <w:rStyle w:val="Hyperlink"/>
+                <w:noProof/>
+              </w:rPr>
+              <w:t>5.2</w:t>
+            </w:r>
+            <w:r>
+              <w:rPr>
+                <w:rStyle w:val="Hyperlink"/>
+                <w:bCs/>
+                <w:noProof/>
+              </w:rPr>
+              <w:t>.Non Functional requirements</w:t>
+            </w:r>
+            <w:r>
+              <w:rPr>
+                <w:noProof/>
+                <w:webHidden/>
+              </w:rPr>
+              <w:tab/>
+            </w:r>
+            <w:r>
+              <w:rPr>
+                <w:noProof/>
+                <w:webHidden/>
+              </w:rPr>
+              <w:fldChar w:fldCharType="begin"/>
+            </w:r>
+            <w:r>
+              <w:rPr>
+                <w:noProof/>
+                <w:webHidden/>
+              </w:rPr>
+              <w:instrText xml:space="preserve"> PAGEREF _Toc234488422 \h </w:instrText>
+            </w:r>
+            <w:r>
+              <w:rPr>
+                <w:noProof/>
+                <w:webHidden/>
+              </w:rPr>
+            </w:r>
+            <w:r>
+              <w:rPr>
+                <w:noProof/>
+                <w:webHidden/>
+              </w:rPr>
+              <w:fldChar w:fldCharType="separate"/>
+            </w:r>
+            <w:r>
+              <w:rPr>
+                <w:noProof/>
+                <w:webHidden/>
+              </w:rPr>
+              <w:t>14</w:t>
+            </w:r>
+            <w:r>
+              <w:rPr>
+                <w:noProof/>
+                <w:webHidden/>
+              </w:rPr>
+              <w:fldChar w:fldCharType="end"/>
+            </w:r>
+          </w:hyperlink>
+        </w:p>
+        <w:p>
+          <w:pPr>
+            <w:pStyle w:val="TOC1"/>
+            <w:rPr>
+              <w:rFonts w:asciiTheme="minorHAnsi" w:eastAsiaTheme="minorEastAsia" w:hAnsiTheme="minorHAnsi"/>
+              <w:noProof/>
+              <w:kern w:val="2"/>
+              <w:szCs w:val="24"/>
+              <w:lang w:val="en-US"/>
+              <w14:ligatures w14:val="standardContextual"/>
+            </w:rPr>
+          </w:pPr>
+          <w:hyperlink w:anchor="_Toc234488423" w:history="1">
+            <w:r>
+              <w:rPr>
+                <w:rStyle w:val="Hyperlink"/>
+                <w:noProof/>
+              </w:rPr>
+              <w:t>6.</w:t>
+            </w:r>
+            <w:r>
+              <w:rPr>
+                <w:rFonts w:asciiTheme="minorHAnsi" w:eastAsiaTheme="minorEastAsia" w:hAnsiTheme="minorHAnsi"/>
+                <w:noProof/>
+                <w:kern w:val="2"/>
+                <w:szCs w:val="24"/>
+                <w:lang w:val="en-US"/>
+                <w14:ligatures w14:val="standardContextual"/>
+              </w:rPr>
+              <w:tab/>
+            </w:r>
+            <w:r>
+              <w:rPr>
+                <w:rStyle w:val="Hyperlink"/>
+                <w:noProof/>
+              </w:rPr>
+              <w:t>System Design</w:t>
+            </w:r>
+            <w:r>
+              <w:rPr>
+                <w:noProof/>
+                <w:webHidden/>
+              </w:rPr>
+              <w:tab/>
+            </w:r>
+            <w:r>
+              <w:rPr>
+                <w:noProof/>
+                <w:webHidden/>
+              </w:rPr>
+              <w:fldChar w:fldCharType="begin"/>
+            </w:r>
+            <w:r>
+              <w:rPr>
+                <w:noProof/>
+                <w:webHidden/>
+              </w:rPr>
+              <w:instrText xml:space="preserve"> PAGEREF _Toc234488423 \h </w:instrText>
+            </w:r>
+            <w:r>
+              <w:rPr>
+                <w:noProof/>
+                <w:webHidden/>
+              </w:rPr>
+            </w:r>
+            <w:r>
+              <w:rPr>
+                <w:noProof/>
+                <w:webHidden/>
+              </w:rPr>
+              <w:fldChar w:fldCharType="separate"/>
+            </w:r>
+            <w:r>
+              <w:rPr>
+                <w:noProof/>
+                <w:webHidden/>
+              </w:rPr>
+              <w:t>15</w:t>
+            </w:r>
+            <w:r>
+              <w:rPr>
+                <w:noProof/>
+                <w:webHidden/>
+              </w:rPr>
+              <w:fldChar w:fldCharType="end"/>
+            </w:r>
+          </w:hyperlink>
+        </w:p>
+        <w:p>
+          <w:pPr>
+            <w:pStyle w:val="TOC2"/>
+            <w:tabs>
+              <w:tab w:val="right" w:leader="dot" w:pos="8296"/>
+            </w:tabs>
+            <w:rPr>
+              <w:rFonts w:asciiTheme="minorHAnsi" w:eastAsiaTheme="minorEastAsia" w:hAnsiTheme="minorHAnsi"/>
+              <w:noProof/>
+              <w:kern w:val="2"/>
+              <w:szCs w:val="24"/>
+              <w:lang w:val="en-US"/>
+              <w14:ligatures w14:val="standardContextual"/>
+            </w:rPr>
+          </w:pPr>
+          <w:hyperlink w:anchor="_Toc234488424" w:history="1">
+            <w:r>
+              <w:rPr>
+                <w:rStyle w:val="Hyperlink"/>
+                <w:noProof/>
+              </w:rPr>
+              <w:t>6.1 Use Case Diagram</w:t>
+            </w:r>
+            <w:r>
+              <w:rPr>
+                <w:noProof/>
+                <w:webHidden/>
+              </w:rPr>
+              <w:tab/>
+            </w:r>
+            <w:r>
+              <w:rPr>
+                <w:noProof/>
+                <w:webHidden/>
+              </w:rPr>
+              <w:fldChar w:fldCharType="begin"/>
+            </w:r>
+            <w:r>
+              <w:rPr>
+                <w:noProof/>
+                <w:webHidden/>
+              </w:rPr>
+              <w:instrText xml:space="preserve"> PAGEREF _Toc234488424 \h </w:instrText>
+            </w:r>
+            <w:r>
+              <w:rPr>
+                <w:noProof/>
+                <w:webHidden/>
+              </w:rPr>
+            </w:r>
+            <w:r>
+              <w:rPr>
+                <w:noProof/>
+                <w:webHidden/>
+              </w:rPr>
+              <w:fldChar w:fldCharType="separate"/>
+            </w:r>
+            <w:r>
+              <w:rPr>
+                <w:noProof/>
+                <w:webHidden/>
+              </w:rPr>
+              <w:t>15</w:t>
+            </w:r>
+            <w:r>
+              <w:rPr>
+                <w:noProof/>
+                <w:webHidden/>
+              </w:rPr>
+              <w:fldChar w:fldCharType="end"/>
+            </w:r>
+          </w:hyperlink>
+        </w:p>
+        <w:p>
+          <w:pPr>
+            <w:pStyle w:val="TOC2"/>
+            <w:tabs>
+              <w:tab w:val="right" w:leader="dot" w:pos="8296"/>
+            </w:tabs>
+            <w:rPr>
+              <w:rFonts w:asciiTheme="minorHAnsi" w:eastAsiaTheme="minorEastAsia" w:hAnsiTheme="minorHAnsi"/>
+              <w:noProof/>
+              <w:kern w:val="2"/>
+              <w:szCs w:val="24"/>
+              <w:lang w:val="en-US"/>
+              <w14:ligatures w14:val="standardContextual"/>
+            </w:rPr>
+          </w:pPr>
+          <w:hyperlink w:anchor="_Toc234488425" w:history="1">
+            <w:r>
+              <w:rPr>
+                <w:rStyle w:val="Hyperlink"/>
+                <w:noProof/>
+              </w:rPr>
+              <w:t>6.2 Data Flow Diagram(DFD)</w:t>
+            </w:r>
+            <w:r>
+              <w:rPr>
+                <w:noProof/>
+                <w:webHidden/>
+              </w:rPr>
+              <w:tab/>
+            </w:r>
+            <w:r>
+              <w:rPr>
+                <w:noProof/>
+                <w:webHidden/>
+              </w:rPr>
+              <w:fldChar w:fldCharType="begin"/>
+            </w:r>
+            <w:r>
+              <w:rPr>
+                <w:noProof/>
+                <w:webHidden/>
+              </w:rPr>
+              <w:instrText xml:space="preserve"> PAGEREF _Toc234488425 \h </w:instrText>
+            </w:r>
+            <w:r>
+              <w:rPr>
+                <w:noProof/>
+                <w:webHidden/>
+              </w:rPr>
+            </w:r>
+            <w:r>
+              <w:rPr>
+                <w:noProof/>
+                <w:webHidden/>
+              </w:rPr>
+              <w:fldChar w:fldCharType="separate"/>
+            </w:r>
+            <w:r>
+              <w:rPr>
+                <w:noProof/>
+                <w:webHidden/>
+              </w:rPr>
+              <w:t>16</w:t>
+            </w:r>
+            <w:r>
+              <w:rPr>
+                <w:noProof/>
+                <w:webHidden/>
+              </w:rPr>
+              <w:fldChar w:fldCharType="end"/>
+            </w:r>
+          </w:hyperlink>
+        </w:p>
+        <w:p>
+          <w:pPr>
+            <w:pStyle w:val="TOC1"/>
+            <w:rPr>
+              <w:rFonts w:asciiTheme="minorHAnsi" w:eastAsiaTheme="minorEastAsia" w:hAnsiTheme="minorHAnsi"/>
+              <w:noProof/>
+              <w:kern w:val="2"/>
+              <w:szCs w:val="24"/>
+              <w:lang w:val="en-US"/>
+              <w14:ligatures w14:val="standardContextual"/>
+            </w:rPr>
+          </w:pPr>
+          <w:hyperlink w:anchor="_Toc234488426" w:history="1">
+            <w:r>
+              <w:rPr>
+                <w:rStyle w:val="Hyperlink"/>
+                <w:noProof/>
+              </w:rPr>
+              <w:t>7.Development</w:t>
+            </w:r>
+            <w:r>
+              <w:rPr>
+                <w:noProof/>
+                <w:webHidden/>
+              </w:rPr>
+              <w:tab/>
+            </w:r>
+            <w:r>
+              <w:rPr>
+                <w:noProof/>
+                <w:webHidden/>
+              </w:rPr>
+              <w:fldChar w:fldCharType="begin"/>
+            </w:r>
+            <w:r>
+              <w:rPr>
+                <w:noProof/>
+                <w:webHidden/>
+              </w:rPr>
+              <w:instrText xml:space="preserve"> PAGEREF _Toc234488426 \h </w:instrText>
+            </w:r>
+            <w:r>
+              <w:rPr>
+                <w:noProof/>
+                <w:webHidden/>
+              </w:rPr>
+            </w:r>
+            <w:r>
+              <w:rPr>
+                <w:noProof/>
+                <w:webHidden/>
+              </w:rPr>
+              <w:fldChar w:fldCharType="separate"/>
+            </w:r>
+            <w:r>
+              <w:rPr>
+                <w:noProof/>
+                <w:webHidden/>
+              </w:rPr>
+              <w:t>20</w:t>
+            </w:r>
+            <w:r>
+              <w:rPr>
+                <w:noProof/>
+                <w:webHidden/>
+              </w:rPr>
+              <w:fldChar w:fldCharType="end"/>
+            </w:r>
+          </w:hyperlink>
+        </w:p>
+        <w:p>
+          <w:pPr>
+            <w:pStyle w:val="TOC1"/>
+            <w:rPr>
+              <w:rFonts w:asciiTheme="minorHAnsi" w:eastAsiaTheme="minorEastAsia" w:hAnsiTheme="minorHAnsi"/>
+              <w:noProof/>
+              <w:kern w:val="2"/>
+              <w:szCs w:val="24"/>
+              <w:lang w:val="en-US"/>
+              <w14:ligatures w14:val="standardContextual"/>
+            </w:rPr>
+          </w:pPr>
+          <w:hyperlink w:anchor="_Toc234488427" w:history="1">
+            <w:r>
+              <w:rPr>
+                <w:rStyle w:val="Hyperlink"/>
+                <w:noProof/>
+              </w:rPr>
+              <w:t>8.Testing</w:t>
+            </w:r>
+            <w:r>
+              <w:rPr>
+                <w:noProof/>
+                <w:webHidden/>
+              </w:rPr>
+              <w:tab/>
+            </w:r>
+            <w:r>
+              <w:rPr>
+                <w:noProof/>
+                <w:webHidden/>
+              </w:rPr>
+              <w:fldChar w:fldCharType="begin"/>
+            </w:r>
+            <w:r>
+              <w:rPr>
+                <w:noProof/>
+                <w:webHidden/>
+              </w:rPr>
+              <w:instrText xml:space="preserve"> PAGEREF _Toc234488427 \h </w:instrText>
+            </w:r>
+            <w:r>
+              <w:rPr>
+                <w:noProof/>
+                <w:webHidden/>
+              </w:rPr>
+            </w:r>
+            <w:r>
+              <w:rPr>
+                <w:noProof/>
+                <w:webHidden/>
+              </w:rPr>
+              <w:fldChar w:fldCharType="separate"/>
+            </w:r>
+            <w:r>
+              <w:rPr>
+                <w:noProof/>
+                <w:webHidden/>
+              </w:rPr>
+              <w:t>22</w:t>
+            </w:r>
+            <w:r>
+              <w:rPr>
+                <w:noProof/>
+                <w:webHidden/>
+              </w:rPr>
+              <w:fldChar w:fldCharType="end"/>
+            </w:r>
+          </w:hyperlink>
+        </w:p>
+        <w:p>
+          <w:pPr>
+            <w:pStyle w:val="TOC1"/>
+            <w:rPr>
+              <w:rFonts w:asciiTheme="minorHAnsi" w:eastAsiaTheme="minorEastAsia" w:hAnsiTheme="minorHAnsi"/>
+              <w:noProof/>
+              <w:kern w:val="2"/>
+              <w:szCs w:val="24"/>
+              <w:lang w:val="en-US"/>
+              <w14:ligatures w14:val="standardContextual"/>
+            </w:rPr>
+          </w:pPr>
+          <w:hyperlink w:anchor="_Toc234488428" w:history="1">
+            <w:r>
+              <w:rPr>
+                <w:rStyle w:val="Hyperlink"/>
+                <w:noProof/>
+              </w:rPr>
+              <w:t>9.</w:t>
+            </w:r>
+            <w:r>
+              <w:rPr>
+                <w:rStyle w:val="Hyperlink"/>
+                <w:bCs/>
+                <w:noProof/>
+              </w:rPr>
+              <w:t>Project Results</w:t>
+            </w:r>
+            <w:r>
+              <w:rPr>
+                <w:noProof/>
+                <w:webHidden/>
+              </w:rPr>
+              <w:tab/>
+            </w:r>
+            <w:r>
+              <w:rPr>
+                <w:noProof/>
+                <w:webHidden/>
+              </w:rPr>
+              <w:fldChar w:fldCharType="begin"/>
+            </w:r>
+            <w:r>
+              <w:rPr>
+                <w:noProof/>
+                <w:webHidden/>
+              </w:rPr>
+              <w:instrText xml:space="preserve"> PAGEREF _Toc234488428 \h </w:instrText>
+            </w:r>
+            <w:r>
+              <w:rPr>
+                <w:noProof/>
+                <w:webHidden/>
+              </w:rPr>
+            </w:r>
+            <w:r>
+              <w:rPr>
+                <w:noProof/>
+                <w:webHidden/>
+              </w:rPr>
+              <w:fldChar w:fldCharType="separate"/>
+            </w:r>
+            <w:r>
+              <w:rPr>
+                <w:noProof/>
+                <w:webHidden/>
+              </w:rPr>
+              <w:t>23</w:t>
+            </w:r>
+            <w:r>
+              <w:rPr>
+                <w:noProof/>
+                <w:webHidden/>
+              </w:rPr>
+              <w:fldChar w:fldCharType="end"/>
+            </w:r>
+          </w:hyperlink>
+        </w:p>
+        <w:p>
+          <w:pPr>
+            <w:pStyle w:val="TOC1"/>
+            <w:rPr>
+              <w:rFonts w:asciiTheme="minorHAnsi" w:eastAsiaTheme="minorEastAsia" w:hAnsiTheme="minorHAnsi"/>
+              <w:noProof/>
+              <w:kern w:val="2"/>
+              <w:szCs w:val="24"/>
+              <w:lang w:val="en-US"/>
+              <w14:ligatures w14:val="standardContextual"/>
+            </w:rPr>
+          </w:pPr>
+          <w:hyperlink w:anchor="_Toc234488429" w:history="1">
+            <w:r>
+              <w:rPr>
+                <w:rStyle w:val="Hyperlink"/>
+                <w:noProof/>
+              </w:rPr>
+              <w:t>10. Future Enhancement</w:t>
+            </w:r>
+            <w:r>
+              <w:rPr>
+                <w:noProof/>
+                <w:webHidden/>
+              </w:rPr>
+              <w:tab/>
+            </w:r>
+            <w:r>
+              <w:rPr>
+                <w:noProof/>
+                <w:webHidden/>
+              </w:rPr>
+              <w:fldChar w:fldCharType="begin"/>
+            </w:r>
+            <w:r>
+              <w:rPr>
+                <w:noProof/>
+                <w:webHidden/>
+              </w:rPr>
+              <w:instrText xml:space="preserve"> PAGEREF _Toc234488429 \h </w:instrText>
+            </w:r>
+            <w:r>
+              <w:rPr>
+                <w:noProof/>
+                <w:webHidden/>
+              </w:rPr>
+            </w:r>
+            <w:r>
+              <w:rPr>
+                <w:noProof/>
+                <w:webHidden/>
+              </w:rPr>
+              <w:fldChar w:fldCharType="separate"/>
+            </w:r>
+            <w:r>
+              <w:rPr>
+                <w:noProof/>
+                <w:webHidden/>
+              </w:rPr>
+              <w:t>24</w:t>
+            </w:r>
+            <w:r>
+              <w:rPr>
+                <w:noProof/>
+                <w:webHidden/>
+              </w:rPr>
+              <w:fldChar w:fldCharType="end"/>
+            </w:r>
+          </w:hyperlink>
+        </w:p>
+        <w:p>
+          <w:pPr>
+            <w:pStyle w:val="TOC1"/>
+            <w:rPr>
+              <w:rFonts w:asciiTheme="minorHAnsi" w:eastAsiaTheme="minorEastAsia" w:hAnsiTheme="minorHAnsi"/>
+              <w:noProof/>
+              <w:kern w:val="2"/>
+              <w:szCs w:val="24"/>
+              <w:lang w:val="en-US"/>
+              <w14:ligatures w14:val="standardContextual"/>
+            </w:rPr>
+          </w:pPr>
+          <w:hyperlink w:anchor="_Toc234488430" w:history="1">
+            <w:r>
+              <w:rPr>
+                <w:rStyle w:val="Hyperlink"/>
+                <w:noProof/>
+              </w:rPr>
+              <w:t>12.Reference</w:t>
+            </w:r>
+            <w:r>
+              <w:rPr>
+                <w:noProof/>
+                <w:webHidden/>
+              </w:rPr>
+              <w:tab/>
+            </w:r>
+            <w:r>
+              <w:rPr>
+                <w:noProof/>
+                <w:webHidden/>
+              </w:rPr>
+              <w:fldChar w:fldCharType="begin"/>
+            </w:r>
+            <w:r>
+              <w:rPr>
+                <w:noProof/>
+                <w:webHidden/>
+              </w:rPr>
+              <w:instrText xml:space="preserve"> PAGEREF _Toc234488430 \h </w:instrText>
+            </w:r>
+            <w:r>
+              <w:rPr>
+                <w:noProof/>
+                <w:webHidden/>
+              </w:rPr>
+            </w:r>
+            <w:r>
+              <w:rPr>
+                <w:noProof/>
+                <w:webHidden/>
+              </w:rPr>
+              <w:fldChar w:fldCharType="separate"/>
+            </w:r>
+            <w:r>
+              <w:rPr>
+                <w:noProof/>
+                <w:webHidden/>
+              </w:rPr>
+              <w:t>26</w:t>
+            </w:r>
+            <w:r>
+              <w:rPr>
+                <w:noProof/>
+                <w:webHidden/>
+              </w:rPr>
+              <w:fldChar w:fldCharType="end"/>
+            </w:r>
+          </w:hyperlink>
+        </w:p>
+        <w:p>
+          <w:pPr>
+            <w:pStyle w:val="TOC2"/>
+            <w:tabs>
+              <w:tab w:val="right" w:leader="dot" w:pos="8296"/>
+            </w:tabs>
+            <w:ind w:left="0"/>
+            <w:rPr>
+              <w:rFonts w:asciiTheme="minorHAnsi" w:eastAsiaTheme="minorEastAsia" w:hAnsiTheme="minorHAnsi"/>
+              <w:noProof/>
+              <w:kern w:val="2"/>
+              <w:szCs w:val="24"/>
+              <w:lang w:val="en-US"/>
+              <w14:ligatures w14:val="standardContextual"/>
+            </w:rPr>
+          </w:pPr>
+          <w:hyperlink w:anchor="_Toc234488431" w:history="1">
+            <w:r>
+              <w:rPr>
+                <w:rStyle w:val="Hyperlink"/>
+                <w:noProof/>
+              </w:rPr>
+              <w:t>13. Annexures</w:t>
+            </w:r>
+            <w:r>
+              <w:rPr>
+                <w:noProof/>
+                <w:webHidden/>
+              </w:rPr>
+              <w:tab/>
+            </w:r>
+            <w:r>
+              <w:rPr>
+                <w:noProof/>
+                <w:webHidden/>
+              </w:rPr>
+              <w:fldChar w:fldCharType="begin"/>
+            </w:r>
+            <w:r>
+              <w:rPr>
+                <w:noProof/>
+                <w:webHidden/>
+              </w:rPr>
+              <w:instrText xml:space="preserve"> PAGEREF _Toc234488431 \h </w:instrText>
+            </w:r>
+            <w:r>
+              <w:rPr>
+                <w:noProof/>
+                <w:webHidden/>
+              </w:rPr>
+            </w:r>
+            <w:r>
+              <w:rPr>
+                <w:noProof/>
+                <w:webHidden/>
+              </w:rPr>
+              <w:fldChar w:fldCharType="separate"/>
+            </w:r>
+            <w:r>
+              <w:rPr>
+                <w:noProof/>
+                <w:webHidden/>
+              </w:rPr>
+              <w:t>29</w:t>
+            </w:r>
+            <w:r>
+              <w:rPr>
+                <w:noProof/>
+                <w:webHidden/>
+              </w:rPr>
+              <w:fldChar w:fldCharType="end"/>
+            </w:r>
+          </w:hyperlink>
+        </w:p>
+        <w:p>
+          <w:r>
+            <w:rPr>
+              <w:b/>
+              <w:bCs/>
+              <w:noProof/>
+            </w:rPr>
+            <w:fldChar w:fldCharType="end"/>
+          </w:r>
+        </w:p>
+      </w:sdtContent>
+    </w:sdt>
+    <w:p/>
     <w:p>
       <w:pPr>
         <w:pStyle w:val="TOC1"/>
         <w:spacing w:after="0" w:line="360" w:lineRule="auto"/>
-        <w:jc w:val="both"/>
-        <w:rPr>
-          <w:rFonts w:asciiTheme="minorHAnsi" w:eastAsiaTheme="minorEastAsia" w:hAnsiTheme="minorHAnsi"/>
+        <w:jc w:val="center"/>
+        <w:rPr>
           <w:noProof/>
-          <w:sz w:val="22"/>
-          <w:lang w:val="en-US"/>
-        </w:rPr>
-      </w:pPr>
-      <w:r>
-        <w:fldChar w:fldCharType="begin"/>
-      </w:r>
-      <w:r>
-        <w:instrText xml:space="preserve"> TOC \o "1-3" \h \z \u </w:instrText>
-      </w:r>
-      <w:r>
-        <w:fldChar w:fldCharType="separate"/>
-      </w:r>
-      <w:hyperlink w:anchor="_Toc52261128" w:history="1">
-        <w:r>
-          <w:rPr>
-            <w:rStyle w:val="Hyperlink"/>
-            <w:noProof/>
-          </w:rPr>
-          <w:t>ACKNOWLEDGEMENT</w:t>
-        </w:r>
-        <w:r>
-          <w:rPr>
-            <w:noProof/>
-            <w:webHidden/>
-          </w:rPr>
-          <w:tab/>
-        </w:r>
-        <w:r>
-          <w:rPr>
-            <w:noProof/>
-            <w:webHidden/>
-          </w:rPr>
-          <w:fldChar w:fldCharType="begin"/>
-        </w:r>
-        <w:r>
-          <w:rPr>
-            <w:noProof/>
-            <w:webHidden/>
-          </w:rPr>
-          <w:instrText xml:space="preserve"> PAGEREF _Toc52261128 \h </w:instrText>
-        </w:r>
-        <w:r>
-          <w:rPr>
-            <w:noProof/>
-            <w:webHidden/>
-          </w:rPr>
-        </w:r>
-        <w:r>
-          <w:rPr>
-            <w:noProof/>
-            <w:webHidden/>
-          </w:rPr>
-          <w:fldChar w:fldCharType="separate"/>
-        </w:r>
-        <w:r>
-          <w:rPr>
-            <w:b/>
-            <w:bCs/>
-            <w:noProof/>
-            <w:webHidden/>
-            <w:lang w:val="en-US"/>
-          </w:rPr>
-          <w:t>Error! Bookmark not defined.</w:t>
-        </w:r>
-        <w:r>
-          <w:rPr>
-            <w:noProof/>
-            <w:webHidden/>
-          </w:rPr>
-          <w:fldChar w:fldCharType="end"/>
-        </w:r>
-      </w:hyperlink>
-    </w:p>
-    <w:p>
-      <w:pPr>
-        <w:pStyle w:val="TOC1"/>
-        <w:spacing w:after="0" w:line="360" w:lineRule="auto"/>
-        <w:jc w:val="both"/>
-        <w:rPr>
-          <w:rFonts w:asciiTheme="minorHAnsi" w:eastAsiaTheme="minorEastAsia" w:hAnsiTheme="minorHAnsi"/>
-          <w:noProof/>
-          <w:sz w:val="22"/>
-          <w:lang w:val="en-US"/>
-        </w:rPr>
-      </w:pPr>
-      <w:hyperlink w:anchor="_Toc52261129" w:history="1">
-        <w:r>
-          <w:rPr>
-            <w:rStyle w:val="Hyperlink"/>
-            <w:noProof/>
-          </w:rPr>
-          <w:t>STUDENT’S DECLARATION</w:t>
-        </w:r>
-        <w:r>
-          <w:rPr>
-            <w:noProof/>
-            <w:webHidden/>
-          </w:rPr>
-          <w:tab/>
-        </w:r>
-        <w:r>
-          <w:rPr>
-            <w:noProof/>
-            <w:webHidden/>
-          </w:rPr>
-          <w:fldChar w:fldCharType="begin"/>
-        </w:r>
-        <w:r>
-          <w:rPr>
-            <w:noProof/>
-            <w:webHidden/>
-          </w:rPr>
-          <w:instrText xml:space="preserve"> PAGEREF _Toc52261129 \h </w:instrText>
-        </w:r>
-        <w:r>
-          <w:rPr>
-            <w:noProof/>
-            <w:webHidden/>
-          </w:rPr>
-        </w:r>
-        <w:r>
-          <w:rPr>
-            <w:noProof/>
-            <w:webHidden/>
-          </w:rPr>
-          <w:fldChar w:fldCharType="separate"/>
-        </w:r>
-        <w:r>
-          <w:rPr>
-            <w:b/>
-            <w:bCs/>
-            <w:noProof/>
-            <w:webHidden/>
-            <w:lang w:val="en-US"/>
-          </w:rPr>
-          <w:t>Error! Bookmark not defined.</w:t>
-        </w:r>
-        <w:r>
-          <w:rPr>
-            <w:noProof/>
-            <w:webHidden/>
-          </w:rPr>
-          <w:fldChar w:fldCharType="end"/>
-        </w:r>
-      </w:hyperlink>
-    </w:p>
-    <w:p>
-      <w:pPr>
-        <w:pStyle w:val="TOC1"/>
-        <w:spacing w:after="0" w:line="360" w:lineRule="auto"/>
-        <w:jc w:val="both"/>
-        <w:rPr>
-          <w:rFonts w:asciiTheme="minorHAnsi" w:eastAsiaTheme="minorEastAsia" w:hAnsiTheme="minorHAnsi"/>
-          <w:noProof/>
-          <w:sz w:val="22"/>
-          <w:lang w:val="en-US"/>
-        </w:rPr>
-      </w:pPr>
-      <w:hyperlink w:anchor="_Toc52261130" w:history="1">
-        <w:r>
-          <w:rPr>
-            <w:rStyle w:val="Hyperlink"/>
-            <w:noProof/>
-          </w:rPr>
-          <w:t>SUPERVISOR’S DECLARATION</w:t>
-        </w:r>
-        <w:r>
-          <w:rPr>
-            <w:noProof/>
-            <w:webHidden/>
-          </w:rPr>
-          <w:tab/>
-        </w:r>
-        <w:r>
-          <w:rPr>
-            <w:noProof/>
-            <w:webHidden/>
-          </w:rPr>
-          <w:fldChar w:fldCharType="begin"/>
-        </w:r>
-        <w:r>
-          <w:rPr>
-            <w:noProof/>
-            <w:webHidden/>
-          </w:rPr>
-          <w:instrText xml:space="preserve"> PAGEREF _Toc52261130 \h </w:instrText>
-        </w:r>
-        <w:r>
-          <w:rPr>
-            <w:noProof/>
-            <w:webHidden/>
-          </w:rPr>
-        </w:r>
-        <w:r>
-          <w:rPr>
-            <w:noProof/>
-            <w:webHidden/>
-          </w:rPr>
-          <w:fldChar w:fldCharType="separate"/>
-        </w:r>
-        <w:r>
-          <w:rPr>
-            <w:b/>
-            <w:bCs/>
-            <w:noProof/>
-            <w:webHidden/>
-            <w:lang w:val="en-US"/>
-          </w:rPr>
-          <w:t>Error! Bookmark not defined.</w:t>
-        </w:r>
-        <w:r>
-          <w:rPr>
-            <w:noProof/>
-            <w:webHidden/>
-          </w:rPr>
-          <w:fldChar w:fldCharType="end"/>
-        </w:r>
-      </w:hyperlink>
-    </w:p>
-    <w:p>
-      <w:pPr>
-        <w:pStyle w:val="TOC1"/>
-        <w:spacing w:after="0" w:line="360" w:lineRule="auto"/>
-        <w:jc w:val="both"/>
-        <w:rPr>
-          <w:rFonts w:asciiTheme="minorHAnsi" w:eastAsiaTheme="minorEastAsia" w:hAnsiTheme="minorHAnsi"/>
-          <w:noProof/>
-          <w:sz w:val="22"/>
-          <w:lang w:val="en-US"/>
-        </w:rPr>
-      </w:pPr>
-      <w:hyperlink w:anchor="_Toc52261131" w:history="1">
-        <w:r>
-          <w:rPr>
-            <w:rStyle w:val="Hyperlink"/>
-            <w:noProof/>
-          </w:rPr>
-          <w:t>1.</w:t>
-        </w:r>
-        <w:r>
-          <w:rPr>
-            <w:rFonts w:asciiTheme="minorHAnsi" w:eastAsiaTheme="minorEastAsia" w:hAnsiTheme="minorHAnsi"/>
-            <w:noProof/>
-            <w:sz w:val="22"/>
-            <w:lang w:val="en-US"/>
-          </w:rPr>
-          <w:tab/>
-        </w:r>
-        <w:r>
-          <w:rPr>
-            <w:rStyle w:val="Hyperlink"/>
-            <w:noProof/>
-          </w:rPr>
-          <w:t>INTRODUCTION</w:t>
-        </w:r>
-        <w:r>
-          <w:rPr>
-            <w:noProof/>
-            <w:webHidden/>
-          </w:rPr>
-          <w:tab/>
-        </w:r>
-        <w:r>
-          <w:rPr>
-            <w:noProof/>
-            <w:webHidden/>
-          </w:rPr>
-          <w:fldChar w:fldCharType="begin"/>
-        </w:r>
-        <w:r>
-          <w:rPr>
-            <w:noProof/>
-            <w:webHidden/>
-          </w:rPr>
-          <w:instrText xml:space="preserve"> PAGEREF _Toc52261131 \h </w:instrText>
-        </w:r>
-        <w:r>
-          <w:rPr>
-            <w:noProof/>
-            <w:webHidden/>
-          </w:rPr>
-        </w:r>
-        <w:r>
-          <w:rPr>
-            <w:noProof/>
-            <w:webHidden/>
-          </w:rPr>
-          <w:fldChar w:fldCharType="separate"/>
-        </w:r>
-        <w:r>
-          <w:rPr>
-            <w:b/>
-            <w:bCs/>
-            <w:noProof/>
-            <w:webHidden/>
-            <w:lang w:val="en-US"/>
-          </w:rPr>
-          <w:t>Error! Bookmark not defined.</w:t>
-        </w:r>
-        <w:r>
-          <w:rPr>
-            <w:noProof/>
-            <w:webHidden/>
-          </w:rPr>
-          <w:fldChar w:fldCharType="end"/>
-        </w:r>
-      </w:hyperlink>
-    </w:p>
-    <w:p>
-      <w:pPr>
-        <w:pStyle w:val="TOC1"/>
-        <w:spacing w:after="0" w:line="360" w:lineRule="auto"/>
-        <w:jc w:val="both"/>
-        <w:rPr>
-          <w:rFonts w:asciiTheme="minorHAnsi" w:eastAsiaTheme="minorEastAsia" w:hAnsiTheme="minorHAnsi"/>
-          <w:noProof/>
-          <w:sz w:val="22"/>
-          <w:lang w:val="en-US"/>
-        </w:rPr>
-      </w:pPr>
-      <w:hyperlink w:anchor="_Toc52261132" w:history="1">
-        <w:r>
-          <w:rPr>
-            <w:rStyle w:val="Hyperlink"/>
-            <w:noProof/>
-          </w:rPr>
-          <w:t>2.</w:t>
-        </w:r>
-        <w:r>
-          <w:rPr>
-            <w:rFonts w:asciiTheme="minorHAnsi" w:eastAsiaTheme="minorEastAsia" w:hAnsiTheme="minorHAnsi"/>
-            <w:noProof/>
-            <w:sz w:val="22"/>
-            <w:lang w:val="en-US"/>
-          </w:rPr>
-          <w:tab/>
-        </w:r>
-        <w:r>
-          <w:rPr>
-            <w:rStyle w:val="Hyperlink"/>
-            <w:noProof/>
-          </w:rPr>
-          <w:t>PROBLEM STATEMENT</w:t>
-        </w:r>
-        <w:r>
-          <w:rPr>
-            <w:noProof/>
-            <w:webHidden/>
-          </w:rPr>
-          <w:tab/>
-        </w:r>
-        <w:r>
-          <w:rPr>
-            <w:noProof/>
-            <w:webHidden/>
-          </w:rPr>
-          <w:fldChar w:fldCharType="begin"/>
-        </w:r>
-        <w:r>
-          <w:rPr>
-            <w:noProof/>
-            <w:webHidden/>
-          </w:rPr>
-          <w:instrText xml:space="preserve"> PAGEREF _Toc52261132 \h </w:instrText>
-        </w:r>
-        <w:r>
-          <w:rPr>
-            <w:noProof/>
-            <w:webHidden/>
-          </w:rPr>
-        </w:r>
-        <w:r>
-          <w:rPr>
-            <w:noProof/>
-            <w:webHidden/>
-          </w:rPr>
-          <w:fldChar w:fldCharType="separate"/>
-        </w:r>
-        <w:r>
-          <w:rPr>
-            <w:b/>
-            <w:bCs/>
-            <w:noProof/>
-            <w:webHidden/>
-            <w:lang w:val="en-US"/>
-          </w:rPr>
-          <w:t>Error! Bookmark not defined.</w:t>
-        </w:r>
-        <w:r>
-          <w:rPr>
-            <w:noProof/>
-            <w:webHidden/>
-          </w:rPr>
-          <w:fldChar w:fldCharType="end"/>
-        </w:r>
-      </w:hyperlink>
-    </w:p>
-    <w:p>
-      <w:pPr>
-        <w:pStyle w:val="TOC1"/>
-        <w:spacing w:after="0" w:line="360" w:lineRule="auto"/>
-        <w:jc w:val="both"/>
-        <w:rPr>
-          <w:rFonts w:asciiTheme="minorHAnsi" w:eastAsiaTheme="minorEastAsia" w:hAnsiTheme="minorHAnsi"/>
-          <w:noProof/>
-          <w:sz w:val="22"/>
-          <w:lang w:val="en-US"/>
-        </w:rPr>
-      </w:pPr>
-      <w:hyperlink w:anchor="_Toc52261133" w:history="1">
-        <w:r>
-          <w:rPr>
-            <w:rStyle w:val="Hyperlink"/>
-            <w:noProof/>
-          </w:rPr>
-          <w:t>3.</w:t>
-        </w:r>
-        <w:r>
-          <w:rPr>
-            <w:rFonts w:asciiTheme="minorHAnsi" w:eastAsiaTheme="minorEastAsia" w:hAnsiTheme="minorHAnsi"/>
-            <w:noProof/>
-            <w:sz w:val="22"/>
-            <w:lang w:val="en-US"/>
-          </w:rPr>
-          <w:tab/>
-        </w:r>
-        <w:r>
-          <w:rPr>
-            <w:rStyle w:val="Hyperlink"/>
-            <w:noProof/>
-          </w:rPr>
-          <w:t>OBJECTIVES</w:t>
-        </w:r>
-        <w:r>
-          <w:rPr>
-            <w:noProof/>
-            <w:webHidden/>
-          </w:rPr>
-          <w:tab/>
-        </w:r>
-        <w:r>
-          <w:rPr>
-            <w:noProof/>
-            <w:webHidden/>
-          </w:rPr>
-          <w:fldChar w:fldCharType="begin"/>
-        </w:r>
-        <w:r>
-          <w:rPr>
-            <w:noProof/>
-            <w:webHidden/>
-          </w:rPr>
-          <w:instrText xml:space="preserve"> PAGEREF _Toc52261133 \h </w:instrText>
-        </w:r>
-        <w:r>
-          <w:rPr>
-            <w:noProof/>
-            <w:webHidden/>
-          </w:rPr>
-        </w:r>
-        <w:r>
-          <w:rPr>
-            <w:noProof/>
-            <w:webHidden/>
-          </w:rPr>
-          <w:fldChar w:fldCharType="separate"/>
-        </w:r>
-        <w:r>
-          <w:rPr>
-            <w:b/>
-            <w:bCs/>
-            <w:noProof/>
-            <w:webHidden/>
-            <w:lang w:val="en-US"/>
-          </w:rPr>
-          <w:t>Error! Bookmark not defined.</w:t>
-        </w:r>
-        <w:r>
-          <w:rPr>
-            <w:noProof/>
-            <w:webHidden/>
-          </w:rPr>
-          <w:fldChar w:fldCharType="end"/>
-        </w:r>
-      </w:hyperlink>
-    </w:p>
-    <w:p>
-      <w:pPr>
-        <w:pStyle w:val="TOC1"/>
-        <w:spacing w:after="0" w:line="360" w:lineRule="auto"/>
-        <w:jc w:val="both"/>
-        <w:rPr>
-          <w:rFonts w:asciiTheme="minorHAnsi" w:eastAsiaTheme="minorEastAsia" w:hAnsiTheme="minorHAnsi"/>
-          <w:noProof/>
-          <w:sz w:val="22"/>
-          <w:lang w:val="en-US"/>
-        </w:rPr>
-      </w:pPr>
-      <w:hyperlink w:anchor="_Toc52261134" w:history="1">
-        <w:r>
-          <w:rPr>
-            <w:rStyle w:val="Hyperlink"/>
-            <w:noProof/>
-          </w:rPr>
-          <w:t>4.</w:t>
-        </w:r>
-        <w:r>
-          <w:rPr>
-            <w:rFonts w:asciiTheme="minorHAnsi" w:eastAsiaTheme="minorEastAsia" w:hAnsiTheme="minorHAnsi"/>
-            <w:noProof/>
-            <w:sz w:val="22"/>
-            <w:lang w:val="en-US"/>
-          </w:rPr>
-          <w:tab/>
-        </w:r>
-        <w:r>
-          <w:rPr>
-            <w:rStyle w:val="Hyperlink"/>
-            <w:noProof/>
-          </w:rPr>
-          <w:t>METHODOLOGY</w:t>
-        </w:r>
-        <w:r>
-          <w:rPr>
-            <w:noProof/>
-            <w:webHidden/>
-          </w:rPr>
-          <w:tab/>
-        </w:r>
-        <w:r>
-          <w:rPr>
-            <w:noProof/>
-            <w:webHidden/>
-          </w:rPr>
-          <w:fldChar w:fldCharType="begin"/>
-        </w:r>
-        <w:r>
-          <w:rPr>
-            <w:noProof/>
-            <w:webHidden/>
-          </w:rPr>
-          <w:instrText xml:space="preserve"> PAGEREF _Toc52261134 \h </w:instrText>
-        </w:r>
-        <w:r>
-          <w:rPr>
-            <w:noProof/>
-            <w:webHidden/>
-          </w:rPr>
-        </w:r>
-        <w:r>
-          <w:rPr>
-            <w:noProof/>
-            <w:webHidden/>
-          </w:rPr>
-          <w:fldChar w:fldCharType="separate"/>
-        </w:r>
-        <w:r>
-          <w:rPr>
-            <w:b/>
-            <w:bCs/>
-            <w:noProof/>
-            <w:webHidden/>
-            <w:lang w:val="en-US"/>
-          </w:rPr>
-          <w:t>Error! Bookmark not defined.</w:t>
-        </w:r>
-        <w:r>
-          <w:rPr>
-            <w:noProof/>
-            <w:webHidden/>
-          </w:rPr>
-          <w:fldChar w:fldCharType="end"/>
-        </w:r>
-      </w:hyperlink>
-    </w:p>
-    <w:p>
-      <w:pPr>
-        <w:pStyle w:val="TOC1"/>
-        <w:spacing w:after="0" w:line="360" w:lineRule="auto"/>
-        <w:jc w:val="both"/>
-        <w:rPr>
-          <w:rFonts w:asciiTheme="minorHAnsi" w:eastAsiaTheme="minorEastAsia" w:hAnsiTheme="minorHAnsi"/>
-          <w:noProof/>
-          <w:sz w:val="22"/>
-          <w:lang w:val="en-US"/>
-        </w:rPr>
-      </w:pPr>
-      <w:hyperlink w:anchor="_Toc52261135" w:history="1">
-        <w:r>
-          <w:rPr>
-            <w:rStyle w:val="Hyperlink"/>
-            <w:noProof/>
-          </w:rPr>
-          <w:t>5.</w:t>
-        </w:r>
-        <w:r>
-          <w:rPr>
-            <w:rFonts w:asciiTheme="minorHAnsi" w:eastAsiaTheme="minorEastAsia" w:hAnsiTheme="minorHAnsi"/>
-            <w:noProof/>
-            <w:sz w:val="22"/>
-            <w:lang w:val="en-US"/>
-          </w:rPr>
-          <w:tab/>
-        </w:r>
-        <w:r>
-          <w:rPr>
-            <w:rStyle w:val="Hyperlink"/>
-            <w:noProof/>
-          </w:rPr>
-          <w:t>DATA FLOW DIAGRAM</w:t>
-        </w:r>
-        <w:r>
-          <w:rPr>
-            <w:noProof/>
-            <w:webHidden/>
-          </w:rPr>
-          <w:tab/>
-        </w:r>
-        <w:r>
-          <w:rPr>
-            <w:noProof/>
-            <w:webHidden/>
-          </w:rPr>
-          <w:fldChar w:fldCharType="begin"/>
-        </w:r>
-        <w:r>
-          <w:rPr>
-            <w:noProof/>
-            <w:webHidden/>
-          </w:rPr>
-          <w:instrText xml:space="preserve"> PAGEREF _Toc52261135 \h </w:instrText>
-        </w:r>
-        <w:r>
-          <w:rPr>
-            <w:noProof/>
-            <w:webHidden/>
-          </w:rPr>
-        </w:r>
-        <w:r>
-          <w:rPr>
-            <w:noProof/>
-            <w:webHidden/>
-          </w:rPr>
-          <w:fldChar w:fldCharType="separate"/>
-        </w:r>
-        <w:r>
-          <w:rPr>
-            <w:b/>
-            <w:bCs/>
-            <w:noProof/>
-            <w:webHidden/>
-            <w:lang w:val="en-US"/>
-          </w:rPr>
-          <w:t>Error! Bookmark not defined.</w:t>
-        </w:r>
-        <w:r>
-          <w:rPr>
-            <w:noProof/>
-            <w:webHidden/>
-          </w:rPr>
-          <w:fldChar w:fldCharType="end"/>
-        </w:r>
-      </w:hyperlink>
-    </w:p>
-    <w:p>
-      <w:pPr>
-        <w:pStyle w:val="TOC1"/>
-        <w:spacing w:after="0" w:line="360" w:lineRule="auto"/>
-        <w:jc w:val="both"/>
-        <w:rPr>
-          <w:rFonts w:asciiTheme="minorHAnsi" w:eastAsiaTheme="minorEastAsia" w:hAnsiTheme="minorHAnsi"/>
-          <w:noProof/>
-          <w:sz w:val="22"/>
-          <w:lang w:val="en-US"/>
-        </w:rPr>
-      </w:pPr>
-      <w:hyperlink w:anchor="_Toc52261136" w:history="1">
-        <w:r>
-          <w:rPr>
-            <w:rStyle w:val="Hyperlink"/>
-            <w:noProof/>
-          </w:rPr>
-          <w:t>6.</w:t>
-        </w:r>
-        <w:r>
-          <w:rPr>
-            <w:rFonts w:asciiTheme="minorHAnsi" w:eastAsiaTheme="minorEastAsia" w:hAnsiTheme="minorHAnsi"/>
-            <w:noProof/>
-            <w:sz w:val="22"/>
-            <w:lang w:val="en-US"/>
-          </w:rPr>
-          <w:tab/>
-        </w:r>
-        <w:r>
-          <w:rPr>
-            <w:rStyle w:val="Hyperlink"/>
-            <w:noProof/>
-          </w:rPr>
-          <w:t>PROJECT GANTT CHART/ TIMELINE CHART</w:t>
-        </w:r>
-        <w:r>
-          <w:rPr>
-            <w:noProof/>
-            <w:webHidden/>
-          </w:rPr>
-          <w:tab/>
-        </w:r>
-        <w:r>
-          <w:rPr>
-            <w:noProof/>
-            <w:webHidden/>
-          </w:rPr>
-          <w:fldChar w:fldCharType="begin"/>
-        </w:r>
-        <w:r>
-          <w:rPr>
-            <w:noProof/>
-            <w:webHidden/>
-          </w:rPr>
-          <w:instrText xml:space="preserve"> PAGEREF _Toc52261136 \h </w:instrText>
-        </w:r>
-        <w:r>
-          <w:rPr>
-            <w:noProof/>
-            <w:webHidden/>
-          </w:rPr>
-        </w:r>
-        <w:r>
-          <w:rPr>
-            <w:noProof/>
-            <w:webHidden/>
-          </w:rPr>
-          <w:fldChar w:fldCharType="separate"/>
-        </w:r>
-        <w:r>
-          <w:rPr>
-            <w:b/>
-            <w:bCs/>
-            <w:noProof/>
-            <w:webHidden/>
-            <w:lang w:val="en-US"/>
-          </w:rPr>
-          <w:t>Error! Bookmark not defined.</w:t>
-        </w:r>
-        <w:r>
-          <w:rPr>
-            <w:noProof/>
-            <w:webHidden/>
-          </w:rPr>
-          <w:fldChar w:fldCharType="end"/>
-        </w:r>
-      </w:hyperlink>
-    </w:p>
-    <w:p>
-      <w:pPr>
-        <w:pStyle w:val="TOC1"/>
-        <w:spacing w:after="0" w:line="360" w:lineRule="auto"/>
-        <w:jc w:val="both"/>
-        <w:rPr>
-          <w:rFonts w:asciiTheme="minorHAnsi" w:eastAsiaTheme="minorEastAsia" w:hAnsiTheme="minorHAnsi"/>
-          <w:noProof/>
-          <w:sz w:val="22"/>
-          <w:lang w:val="en-US"/>
-        </w:rPr>
-      </w:pPr>
-      <w:hyperlink w:anchor="_Toc52261137" w:history="1">
-        <w:r>
-          <w:rPr>
-            <w:rStyle w:val="Hyperlink"/>
-            <w:noProof/>
-            <w:lang w:val="en-US"/>
-          </w:rPr>
-          <w:t>7.</w:t>
-        </w:r>
-        <w:r>
-          <w:rPr>
-            <w:rFonts w:asciiTheme="minorHAnsi" w:eastAsiaTheme="minorEastAsia" w:hAnsiTheme="minorHAnsi"/>
-            <w:noProof/>
-            <w:sz w:val="22"/>
-            <w:lang w:val="en-US"/>
-          </w:rPr>
-          <w:tab/>
-        </w:r>
-        <w:r>
-          <w:rPr>
-            <w:rStyle w:val="Hyperlink"/>
-            <w:noProof/>
-            <w:lang w:val="en-US"/>
-          </w:rPr>
-          <w:t>DELIVERABLES</w:t>
-        </w:r>
-        <w:r>
-          <w:rPr>
-            <w:noProof/>
-            <w:webHidden/>
-          </w:rPr>
-          <w:tab/>
-        </w:r>
-        <w:r>
-          <w:rPr>
-            <w:noProof/>
-            <w:webHidden/>
-          </w:rPr>
-          <w:fldChar w:fldCharType="begin"/>
-        </w:r>
-        <w:r>
-          <w:rPr>
-            <w:noProof/>
-            <w:webHidden/>
-          </w:rPr>
-          <w:instrText xml:space="preserve"> PAGEREF _Toc52261137 \h </w:instrText>
-        </w:r>
-        <w:r>
-          <w:rPr>
-            <w:noProof/>
-            <w:webHidden/>
-          </w:rPr>
-        </w:r>
-        <w:r>
-          <w:rPr>
-            <w:noProof/>
-            <w:webHidden/>
-          </w:rPr>
-          <w:fldChar w:fldCharType="separate"/>
-        </w:r>
-        <w:r>
-          <w:rPr>
-            <w:b/>
-            <w:bCs/>
-            <w:noProof/>
-            <w:webHidden/>
-            <w:lang w:val="en-US"/>
-          </w:rPr>
-          <w:t>Error! Bookmark not defined.</w:t>
-        </w:r>
-        <w:r>
-          <w:rPr>
-            <w:noProof/>
-            <w:webHidden/>
-          </w:rPr>
-          <w:fldChar w:fldCharType="end"/>
-        </w:r>
-      </w:hyperlink>
-    </w:p>
-    <w:p>
-      <w:pPr>
-        <w:pStyle w:val="TOC1"/>
-        <w:spacing w:after="0" w:line="360" w:lineRule="auto"/>
-        <w:jc w:val="both"/>
-        <w:rPr>
-          <w:rFonts w:asciiTheme="minorHAnsi" w:eastAsiaTheme="minorEastAsia" w:hAnsiTheme="minorHAnsi"/>
-          <w:noProof/>
-          <w:sz w:val="22"/>
-          <w:lang w:val="en-US"/>
-        </w:rPr>
-      </w:pPr>
-      <w:hyperlink w:anchor="_Toc52261138" w:history="1">
-        <w:r>
-          <w:rPr>
-            <w:rStyle w:val="Hyperlink"/>
-            <w:noProof/>
-            <w:lang w:val="en-US"/>
-          </w:rPr>
-          <w:t>8.</w:t>
-        </w:r>
-        <w:r>
-          <w:rPr>
-            <w:rFonts w:asciiTheme="minorHAnsi" w:eastAsiaTheme="minorEastAsia" w:hAnsiTheme="minorHAnsi"/>
-            <w:noProof/>
-            <w:sz w:val="22"/>
-            <w:lang w:val="en-US"/>
-          </w:rPr>
-          <w:tab/>
-        </w:r>
-        <w:r>
-          <w:rPr>
-            <w:rStyle w:val="Hyperlink"/>
-            <w:noProof/>
-            <w:lang w:val="en-US"/>
-          </w:rPr>
-          <w:t>CONCLUSION</w:t>
-        </w:r>
-        <w:r>
-          <w:rPr>
-            <w:noProof/>
-            <w:webHidden/>
-          </w:rPr>
-          <w:tab/>
-        </w:r>
-        <w:r>
-          <w:rPr>
-            <w:noProof/>
-            <w:webHidden/>
-          </w:rPr>
-          <w:fldChar w:fldCharType="begin"/>
-        </w:r>
-        <w:r>
-          <w:rPr>
-            <w:noProof/>
-            <w:webHidden/>
-          </w:rPr>
-          <w:instrText xml:space="preserve"> PAGEREF _Toc52261138 \h </w:instrText>
-        </w:r>
-        <w:r>
-          <w:rPr>
-            <w:noProof/>
-            <w:webHidden/>
-          </w:rPr>
-        </w:r>
-        <w:r>
-          <w:rPr>
-            <w:noProof/>
-            <w:webHidden/>
-          </w:rPr>
-          <w:fldChar w:fldCharType="separate"/>
-        </w:r>
-        <w:r>
-          <w:rPr>
-            <w:b/>
-            <w:bCs/>
-            <w:noProof/>
-            <w:webHidden/>
-            <w:lang w:val="en-US"/>
-          </w:rPr>
-          <w:t>Error! Bookmark not defined.</w:t>
-        </w:r>
-        <w:r>
-          <w:rPr>
-            <w:noProof/>
-            <w:webHidden/>
-          </w:rPr>
-          <w:fldChar w:fldCharType="end"/>
-        </w:r>
-      </w:hyperlink>
-    </w:p>
-    <w:p>
-      <w:pPr>
-        <w:pStyle w:val="TOC1"/>
-        <w:spacing w:after="0" w:line="360" w:lineRule="auto"/>
-        <w:jc w:val="both"/>
-        <w:rPr>
-          <w:noProof/>
-        </w:rPr>
-      </w:pPr>
-      <w:r>
-        <w:rPr>
-          <w:b/>
-          <w:bCs/>
-          <w:noProof/>
-        </w:rPr>
-        <w:fldChar w:fldCharType="end"/>
-      </w:r>
-      <w:r>
-        <w:rPr>
-          <w:noProof/>
-        </w:rPr>
-        <w:t xml:space="preserve"> </w:t>
-      </w:r>
+        </w:rPr>
+      </w:pPr>
     </w:p>
     <w:p>
       <w:pPr>
@@ -3295,12 +3576,6 @@
             <w:noProof/>
             <w:webHidden/>
           </w:rPr>
-        </w:r>
-        <w:r>
-          <w:rPr>
-            <w:noProof/>
-            <w:webHidden/>
-          </w:rPr>
           <w:fldChar w:fldCharType="separate"/>
         </w:r>
         <w:r>
@@ -3367,12 +3642,6 @@
             <w:noProof/>
             <w:webHidden/>
           </w:rPr>
-        </w:r>
-        <w:r>
-          <w:rPr>
-            <w:noProof/>
-            <w:webHidden/>
-          </w:rPr>
           <w:fldChar w:fldCharType="separate"/>
         </w:r>
         <w:r>
@@ -3439,12 +3708,6 @@
             <w:noProof/>
             <w:webHidden/>
           </w:rPr>
-        </w:r>
-        <w:r>
-          <w:rPr>
-            <w:noProof/>
-            <w:webHidden/>
-          </w:rPr>
           <w:fldChar w:fldCharType="separate"/>
         </w:r>
         <w:r>
@@ -3597,6 +3860,8 @@
         <w:spacing w:after="0" w:line="360" w:lineRule="auto"/>
         <w:jc w:val="both"/>
       </w:pPr>
+      <w:bookmarkStart w:id="5" w:name="_Toc234487720"/>
+      <w:bookmarkStart w:id="6" w:name="_Toc234488416"/>
       <w:r>
         <w:lastRenderedPageBreak/>
         <w:t>Introducti</w:t>
@@ -3604,6 +3869,8 @@
       <w:r>
         <w:t>on</w:t>
       </w:r>
+      <w:bookmarkEnd w:id="5"/>
+      <w:bookmarkEnd w:id="6"/>
     </w:p>
     <w:p>
       <w:pPr>
@@ -3849,6 +4116,8 @@
         <w:spacing w:after="0" w:line="360" w:lineRule="auto"/>
         <w:jc w:val="both"/>
       </w:pPr>
+      <w:bookmarkStart w:id="7" w:name="_Toc234487721"/>
+      <w:bookmarkStart w:id="8" w:name="_Toc234488417"/>
       <w:r>
         <w:lastRenderedPageBreak/>
         <w:t>P</w:t>
@@ -3862,6 +4131,8 @@
       <w:r>
         <w:t>tatement</w:t>
       </w:r>
+      <w:bookmarkEnd w:id="7"/>
+      <w:bookmarkEnd w:id="8"/>
     </w:p>
     <w:p>
       <w:pPr>
@@ -4094,10 +4365,14 @@
         <w:spacing w:after="0" w:line="360" w:lineRule="auto"/>
         <w:jc w:val="both"/>
       </w:pPr>
+      <w:bookmarkStart w:id="9" w:name="_Toc234487722"/>
+      <w:bookmarkStart w:id="10" w:name="_Toc234488418"/>
       <w:r>
         <w:lastRenderedPageBreak/>
         <w:t>Objectives</w:t>
       </w:r>
+      <w:bookmarkEnd w:id="9"/>
+      <w:bookmarkEnd w:id="10"/>
     </w:p>
     <w:p>
       <w:pPr>
@@ -4246,10 +4521,14 @@
         <w:spacing w:line="360" w:lineRule="auto"/>
         <w:jc w:val="both"/>
       </w:pPr>
+      <w:bookmarkStart w:id="11" w:name="_Toc234487723"/>
+      <w:bookmarkStart w:id="12" w:name="_Toc234488419"/>
       <w:r>
         <w:lastRenderedPageBreak/>
         <w:t>Background Study</w:t>
       </w:r>
+      <w:bookmarkEnd w:id="11"/>
+      <w:bookmarkEnd w:id="12"/>
     </w:p>
     <w:p>
       <w:pPr>
@@ -4441,25 +4720,23 @@
         <w:spacing w:after="0" w:line="360" w:lineRule="auto"/>
         <w:jc w:val="both"/>
       </w:pPr>
+      <w:bookmarkStart w:id="13" w:name="_Toc234487724"/>
+      <w:bookmarkStart w:id="14" w:name="_Toc234488420"/>
       <w:r>
         <w:t>Requirement Document</w:t>
       </w:r>
-    </w:p>
-    <w:p>
-      <w:pPr>
-        <w:spacing w:line="360" w:lineRule="auto"/>
-        <w:rPr>
-          <w:b/>
-          <w:bCs/>
-        </w:rPr>
-      </w:pPr>
-      <w:r>
-        <w:rPr>
-          <w:b/>
-          <w:bCs/>
-        </w:rPr>
+      <w:bookmarkEnd w:id="13"/>
+      <w:bookmarkEnd w:id="14"/>
+    </w:p>
+    <w:p>
+      <w:pPr>
+        <w:pStyle w:val="Heading2"/>
+      </w:pPr>
+      <w:bookmarkStart w:id="15" w:name="_Toc234488421"/>
+      <w:r>
         <w:t>5.1 Functional Requirements</w:t>
       </w:r>
+      <w:bookmarkEnd w:id="15"/>
     </w:p>
     <w:p>
       <w:pPr>
@@ -4582,41 +4859,46 @@
     </w:p>
     <w:p>
       <w:pPr>
-        <w:spacing w:after="0" w:line="360" w:lineRule="auto"/>
-        <w:ind w:left="90"/>
-        <w:rPr>
-          <w:b/>
-          <w:color w:val="000000" w:themeColor="text1"/>
-        </w:rPr>
-      </w:pPr>
-      <w:r>
-        <w:rPr>
-          <w:b/>
-        </w:rPr>
-        <w:t>2.</w:t>
+        <w:pStyle w:val="Heading2"/>
+        <w:rPr>
+          <w:rStyle w:val="Heading2Char"/>
+          <w:b/>
+          <w:bCs/>
+        </w:rPr>
+      </w:pPr>
+      <w:bookmarkStart w:id="16" w:name="_Toc234488422"/>
+      <w:r>
+        <w:t>5.</w:t>
       </w:r>
       <w:proofErr w:type="gramStart"/>
       <w:r>
-        <w:rPr>
-          <w:b/>
-        </w:rPr>
-        <w:t xml:space="preserve">Non </w:t>
-      </w:r>
-      <w:r>
-        <w:rPr>
-          <w:b/>
-          <w:color w:val="000000" w:themeColor="text1"/>
-        </w:rPr>
-        <w:t>Functional</w:t>
+        <w:t>2</w:t>
+      </w:r>
+      <w:r>
+        <w:rPr>
+          <w:b w:val="0"/>
+          <w:bCs/>
+        </w:rPr>
+        <w:t>.</w:t>
+      </w:r>
+      <w:r>
+        <w:rPr>
+          <w:rStyle w:val="Heading2Char"/>
+          <w:b/>
+          <w:bCs/>
+        </w:rPr>
+        <w:t>Non</w:t>
       </w:r>
       <w:proofErr w:type="gramEnd"/>
       <w:r>
         <w:rPr>
-          <w:b/>
-          <w:color w:val="000000" w:themeColor="text1"/>
-        </w:rPr>
-        <w:t xml:space="preserve"> requirements</w:t>
-      </w:r>
+          <w:rStyle w:val="Heading2Char"/>
+          <w:b/>
+          <w:bCs/>
+        </w:rPr>
+        <w:t xml:space="preserve"> Functional requirements</w:t>
+      </w:r>
+      <w:bookmarkEnd w:id="16"/>
     </w:p>
     <w:p>
       <w:pPr>
@@ -4795,59 +5077,33 @@
     </w:p>
     <w:p>
       <w:pPr>
-        <w:pStyle w:val="ListParagraph"/>
+        <w:pStyle w:val="Heading1"/>
         <w:numPr>
           <w:ilvl w:val="0"/>
           <w:numId w:val="1"/>
         </w:numPr>
-        <w:spacing w:line="360" w:lineRule="auto"/>
-        <w:rPr>
-          <w:b/>
-          <w:bCs/>
-          <w:sz w:val="28"/>
-          <w:szCs w:val="28"/>
-        </w:rPr>
-      </w:pPr>
-      <w:r>
-        <w:rPr>
-          <w:b/>
-          <w:bCs/>
-          <w:sz w:val="28"/>
-          <w:szCs w:val="28"/>
-        </w:rPr>
-        <w:lastRenderedPageBreak/>
+      </w:pPr>
+      <w:bookmarkStart w:id="17" w:name="_Toc234488423"/>
+      <w:r>
         <w:t>System Desig</w:t>
       </w:r>
       <w:r>
-        <w:rPr>
-          <w:b/>
-          <w:bCs/>
-          <w:sz w:val="28"/>
-          <w:szCs w:val="28"/>
-        </w:rPr>
         <w:t>n</w:t>
       </w:r>
-    </w:p>
-    <w:p>
-      <w:pPr>
-        <w:pStyle w:val="ListParagraph"/>
-        <w:numPr>
-          <w:ilvl w:val="1"/>
-          <w:numId w:val="6"/>
-        </w:numPr>
-        <w:spacing w:line="360" w:lineRule="auto"/>
-        <w:rPr>
-          <w:b/>
-          <w:bCs/>
-        </w:rPr>
-      </w:pPr>
-      <w:r>
-        <w:rPr>
-          <w:b/>
-          <w:bCs/>
-        </w:rPr>
+      <w:bookmarkEnd w:id="17"/>
+    </w:p>
+    <w:p>
+      <w:pPr>
+        <w:pStyle w:val="Heading2"/>
+      </w:pPr>
+      <w:bookmarkStart w:id="18" w:name="_Toc234488424"/>
+      <w:r>
+        <w:t xml:space="preserve">6.1 </w:t>
+      </w:r>
+      <w:r>
         <w:t>Use Case Diagram</w:t>
       </w:r>
+      <w:bookmarkEnd w:id="18"/>
     </w:p>
     <w:p>
       <w:pPr>
@@ -4890,7 +5146,7 @@
           <w:noProof/>
         </w:rPr>
         <w:drawing>
-          <wp:inline distT="0" distB="0" distL="0" distR="0" wp14:anchorId="127A407E" wp14:editId="7E811CC2">
+          <wp:inline distT="0" distB="0" distL="0" distR="0" wp14:anchorId="127A407E" wp14:editId="0BD696A8">
             <wp:extent cx="5274310" cy="4217035"/>
             <wp:effectExtent l="0" t="0" r="2540" b="0"/>
             <wp:docPr id="1210162582" name="Picture 8"/>
@@ -4991,7 +5247,6 @@
         </w:rPr>
         <w:fldChar w:fldCharType="end"/>
       </w:r>
-      <w:proofErr w:type="spellStart"/>
       <w:r>
         <w:rPr>
           <w:sz w:val="32"/>
@@ -4999,7 +5254,6 @@
         </w:rPr>
         <w:t>Usecase</w:t>
       </w:r>
-      <w:proofErr w:type="spellEnd"/>
     </w:p>
     <w:p>
       <w:pPr>
@@ -5046,6 +5300,7 @@
         <w:ind w:left="120"/>
       </w:pPr>
       <w:r>
+        <w:lastRenderedPageBreak/>
         <w:t>.</w:t>
       </w:r>
     </w:p>
@@ -5066,40 +5321,24 @@
     </w:p>
     <w:p>
       <w:pPr>
-        <w:pStyle w:val="ListParagraph"/>
-        <w:numPr>
-          <w:ilvl w:val="1"/>
-          <w:numId w:val="6"/>
-        </w:numPr>
-        <w:spacing w:line="360" w:lineRule="auto"/>
-        <w:rPr>
-          <w:b/>
-          <w:bCs/>
-        </w:rPr>
-      </w:pPr>
-      <w:r>
-        <w:rPr>
-          <w:b/>
-          <w:bCs/>
-        </w:rPr>
+        <w:pStyle w:val="Heading2"/>
+      </w:pPr>
+      <w:bookmarkStart w:id="19" w:name="_Toc234488425"/>
+      <w:r>
+        <w:t xml:space="preserve">6.2 </w:t>
+      </w:r>
+      <w:r>
         <w:t xml:space="preserve">Data Flow </w:t>
       </w:r>
       <w:proofErr w:type="gramStart"/>
       <w:r>
-        <w:rPr>
-          <w:b/>
-          <w:bCs/>
-        </w:rPr>
         <w:t>Diagram(</w:t>
       </w:r>
       <w:proofErr w:type="gramEnd"/>
       <w:r>
-        <w:rPr>
-          <w:b/>
-          <w:bCs/>
-        </w:rPr>
         <w:t>DFD)</w:t>
       </w:r>
+      <w:bookmarkEnd w:id="19"/>
     </w:p>
     <w:p>
       <w:pPr>
@@ -5141,7 +5380,7 @@
           <w:noProof/>
         </w:rPr>
         <w:drawing>
-          <wp:inline distT="0" distB="0" distL="0" distR="0" wp14:anchorId="14459F5E" wp14:editId="3ACEF060">
+          <wp:inline distT="0" distB="0" distL="0" distR="0" wp14:anchorId="14459F5E" wp14:editId="02A8411D">
             <wp:extent cx="5274310" cy="3517265"/>
             <wp:effectExtent l="0" t="0" r="2540" b="6985"/>
             <wp:docPr id="1918746920" name="Picture 4"/>
@@ -5290,21 +5529,14 @@
       <w:pPr>
         <w:spacing w:line="360" w:lineRule="auto"/>
       </w:pPr>
-    </w:p>
-    <w:p>
-      <w:pPr>
-        <w:keepNext/>
-        <w:spacing w:line="360" w:lineRule="auto"/>
-      </w:pPr>
       <w:r>
         <w:rPr>
           <w:noProof/>
         </w:rPr>
-        <w:lastRenderedPageBreak/>
         <w:drawing>
-          <wp:inline distT="0" distB="0" distL="0" distR="0" wp14:anchorId="3ED8FA6A" wp14:editId="1F54D92B">
-            <wp:extent cx="6681234" cy="4305300"/>
-            <wp:effectExtent l="0" t="0" r="5715" b="0"/>
+          <wp:inline distT="0" distB="0" distL="0" distR="0" wp14:anchorId="6887B33C" wp14:editId="443D6714">
+            <wp:extent cx="6009904" cy="4104640"/>
+            <wp:effectExtent l="0" t="0" r="0" b="0"/>
             <wp:docPr id="690858692" name="Picture 5"/>
             <wp:cNvGraphicFramePr>
               <a:graphicFrameLocks xmlns:a="http://schemas.openxmlformats.org/drawingml/2006/main" noChangeAspect="1"/>
@@ -5319,7 +5551,7 @@
                     </pic:cNvPicPr>
                   </pic:nvPicPr>
                   <pic:blipFill>
-                    <a:blip r:embed="rId15">
+                    <a:blip r:embed="rId15" cstate="print">
                       <a:extLst>
                         <a:ext uri="{28A0092B-C50C-407E-A947-70E740481C1C}">
                           <a14:useLocalDpi xmlns:a14="http://schemas.microsoft.com/office/drawing/2010/main" val="0"/>
@@ -5334,7 +5566,7 @@
                   <pic:spPr bwMode="auto">
                     <a:xfrm>
                       <a:off x="0" y="0"/>
-                      <a:ext cx="6719945" cy="4330245"/>
+                      <a:ext cx="6038551" cy="4124205"/>
                     </a:xfrm>
                     <a:prstGeom prst="rect">
                       <a:avLst/>
@@ -5350,6 +5582,12 @@
     </w:p>
     <w:p>
       <w:pPr>
+        <w:keepNext/>
+        <w:spacing w:line="360" w:lineRule="auto"/>
+      </w:pPr>
+    </w:p>
+    <w:p>
+      <w:pPr>
         <w:pStyle w:val="Caption"/>
         <w:jc w:val="center"/>
         <w:rPr>
@@ -5485,7 +5723,6 @@
           <w:b/>
           <w:bCs/>
         </w:rPr>
-        <w:lastRenderedPageBreak/>
         <w:t>System Flow</w:t>
       </w:r>
       <w:r>
@@ -5675,16 +5912,6 @@
         </w:rPr>
         <w:t xml:space="preserve"> Gantt Chart</w:t>
       </w:r>
-    </w:p>
-    <w:p>
-      <w:pPr>
-        <w:spacing w:line="360" w:lineRule="auto"/>
-      </w:pPr>
-    </w:p>
-    <w:p>
-      <w:pPr>
-        <w:spacing w:line="360" w:lineRule="auto"/>
-      </w:pPr>
     </w:p>
     <w:p>
       <w:pPr>
@@ -5868,17 +6095,21 @@
     <w:p>
       <w:pPr>
         <w:pStyle w:val="Heading1"/>
-        <w:numPr>
-          <w:ilvl w:val="0"/>
-          <w:numId w:val="8"/>
-        </w:numPr>
         <w:spacing w:after="0" w:line="360" w:lineRule="auto"/>
+        <w:ind w:left="360" w:hanging="450"/>
         <w:jc w:val="both"/>
       </w:pPr>
+      <w:bookmarkStart w:id="20" w:name="_Toc234487725"/>
+      <w:bookmarkStart w:id="21" w:name="_Toc234488426"/>
       <w:r>
         <w:lastRenderedPageBreak/>
+        <w:t>7.</w:t>
+      </w:r>
+      <w:r>
         <w:t>Development</w:t>
       </w:r>
+      <w:bookmarkEnd w:id="20"/>
+      <w:bookmarkEnd w:id="21"/>
     </w:p>
     <w:p>
       <w:r>
@@ -6437,14 +6668,17 @@
       </w:tblPr>
       <w:tblGrid>
         <w:gridCol w:w="583"/>
-        <w:gridCol w:w="2143"/>
-        <w:gridCol w:w="3152"/>
-        <w:gridCol w:w="1973"/>
+        <w:gridCol w:w="2117"/>
+        <w:gridCol w:w="3115"/>
+        <w:gridCol w:w="1949"/>
       </w:tblGrid>
       <w:tr>
+        <w:trPr>
+          <w:trHeight w:val="262"/>
+        </w:trPr>
         <w:tc>
           <w:tcPr>
-            <w:tcW w:w="540" w:type="dxa"/>
+            <w:tcW w:w="583" w:type="dxa"/>
           </w:tcPr>
           <w:p>
             <w:pPr>
@@ -6468,7 +6702,7 @@
         </w:tc>
         <w:tc>
           <w:tcPr>
-            <w:tcW w:w="2160" w:type="dxa"/>
+            <w:tcW w:w="2117" w:type="dxa"/>
           </w:tcPr>
           <w:p>
             <w:pPr>
@@ -6490,7 +6724,7 @@
         </w:tc>
         <w:tc>
           <w:tcPr>
-            <w:tcW w:w="3167" w:type="dxa"/>
+            <w:tcW w:w="3115" w:type="dxa"/>
           </w:tcPr>
           <w:p>
             <w:pPr>
@@ -6512,7 +6746,7 @@
         </w:tc>
         <w:tc>
           <w:tcPr>
-            <w:tcW w:w="1984" w:type="dxa"/>
+            <w:tcW w:w="1949" w:type="dxa"/>
           </w:tcPr>
           <w:p>
             <w:pPr>
@@ -6535,11 +6769,11 @@
       </w:tr>
       <w:tr>
         <w:trPr>
-          <w:trHeight w:val="2753"/>
+          <w:trHeight w:val="2615"/>
         </w:trPr>
         <w:tc>
           <w:tcPr>
-            <w:tcW w:w="540" w:type="dxa"/>
+            <w:tcW w:w="583" w:type="dxa"/>
           </w:tcPr>
           <w:p>
             <w:pPr>
@@ -6553,7 +6787,7 @@
         </w:tc>
         <w:tc>
           <w:tcPr>
-            <w:tcW w:w="2160" w:type="dxa"/>
+            <w:tcW w:w="2117" w:type="dxa"/>
           </w:tcPr>
           <w:p>
             <w:pPr>
@@ -6567,7 +6801,7 @@
         </w:tc>
         <w:tc>
           <w:tcPr>
-            <w:tcW w:w="3167" w:type="dxa"/>
+            <w:tcW w:w="3115" w:type="dxa"/>
           </w:tcPr>
           <w:p>
             <w:pPr>
@@ -6623,7 +6857,34 @@
               </w:numPr>
             </w:pPr>
             <w:r>
-              <w:t xml:space="preserve">Use Case diagram </w:t>
+              <w:t>Use Case diagram</w:t>
+            </w:r>
+          </w:p>
+          <w:p>
+            <w:pPr>
+              <w:pStyle w:val="ListParagraph"/>
+              <w:numPr>
+                <w:ilvl w:val="0"/>
+                <w:numId w:val="15"/>
+              </w:numPr>
+            </w:pPr>
+            <w:r>
+              <w:t>Coding support</w:t>
+            </w:r>
+            <w:r>
+              <w:t xml:space="preserve"> </w:t>
+            </w:r>
+          </w:p>
+          <w:p>
+            <w:pPr>
+              <w:pStyle w:val="ListParagraph"/>
+              <w:numPr>
+                <w:ilvl w:val="0"/>
+                <w:numId w:val="15"/>
+              </w:numPr>
+            </w:pPr>
+            <w:r>
+              <w:t>Introduction</w:t>
             </w:r>
           </w:p>
           <w:p>
@@ -6645,7 +6906,7 @@
         </w:tc>
         <w:tc>
           <w:tcPr>
-            <w:tcW w:w="1984" w:type="dxa"/>
+            <w:tcW w:w="1949" w:type="dxa"/>
           </w:tcPr>
           <w:p>
             <w:pPr>
@@ -6660,11 +6921,11 @@
       </w:tr>
       <w:tr>
         <w:trPr>
-          <w:trHeight w:val="2069"/>
+          <w:trHeight w:val="1965"/>
         </w:trPr>
         <w:tc>
           <w:tcPr>
-            <w:tcW w:w="540" w:type="dxa"/>
+            <w:tcW w:w="583" w:type="dxa"/>
           </w:tcPr>
           <w:p>
             <w:pPr>
@@ -6686,7 +6947,7 @@
         </w:tc>
         <w:tc>
           <w:tcPr>
-            <w:tcW w:w="2160" w:type="dxa"/>
+            <w:tcW w:w="2117" w:type="dxa"/>
           </w:tcPr>
           <w:p>
             <w:pPr>
@@ -6700,7 +6961,7 @@
         </w:tc>
         <w:tc>
           <w:tcPr>
-            <w:tcW w:w="3167" w:type="dxa"/>
+            <w:tcW w:w="3115" w:type="dxa"/>
           </w:tcPr>
           <w:p>
             <w:pPr>
@@ -6719,11 +6980,62 @@
                 <w:numId w:val="16"/>
               </w:numPr>
             </w:pPr>
+            <w:r>
+              <w:t>Designed Flowchart</w:t>
+            </w:r>
+          </w:p>
+          <w:p>
+            <w:pPr>
+              <w:pStyle w:val="ListParagraph"/>
+              <w:numPr>
+                <w:ilvl w:val="0"/>
+                <w:numId w:val="16"/>
+              </w:numPr>
+            </w:pPr>
+            <w:r>
+              <w:t>Logic definition</w:t>
+            </w:r>
+          </w:p>
+          <w:p>
+            <w:pPr>
+              <w:pStyle w:val="ListParagraph"/>
+              <w:numPr>
+                <w:ilvl w:val="0"/>
+                <w:numId w:val="16"/>
+              </w:numPr>
+            </w:pPr>
+            <w:r>
+              <w:t>Ghantt chart</w:t>
+            </w:r>
+          </w:p>
+          <w:p>
+            <w:pPr>
+              <w:pStyle w:val="ListParagraph"/>
+              <w:numPr>
+                <w:ilvl w:val="0"/>
+                <w:numId w:val="16"/>
+              </w:numPr>
+            </w:pPr>
+            <w:r>
+              <w:t>File handling</w:t>
+            </w:r>
+          </w:p>
+          <w:p>
+            <w:pPr>
+              <w:pStyle w:val="ListParagraph"/>
+              <w:numPr>
+                <w:ilvl w:val="0"/>
+                <w:numId w:val="16"/>
+              </w:numPr>
+            </w:pPr>
+            <w:r>
+              <w:t>Coding for seat selection</w:t>
+            </w:r>
           </w:p>
         </w:tc>
         <w:tc>
           <w:tcPr>
-            <w:tcW w:w="1984" w:type="dxa"/>
+            <w:tcW w:w="1949" w:type="dxa"/>
           </w:tcPr>
           <w:p>
             <w:pPr>
@@ -6736,130 +7048,6 @@
           </w:p>
         </w:tc>
       </w:tr>
-      <w:tr>
-        <w:tc>
-          <w:tcPr>
-            <w:tcW w:w="540" w:type="dxa"/>
-          </w:tcPr>
-          <w:p>
-            <w:pPr>
-              <w:pStyle w:val="ListParagraph"/>
-              <w:ind w:left="0"/>
-              <w:rPr>
-                <w:b/>
-                <w:bCs/>
-              </w:rPr>
-            </w:pPr>
-          </w:p>
-        </w:tc>
-        <w:tc>
-          <w:tcPr>
-            <w:tcW w:w="2160" w:type="dxa"/>
-          </w:tcPr>
-          <w:p>
-            <w:pPr>
-              <w:pStyle w:val="ListParagraph"/>
-              <w:ind w:left="0"/>
-              <w:rPr>
-                <w:b/>
-                <w:bCs/>
-              </w:rPr>
-            </w:pPr>
-          </w:p>
-        </w:tc>
-        <w:tc>
-          <w:tcPr>
-            <w:tcW w:w="3167" w:type="dxa"/>
-          </w:tcPr>
-          <w:p>
-            <w:pPr>
-              <w:pStyle w:val="ListParagraph"/>
-              <w:ind w:left="0"/>
-              <w:rPr>
-                <w:b/>
-                <w:bCs/>
-              </w:rPr>
-            </w:pPr>
-          </w:p>
-        </w:tc>
-        <w:tc>
-          <w:tcPr>
-            <w:tcW w:w="1984" w:type="dxa"/>
-          </w:tcPr>
-          <w:p>
-            <w:pPr>
-              <w:pStyle w:val="ListParagraph"/>
-              <w:ind w:left="0"/>
-              <w:rPr>
-                <w:b/>
-                <w:bCs/>
-              </w:rPr>
-            </w:pPr>
-          </w:p>
-        </w:tc>
-      </w:tr>
-      <w:tr>
-        <w:tc>
-          <w:tcPr>
-            <w:tcW w:w="540" w:type="dxa"/>
-          </w:tcPr>
-          <w:p>
-            <w:pPr>
-              <w:pStyle w:val="ListParagraph"/>
-              <w:ind w:left="0"/>
-              <w:rPr>
-                <w:b/>
-                <w:bCs/>
-              </w:rPr>
-            </w:pPr>
-          </w:p>
-        </w:tc>
-        <w:tc>
-          <w:tcPr>
-            <w:tcW w:w="2160" w:type="dxa"/>
-          </w:tcPr>
-          <w:p>
-            <w:pPr>
-              <w:pStyle w:val="ListParagraph"/>
-              <w:ind w:left="0"/>
-              <w:rPr>
-                <w:b/>
-                <w:bCs/>
-              </w:rPr>
-            </w:pPr>
-          </w:p>
-        </w:tc>
-        <w:tc>
-          <w:tcPr>
-            <w:tcW w:w="3167" w:type="dxa"/>
-          </w:tcPr>
-          <w:p>
-            <w:pPr>
-              <w:pStyle w:val="ListParagraph"/>
-              <w:ind w:left="0"/>
-              <w:rPr>
-                <w:b/>
-                <w:bCs/>
-              </w:rPr>
-            </w:pPr>
-          </w:p>
-        </w:tc>
-        <w:tc>
-          <w:tcPr>
-            <w:tcW w:w="1984" w:type="dxa"/>
-          </w:tcPr>
-          <w:p>
-            <w:pPr>
-              <w:pStyle w:val="ListParagraph"/>
-              <w:ind w:left="0"/>
-              <w:rPr>
-                <w:b/>
-                <w:bCs/>
-              </w:rPr>
-            </w:pPr>
-          </w:p>
-        </w:tc>
-      </w:tr>
     </w:tbl>
     <w:p>
       <w:pPr>
@@ -6937,205 +7125,25 @@
         <w:ind w:left="360"/>
       </w:pPr>
     </w:p>
-    <w:p>
-      <w:pPr>
-        <w:pStyle w:val="ListParagraph"/>
-        <w:ind w:left="360"/>
-      </w:pPr>
-    </w:p>
-    <w:p>
-      <w:pPr>
-        <w:pStyle w:val="ListParagraph"/>
-        <w:ind w:left="360"/>
-      </w:pPr>
-    </w:p>
-    <w:p>
-      <w:pPr>
-        <w:pStyle w:val="ListParagraph"/>
-        <w:ind w:left="360"/>
-      </w:pPr>
-    </w:p>
-    <w:p>
-      <w:pPr>
-        <w:pStyle w:val="ListParagraph"/>
-        <w:ind w:left="360"/>
-      </w:pPr>
-    </w:p>
-    <w:p>
-      <w:pPr>
-        <w:pStyle w:val="ListParagraph"/>
-        <w:ind w:left="360"/>
-      </w:pPr>
-    </w:p>
-    <w:p>
-      <w:pPr>
-        <w:pStyle w:val="ListParagraph"/>
-        <w:ind w:left="360"/>
-      </w:pPr>
-    </w:p>
-    <w:p>
-      <w:pPr>
-        <w:pStyle w:val="ListParagraph"/>
-        <w:ind w:left="360"/>
-      </w:pPr>
-    </w:p>
-    <w:p>
-      <w:pPr>
-        <w:pStyle w:val="ListParagraph"/>
-        <w:ind w:left="360"/>
-      </w:pPr>
-    </w:p>
-    <w:p>
-      <w:pPr>
-        <w:pStyle w:val="ListParagraph"/>
-        <w:ind w:left="360"/>
-      </w:pPr>
-    </w:p>
-    <w:p>
-      <w:pPr>
-        <w:pStyle w:val="ListParagraph"/>
-        <w:ind w:left="360"/>
-      </w:pPr>
-    </w:p>
-    <w:p>
-      <w:pPr>
-        <w:pStyle w:val="ListParagraph"/>
-        <w:ind w:left="360"/>
-      </w:pPr>
-    </w:p>
-    <w:p>
-      <w:pPr>
-        <w:pStyle w:val="ListParagraph"/>
-        <w:ind w:left="360"/>
-      </w:pPr>
-    </w:p>
-    <w:p>
-      <w:pPr>
-        <w:pStyle w:val="ListParagraph"/>
-        <w:ind w:left="360"/>
-      </w:pPr>
-    </w:p>
-    <w:p>
-      <w:pPr>
-        <w:pStyle w:val="ListParagraph"/>
-        <w:ind w:left="360"/>
-      </w:pPr>
-    </w:p>
-    <w:p>
-      <w:pPr>
-        <w:pStyle w:val="ListParagraph"/>
-        <w:ind w:left="360"/>
-      </w:pPr>
-    </w:p>
-    <w:p>
-      <w:pPr>
-        <w:pStyle w:val="ListParagraph"/>
-        <w:ind w:left="360"/>
-      </w:pPr>
-    </w:p>
-    <w:p>
-      <w:pPr>
-        <w:pStyle w:val="ListParagraph"/>
-        <w:ind w:left="360"/>
-      </w:pPr>
-    </w:p>
-    <w:p>
-      <w:pPr>
-        <w:pStyle w:val="ListParagraph"/>
-        <w:ind w:left="360"/>
-      </w:pPr>
-    </w:p>
-    <w:p>
-      <w:pPr>
-        <w:pStyle w:val="ListParagraph"/>
-        <w:ind w:left="360"/>
-      </w:pPr>
-    </w:p>
-    <w:p>
-      <w:pPr>
-        <w:pStyle w:val="ListParagraph"/>
-        <w:ind w:left="360"/>
-      </w:pPr>
-    </w:p>
-    <w:p>
-      <w:pPr>
-        <w:pStyle w:val="ListParagraph"/>
-        <w:ind w:left="360"/>
-      </w:pPr>
-    </w:p>
-    <w:p>
-      <w:pPr>
-        <w:pStyle w:val="ListParagraph"/>
-        <w:ind w:left="360"/>
-      </w:pPr>
-    </w:p>
-    <w:p>
-      <w:pPr>
-        <w:pStyle w:val="ListParagraph"/>
-        <w:ind w:left="360"/>
-      </w:pPr>
-    </w:p>
-    <w:p>
-      <w:pPr>
-        <w:pStyle w:val="ListParagraph"/>
-        <w:ind w:left="360"/>
-      </w:pPr>
-    </w:p>
-    <w:p>
-      <w:pPr>
-        <w:pStyle w:val="ListParagraph"/>
-        <w:ind w:left="360"/>
-      </w:pPr>
-    </w:p>
-    <w:p>
-      <w:pPr>
-        <w:pStyle w:val="ListParagraph"/>
-        <w:ind w:left="360"/>
-      </w:pPr>
-    </w:p>
-    <w:p>
-      <w:pPr>
-        <w:pStyle w:val="ListParagraph"/>
-        <w:ind w:left="360"/>
-      </w:pPr>
-    </w:p>
-    <w:p>
-      <w:pPr>
-        <w:pStyle w:val="ListParagraph"/>
-        <w:ind w:left="360"/>
-      </w:pPr>
-    </w:p>
-    <w:p>
-      <w:pPr>
-        <w:pStyle w:val="ListParagraph"/>
-        <w:ind w:left="360"/>
-      </w:pPr>
-    </w:p>
-    <w:p>
-      <w:pPr>
-        <w:pStyle w:val="ListParagraph"/>
-        <w:ind w:left="360"/>
-      </w:pPr>
-    </w:p>
-    <w:p>
-      <w:pPr>
-        <w:pStyle w:val="ListParagraph"/>
-        <w:ind w:left="360"/>
-      </w:pPr>
-    </w:p>
+    <w:p/>
     <w:p>
       <w:pPr>
         <w:pStyle w:val="Heading1"/>
-        <w:numPr>
-          <w:ilvl w:val="0"/>
-          <w:numId w:val="7"/>
-        </w:numPr>
         <w:spacing w:after="0" w:line="360" w:lineRule="auto"/>
+        <w:ind w:left="360" w:hanging="360"/>
         <w:jc w:val="both"/>
       </w:pPr>
+      <w:bookmarkStart w:id="22" w:name="_Toc234487726"/>
+      <w:bookmarkStart w:id="23" w:name="_Toc234488427"/>
+      <w:r>
+        <w:lastRenderedPageBreak/>
+        <w:t>8.</w:t>
+      </w:r>
       <w:r>
         <w:t>Testing</w:t>
       </w:r>
+      <w:bookmarkEnd w:id="22"/>
+      <w:bookmarkEnd w:id="23"/>
     </w:p>
     <w:p>
       <w:r>
@@ -7205,7 +7213,6 @@
               <w:rPr>
                 <w:rFonts w:cs="Times New Roman"/>
               </w:rPr>
-              <w:lastRenderedPageBreak/>
               <w:t>S.N</w:t>
             </w:r>
             <w:proofErr w:type="gramEnd"/>
@@ -8442,7 +8449,717 @@
     </w:p>
     <w:p>
       <w:pPr>
+        <w:pStyle w:val="Heading1"/>
+        <w:rPr>
+          <w:rStyle w:val="Heading1Char"/>
+        </w:rPr>
+      </w:pPr>
+      <w:bookmarkStart w:id="24" w:name="_Toc234488428"/>
+      <w:r>
+        <w:rPr>
+          <w:szCs w:val="28"/>
+        </w:rPr>
+        <w:lastRenderedPageBreak/>
+        <w:t>9</w:t>
+      </w:r>
+      <w:r>
+        <w:rPr>
+          <w:rStyle w:val="Heading1Char"/>
+        </w:rPr>
+        <w:t>.</w:t>
+      </w:r>
+      <w:r>
+        <w:rPr>
+          <w:rStyle w:val="Heading1Char"/>
+          <w:b/>
+          <w:bCs/>
+          <w:color w:val="000000" w:themeColor="text1"/>
+        </w:rPr>
+        <w:t>Project Results</w:t>
+      </w:r>
+      <w:bookmarkEnd w:id="24"/>
+    </w:p>
+    <w:p>
+      <w:pPr>
+        <w:spacing w:after="0" w:line="360" w:lineRule="auto"/>
+        <w:ind w:left="450"/>
+        <w:rPr>
+          <w:bCs/>
+          <w:szCs w:val="24"/>
+        </w:rPr>
+      </w:pPr>
+      <w:r>
+        <w:rPr>
+          <w:bCs/>
+          <w:szCs w:val="24"/>
+        </w:rPr>
+        <w:t>The Student Fine Management System was successfully developed using the C programming language. The system helps the admin to manage student fine records in an efficient and organized way. It provides features such as adding student details, displaying records, searching students, updating fines, making fine payments, deleting records, counting total students, and generating fine reports.</w:t>
+      </w:r>
+    </w:p>
+    <w:p>
+      <w:pPr>
+        <w:spacing w:after="0" w:line="360" w:lineRule="auto"/>
+        <w:ind w:left="450"/>
+        <w:rPr>
+          <w:bCs/>
+          <w:szCs w:val="24"/>
+        </w:rPr>
+      </w:pPr>
+    </w:p>
+    <w:p>
+      <w:pPr>
+        <w:spacing w:after="0" w:line="360" w:lineRule="auto"/>
+        <w:ind w:left="450"/>
+        <w:rPr>
+          <w:bCs/>
+          <w:szCs w:val="24"/>
+        </w:rPr>
+      </w:pPr>
+      <w:r>
+        <w:rPr>
+          <w:bCs/>
+          <w:szCs w:val="24"/>
+        </w:rPr>
+        <w:t>After successful execution and testing, the system was able to:</w:t>
+      </w:r>
+    </w:p>
+    <w:p>
+      <w:pPr>
+        <w:pStyle w:val="ListParagraph"/>
+        <w:numPr>
+          <w:ilvl w:val="0"/>
+          <w:numId w:val="18"/>
+        </w:numPr>
+        <w:spacing w:after="0" w:line="360" w:lineRule="auto"/>
+        <w:rPr>
+          <w:bCs/>
+          <w:szCs w:val="24"/>
+        </w:rPr>
+      </w:pPr>
+      <w:r>
+        <w:rPr>
+          <w:bCs/>
+          <w:szCs w:val="24"/>
+        </w:rPr>
+        <w:t>Provide a secure admin login system.</w:t>
+      </w:r>
+    </w:p>
+    <w:p>
+      <w:pPr>
+        <w:pStyle w:val="ListParagraph"/>
+        <w:numPr>
+          <w:ilvl w:val="0"/>
+          <w:numId w:val="18"/>
+        </w:numPr>
+        <w:spacing w:after="0" w:line="360" w:lineRule="auto"/>
+        <w:rPr>
+          <w:bCs/>
+          <w:szCs w:val="24"/>
+        </w:rPr>
+      </w:pPr>
+      <w:r>
+        <w:rPr>
+          <w:bCs/>
+          <w:szCs w:val="24"/>
+        </w:rPr>
+        <w:t>Add new student fine records with student ID, name, and fine amount.</w:t>
+      </w:r>
+    </w:p>
+    <w:p>
+      <w:pPr>
+        <w:pStyle w:val="ListParagraph"/>
+        <w:numPr>
+          <w:ilvl w:val="0"/>
+          <w:numId w:val="18"/>
+        </w:numPr>
+        <w:spacing w:after="0" w:line="360" w:lineRule="auto"/>
+        <w:rPr>
+          <w:bCs/>
+          <w:szCs w:val="24"/>
+        </w:rPr>
+      </w:pPr>
+      <w:r>
+        <w:rPr>
+          <w:bCs/>
+          <w:szCs w:val="24"/>
+        </w:rPr>
+        <w:t>Display all student fine details including paid and remaining fines.</w:t>
+      </w:r>
+    </w:p>
+    <w:p>
+      <w:pPr>
+        <w:pStyle w:val="ListParagraph"/>
+        <w:numPr>
+          <w:ilvl w:val="0"/>
+          <w:numId w:val="18"/>
+        </w:numPr>
+        <w:spacing w:after="0" w:line="360" w:lineRule="auto"/>
+        <w:rPr>
+          <w:bCs/>
+          <w:szCs w:val="24"/>
+        </w:rPr>
+      </w:pPr>
+      <w:r>
+        <w:rPr>
+          <w:bCs/>
+          <w:szCs w:val="24"/>
+        </w:rPr>
+        <w:t>Search student records using student ID.</w:t>
+      </w:r>
+    </w:p>
+    <w:p>
+      <w:pPr>
+        <w:pStyle w:val="ListParagraph"/>
+        <w:numPr>
+          <w:ilvl w:val="0"/>
+          <w:numId w:val="18"/>
+        </w:numPr>
+        <w:spacing w:after="0" w:line="360" w:lineRule="auto"/>
+        <w:rPr>
+          <w:bCs/>
+          <w:szCs w:val="24"/>
+        </w:rPr>
+      </w:pPr>
+      <w:r>
+        <w:rPr>
+          <w:bCs/>
+          <w:szCs w:val="24"/>
+        </w:rPr>
+        <w:t>Update fine amounts when required.</w:t>
+      </w:r>
+    </w:p>
+    <w:p>
+      <w:pPr>
+        <w:pStyle w:val="ListParagraph"/>
+        <w:numPr>
+          <w:ilvl w:val="0"/>
+          <w:numId w:val="18"/>
+        </w:numPr>
+        <w:spacing w:after="0" w:line="360" w:lineRule="auto"/>
+        <w:rPr>
+          <w:bCs/>
+          <w:szCs w:val="24"/>
+        </w:rPr>
+      </w:pPr>
+      <w:r>
+        <w:rPr>
+          <w:bCs/>
+          <w:szCs w:val="24"/>
+        </w:rPr>
+        <w:t>Record fine payments and automatically calculate remaining fines.</w:t>
+      </w:r>
+    </w:p>
+    <w:p>
+      <w:pPr>
+        <w:pStyle w:val="ListParagraph"/>
+        <w:numPr>
+          <w:ilvl w:val="0"/>
+          <w:numId w:val="18"/>
+        </w:numPr>
+        <w:spacing w:after="0" w:line="360" w:lineRule="auto"/>
+        <w:rPr>
+          <w:bCs/>
+          <w:szCs w:val="24"/>
+        </w:rPr>
+      </w:pPr>
+      <w:r>
+        <w:rPr>
+          <w:bCs/>
+          <w:szCs w:val="24"/>
+        </w:rPr>
+        <w:t>Delete unnecessary student records.</w:t>
+      </w:r>
+    </w:p>
+    <w:p>
+      <w:pPr>
+        <w:pStyle w:val="ListParagraph"/>
+        <w:numPr>
+          <w:ilvl w:val="0"/>
+          <w:numId w:val="18"/>
+        </w:numPr>
+        <w:spacing w:after="0" w:line="360" w:lineRule="auto"/>
+        <w:rPr>
+          <w:bCs/>
+          <w:szCs w:val="24"/>
+        </w:rPr>
+      </w:pPr>
+      <w:r>
+        <w:rPr>
+          <w:bCs/>
+          <w:szCs w:val="24"/>
+        </w:rPr>
+        <w:t>Generate a report showing total students and outstanding fines.</w:t>
+      </w:r>
+    </w:p>
+    <w:p>
+      <w:pPr>
+        <w:pStyle w:val="ListParagraph"/>
+        <w:numPr>
+          <w:ilvl w:val="0"/>
+          <w:numId w:val="18"/>
+        </w:numPr>
+        <w:spacing w:after="0" w:line="360" w:lineRule="auto"/>
+        <w:rPr>
+          <w:bCs/>
+          <w:szCs w:val="24"/>
+        </w:rPr>
+      </w:pPr>
+      <w:r>
+        <w:rPr>
+          <w:bCs/>
+          <w:szCs w:val="24"/>
+        </w:rPr>
+        <w:t>Handle invalid inputs and duplicate student IDs.</w:t>
+      </w:r>
+    </w:p>
+    <w:p>
+      <w:pPr>
+        <w:spacing w:after="0" w:line="360" w:lineRule="auto"/>
+        <w:ind w:left="450"/>
+        <w:rPr>
+          <w:bCs/>
+          <w:szCs w:val="24"/>
+        </w:rPr>
+      </w:pPr>
+    </w:p>
+    <w:p>
+      <w:pPr>
+        <w:spacing w:after="0" w:line="360" w:lineRule="auto"/>
+        <w:ind w:left="450"/>
+        <w:rPr>
+          <w:b/>
+          <w:szCs w:val="24"/>
+        </w:rPr>
+      </w:pPr>
+      <w:r>
+        <w:rPr>
+          <w:bCs/>
+          <w:szCs w:val="24"/>
+        </w:rPr>
+        <w:t>The project successfully reduces manual work in maintaining student fine records and provides a simple, user-friendly, and efficient solution for managing fines in an educational institution</w:t>
+      </w:r>
+      <w:r>
+        <w:rPr>
+          <w:b/>
+          <w:szCs w:val="24"/>
+        </w:rPr>
+        <w:t>.</w:t>
+      </w:r>
+    </w:p>
+    <w:p>
+      <w:pPr>
+        <w:spacing w:after="0" w:line="360" w:lineRule="auto"/>
+        <w:ind w:left="450"/>
+        <w:rPr>
+          <w:b/>
+          <w:szCs w:val="24"/>
+        </w:rPr>
+      </w:pPr>
+    </w:p>
+    <w:p>
+      <w:pPr>
         <w:spacing w:line="360" w:lineRule="auto"/>
+        <w:rPr>
+          <w:b/>
+        </w:rPr>
+      </w:pPr>
+    </w:p>
+    <w:p>
+      <w:pPr>
+        <w:spacing w:line="360" w:lineRule="auto"/>
+        <w:rPr>
+          <w:b/>
+        </w:rPr>
+      </w:pPr>
+    </w:p>
+    <w:p>
+      <w:pPr>
+        <w:spacing w:line="360" w:lineRule="auto"/>
+        <w:rPr>
+          <w:b/>
+        </w:rPr>
+      </w:pPr>
+    </w:p>
+    <w:p>
+      <w:pPr>
+        <w:spacing w:line="360" w:lineRule="auto"/>
+        <w:rPr>
+          <w:b/>
+        </w:rPr>
+      </w:pPr>
+    </w:p>
+    <w:p>
+      <w:pPr>
+        <w:spacing w:line="360" w:lineRule="auto"/>
+        <w:rPr>
+          <w:b/>
+        </w:rPr>
+      </w:pPr>
+    </w:p>
+    <w:p>
+      <w:pPr>
+        <w:spacing w:line="360" w:lineRule="auto"/>
+        <w:rPr>
+          <w:b/>
+        </w:rPr>
+      </w:pPr>
+    </w:p>
+    <w:p>
+      <w:pPr>
+        <w:spacing w:line="360" w:lineRule="auto"/>
+        <w:rPr>
+          <w:b/>
+        </w:rPr>
+      </w:pPr>
+    </w:p>
+    <w:p>
+      <w:pPr>
+        <w:pStyle w:val="Heading1"/>
+      </w:pPr>
+      <w:bookmarkStart w:id="25" w:name="_Toc234488429"/>
+      <w:r>
+        <w:lastRenderedPageBreak/>
+        <w:t>10.</w:t>
+      </w:r>
+      <w:r>
+        <w:t xml:space="preserve"> Future Enhancement</w:t>
+      </w:r>
+      <w:bookmarkEnd w:id="25"/>
+    </w:p>
+    <w:p>
+      <w:pPr>
+        <w:spacing w:line="360" w:lineRule="auto"/>
+        <w:rPr>
+          <w:bCs/>
+        </w:rPr>
+      </w:pPr>
+      <w:r>
+        <w:rPr>
+          <w:bCs/>
+        </w:rPr>
+        <w:t>The Student Fine Management System developed in C programming successfully manages student fine records and provides basic operations such as adding, searching, updating, deleting, and generating fine reports. However, as technology advances and the requirements of educational institutions increase, the system can be further improved by adding more advanced features. Future enhancements aim to make the system more secure, user-friendly, automated, and efficient for real-world use.</w:t>
+      </w:r>
+    </w:p>
+    <w:p>
+      <w:pPr>
+        <w:spacing w:after="0" w:line="360" w:lineRule="auto"/>
+        <w:rPr>
+          <w:bCs/>
+        </w:rPr>
+      </w:pPr>
+      <w:r>
+        <w:rPr>
+          <w:bCs/>
+        </w:rPr>
+        <w:t>The possible future enhancements are:</w:t>
+      </w:r>
+    </w:p>
+    <w:p>
+      <w:pPr>
+        <w:spacing w:after="0" w:line="360" w:lineRule="auto"/>
+        <w:rPr>
+          <w:b/>
+        </w:rPr>
+      </w:pPr>
+      <w:r>
+        <w:rPr>
+          <w:b/>
+        </w:rPr>
+        <w:t>1.</w:t>
+      </w:r>
+      <w:r>
+        <w:rPr>
+          <w:b/>
+        </w:rPr>
+        <w:t>Database Integration</w:t>
+      </w:r>
+    </w:p>
+    <w:p>
+      <w:pPr>
+        <w:spacing w:after="0" w:line="360" w:lineRule="auto"/>
+        <w:rPr>
+          <w:bCs/>
+        </w:rPr>
+      </w:pPr>
+      <w:r>
+        <w:rPr>
+          <w:bCs/>
+        </w:rPr>
+        <w:t>The system can be connected with a database like MySQL to store large amounts of student data permanently.</w:t>
+      </w:r>
+    </w:p>
+    <w:p>
+      <w:pPr>
+        <w:spacing w:after="0" w:line="360" w:lineRule="auto"/>
+        <w:rPr>
+          <w:b/>
+        </w:rPr>
+      </w:pPr>
+      <w:r>
+        <w:rPr>
+          <w:b/>
+        </w:rPr>
+        <w:t>2.</w:t>
+      </w:r>
+      <w:r>
+        <w:rPr>
+          <w:b/>
+        </w:rPr>
+        <w:t>File Handling System</w:t>
+      </w:r>
+    </w:p>
+    <w:p>
+      <w:pPr>
+        <w:spacing w:after="0" w:line="360" w:lineRule="auto"/>
+        <w:rPr>
+          <w:bCs/>
+        </w:rPr>
+      </w:pPr>
+      <w:r>
+        <w:rPr>
+          <w:bCs/>
+        </w:rPr>
+        <w:t>File storage can be added to save and retrieve records even after the program is closed.</w:t>
+      </w:r>
+    </w:p>
+    <w:p>
+      <w:pPr>
+        <w:spacing w:after="0" w:line="360" w:lineRule="auto"/>
+        <w:rPr>
+          <w:b/>
+        </w:rPr>
+      </w:pPr>
+      <w:r>
+        <w:rPr>
+          <w:b/>
+        </w:rPr>
+        <w:t>3.Online Fine Payment</w:t>
+      </w:r>
+      <w:r>
+        <w:rPr>
+          <w:b/>
+        </w:rPr>
+        <w:t xml:space="preserve"> system</w:t>
+      </w:r>
+    </w:p>
+    <w:p>
+      <w:pPr>
+        <w:spacing w:after="0" w:line="360" w:lineRule="auto"/>
+        <w:rPr>
+          <w:bCs/>
+        </w:rPr>
+      </w:pPr>
+      <w:r>
+        <w:rPr>
+          <w:bCs/>
+        </w:rPr>
+        <w:t>Students can be provided with online payment options for paying their fines easily.</w:t>
+      </w:r>
+    </w:p>
+    <w:p>
+      <w:pPr>
+        <w:spacing w:after="0" w:line="360" w:lineRule="auto"/>
+        <w:rPr>
+          <w:b/>
+        </w:rPr>
+      </w:pPr>
+      <w:r>
+        <w:rPr>
+          <w:b/>
+        </w:rPr>
+        <w:t>4.</w:t>
+      </w:r>
+      <w:r>
+        <w:rPr>
+          <w:b/>
+        </w:rPr>
+        <w:t>Graphical User Interface (GUI)</w:t>
+      </w:r>
+    </w:p>
+    <w:p>
+      <w:pPr>
+        <w:spacing w:after="0" w:line="360" w:lineRule="auto"/>
+        <w:rPr>
+          <w:bCs/>
+        </w:rPr>
+      </w:pPr>
+      <w:r>
+        <w:rPr>
+          <w:bCs/>
+        </w:rPr>
+        <w:t>A GUI can be developed to make the system more attractive and easier to use.</w:t>
+      </w:r>
+    </w:p>
+    <w:p>
+      <w:pPr>
+        <w:spacing w:after="0" w:line="360" w:lineRule="auto"/>
+        <w:rPr>
+          <w:b/>
+        </w:rPr>
+      </w:pPr>
+      <w:r>
+        <w:rPr>
+          <w:b/>
+        </w:rPr>
+        <w:t>5.</w:t>
+      </w:r>
+      <w:r>
+        <w:rPr>
+          <w:b/>
+        </w:rPr>
+        <w:t>Notification System</w:t>
+      </w:r>
+    </w:p>
+    <w:p>
+      <w:pPr>
+        <w:spacing w:after="0" w:line="360" w:lineRule="auto"/>
+        <w:rPr>
+          <w:bCs/>
+        </w:rPr>
+      </w:pPr>
+      <w:r>
+        <w:rPr>
+          <w:bCs/>
+        </w:rPr>
+        <w:t>The system can send reminders to students about pending fines through email or SMS.</w:t>
+      </w:r>
+    </w:p>
+    <w:p>
+      <w:pPr>
+        <w:spacing w:after="0" w:line="360" w:lineRule="auto"/>
+        <w:rPr>
+          <w:b/>
+        </w:rPr>
+      </w:pPr>
+      <w:r>
+        <w:rPr>
+          <w:b/>
+        </w:rPr>
+        <w:t>6.</w:t>
+      </w:r>
+      <w:r>
+        <w:rPr>
+          <w:b/>
+        </w:rPr>
+        <w:t>Advanced Security Features</w:t>
+      </w:r>
+    </w:p>
+    <w:p>
+      <w:pPr>
+        <w:spacing w:after="0" w:line="360" w:lineRule="auto"/>
+        <w:rPr>
+          <w:bCs/>
+        </w:rPr>
+      </w:pPr>
+      <w:r>
+        <w:rPr>
+          <w:bCs/>
+        </w:rPr>
+        <w:t>Additional security measures such as multiple user accounts and password encryption can be added.</w:t>
+      </w:r>
+    </w:p>
+    <w:p>
+      <w:pPr>
+        <w:spacing w:after="0" w:line="360" w:lineRule="auto"/>
+        <w:rPr>
+          <w:b/>
+        </w:rPr>
+      </w:pPr>
+      <w:r>
+        <w:rPr>
+          <w:b/>
+        </w:rPr>
+        <w:t>7.</w:t>
+      </w:r>
+      <w:r>
+        <w:rPr>
+          <w:b/>
+        </w:rPr>
+        <w:t>Automatic Report Generation</w:t>
+      </w:r>
+    </w:p>
+    <w:p>
+      <w:pPr>
+        <w:spacing w:after="0" w:line="360" w:lineRule="auto"/>
+        <w:rPr>
+          <w:bCs/>
+        </w:rPr>
+      </w:pPr>
+      <w:r>
+        <w:rPr>
+          <w:bCs/>
+        </w:rPr>
+        <w:t>The system can generate detailed reports and export them into PDF or Excel formats.</w:t>
+      </w:r>
+    </w:p>
+    <w:p>
+      <w:pPr>
+        <w:spacing w:after="0" w:line="360" w:lineRule="auto"/>
+        <w:rPr>
+          <w:b/>
+        </w:rPr>
+      </w:pPr>
+      <w:r>
+        <w:rPr>
+          <w:b/>
+        </w:rPr>
+        <w:t>8.</w:t>
+      </w:r>
+      <w:r>
+        <w:rPr>
+          <w:b/>
+        </w:rPr>
+        <w:t>Backup and Recovery System</w:t>
+      </w:r>
+    </w:p>
+    <w:p>
+      <w:pPr>
+        <w:spacing w:after="0" w:line="360" w:lineRule="auto"/>
+        <w:rPr>
+          <w:bCs/>
+        </w:rPr>
+      </w:pPr>
+      <w:r>
+        <w:rPr>
+          <w:bCs/>
+        </w:rPr>
+        <w:t>Automatic backup features can be implemented to prevent loss of important records.</w:t>
+      </w:r>
+    </w:p>
+    <w:p>
+      <w:pPr>
+        <w:spacing w:after="0" w:line="360" w:lineRule="auto"/>
+        <w:rPr>
+          <w:bCs/>
+        </w:rPr>
+      </w:pPr>
+    </w:p>
+    <w:p>
+      <w:pPr>
+        <w:spacing w:line="360" w:lineRule="auto"/>
+        <w:rPr>
+          <w:bCs/>
+        </w:rPr>
+      </w:pPr>
+      <w:r>
+        <w:rPr>
+          <w:bCs/>
+        </w:rPr>
+        <w:t>These enhancements can transform the current Student Fine Management System into a complete, secure, and efficient management application suitable for educational institutions.</w:t>
+      </w:r>
+      <w:r>
+        <w:rPr>
+          <w:bCs/>
+        </w:rPr>
+        <w:t xml:space="preserve"> </w:t>
+      </w:r>
+    </w:p>
+    <w:p>
+      <w:pPr>
+        <w:spacing w:line="360" w:lineRule="auto"/>
+        <w:rPr>
+          <w:bCs/>
+        </w:rPr>
       </w:pPr>
       <w:r>
         <w:rPr>
@@ -8471,111 +9188,1141 @@
         <w:rPr>
           <w:lang w:val="en-US"/>
         </w:rPr>
+        <w:lastRenderedPageBreak/>
         <w:t xml:space="preserve">The </w:t>
       </w:r>
       <w:r>
         <w:rPr>
+          <w:lang w:val="en-US"/>
+        </w:rPr>
+        <w:t>Student Fine Management System</w:t>
+      </w:r>
+      <w:r>
+        <w:rPr>
+          <w:lang w:val="en-US"/>
+        </w:rPr>
+        <w:t xml:space="preserve"> is a simple and user-friendly application developed using the C programming language to manage student fine records efficiently. The main objective of this project is to replace the traditional manual method of maintaining fine records with a computerized system that is faster, more accurate, and easier to use. The system allows the administrator to securely log in, add new student records, search for students, update fine details, process fine payments, delete records, view all student information, count the total number of students, and generate fine reports.</w:t>
+      </w:r>
+    </w:p>
+    <w:p>
+      <w:pPr>
+        <w:spacing w:line="360" w:lineRule="auto"/>
+        <w:rPr>
+          <w:lang w:val="en-US"/>
+        </w:rPr>
+      </w:pPr>
+      <w:r>
+        <w:rPr>
+          <w:lang w:val="en-US"/>
+        </w:rPr>
+        <w:t>By automating these tasks, the system reduces paperwork, minimizes human errors, and saves time in managing student fine information. It also helps maintain accurate records of the total fine, paid fine, and remaining fine for each student, making the entire process more organized and reliable. The reporting feature enables the administrator to quickly view the total outstanding fines and monitor the overall status of student payments.</w:t>
+      </w:r>
+    </w:p>
+    <w:p>
+      <w:pPr>
+        <w:spacing w:line="360" w:lineRule="auto"/>
+        <w:rPr>
+          <w:lang w:val="en-US"/>
+        </w:rPr>
+      </w:pPr>
+      <w:r>
+        <w:rPr>
+          <w:lang w:val="en-US"/>
+        </w:rPr>
+        <w:t>This project also provided practical experience in applying fundamental C programming concepts such as structures, arrays, functions, loops, conditional statements, and basic data management. Developing this system improved problem-solving skills and demonstrated how programming can be used to solve real-life administrative tasks.</w:t>
+      </w:r>
+    </w:p>
+    <w:p>
+      <w:pPr>
+        <w:spacing w:line="360" w:lineRule="auto"/>
+        <w:rPr>
+          <w:lang w:val="en-US"/>
+        </w:rPr>
+      </w:pPr>
+      <w:r>
+        <w:rPr>
+          <w:lang w:val="en-US"/>
+        </w:rPr>
+        <w:t xml:space="preserve">Overall, the </w:t>
+      </w:r>
+      <w:r>
+        <w:rPr>
+          <w:lang w:val="en-US"/>
+        </w:rPr>
+        <w:t>Student Fine Management System</w:t>
+      </w:r>
+      <w:r>
+        <w:rPr>
+          <w:lang w:val="en-US"/>
+        </w:rPr>
+        <w:t xml:space="preserve"> successfully meets its objectives by providing an efficient, reliable, and easy-to-use solution for managing student fine records. It serves as a good example of how a simple software application can improve the efficiency and accuracy of daily administrative work in educational institutions.</w:t>
+      </w:r>
+    </w:p>
+    <w:p>
+      <w:pPr>
+        <w:spacing w:line="360" w:lineRule="auto"/>
+      </w:pPr>
+      <w:r>
+        <w:br/>
+      </w:r>
+    </w:p>
+    <w:p>
+      <w:pPr>
+        <w:spacing w:line="360" w:lineRule="auto"/>
+      </w:pPr>
+      <w:r>
+        <w:br w:type="page"/>
+      </w:r>
+    </w:p>
+    <w:p>
+      <w:pPr>
+        <w:pStyle w:val="Heading1"/>
+      </w:pPr>
+      <w:bookmarkStart w:id="26" w:name="_Toc234488430"/>
+      <w:r>
+        <w:lastRenderedPageBreak/>
+        <w:t>12.Reference</w:t>
+      </w:r>
+      <w:bookmarkEnd w:id="26"/>
+    </w:p>
+    <w:p>
+      <w:pPr>
+        <w:pStyle w:val="ListParagraph"/>
+        <w:numPr>
+          <w:ilvl w:val="0"/>
+          <w:numId w:val="20"/>
+        </w:numPr>
+        <w:spacing w:after="0" w:line="360" w:lineRule="auto"/>
+        <w:rPr>
+          <w:rStyle w:val="Emphasis"/>
+          <w:i w:val="0"/>
+          <w:iCs w:val="0"/>
+          <w:lang w:val="en-US"/>
+        </w:rPr>
+      </w:pPr>
+      <w:r>
+        <w:rPr>
+          <w:rStyle w:val="Strong"/>
+          <w:b w:val="0"/>
+          <w:bCs w:val="0"/>
+        </w:rPr>
+        <w:t>Aryan Dikshit, Ayush Shrivastava, Rajesh Kumar</w:t>
+      </w:r>
+      <w:r>
+        <w:t xml:space="preserve"> – </w:t>
+      </w:r>
+      <w:r>
+        <w:rPr>
+          <w:rStyle w:val="Emphasis"/>
+        </w:rPr>
+        <w:t>Student Fine Management System</w:t>
+      </w:r>
+    </w:p>
+    <w:p>
+      <w:pPr>
+        <w:pStyle w:val="ListParagraph"/>
+        <w:numPr>
+          <w:ilvl w:val="0"/>
+          <w:numId w:val="20"/>
+        </w:numPr>
+        <w:spacing w:after="0" w:line="360" w:lineRule="auto"/>
+        <w:rPr>
+          <w:color w:val="000000" w:themeColor="text1"/>
+        </w:rPr>
+      </w:pPr>
+      <w:r>
+        <w:rPr>
+          <w:rStyle w:val="Strong"/>
+          <w:b w:val="0"/>
+          <w:bCs w:val="0"/>
+          <w:color w:val="000000" w:themeColor="text1"/>
+        </w:rPr>
+        <w:t>https://www.researchgate.net/publication/362379146_Student_Management_System?utm_source=chatgpt.co</w:t>
+      </w:r>
+      <w:r>
+        <w:rPr>
+          <w:rStyle w:val="Strong"/>
+          <w:b w:val="0"/>
+          <w:bCs w:val="0"/>
+          <w:color w:val="000000" w:themeColor="text1"/>
+        </w:rPr>
+        <w:t>m</w:t>
+      </w:r>
+    </w:p>
+    <w:p>
+      <w:pPr>
+        <w:pStyle w:val="ListParagraph"/>
+        <w:numPr>
+          <w:ilvl w:val="0"/>
+          <w:numId w:val="20"/>
+        </w:numPr>
+        <w:spacing w:after="0" w:line="360" w:lineRule="auto"/>
+        <w:rPr>
+          <w:color w:val="000000" w:themeColor="text1"/>
+        </w:rPr>
+      </w:pPr>
+      <w:hyperlink r:id="rId18" w:tgtFrame="_new" w:history="1">
+        <w:r>
+          <w:rPr>
+            <w:color w:val="000000" w:themeColor="text1"/>
+            <w:u w:val="single"/>
+          </w:rPr>
+          <w:t>ResearchGate</w:t>
+        </w:r>
+      </w:hyperlink>
+      <w:r>
+        <w:rPr>
+          <w:color w:val="000000" w:themeColor="text1"/>
+        </w:rPr>
+        <w:t xml:space="preserve"> — Research papers and journals for student management systems</w:t>
+      </w:r>
+    </w:p>
+    <w:p>
+      <w:pPr>
+        <w:pStyle w:val="ListParagraph"/>
+        <w:numPr>
+          <w:ilvl w:val="0"/>
+          <w:numId w:val="20"/>
+        </w:numPr>
+        <w:spacing w:after="0" w:line="360" w:lineRule="auto"/>
+        <w:rPr>
+          <w:color w:val="000000" w:themeColor="text1"/>
+        </w:rPr>
+      </w:pPr>
+      <w:hyperlink r:id="rId19" w:history="1">
+        <w:r>
+          <w:rPr>
+            <w:rStyle w:val="Hyperlink"/>
+            <w:color w:val="000000" w:themeColor="text1"/>
+          </w:rPr>
+          <w:t>https://www.researchgate.net/publication/359615804_student_fine_management_system?utm_source=chatgpt.com</w:t>
+        </w:r>
+      </w:hyperlink>
+    </w:p>
+    <w:p>
+      <w:pPr>
+        <w:pStyle w:val="ListParagraph"/>
+        <w:numPr>
+          <w:ilvl w:val="0"/>
+          <w:numId w:val="20"/>
+        </w:numPr>
+        <w:spacing w:after="0" w:line="360" w:lineRule="auto"/>
+        <w:rPr>
+          <w:color w:val="000000" w:themeColor="text1"/>
+        </w:rPr>
+      </w:pPr>
+      <w:r>
+        <w:rPr>
+          <w:rStyle w:val="Strong"/>
+        </w:rPr>
+        <w:t>Radhika Bhanushali</w:t>
+      </w:r>
+      <w:r>
+        <w:t xml:space="preserve"> — </w:t>
+      </w:r>
+      <w:r>
+        <w:rPr>
+          <w:rStyle w:val="Emphasis"/>
+        </w:rPr>
+        <w:t>Student Management System</w:t>
+      </w:r>
+    </w:p>
+    <w:p>
+      <w:pPr>
+        <w:pStyle w:val="ListParagraph"/>
+        <w:numPr>
+          <w:ilvl w:val="0"/>
+          <w:numId w:val="20"/>
+        </w:numPr>
+        <w:spacing w:after="0" w:line="360" w:lineRule="auto"/>
+        <w:rPr>
+          <w:color w:val="000000" w:themeColor="text1"/>
+        </w:rPr>
+      </w:pPr>
+      <w:hyperlink r:id="rId20" w:history="1">
+        <w:r>
+          <w:rPr>
+            <w:rStyle w:val="Hyperlink"/>
+          </w:rPr>
+          <w:t>https://www.researchgate.net/publication/362379146_Student_Management_System?utm_source=chatgpt.com</w:t>
+        </w:r>
+      </w:hyperlink>
+    </w:p>
+    <w:p>
+      <w:pPr>
+        <w:pStyle w:val="ListParagraph"/>
+        <w:numPr>
+          <w:ilvl w:val="0"/>
+          <w:numId w:val="20"/>
+        </w:numPr>
+        <w:spacing w:after="0" w:line="360" w:lineRule="auto"/>
+        <w:rPr>
+          <w:color w:val="000000" w:themeColor="text1"/>
+          <w:lang w:val="en-US"/>
+        </w:rPr>
+      </w:pPr>
+      <w:r>
+        <w:rPr>
           <w:b/>
           <w:bCs/>
+          <w:color w:val="000000" w:themeColor="text1"/>
           <w:lang w:val="en-US"/>
         </w:rPr>
-        <w:t>Student Fine Management System</w:t>
-      </w:r>
-      <w:r>
-        <w:rPr>
+        <w:t>Kernighan, B. W., &amp; Ritchie, D. M. (1988).</w:t>
+      </w:r>
+      <w:r>
+        <w:rPr>
+          <w:color w:val="000000" w:themeColor="text1"/>
           <w:lang w:val="en-US"/>
         </w:rPr>
-        <w:t xml:space="preserve"> is a simple and user-friendly application developed using the C programming language to manage student fine records efficiently. The main objective of this project is to replace the traditional manual </w:t>
-      </w:r>
-      <w:r>
-        <w:rPr>
+        <w:t xml:space="preserve"> </w:t>
+      </w:r>
+      <w:r>
+        <w:rPr>
+          <w:i/>
+          <w:iCs/>
+          <w:color w:val="000000" w:themeColor="text1"/>
           <w:lang w:val="en-US"/>
         </w:rPr>
+        <w:t>The C Programming Language (2nd Edition).</w:t>
+      </w:r>
+      <w:r>
+        <w:rPr>
+          <w:color w:val="000000" w:themeColor="text1"/>
+          <w:lang w:val="en-US"/>
+        </w:rPr>
+        <w:br/>
+        <w:t xml:space="preserve">Prentice Hall. </w:t>
+      </w:r>
+    </w:p>
+    <w:p>
+      <w:pPr>
+        <w:pStyle w:val="ListParagraph"/>
+        <w:numPr>
+          <w:ilvl w:val="1"/>
+          <w:numId w:val="20"/>
+        </w:numPr>
+        <w:spacing w:after="0" w:line="360" w:lineRule="auto"/>
+        <w:rPr>
+          <w:color w:val="000000" w:themeColor="text1"/>
+          <w:lang w:val="en-US"/>
+        </w:rPr>
+      </w:pPr>
+      <w:r>
+        <w:rPr>
+          <w:color w:val="000000" w:themeColor="text1"/>
+          <w:lang w:val="en-US"/>
+        </w:rPr>
+        <w:t xml:space="preserve">Used as a reference for C programming concepts such as structures, functions, arrays, loops, and conditional statements. </w:t>
+      </w:r>
+    </w:p>
+    <w:p>
+      <w:pPr>
+        <w:pStyle w:val="ListParagraph"/>
+        <w:numPr>
+          <w:ilvl w:val="0"/>
+          <w:numId w:val="20"/>
+        </w:numPr>
+        <w:spacing w:after="0" w:line="360" w:lineRule="auto"/>
+        <w:rPr>
+          <w:color w:val="000000" w:themeColor="text1"/>
+          <w:lang w:val="en-US"/>
+        </w:rPr>
+      </w:pPr>
+      <w:r>
+        <w:rPr>
+          <w:b/>
+          <w:bCs/>
+          <w:color w:val="000000" w:themeColor="text1"/>
+          <w:lang w:val="en-US"/>
+        </w:rPr>
+        <w:t>Pressman, R. S., &amp; Maxim, B. R. (2019).</w:t>
+      </w:r>
+      <w:r>
+        <w:rPr>
+          <w:color w:val="000000" w:themeColor="text1"/>
+          <w:lang w:val="en-US"/>
+        </w:rPr>
+        <w:t xml:space="preserve"> </w:t>
+      </w:r>
+      <w:r>
+        <w:rPr>
+          <w:i/>
+          <w:iCs/>
+          <w:color w:val="000000" w:themeColor="text1"/>
+          <w:lang w:val="en-US"/>
+        </w:rPr>
+        <w:t>Software Engineering: A Practitioner’s Approach (9th Edition).</w:t>
+      </w:r>
+      <w:r>
+        <w:rPr>
+          <w:color w:val="000000" w:themeColor="text1"/>
+          <w:lang w:val="en-US"/>
+        </w:rPr>
+        <w:br/>
+        <w:t xml:space="preserve">McGraw-Hill Education. </w:t>
+      </w:r>
+    </w:p>
+    <w:p>
+      <w:pPr>
+        <w:pStyle w:val="ListParagraph"/>
+        <w:numPr>
+          <w:ilvl w:val="1"/>
+          <w:numId w:val="20"/>
+        </w:numPr>
+        <w:spacing w:after="0" w:line="360" w:lineRule="auto"/>
+        <w:rPr>
+          <w:color w:val="000000" w:themeColor="text1"/>
+          <w:lang w:val="en-US"/>
+        </w:rPr>
+      </w:pPr>
+      <w:r>
+        <w:rPr>
+          <w:color w:val="000000" w:themeColor="text1"/>
+          <w:lang w:val="en-US"/>
+        </w:rPr>
+        <w:t xml:space="preserve">Referred for software development methodologies, Waterfall Model, requirement analysis, system design, and software testing. </w:t>
+      </w:r>
+    </w:p>
+    <w:p>
+      <w:pPr>
+        <w:pStyle w:val="ListParagraph"/>
+        <w:numPr>
+          <w:ilvl w:val="0"/>
+          <w:numId w:val="20"/>
+        </w:numPr>
+        <w:spacing w:after="0" w:line="360" w:lineRule="auto"/>
+        <w:rPr>
+          <w:color w:val="000000" w:themeColor="text1"/>
+          <w:lang w:val="en-US"/>
+        </w:rPr>
+      </w:pPr>
+      <w:r>
+        <w:rPr>
+          <w:b/>
+          <w:bCs/>
+          <w:color w:val="000000" w:themeColor="text1"/>
+          <w:lang w:val="en-US"/>
+        </w:rPr>
+        <w:t>Sommerville, I. (2016).</w:t>
+      </w:r>
+      <w:r>
+        <w:rPr>
+          <w:color w:val="000000" w:themeColor="text1"/>
+          <w:lang w:val="en-US"/>
+        </w:rPr>
+        <w:t xml:space="preserve"> </w:t>
+      </w:r>
+      <w:r>
+        <w:rPr>
+          <w:i/>
+          <w:iCs/>
+          <w:color w:val="000000" w:themeColor="text1"/>
+          <w:lang w:val="en-US"/>
+        </w:rPr>
+        <w:t>Software Engineering (10th Edition).</w:t>
+      </w:r>
+      <w:r>
+        <w:rPr>
+          <w:color w:val="000000" w:themeColor="text1"/>
+          <w:lang w:val="en-US"/>
+        </w:rPr>
+        <w:br/>
+        <w:t xml:space="preserve">Pearson Education. </w:t>
+      </w:r>
+    </w:p>
+    <w:p>
+      <w:pPr>
+        <w:pStyle w:val="ListParagraph"/>
+        <w:numPr>
+          <w:ilvl w:val="1"/>
+          <w:numId w:val="20"/>
+        </w:numPr>
+        <w:spacing w:after="0" w:line="360" w:lineRule="auto"/>
+        <w:rPr>
+          <w:color w:val="000000" w:themeColor="text1"/>
+          <w:lang w:val="en-US"/>
+        </w:rPr>
+      </w:pPr>
+      <w:r>
+        <w:rPr>
+          <w:color w:val="000000" w:themeColor="text1"/>
+          <w:lang w:val="en-US"/>
+        </w:rPr>
+        <w:t xml:space="preserve">Used for understanding software engineering principles, system requirements, and software development processes. </w:t>
+      </w:r>
+    </w:p>
+    <w:p>
+      <w:pPr>
+        <w:pStyle w:val="ListParagraph"/>
+        <w:numPr>
+          <w:ilvl w:val="0"/>
+          <w:numId w:val="20"/>
+        </w:numPr>
+        <w:spacing w:after="0" w:line="360" w:lineRule="auto"/>
+        <w:rPr>
+          <w:color w:val="000000" w:themeColor="text1"/>
+          <w:lang w:val="en-US"/>
+        </w:rPr>
+      </w:pPr>
+      <w:proofErr w:type="spellStart"/>
+      <w:r>
+        <w:rPr>
+          <w:b/>
+          <w:bCs/>
+          <w:color w:val="000000" w:themeColor="text1"/>
+          <w:lang w:val="en-US"/>
+        </w:rPr>
+        <w:t>GeeksforGeeks</w:t>
+      </w:r>
+      <w:proofErr w:type="spellEnd"/>
+      <w:r>
+        <w:rPr>
+          <w:b/>
+          <w:bCs/>
+          <w:color w:val="000000" w:themeColor="text1"/>
+          <w:lang w:val="en-US"/>
+        </w:rPr>
+        <w:t>.</w:t>
+      </w:r>
+      <w:r>
+        <w:rPr>
+          <w:color w:val="000000" w:themeColor="text1"/>
+          <w:lang w:val="en-US"/>
+        </w:rPr>
+        <w:t xml:space="preserve"> </w:t>
+      </w:r>
+      <w:r>
+        <w:rPr>
+          <w:i/>
+          <w:iCs/>
+          <w:color w:val="000000" w:themeColor="text1"/>
+          <w:lang w:val="en-US"/>
+        </w:rPr>
+        <w:t>C Programming Language Tutorials.</w:t>
+      </w:r>
+      <w:r>
+        <w:rPr>
+          <w:color w:val="000000" w:themeColor="text1"/>
+          <w:lang w:val="en-US"/>
+        </w:rPr>
+        <w:br/>
+        <w:t xml:space="preserve">Available at: </w:t>
+      </w:r>
+      <w:hyperlink r:id="rId21" w:tgtFrame="_new" w:history="1">
+        <w:r>
+          <w:rPr>
+            <w:rStyle w:val="Hyperlink"/>
+            <w:lang w:val="en-US"/>
+          </w:rPr>
+          <w:t>https://www.geeksforgeeks.org/c-programming-language/</w:t>
+        </w:r>
+      </w:hyperlink>
+      <w:r>
+        <w:rPr>
+          <w:color w:val="000000" w:themeColor="text1"/>
+          <w:lang w:val="en-US"/>
+        </w:rPr>
+        <w:t xml:space="preserve"> </w:t>
+      </w:r>
+    </w:p>
+    <w:p>
+      <w:pPr>
+        <w:pStyle w:val="ListParagraph"/>
+        <w:numPr>
+          <w:ilvl w:val="1"/>
+          <w:numId w:val="20"/>
+        </w:numPr>
+        <w:spacing w:after="0" w:line="360" w:lineRule="auto"/>
+        <w:rPr>
+          <w:color w:val="000000" w:themeColor="text1"/>
+          <w:lang w:val="en-US"/>
+        </w:rPr>
+      </w:pPr>
+      <w:r>
+        <w:rPr>
+          <w:color w:val="000000" w:themeColor="text1"/>
+          <w:lang w:val="en-US"/>
+        </w:rPr>
+        <w:t xml:space="preserve">Referred for C programming examples, syntax, and implementation techniques. </w:t>
+      </w:r>
+    </w:p>
+    <w:p>
+      <w:pPr>
+        <w:pStyle w:val="ListParagraph"/>
+        <w:numPr>
+          <w:ilvl w:val="0"/>
+          <w:numId w:val="20"/>
+        </w:numPr>
+        <w:spacing w:after="0" w:line="360" w:lineRule="auto"/>
+        <w:rPr>
+          <w:color w:val="000000" w:themeColor="text1"/>
+          <w:lang w:val="en-US"/>
+        </w:rPr>
+      </w:pPr>
+      <w:proofErr w:type="spellStart"/>
+      <w:r>
+        <w:rPr>
+          <w:b/>
+          <w:bCs/>
+          <w:color w:val="000000" w:themeColor="text1"/>
+          <w:lang w:val="en-US"/>
+        </w:rPr>
+        <w:t>TutorialsPoint</w:t>
+      </w:r>
+      <w:proofErr w:type="spellEnd"/>
+      <w:r>
+        <w:rPr>
+          <w:b/>
+          <w:bCs/>
+          <w:color w:val="000000" w:themeColor="text1"/>
+          <w:lang w:val="en-US"/>
+        </w:rPr>
+        <w:t>.</w:t>
+      </w:r>
+      <w:r>
+        <w:rPr>
+          <w:color w:val="000000" w:themeColor="text1"/>
+          <w:lang w:val="en-US"/>
+        </w:rPr>
+        <w:t xml:space="preserve"> </w:t>
+      </w:r>
+      <w:r>
+        <w:rPr>
+          <w:i/>
+          <w:iCs/>
+          <w:color w:val="000000" w:themeColor="text1"/>
+          <w:lang w:val="en-US"/>
+        </w:rPr>
+        <w:t>C Programming Tutorial.</w:t>
+      </w:r>
+      <w:r>
+        <w:rPr>
+          <w:color w:val="000000" w:themeColor="text1"/>
+          <w:lang w:val="en-US"/>
+        </w:rPr>
+        <w:br/>
+        <w:t xml:space="preserve">Available at: https://www.tutorialspoint.com/cprogramming/ </w:t>
+      </w:r>
+    </w:p>
+    <w:p>
+      <w:pPr>
+        <w:pStyle w:val="ListParagraph"/>
+        <w:numPr>
+          <w:ilvl w:val="1"/>
+          <w:numId w:val="20"/>
+        </w:numPr>
+        <w:spacing w:after="0" w:line="360" w:lineRule="auto"/>
+        <w:rPr>
+          <w:color w:val="000000" w:themeColor="text1"/>
+          <w:lang w:val="en-US"/>
+        </w:rPr>
+      </w:pPr>
+      <w:r>
+        <w:rPr>
+          <w:color w:val="000000" w:themeColor="text1"/>
+          <w:lang w:val="en-US"/>
+        </w:rPr>
+        <w:t xml:space="preserve">Used for basic concepts of C programming and program development. </w:t>
+      </w:r>
+    </w:p>
+    <w:p>
+      <w:pPr>
+        <w:pStyle w:val="ListParagraph"/>
+        <w:numPr>
+          <w:ilvl w:val="0"/>
+          <w:numId w:val="20"/>
+        </w:numPr>
+        <w:spacing w:after="0" w:line="360" w:lineRule="auto"/>
+        <w:rPr>
+          <w:color w:val="000000" w:themeColor="text1"/>
+          <w:lang w:val="en-US"/>
+        </w:rPr>
+      </w:pPr>
+      <w:r>
+        <w:rPr>
+          <w:b/>
+          <w:bCs/>
+          <w:color w:val="000000" w:themeColor="text1"/>
+          <w:lang w:val="en-US"/>
+        </w:rPr>
         <w:lastRenderedPageBreak/>
-        <w:t>method of maintaining fine records with a computerized system that is faster, more accurate, and easier to use. The system allows the administrator to securely log in, add new student records, search for students, update fine details, process fine payments, delete records, view all student information, count the total number of students, and generate fine reports.</w:t>
-      </w:r>
+        <w:t>ResearchGate.</w:t>
+      </w:r>
+      <w:r>
+        <w:rPr>
+          <w:color w:val="000000" w:themeColor="text1"/>
+          <w:lang w:val="en-US"/>
+        </w:rPr>
+        <w:t xml:space="preserve"> </w:t>
+      </w:r>
+      <w:r>
+        <w:rPr>
+          <w:i/>
+          <w:iCs/>
+          <w:color w:val="000000" w:themeColor="text1"/>
+          <w:lang w:val="en-US"/>
+        </w:rPr>
+        <w:t>Student Management System Research Papers.</w:t>
+      </w:r>
+      <w:r>
+        <w:rPr>
+          <w:color w:val="000000" w:themeColor="text1"/>
+          <w:lang w:val="en-US"/>
+        </w:rPr>
+        <w:br/>
+        <w:t xml:space="preserve">Available at: </w:t>
+      </w:r>
+      <w:hyperlink r:id="rId22" w:tgtFrame="_new" w:history="1">
+        <w:r>
+          <w:rPr>
+            <w:rStyle w:val="Hyperlink"/>
+            <w:lang w:val="en-US"/>
+          </w:rPr>
+          <w:t>https://www.researchgate.net/</w:t>
+        </w:r>
+      </w:hyperlink>
+      <w:r>
+        <w:rPr>
+          <w:color w:val="000000" w:themeColor="text1"/>
+          <w:lang w:val="en-US"/>
+        </w:rPr>
+        <w:t xml:space="preserve"> </w:t>
+      </w:r>
+    </w:p>
+    <w:p>
+      <w:pPr>
+        <w:pStyle w:val="ListParagraph"/>
+        <w:numPr>
+          <w:ilvl w:val="1"/>
+          <w:numId w:val="20"/>
+        </w:numPr>
+        <w:spacing w:after="0" w:line="360" w:lineRule="auto"/>
+        <w:rPr>
+          <w:color w:val="000000" w:themeColor="text1"/>
+          <w:lang w:val="en-US"/>
+        </w:rPr>
+      </w:pPr>
+      <w:r>
+        <w:rPr>
+          <w:color w:val="000000" w:themeColor="text1"/>
+          <w:lang w:val="en-US"/>
+        </w:rPr>
+        <w:t xml:space="preserve">Referred for background study and understanding existing student management systems. </w:t>
+      </w:r>
+    </w:p>
+    <w:p>
+      <w:pPr>
+        <w:pStyle w:val="ListParagraph"/>
+        <w:numPr>
+          <w:ilvl w:val="0"/>
+          <w:numId w:val="20"/>
+        </w:numPr>
+        <w:spacing w:after="0" w:line="360" w:lineRule="auto"/>
+        <w:rPr>
+          <w:color w:val="000000" w:themeColor="text1"/>
+          <w:lang w:val="en-US"/>
+        </w:rPr>
+      </w:pPr>
+      <w:r>
+        <w:rPr>
+          <w:b/>
+          <w:bCs/>
+          <w:color w:val="000000" w:themeColor="text1"/>
+          <w:lang w:val="en-US"/>
+        </w:rPr>
+        <w:t>IEEE Xplore Digital Library.</w:t>
+      </w:r>
+      <w:r>
+        <w:rPr>
+          <w:color w:val="000000" w:themeColor="text1"/>
+          <w:lang w:val="en-US"/>
+        </w:rPr>
+        <w:t xml:space="preserve"> </w:t>
+      </w:r>
+      <w:r>
+        <w:rPr>
+          <w:i/>
+          <w:iCs/>
+          <w:color w:val="000000" w:themeColor="text1"/>
+          <w:lang w:val="en-US"/>
+        </w:rPr>
+        <w:t>Software Engineering and Management System Research Articles.</w:t>
+      </w:r>
+      <w:r>
+        <w:rPr>
+          <w:color w:val="000000" w:themeColor="text1"/>
+          <w:lang w:val="en-US"/>
+        </w:rPr>
+        <w:br/>
+        <w:t xml:space="preserve">Available at: </w:t>
+      </w:r>
+      <w:hyperlink r:id="rId23" w:tgtFrame="_new" w:history="1">
+        <w:r>
+          <w:rPr>
+            <w:rStyle w:val="Hyperlink"/>
+            <w:lang w:val="en-US"/>
+          </w:rPr>
+          <w:t>https://ieeexplore.ieee.org/</w:t>
+        </w:r>
+      </w:hyperlink>
+      <w:r>
+        <w:rPr>
+          <w:color w:val="000000" w:themeColor="text1"/>
+          <w:lang w:val="en-US"/>
+        </w:rPr>
+        <w:t xml:space="preserve"> </w:t>
+      </w:r>
+    </w:p>
+    <w:p>
+      <w:pPr>
+        <w:pStyle w:val="ListParagraph"/>
+        <w:numPr>
+          <w:ilvl w:val="1"/>
+          <w:numId w:val="20"/>
+        </w:numPr>
+        <w:spacing w:after="0" w:line="360" w:lineRule="auto"/>
+        <w:rPr>
+          <w:color w:val="000000" w:themeColor="text1"/>
+          <w:lang w:val="en-US"/>
+        </w:rPr>
+      </w:pPr>
+      <w:r>
+        <w:rPr>
+          <w:color w:val="000000" w:themeColor="text1"/>
+          <w:lang w:val="en-US"/>
+        </w:rPr>
+        <w:t xml:space="preserve">Used for reviewing research articles related to software systems and automation. </w:t>
+      </w:r>
+    </w:p>
+    <w:p>
+      <w:pPr>
+        <w:pStyle w:val="ListParagraph"/>
+        <w:numPr>
+          <w:ilvl w:val="0"/>
+          <w:numId w:val="20"/>
+        </w:numPr>
+        <w:spacing w:after="0" w:line="360" w:lineRule="auto"/>
+        <w:rPr>
+          <w:color w:val="000000" w:themeColor="text1"/>
+          <w:lang w:val="en-US"/>
+        </w:rPr>
+      </w:pPr>
+      <w:r>
+        <w:rPr>
+          <w:b/>
+          <w:bCs/>
+          <w:color w:val="000000" w:themeColor="text1"/>
+          <w:lang w:val="en-US"/>
+        </w:rPr>
+        <w:t>MySQL Documentation.</w:t>
+      </w:r>
+      <w:r>
+        <w:rPr>
+          <w:color w:val="000000" w:themeColor="text1"/>
+          <w:lang w:val="en-US"/>
+        </w:rPr>
+        <w:t xml:space="preserve"> </w:t>
+      </w:r>
+      <w:r>
+        <w:rPr>
+          <w:i/>
+          <w:iCs/>
+          <w:color w:val="000000" w:themeColor="text1"/>
+          <w:lang w:val="en-US"/>
+        </w:rPr>
+        <w:t>MySQL Reference Manual.</w:t>
+      </w:r>
+      <w:r>
+        <w:rPr>
+          <w:color w:val="000000" w:themeColor="text1"/>
+          <w:lang w:val="en-US"/>
+        </w:rPr>
+        <w:br/>
+        <w:t xml:space="preserve">Available at: </w:t>
+      </w:r>
+      <w:hyperlink r:id="rId24" w:tgtFrame="_new" w:history="1">
+        <w:r>
+          <w:rPr>
+            <w:rStyle w:val="Hyperlink"/>
+            <w:lang w:val="en-US"/>
+          </w:rPr>
+          <w:t>https://dev.mysql.com/doc/</w:t>
+        </w:r>
+      </w:hyperlink>
+      <w:r>
+        <w:rPr>
+          <w:color w:val="000000" w:themeColor="text1"/>
+          <w:lang w:val="en-US"/>
+        </w:rPr>
+        <w:t xml:space="preserve"> </w:t>
+      </w:r>
+    </w:p>
+    <w:p>
+      <w:pPr>
+        <w:pStyle w:val="ListParagraph"/>
+        <w:numPr>
+          <w:ilvl w:val="1"/>
+          <w:numId w:val="20"/>
+        </w:numPr>
+        <w:spacing w:after="0" w:line="360" w:lineRule="auto"/>
+        <w:rPr>
+          <w:color w:val="000000" w:themeColor="text1"/>
+          <w:lang w:val="en-US"/>
+        </w:rPr>
+      </w:pPr>
+      <w:r>
+        <w:rPr>
+          <w:color w:val="000000" w:themeColor="text1"/>
+          <w:lang w:val="en-US"/>
+        </w:rPr>
+        <w:t xml:space="preserve">Referred for future database integration concepts. </w:t>
+      </w:r>
+    </w:p>
+    <w:p>
+      <w:pPr>
+        <w:pStyle w:val="ListParagraph"/>
+        <w:numPr>
+          <w:ilvl w:val="0"/>
+          <w:numId w:val="20"/>
+        </w:numPr>
+        <w:spacing w:after="0" w:line="360" w:lineRule="auto"/>
+        <w:rPr>
+          <w:color w:val="000000" w:themeColor="text1"/>
+          <w:lang w:val="en-US"/>
+        </w:rPr>
+      </w:pPr>
+      <w:r>
+        <w:rPr>
+          <w:b/>
+          <w:bCs/>
+          <w:color w:val="000000" w:themeColor="text1"/>
+          <w:lang w:val="en-US"/>
+        </w:rPr>
+        <w:t>Visual Studio Code Documentation.</w:t>
+      </w:r>
+      <w:r>
+        <w:rPr>
+          <w:color w:val="000000" w:themeColor="text1"/>
+          <w:lang w:val="en-US"/>
+        </w:rPr>
+        <w:br/>
+        <w:t xml:space="preserve">Available at: </w:t>
+      </w:r>
+      <w:hyperlink r:id="rId25" w:tgtFrame="_new" w:history="1">
+        <w:r>
+          <w:rPr>
+            <w:rStyle w:val="Hyperlink"/>
+            <w:lang w:val="en-US"/>
+          </w:rPr>
+          <w:t>https://code.visualstudio.com/docs</w:t>
+        </w:r>
+      </w:hyperlink>
+      <w:r>
+        <w:rPr>
+          <w:color w:val="000000" w:themeColor="text1"/>
+          <w:lang w:val="en-US"/>
+        </w:rPr>
+        <w:t xml:space="preserve"> </w:t>
+      </w:r>
+    </w:p>
+    <w:p>
+      <w:pPr>
+        <w:pStyle w:val="ListParagraph"/>
+        <w:numPr>
+          <w:ilvl w:val="1"/>
+          <w:numId w:val="20"/>
+        </w:numPr>
+        <w:spacing w:after="0" w:line="360" w:lineRule="auto"/>
+        <w:rPr>
+          <w:color w:val="000000" w:themeColor="text1"/>
+          <w:lang w:val="en-US"/>
+        </w:rPr>
+      </w:pPr>
+      <w:r>
+        <w:rPr>
+          <w:color w:val="000000" w:themeColor="text1"/>
+          <w:lang w:val="en-US"/>
+        </w:rPr>
+        <w:t xml:space="preserve">Used as a reference for the development environment and code editing tools. </w:t>
+      </w:r>
+    </w:p>
+    <w:p>
+      <w:pPr>
+        <w:pStyle w:val="ListParagraph"/>
+        <w:numPr>
+          <w:ilvl w:val="0"/>
+          <w:numId w:val="20"/>
+        </w:numPr>
+        <w:spacing w:after="0" w:line="360" w:lineRule="auto"/>
+        <w:rPr>
+          <w:color w:val="000000" w:themeColor="text1"/>
+          <w:lang w:val="en-US"/>
+        </w:rPr>
+      </w:pPr>
+      <w:r>
+        <w:rPr>
+          <w:b/>
+          <w:bCs/>
+          <w:color w:val="000000" w:themeColor="text1"/>
+          <w:lang w:val="en-US"/>
+        </w:rPr>
+        <w:t>Pokhara University.</w:t>
+      </w:r>
+      <w:r>
+        <w:rPr>
+          <w:color w:val="000000" w:themeColor="text1"/>
+          <w:lang w:val="en-US"/>
+        </w:rPr>
+        <w:t xml:space="preserve"> </w:t>
+      </w:r>
+      <w:r>
+        <w:rPr>
+          <w:i/>
+          <w:iCs/>
+          <w:color w:val="000000" w:themeColor="text1"/>
+          <w:lang w:val="en-US"/>
+        </w:rPr>
+        <w:t>Bachelor of Computer Application (BCA) Project Guidelines.</w:t>
+      </w:r>
+      <w:r>
+        <w:rPr>
+          <w:color w:val="000000" w:themeColor="text1"/>
+          <w:lang w:val="en-US"/>
+        </w:rPr>
+        <w:t xml:space="preserve"> </w:t>
+      </w:r>
+    </w:p>
+    <w:p>
+      <w:pPr>
+        <w:pStyle w:val="ListParagraph"/>
+        <w:numPr>
+          <w:ilvl w:val="0"/>
+          <w:numId w:val="20"/>
+        </w:numPr>
+        <w:spacing w:after="0" w:line="360" w:lineRule="auto"/>
+        <w:rPr>
+          <w:color w:val="000000" w:themeColor="text1"/>
+          <w:lang w:val="en-US"/>
+        </w:rPr>
+      </w:pPr>
+      <w:r>
+        <w:rPr>
+          <w:color w:val="000000" w:themeColor="text1"/>
+          <w:lang w:val="en-US"/>
+        </w:rPr>
+        <w:t xml:space="preserve">Referred for project documentation format and academic requirements. </w:t>
+      </w:r>
+    </w:p>
+    <w:p>
+      <w:pPr>
+        <w:pStyle w:val="ListParagraph"/>
+        <w:spacing w:after="0" w:line="360" w:lineRule="auto"/>
+        <w:ind w:left="360"/>
+        <w:rPr>
+          <w:color w:val="000000" w:themeColor="text1"/>
+        </w:rPr>
+      </w:pPr>
     </w:p>
     <w:p>
       <w:pPr>
         <w:spacing w:line="360" w:lineRule="auto"/>
-        <w:rPr>
-          <w:lang w:val="en-US"/>
-        </w:rPr>
-      </w:pPr>
-      <w:r>
-        <w:rPr>
-          <w:lang w:val="en-US"/>
-        </w:rPr>
-        <w:t>By automating these tasks, the system reduces paperwork, minimizes human errors, and saves time in managing student fine information. It also helps maintain accurate records of the total fine, paid fine, and remaining fine for each student, making the entire process more organized and reliable. The reporting feature enables the administrator to quickly view the total outstanding fines and monitor the overall status of student payments.</w:t>
-      </w:r>
+      </w:pPr>
     </w:p>
     <w:p>
       <w:pPr>
         <w:spacing w:line="360" w:lineRule="auto"/>
-        <w:rPr>
-          <w:lang w:val="en-US"/>
-        </w:rPr>
-      </w:pPr>
-      <w:r>
-        <w:rPr>
-          <w:lang w:val="en-US"/>
-        </w:rPr>
-        <w:t>This project also provided practical experience in applying fundamental C programming concepts such as structures, arrays, functions, loops, conditional statements, and basic data management. Developing this system improved problem-solving skills and demonstrated how programming can be used to solve real-life administrative tasks.</w:t>
-      </w:r>
+      </w:pPr>
     </w:p>
     <w:p>
       <w:pPr>
         <w:spacing w:line="360" w:lineRule="auto"/>
-        <w:rPr>
-          <w:lang w:val="en-US"/>
-        </w:rPr>
-      </w:pPr>
-      <w:r>
-        <w:rPr>
-          <w:lang w:val="en-US"/>
-        </w:rPr>
-        <w:t xml:space="preserve">Overall, the </w:t>
-      </w:r>
-      <w:r>
-        <w:rPr>
-          <w:b/>
-          <w:bCs/>
-          <w:lang w:val="en-US"/>
-        </w:rPr>
-        <w:t>Student Fine Management System</w:t>
-      </w:r>
-      <w:r>
-        <w:rPr>
-          <w:lang w:val="en-US"/>
-        </w:rPr>
-        <w:t xml:space="preserve"> successfully meets its objectives by providing an efficient, reliable, and easy-to-use solution for managing student fine records. It serves as a good example of how a simple software application can improve the efficiency and accuracy of daily administrative work in educational institutions.</w:t>
-      </w:r>
+      </w:pPr>
     </w:p>
     <w:p>
       <w:pPr>
         <w:spacing w:line="360" w:lineRule="auto"/>
       </w:pPr>
-      <w:r>
-        <w:br/>
-      </w:r>
     </w:p>
     <w:p>
       <w:pPr>
         <w:spacing w:line="360" w:lineRule="auto"/>
       </w:pPr>
-      <w:r>
-        <w:br w:type="page"/>
-      </w:r>
-    </w:p>
+    </w:p>
+    <w:p>
+      <w:pPr>
+        <w:spacing w:line="360" w:lineRule="auto"/>
+      </w:pPr>
+    </w:p>
+    <w:p>
+      <w:pPr>
+        <w:spacing w:line="360" w:lineRule="auto"/>
+      </w:pPr>
+    </w:p>
+    <w:p>
+      <w:pPr>
+        <w:spacing w:line="360" w:lineRule="auto"/>
+      </w:pPr>
+    </w:p>
+    <w:p>
+      <w:pPr>
+        <w:spacing w:line="360" w:lineRule="auto"/>
+      </w:pPr>
+    </w:p>
+    <w:p/>
+    <w:p/>
+    <w:p/>
+    <w:p>
+      <w:pPr>
+        <w:spacing w:after="0" w:line="360" w:lineRule="auto"/>
+      </w:pPr>
+    </w:p>
+    <w:p/>
+    <w:p/>
+    <w:p/>
+    <w:p/>
+    <w:p/>
+    <w:p/>
+    <w:p/>
+    <w:p/>
+    <w:p/>
+    <w:p/>
+    <w:p/>
+    <w:p/>
+    <w:p/>
+    <w:p/>
+    <w:p/>
+    <w:p/>
+    <w:p/>
+    <w:p/>
+    <w:p/>
+    <w:p/>
+    <w:p/>
+    <w:p/>
+    <w:p/>
+    <w:p/>
+    <w:p/>
+    <w:p/>
+    <w:p/>
     <w:p>
       <w:pPr>
         <w:pStyle w:val="Heading2"/>
         <w:spacing w:line="360" w:lineRule="auto"/>
       </w:pPr>
+      <w:bookmarkStart w:id="27" w:name="_Toc234487727"/>
+      <w:bookmarkStart w:id="28" w:name="_Toc234488431"/>
       <w:r>
         <w:lastRenderedPageBreak/>
-        <w:t>12. Annexures</w:t>
-      </w:r>
+        <w:t>1</w:t>
+      </w:r>
+      <w:r>
+        <w:t>3</w:t>
+      </w:r>
+      <w:r>
+        <w:t>. Annexures</w:t>
+      </w:r>
+      <w:bookmarkEnd w:id="27"/>
+      <w:bookmarkEnd w:id="28"/>
     </w:p>
     <w:p>
       <w:pPr>
@@ -8647,7 +10394,7 @@
       </w:pPr>
     </w:p>
     <w:sectPr>
-      <w:footerReference w:type="default" r:id="rId18"/>
+      <w:footerReference w:type="default" r:id="rId26"/>
       <w:pgSz w:w="11906" w:h="16838" w:code="9"/>
       <w:pgMar w:top="1440" w:right="1440" w:bottom="1440" w:left="2160" w:header="720" w:footer="720" w:gutter="0"/>
       <w:cols w:space="720"/>
@@ -8766,6 +10513,205 @@
 <file path=word/numbering.xml><?xml version="1.0" encoding="utf-8"?>
 <w:numbering xmlns:wpc="http://schemas.microsoft.com/office/word/2010/wordprocessingCanvas" xmlns:cx="http://schemas.microsoft.com/office/drawing/2014/chartex" xmlns:cx1="http://schemas.microsoft.com/office/drawing/2015/9/8/chartex" xmlns:cx2="http://schemas.microsoft.com/office/drawing/2015/10/21/chartex" xmlns:cx3="http://schemas.microsoft.com/office/drawing/2016/5/9/chartex" xmlns:cx4="http://schemas.microsoft.com/office/drawing/2016/5/10/chartex" xmlns:cx5="http://schemas.microsoft.com/office/drawing/2016/5/11/chartex" xmlns:cx6="http://schemas.microsoft.com/office/drawing/2016/5/12/chartex" xmlns:cx7="http://schemas.microsoft.com/office/drawing/2016/5/13/chartex" xmlns:cx8="http://schemas.microsoft.com/office/drawing/2016/5/14/chartex" xmlns:mc="http://schemas.openxmlformats.org/markup-compatibility/2006" xmlns:aink="http://schemas.microsoft.com/office/drawing/2016/ink" xmlns:am3d="http://schemas.microsoft.com/office/drawing/2017/model3d" xmlns:o="urn:schemas-microsoft-com:office:office" xmlns:oel="http://schemas.microsoft.com/office/2019/extlst" xmlns:r="http://schemas.openxmlformats.org/officeDocument/2006/relationships" xmlns:m="http://schemas.openxmlformats.org/officeDocument/2006/math" xmlns:v="urn:schemas-microsoft-com:vml" xmlns:wp14="http://schemas.microsoft.com/office/word/2010/wordprocessingDrawing" xmlns:wp="http://schemas.openxmlformats.org/drawingml/2006/wordprocessingDrawing" xmlns:w10="urn:schemas-microsoft-com:office:word" xmlns:w="http://schemas.openxmlformats.org/wordprocessingml/2006/main" xmlns:w14="http://schemas.microsoft.com/office/word/2010/wordml" xmlns:w15="http://schemas.microsoft.com/office/word/2012/wordml" xmlns:w16cex="http://schemas.microsoft.com/office/word/2018/wordml/cex" xmlns:w16cid="http://schemas.microsoft.com/office/word/2016/wordml/cid" xmlns:w16="http://schemas.microsoft.com/office/word/2018/wordml" xmlns:w16du="http://schemas.microsoft.com/office/word/2023/wordml/word16du" xmlns:w16sdtdh="http://schemas.microsoft.com/office/word/2020/wordml/sdtdatahash" xmlns:w16sdtfl="http://schemas.microsoft.com/office/word/2024/wordml/sdtformatlock" xmlns:w16se="http://schemas.microsoft.com/office/word/2015/wordml/symex" xmlns:wpg="http://schemas.microsoft.com/office/word/2010/wordprocessingGroup" xmlns:wpi="http://schemas.microsoft.com/office/word/2010/wordprocessingInk" xmlns:wne="http://schemas.microsoft.com/office/word/2006/wordml" xmlns:wps="http://schemas.microsoft.com/office/word/2010/wordprocessingShape" mc:Ignorable="w14 w15 w16se w16cid w16 w16cex w16sdtdh w16sdtfl w16du wp14">
   <w:abstractNum w:abstractNumId="0" w15:restartNumberingAfterBreak="0">
+    <w:nsid w:val="06564E21"/>
+    <w:multiLevelType w:val="hybridMultilevel"/>
+    <w:tmpl w:val="23DE3FAE"/>
+    <w:lvl w:ilvl="0" w:tplc="04090001">
+      <w:start w:val="1"/>
+      <w:numFmt w:val="bullet"/>
+      <w:lvlText w:val=""/>
+      <w:lvlJc w:val="left"/>
+      <w:pPr>
+        <w:ind w:left="1170" w:hanging="360"/>
+      </w:pPr>
+      <w:rPr>
+        <w:rFonts w:ascii="Symbol" w:hAnsi="Symbol" w:hint="default"/>
+      </w:rPr>
+    </w:lvl>
+    <w:lvl w:ilvl="1" w:tplc="04090003" w:tentative="1">
+      <w:start w:val="1"/>
+      <w:numFmt w:val="bullet"/>
+      <w:lvlText w:val="o"/>
+      <w:lvlJc w:val="left"/>
+      <w:pPr>
+        <w:ind w:left="1890" w:hanging="360"/>
+      </w:pPr>
+      <w:rPr>
+        <w:rFonts w:ascii="Courier New" w:hAnsi="Courier New" w:cs="Courier New" w:hint="default"/>
+      </w:rPr>
+    </w:lvl>
+    <w:lvl w:ilvl="2" w:tplc="04090005" w:tentative="1">
+      <w:start w:val="1"/>
+      <w:numFmt w:val="bullet"/>
+      <w:lvlText w:val=""/>
+      <w:lvlJc w:val="left"/>
+      <w:pPr>
+        <w:ind w:left="2610" w:hanging="360"/>
+      </w:pPr>
+      <w:rPr>
+        <w:rFonts w:ascii="Wingdings" w:hAnsi="Wingdings" w:hint="default"/>
+      </w:rPr>
+    </w:lvl>
+    <w:lvl w:ilvl="3" w:tplc="04090001" w:tentative="1">
+      <w:start w:val="1"/>
+      <w:numFmt w:val="bullet"/>
+      <w:lvlText w:val=""/>
+      <w:lvlJc w:val="left"/>
+      <w:pPr>
+        <w:ind w:left="3330" w:hanging="360"/>
+      </w:pPr>
+      <w:rPr>
+        <w:rFonts w:ascii="Symbol" w:hAnsi="Symbol" w:hint="default"/>
+      </w:rPr>
+    </w:lvl>
+    <w:lvl w:ilvl="4" w:tplc="04090003" w:tentative="1">
+      <w:start w:val="1"/>
+      <w:numFmt w:val="bullet"/>
+      <w:lvlText w:val="o"/>
+      <w:lvlJc w:val="left"/>
+      <w:pPr>
+        <w:ind w:left="4050" w:hanging="360"/>
+      </w:pPr>
+      <w:rPr>
+        <w:rFonts w:ascii="Courier New" w:hAnsi="Courier New" w:cs="Courier New" w:hint="default"/>
+      </w:rPr>
+    </w:lvl>
+    <w:lvl w:ilvl="5" w:tplc="04090005" w:tentative="1">
+      <w:start w:val="1"/>
+      <w:numFmt w:val="bullet"/>
+      <w:lvlText w:val=""/>
+      <w:lvlJc w:val="left"/>
+      <w:pPr>
+        <w:ind w:left="4770" w:hanging="360"/>
+      </w:pPr>
+      <w:rPr>
+        <w:rFonts w:ascii="Wingdings" w:hAnsi="Wingdings" w:hint="default"/>
+      </w:rPr>
+    </w:lvl>
+    <w:lvl w:ilvl="6" w:tplc="04090001" w:tentative="1">
+      <w:start w:val="1"/>
+      <w:numFmt w:val="bullet"/>
+      <w:lvlText w:val=""/>
+      <w:lvlJc w:val="left"/>
+      <w:pPr>
+        <w:ind w:left="5490" w:hanging="360"/>
+      </w:pPr>
+      <w:rPr>
+        <w:rFonts w:ascii="Symbol" w:hAnsi="Symbol" w:hint="default"/>
+      </w:rPr>
+    </w:lvl>
+    <w:lvl w:ilvl="7" w:tplc="04090003" w:tentative="1">
+      <w:start w:val="1"/>
+      <w:numFmt w:val="bullet"/>
+      <w:lvlText w:val="o"/>
+      <w:lvlJc w:val="left"/>
+      <w:pPr>
+        <w:ind w:left="6210" w:hanging="360"/>
+      </w:pPr>
+      <w:rPr>
+        <w:rFonts w:ascii="Courier New" w:hAnsi="Courier New" w:cs="Courier New" w:hint="default"/>
+      </w:rPr>
+    </w:lvl>
+    <w:lvl w:ilvl="8" w:tplc="04090005" w:tentative="1">
+      <w:start w:val="1"/>
+      <w:numFmt w:val="bullet"/>
+      <w:lvlText w:val=""/>
+      <w:lvlJc w:val="left"/>
+      <w:pPr>
+        <w:ind w:left="6930" w:hanging="360"/>
+      </w:pPr>
+      <w:rPr>
+        <w:rFonts w:ascii="Wingdings" w:hAnsi="Wingdings" w:hint="default"/>
+      </w:rPr>
+    </w:lvl>
+  </w:abstractNum>
+  <w:abstractNum w:abstractNumId="1" w15:restartNumberingAfterBreak="0">
+    <w:nsid w:val="119076EB"/>
+    <w:multiLevelType w:val="hybridMultilevel"/>
+    <w:tmpl w:val="D40C7FAC"/>
+    <w:lvl w:ilvl="0" w:tplc="0409000F">
+      <w:start w:val="1"/>
+      <w:numFmt w:val="decimal"/>
+      <w:lvlText w:val="%1."/>
+      <w:lvlJc w:val="left"/>
+      <w:pPr>
+        <w:ind w:left="720" w:hanging="360"/>
+      </w:pPr>
+    </w:lvl>
+    <w:lvl w:ilvl="1" w:tplc="04090019">
+      <w:start w:val="1"/>
+      <w:numFmt w:val="lowerLetter"/>
+      <w:lvlText w:val="%2."/>
+      <w:lvlJc w:val="left"/>
+      <w:pPr>
+        <w:ind w:left="1440" w:hanging="360"/>
+      </w:pPr>
+    </w:lvl>
+    <w:lvl w:ilvl="2" w:tplc="0409001B" w:tentative="1">
+      <w:start w:val="1"/>
+      <w:numFmt w:val="lowerRoman"/>
+      <w:lvlText w:val="%3."/>
+      <w:lvlJc w:val="right"/>
+      <w:pPr>
+        <w:ind w:left="2160" w:hanging="180"/>
+      </w:pPr>
+    </w:lvl>
+    <w:lvl w:ilvl="3" w:tplc="0409000F" w:tentative="1">
+      <w:start w:val="1"/>
+      <w:numFmt w:val="decimal"/>
+      <w:lvlText w:val="%4."/>
+      <w:lvlJc w:val="left"/>
+      <w:pPr>
+        <w:ind w:left="2880" w:hanging="360"/>
+      </w:pPr>
+    </w:lvl>
+    <w:lvl w:ilvl="4" w:tplc="04090019" w:tentative="1">
+      <w:start w:val="1"/>
+      <w:numFmt w:val="lowerLetter"/>
+      <w:lvlText w:val="%5."/>
+      <w:lvlJc w:val="left"/>
+      <w:pPr>
+        <w:ind w:left="3600" w:hanging="360"/>
+      </w:pPr>
+    </w:lvl>
+    <w:lvl w:ilvl="5" w:tplc="0409001B" w:tentative="1">
+      <w:start w:val="1"/>
+      <w:numFmt w:val="lowerRoman"/>
+      <w:lvlText w:val="%6."/>
+      <w:lvlJc w:val="right"/>
+      <w:pPr>
+        <w:ind w:left="4320" w:hanging="180"/>
+      </w:pPr>
+    </w:lvl>
+    <w:lvl w:ilvl="6" w:tplc="0409000F" w:tentative="1">
+      <w:start w:val="1"/>
+      <w:numFmt w:val="decimal"/>
+      <w:lvlText w:val="%7."/>
+      <w:lvlJc w:val="left"/>
+      <w:pPr>
+        <w:ind w:left="5040" w:hanging="360"/>
+      </w:pPr>
+    </w:lvl>
+    <w:lvl w:ilvl="7" w:tplc="04090019" w:tentative="1">
+      <w:start w:val="1"/>
+      <w:numFmt w:val="lowerLetter"/>
+      <w:lvlText w:val="%8."/>
+      <w:lvlJc w:val="left"/>
+      <w:pPr>
+        <w:ind w:left="5760" w:hanging="360"/>
+      </w:pPr>
+    </w:lvl>
+    <w:lvl w:ilvl="8" w:tplc="0409001B" w:tentative="1">
+      <w:start w:val="1"/>
+      <w:numFmt w:val="lowerRoman"/>
+      <w:lvlText w:val="%9."/>
+      <w:lvlJc w:val="right"/>
+      <w:pPr>
+        <w:ind w:left="6480" w:hanging="180"/>
+      </w:pPr>
+    </w:lvl>
+  </w:abstractNum>
+  <w:abstractNum w:abstractNumId="2" w15:restartNumberingAfterBreak="0">
     <w:nsid w:val="1E497C42"/>
     <w:multiLevelType w:val="hybridMultilevel"/>
     <w:tmpl w:val="42EE21BE"/>
@@ -8851,7 +10797,7 @@
       </w:pPr>
     </w:lvl>
   </w:abstractNum>
-  <w:abstractNum w:abstractNumId="1" w15:restartNumberingAfterBreak="0">
+  <w:abstractNum w:abstractNumId="3" w15:restartNumberingAfterBreak="0">
     <w:nsid w:val="1F8864AA"/>
     <w:multiLevelType w:val="multilevel"/>
     <w:tmpl w:val="45D0A408"/>
@@ -9000,7 +10946,7 @@
       </w:rPr>
     </w:lvl>
   </w:abstractNum>
-  <w:abstractNum w:abstractNumId="2" w15:restartNumberingAfterBreak="0">
+  <w:abstractNum w:abstractNumId="4" w15:restartNumberingAfterBreak="0">
     <w:nsid w:val="1FDF569A"/>
     <w:multiLevelType w:val="multilevel"/>
     <w:tmpl w:val="118A62D2"/>
@@ -9113,7 +11059,7 @@
       </w:rPr>
     </w:lvl>
   </w:abstractNum>
-  <w:abstractNum w:abstractNumId="3" w15:restartNumberingAfterBreak="0">
+  <w:abstractNum w:abstractNumId="5" w15:restartNumberingAfterBreak="0">
     <w:nsid w:val="29195D18"/>
     <w:multiLevelType w:val="multilevel"/>
     <w:tmpl w:val="7CDC88A0"/>
@@ -9262,7 +11208,7 @@
       </w:rPr>
     </w:lvl>
   </w:abstractNum>
-  <w:abstractNum w:abstractNumId="4" w15:restartNumberingAfterBreak="0">
+  <w:abstractNum w:abstractNumId="6" w15:restartNumberingAfterBreak="0">
     <w:nsid w:val="29362F49"/>
     <w:multiLevelType w:val="multilevel"/>
     <w:tmpl w:val="6292E33E"/>
@@ -9375,7 +11321,7 @@
       </w:rPr>
     </w:lvl>
   </w:abstractNum>
-  <w:abstractNum w:abstractNumId="5" w15:restartNumberingAfterBreak="0">
+  <w:abstractNum w:abstractNumId="7" w15:restartNumberingAfterBreak="0">
     <w:nsid w:val="2A9D76A6"/>
     <w:multiLevelType w:val="hybridMultilevel"/>
     <w:tmpl w:val="0F5A6FB6"/>
@@ -9461,10 +11407,10 @@
       </w:pPr>
     </w:lvl>
   </w:abstractNum>
-  <w:abstractNum w:abstractNumId="6" w15:restartNumberingAfterBreak="0">
+  <w:abstractNum w:abstractNumId="8" w15:restartNumberingAfterBreak="0">
     <w:nsid w:val="2FA74F4D"/>
     <w:multiLevelType w:val="multilevel"/>
-    <w:tmpl w:val="070CBDFC"/>
+    <w:tmpl w:val="A67EB8D4"/>
     <w:lvl w:ilvl="0">
       <w:start w:val="1"/>
       <w:numFmt w:val="bullet"/>
@@ -9481,6 +11427,264 @@
         <w:sz w:val="20"/>
       </w:rPr>
     </w:lvl>
+    <w:lvl w:ilvl="1">
+      <w:start w:val="9"/>
+      <w:numFmt w:val="decimal"/>
+      <w:lvlText w:val="%2"/>
+      <w:lvlJc w:val="left"/>
+      <w:pPr>
+        <w:ind w:left="1440" w:hanging="360"/>
+      </w:pPr>
+      <w:rPr>
+        <w:rFonts w:hint="default"/>
+      </w:rPr>
+    </w:lvl>
+    <w:lvl w:ilvl="2" w:tentative="1">
+      <w:start w:val="1"/>
+      <w:numFmt w:val="bullet"/>
+      <w:lvlText w:val=""/>
+      <w:lvlJc w:val="left"/>
+      <w:pPr>
+        <w:tabs>
+          <w:tab w:val="num" w:pos="2160"/>
+        </w:tabs>
+        <w:ind w:left="2160" w:hanging="360"/>
+      </w:pPr>
+      <w:rPr>
+        <w:rFonts w:ascii="Wingdings" w:hAnsi="Wingdings" w:hint="default"/>
+        <w:sz w:val="20"/>
+      </w:rPr>
+    </w:lvl>
+    <w:lvl w:ilvl="3" w:tentative="1">
+      <w:start w:val="1"/>
+      <w:numFmt w:val="bullet"/>
+      <w:lvlText w:val=""/>
+      <w:lvlJc w:val="left"/>
+      <w:pPr>
+        <w:tabs>
+          <w:tab w:val="num" w:pos="2880"/>
+        </w:tabs>
+        <w:ind w:left="2880" w:hanging="360"/>
+      </w:pPr>
+      <w:rPr>
+        <w:rFonts w:ascii="Wingdings" w:hAnsi="Wingdings" w:hint="default"/>
+        <w:sz w:val="20"/>
+      </w:rPr>
+    </w:lvl>
+    <w:lvl w:ilvl="4" w:tentative="1">
+      <w:start w:val="1"/>
+      <w:numFmt w:val="bullet"/>
+      <w:lvlText w:val=""/>
+      <w:lvlJc w:val="left"/>
+      <w:pPr>
+        <w:tabs>
+          <w:tab w:val="num" w:pos="3600"/>
+        </w:tabs>
+        <w:ind w:left="3600" w:hanging="360"/>
+      </w:pPr>
+      <w:rPr>
+        <w:rFonts w:ascii="Wingdings" w:hAnsi="Wingdings" w:hint="default"/>
+        <w:sz w:val="20"/>
+      </w:rPr>
+    </w:lvl>
+    <w:lvl w:ilvl="5" w:tentative="1">
+      <w:start w:val="1"/>
+      <w:numFmt w:val="bullet"/>
+      <w:lvlText w:val=""/>
+      <w:lvlJc w:val="left"/>
+      <w:pPr>
+        <w:tabs>
+          <w:tab w:val="num" w:pos="4320"/>
+        </w:tabs>
+        <w:ind w:left="4320" w:hanging="360"/>
+      </w:pPr>
+      <w:rPr>
+        <w:rFonts w:ascii="Wingdings" w:hAnsi="Wingdings" w:hint="default"/>
+        <w:sz w:val="20"/>
+      </w:rPr>
+    </w:lvl>
+    <w:lvl w:ilvl="6" w:tentative="1">
+      <w:start w:val="1"/>
+      <w:numFmt w:val="bullet"/>
+      <w:lvlText w:val=""/>
+      <w:lvlJc w:val="left"/>
+      <w:pPr>
+        <w:tabs>
+          <w:tab w:val="num" w:pos="5040"/>
+        </w:tabs>
+        <w:ind w:left="5040" w:hanging="360"/>
+      </w:pPr>
+      <w:rPr>
+        <w:rFonts w:ascii="Wingdings" w:hAnsi="Wingdings" w:hint="default"/>
+        <w:sz w:val="20"/>
+      </w:rPr>
+    </w:lvl>
+    <w:lvl w:ilvl="7" w:tentative="1">
+      <w:start w:val="1"/>
+      <w:numFmt w:val="bullet"/>
+      <w:lvlText w:val=""/>
+      <w:lvlJc w:val="left"/>
+      <w:pPr>
+        <w:tabs>
+          <w:tab w:val="num" w:pos="5760"/>
+        </w:tabs>
+        <w:ind w:left="5760" w:hanging="360"/>
+      </w:pPr>
+      <w:rPr>
+        <w:rFonts w:ascii="Wingdings" w:hAnsi="Wingdings" w:hint="default"/>
+        <w:sz w:val="20"/>
+      </w:rPr>
+    </w:lvl>
+    <w:lvl w:ilvl="8" w:tentative="1">
+      <w:start w:val="1"/>
+      <w:numFmt w:val="bullet"/>
+      <w:lvlText w:val=""/>
+      <w:lvlJc w:val="left"/>
+      <w:pPr>
+        <w:tabs>
+          <w:tab w:val="num" w:pos="6480"/>
+        </w:tabs>
+        <w:ind w:left="6480" w:hanging="360"/>
+      </w:pPr>
+      <w:rPr>
+        <w:rFonts w:ascii="Wingdings" w:hAnsi="Wingdings" w:hint="default"/>
+        <w:sz w:val="20"/>
+      </w:rPr>
+    </w:lvl>
+  </w:abstractNum>
+  <w:abstractNum w:abstractNumId="9" w15:restartNumberingAfterBreak="0">
+    <w:nsid w:val="32EF3F11"/>
+    <w:multiLevelType w:val="hybridMultilevel"/>
+    <w:tmpl w:val="E86C2174"/>
+    <w:lvl w:ilvl="0" w:tplc="04090001">
+      <w:start w:val="1"/>
+      <w:numFmt w:val="bullet"/>
+      <w:lvlText w:val=""/>
+      <w:lvlJc w:val="left"/>
+      <w:pPr>
+        <w:ind w:left="720" w:hanging="360"/>
+      </w:pPr>
+      <w:rPr>
+        <w:rFonts w:ascii="Symbol" w:hAnsi="Symbol" w:hint="default"/>
+      </w:rPr>
+    </w:lvl>
+    <w:lvl w:ilvl="1" w:tplc="04090003" w:tentative="1">
+      <w:start w:val="1"/>
+      <w:numFmt w:val="bullet"/>
+      <w:lvlText w:val="o"/>
+      <w:lvlJc w:val="left"/>
+      <w:pPr>
+        <w:ind w:left="1440" w:hanging="360"/>
+      </w:pPr>
+      <w:rPr>
+        <w:rFonts w:ascii="Courier New" w:hAnsi="Courier New" w:cs="Courier New" w:hint="default"/>
+      </w:rPr>
+    </w:lvl>
+    <w:lvl w:ilvl="2" w:tplc="04090005" w:tentative="1">
+      <w:start w:val="1"/>
+      <w:numFmt w:val="bullet"/>
+      <w:lvlText w:val=""/>
+      <w:lvlJc w:val="left"/>
+      <w:pPr>
+        <w:ind w:left="2160" w:hanging="360"/>
+      </w:pPr>
+      <w:rPr>
+        <w:rFonts w:ascii="Wingdings" w:hAnsi="Wingdings" w:hint="default"/>
+      </w:rPr>
+    </w:lvl>
+    <w:lvl w:ilvl="3" w:tplc="04090001" w:tentative="1">
+      <w:start w:val="1"/>
+      <w:numFmt w:val="bullet"/>
+      <w:lvlText w:val=""/>
+      <w:lvlJc w:val="left"/>
+      <w:pPr>
+        <w:ind w:left="2880" w:hanging="360"/>
+      </w:pPr>
+      <w:rPr>
+        <w:rFonts w:ascii="Symbol" w:hAnsi="Symbol" w:hint="default"/>
+      </w:rPr>
+    </w:lvl>
+    <w:lvl w:ilvl="4" w:tplc="04090003" w:tentative="1">
+      <w:start w:val="1"/>
+      <w:numFmt w:val="bullet"/>
+      <w:lvlText w:val="o"/>
+      <w:lvlJc w:val="left"/>
+      <w:pPr>
+        <w:ind w:left="3600" w:hanging="360"/>
+      </w:pPr>
+      <w:rPr>
+        <w:rFonts w:ascii="Courier New" w:hAnsi="Courier New" w:cs="Courier New" w:hint="default"/>
+      </w:rPr>
+    </w:lvl>
+    <w:lvl w:ilvl="5" w:tplc="04090005" w:tentative="1">
+      <w:start w:val="1"/>
+      <w:numFmt w:val="bullet"/>
+      <w:lvlText w:val=""/>
+      <w:lvlJc w:val="left"/>
+      <w:pPr>
+        <w:ind w:left="4320" w:hanging="360"/>
+      </w:pPr>
+      <w:rPr>
+        <w:rFonts w:ascii="Wingdings" w:hAnsi="Wingdings" w:hint="default"/>
+      </w:rPr>
+    </w:lvl>
+    <w:lvl w:ilvl="6" w:tplc="04090001" w:tentative="1">
+      <w:start w:val="1"/>
+      <w:numFmt w:val="bullet"/>
+      <w:lvlText w:val=""/>
+      <w:lvlJc w:val="left"/>
+      <w:pPr>
+        <w:ind w:left="5040" w:hanging="360"/>
+      </w:pPr>
+      <w:rPr>
+        <w:rFonts w:ascii="Symbol" w:hAnsi="Symbol" w:hint="default"/>
+      </w:rPr>
+    </w:lvl>
+    <w:lvl w:ilvl="7" w:tplc="04090003" w:tentative="1">
+      <w:start w:val="1"/>
+      <w:numFmt w:val="bullet"/>
+      <w:lvlText w:val="o"/>
+      <w:lvlJc w:val="left"/>
+      <w:pPr>
+        <w:ind w:left="5760" w:hanging="360"/>
+      </w:pPr>
+      <w:rPr>
+        <w:rFonts w:ascii="Courier New" w:hAnsi="Courier New" w:cs="Courier New" w:hint="default"/>
+      </w:rPr>
+    </w:lvl>
+    <w:lvl w:ilvl="8" w:tplc="04090005" w:tentative="1">
+      <w:start w:val="1"/>
+      <w:numFmt w:val="bullet"/>
+      <w:lvlText w:val=""/>
+      <w:lvlJc w:val="left"/>
+      <w:pPr>
+        <w:ind w:left="6480" w:hanging="360"/>
+      </w:pPr>
+      <w:rPr>
+        <w:rFonts w:ascii="Wingdings" w:hAnsi="Wingdings" w:hint="default"/>
+      </w:rPr>
+    </w:lvl>
+  </w:abstractNum>
+  <w:abstractNum w:abstractNumId="10" w15:restartNumberingAfterBreak="0">
+    <w:nsid w:val="37FA3344"/>
+    <w:multiLevelType w:val="multilevel"/>
+    <w:tmpl w:val="023ABB90"/>
+    <w:lvl w:ilvl="0">
+      <w:start w:val="1"/>
+      <w:numFmt w:val="bullet"/>
+      <w:lvlText w:val=""/>
+      <w:lvlJc w:val="left"/>
+      <w:pPr>
+        <w:tabs>
+          <w:tab w:val="num" w:pos="720"/>
+        </w:tabs>
+        <w:ind w:left="720" w:hanging="360"/>
+      </w:pPr>
+      <w:rPr>
+        <w:rFonts w:ascii="Symbol" w:hAnsi="Symbol" w:hint="default"/>
+        <w:sz w:val="20"/>
+      </w:rPr>
+    </w:lvl>
     <w:lvl w:ilvl="1" w:tentative="1">
       <w:start w:val="1"/>
       <w:numFmt w:val="bullet"/>
@@ -9610,123 +11814,10 @@
       </w:rPr>
     </w:lvl>
   </w:abstractNum>
-  <w:abstractNum w:abstractNumId="7" w15:restartNumberingAfterBreak="0">
-    <w:nsid w:val="32EF3F11"/>
-    <w:multiLevelType w:val="hybridMultilevel"/>
-    <w:tmpl w:val="E86C2174"/>
-    <w:lvl w:ilvl="0" w:tplc="04090001">
-      <w:start w:val="1"/>
-      <w:numFmt w:val="bullet"/>
-      <w:lvlText w:val=""/>
-      <w:lvlJc w:val="left"/>
-      <w:pPr>
-        <w:ind w:left="720" w:hanging="360"/>
-      </w:pPr>
-      <w:rPr>
-        <w:rFonts w:ascii="Symbol" w:hAnsi="Symbol" w:hint="default"/>
-      </w:rPr>
-    </w:lvl>
-    <w:lvl w:ilvl="1" w:tplc="04090003" w:tentative="1">
-      <w:start w:val="1"/>
-      <w:numFmt w:val="bullet"/>
-      <w:lvlText w:val="o"/>
-      <w:lvlJc w:val="left"/>
-      <w:pPr>
-        <w:ind w:left="1440" w:hanging="360"/>
-      </w:pPr>
-      <w:rPr>
-        <w:rFonts w:ascii="Courier New" w:hAnsi="Courier New" w:cs="Courier New" w:hint="default"/>
-      </w:rPr>
-    </w:lvl>
-    <w:lvl w:ilvl="2" w:tplc="04090005" w:tentative="1">
-      <w:start w:val="1"/>
-      <w:numFmt w:val="bullet"/>
-      <w:lvlText w:val=""/>
-      <w:lvlJc w:val="left"/>
-      <w:pPr>
-        <w:ind w:left="2160" w:hanging="360"/>
-      </w:pPr>
-      <w:rPr>
-        <w:rFonts w:ascii="Wingdings" w:hAnsi="Wingdings" w:hint="default"/>
-      </w:rPr>
-    </w:lvl>
-    <w:lvl w:ilvl="3" w:tplc="04090001" w:tentative="1">
-      <w:start w:val="1"/>
-      <w:numFmt w:val="bullet"/>
-      <w:lvlText w:val=""/>
-      <w:lvlJc w:val="left"/>
-      <w:pPr>
-        <w:ind w:left="2880" w:hanging="360"/>
-      </w:pPr>
-      <w:rPr>
-        <w:rFonts w:ascii="Symbol" w:hAnsi="Symbol" w:hint="default"/>
-      </w:rPr>
-    </w:lvl>
-    <w:lvl w:ilvl="4" w:tplc="04090003" w:tentative="1">
-      <w:start w:val="1"/>
-      <w:numFmt w:val="bullet"/>
-      <w:lvlText w:val="o"/>
-      <w:lvlJc w:val="left"/>
-      <w:pPr>
-        <w:ind w:left="3600" w:hanging="360"/>
-      </w:pPr>
-      <w:rPr>
-        <w:rFonts w:ascii="Courier New" w:hAnsi="Courier New" w:cs="Courier New" w:hint="default"/>
-      </w:rPr>
-    </w:lvl>
-    <w:lvl w:ilvl="5" w:tplc="04090005" w:tentative="1">
-      <w:start w:val="1"/>
-      <w:numFmt w:val="bullet"/>
-      <w:lvlText w:val=""/>
-      <w:lvlJc w:val="left"/>
-      <w:pPr>
-        <w:ind w:left="4320" w:hanging="360"/>
-      </w:pPr>
-      <w:rPr>
-        <w:rFonts w:ascii="Wingdings" w:hAnsi="Wingdings" w:hint="default"/>
-      </w:rPr>
-    </w:lvl>
-    <w:lvl w:ilvl="6" w:tplc="04090001" w:tentative="1">
-      <w:start w:val="1"/>
-      <w:numFmt w:val="bullet"/>
-      <w:lvlText w:val=""/>
-      <w:lvlJc w:val="left"/>
-      <w:pPr>
-        <w:ind w:left="5040" w:hanging="360"/>
-      </w:pPr>
-      <w:rPr>
-        <w:rFonts w:ascii="Symbol" w:hAnsi="Symbol" w:hint="default"/>
-      </w:rPr>
-    </w:lvl>
-    <w:lvl w:ilvl="7" w:tplc="04090003" w:tentative="1">
-      <w:start w:val="1"/>
-      <w:numFmt w:val="bullet"/>
-      <w:lvlText w:val="o"/>
-      <w:lvlJc w:val="left"/>
-      <w:pPr>
-        <w:ind w:left="5760" w:hanging="360"/>
-      </w:pPr>
-      <w:rPr>
-        <w:rFonts w:ascii="Courier New" w:hAnsi="Courier New" w:cs="Courier New" w:hint="default"/>
-      </w:rPr>
-    </w:lvl>
-    <w:lvl w:ilvl="8" w:tplc="04090005" w:tentative="1">
-      <w:start w:val="1"/>
-      <w:numFmt w:val="bullet"/>
-      <w:lvlText w:val=""/>
-      <w:lvlJc w:val="left"/>
-      <w:pPr>
-        <w:ind w:left="6480" w:hanging="360"/>
-      </w:pPr>
-      <w:rPr>
-        <w:rFonts w:ascii="Wingdings" w:hAnsi="Wingdings" w:hint="default"/>
-      </w:rPr>
-    </w:lvl>
-  </w:abstractNum>
-  <w:abstractNum w:abstractNumId="8" w15:restartNumberingAfterBreak="0">
-    <w:nsid w:val="37FA3344"/>
+  <w:abstractNum w:abstractNumId="11" w15:restartNumberingAfterBreak="0">
+    <w:nsid w:val="3C0F54A0"/>
     <w:multiLevelType w:val="multilevel"/>
-    <w:tmpl w:val="023ABB90"/>
+    <w:tmpl w:val="84C272C4"/>
     <w:lvl w:ilvl="0">
       <w:start w:val="1"/>
       <w:numFmt w:val="bullet"/>
@@ -9872,156 +11963,7 @@
       </w:rPr>
     </w:lvl>
   </w:abstractNum>
-  <w:abstractNum w:abstractNumId="9" w15:restartNumberingAfterBreak="0">
-    <w:nsid w:val="3C0F54A0"/>
-    <w:multiLevelType w:val="multilevel"/>
-    <w:tmpl w:val="84C272C4"/>
-    <w:lvl w:ilvl="0">
-      <w:start w:val="1"/>
-      <w:numFmt w:val="bullet"/>
-      <w:lvlText w:val=""/>
-      <w:lvlJc w:val="left"/>
-      <w:pPr>
-        <w:tabs>
-          <w:tab w:val="num" w:pos="720"/>
-        </w:tabs>
-        <w:ind w:left="720" w:hanging="360"/>
-      </w:pPr>
-      <w:rPr>
-        <w:rFonts w:ascii="Symbol" w:hAnsi="Symbol" w:hint="default"/>
-        <w:sz w:val="20"/>
-      </w:rPr>
-    </w:lvl>
-    <w:lvl w:ilvl="1" w:tentative="1">
-      <w:start w:val="1"/>
-      <w:numFmt w:val="bullet"/>
-      <w:lvlText w:val="o"/>
-      <w:lvlJc w:val="left"/>
-      <w:pPr>
-        <w:tabs>
-          <w:tab w:val="num" w:pos="1440"/>
-        </w:tabs>
-        <w:ind w:left="1440" w:hanging="360"/>
-      </w:pPr>
-      <w:rPr>
-        <w:rFonts w:ascii="Courier New" w:hAnsi="Courier New" w:hint="default"/>
-        <w:sz w:val="20"/>
-      </w:rPr>
-    </w:lvl>
-    <w:lvl w:ilvl="2" w:tentative="1">
-      <w:start w:val="1"/>
-      <w:numFmt w:val="bullet"/>
-      <w:lvlText w:val=""/>
-      <w:lvlJc w:val="left"/>
-      <w:pPr>
-        <w:tabs>
-          <w:tab w:val="num" w:pos="2160"/>
-        </w:tabs>
-        <w:ind w:left="2160" w:hanging="360"/>
-      </w:pPr>
-      <w:rPr>
-        <w:rFonts w:ascii="Wingdings" w:hAnsi="Wingdings" w:hint="default"/>
-        <w:sz w:val="20"/>
-      </w:rPr>
-    </w:lvl>
-    <w:lvl w:ilvl="3" w:tentative="1">
-      <w:start w:val="1"/>
-      <w:numFmt w:val="bullet"/>
-      <w:lvlText w:val=""/>
-      <w:lvlJc w:val="left"/>
-      <w:pPr>
-        <w:tabs>
-          <w:tab w:val="num" w:pos="2880"/>
-        </w:tabs>
-        <w:ind w:left="2880" w:hanging="360"/>
-      </w:pPr>
-      <w:rPr>
-        <w:rFonts w:ascii="Wingdings" w:hAnsi="Wingdings" w:hint="default"/>
-        <w:sz w:val="20"/>
-      </w:rPr>
-    </w:lvl>
-    <w:lvl w:ilvl="4" w:tentative="1">
-      <w:start w:val="1"/>
-      <w:numFmt w:val="bullet"/>
-      <w:lvlText w:val=""/>
-      <w:lvlJc w:val="left"/>
-      <w:pPr>
-        <w:tabs>
-          <w:tab w:val="num" w:pos="3600"/>
-        </w:tabs>
-        <w:ind w:left="3600" w:hanging="360"/>
-      </w:pPr>
-      <w:rPr>
-        <w:rFonts w:ascii="Wingdings" w:hAnsi="Wingdings" w:hint="default"/>
-        <w:sz w:val="20"/>
-      </w:rPr>
-    </w:lvl>
-    <w:lvl w:ilvl="5" w:tentative="1">
-      <w:start w:val="1"/>
-      <w:numFmt w:val="bullet"/>
-      <w:lvlText w:val=""/>
-      <w:lvlJc w:val="left"/>
-      <w:pPr>
-        <w:tabs>
-          <w:tab w:val="num" w:pos="4320"/>
-        </w:tabs>
-        <w:ind w:left="4320" w:hanging="360"/>
-      </w:pPr>
-      <w:rPr>
-        <w:rFonts w:ascii="Wingdings" w:hAnsi="Wingdings" w:hint="default"/>
-        <w:sz w:val="20"/>
-      </w:rPr>
-    </w:lvl>
-    <w:lvl w:ilvl="6" w:tentative="1">
-      <w:start w:val="1"/>
-      <w:numFmt w:val="bullet"/>
-      <w:lvlText w:val=""/>
-      <w:lvlJc w:val="left"/>
-      <w:pPr>
-        <w:tabs>
-          <w:tab w:val="num" w:pos="5040"/>
-        </w:tabs>
-        <w:ind w:left="5040" w:hanging="360"/>
-      </w:pPr>
-      <w:rPr>
-        <w:rFonts w:ascii="Wingdings" w:hAnsi="Wingdings" w:hint="default"/>
-        <w:sz w:val="20"/>
-      </w:rPr>
-    </w:lvl>
-    <w:lvl w:ilvl="7" w:tentative="1">
-      <w:start w:val="1"/>
-      <w:numFmt w:val="bullet"/>
-      <w:lvlText w:val=""/>
-      <w:lvlJc w:val="left"/>
-      <w:pPr>
-        <w:tabs>
-          <w:tab w:val="num" w:pos="5760"/>
-        </w:tabs>
-        <w:ind w:left="5760" w:hanging="360"/>
-      </w:pPr>
-      <w:rPr>
-        <w:rFonts w:ascii="Wingdings" w:hAnsi="Wingdings" w:hint="default"/>
-        <w:sz w:val="20"/>
-      </w:rPr>
-    </w:lvl>
-    <w:lvl w:ilvl="8" w:tentative="1">
-      <w:start w:val="1"/>
-      <w:numFmt w:val="bullet"/>
-      <w:lvlText w:val=""/>
-      <w:lvlJc w:val="left"/>
-      <w:pPr>
-        <w:tabs>
-          <w:tab w:val="num" w:pos="6480"/>
-        </w:tabs>
-        <w:ind w:left="6480" w:hanging="360"/>
-      </w:pPr>
-      <w:rPr>
-        <w:rFonts w:ascii="Wingdings" w:hAnsi="Wingdings" w:hint="default"/>
-        <w:sz w:val="20"/>
-      </w:rPr>
-    </w:lvl>
-  </w:abstractNum>
-  <w:abstractNum w:abstractNumId="10" w15:restartNumberingAfterBreak="0">
+  <w:abstractNum w:abstractNumId="12" w15:restartNumberingAfterBreak="0">
     <w:nsid w:val="44D85E45"/>
     <w:multiLevelType w:val="multilevel"/>
     <w:tmpl w:val="8DE27A0C"/>
@@ -10134,7 +12076,7 @@
       </w:rPr>
     </w:lvl>
   </w:abstractNum>
-  <w:abstractNum w:abstractNumId="11" w15:restartNumberingAfterBreak="0">
+  <w:abstractNum w:abstractNumId="13" w15:restartNumberingAfterBreak="0">
     <w:nsid w:val="48616B9C"/>
     <w:multiLevelType w:val="multilevel"/>
     <w:tmpl w:val="3B94FE34"/>
@@ -10283,7 +12225,7 @@
       </w:rPr>
     </w:lvl>
   </w:abstractNum>
-  <w:abstractNum w:abstractNumId="12" w15:restartNumberingAfterBreak="0">
+  <w:abstractNum w:abstractNumId="14" w15:restartNumberingAfterBreak="0">
     <w:nsid w:val="4D0C7DE1"/>
     <w:multiLevelType w:val="hybridMultilevel"/>
     <w:tmpl w:val="EBB03F3C"/>
@@ -10396,7 +12338,7 @@
       </w:rPr>
     </w:lvl>
   </w:abstractNum>
-  <w:abstractNum w:abstractNumId="13" w15:restartNumberingAfterBreak="0">
+  <w:abstractNum w:abstractNumId="15" w15:restartNumberingAfterBreak="0">
     <w:nsid w:val="51D35F3A"/>
     <w:multiLevelType w:val="hybridMultilevel"/>
     <w:tmpl w:val="A114EE9C"/>
@@ -10509,7 +12451,7 @@
       </w:rPr>
     </w:lvl>
   </w:abstractNum>
-  <w:abstractNum w:abstractNumId="14" w15:restartNumberingAfterBreak="0">
+  <w:abstractNum w:abstractNumId="16" w15:restartNumberingAfterBreak="0">
     <w:nsid w:val="568C0D0E"/>
     <w:multiLevelType w:val="hybridMultilevel"/>
     <w:tmpl w:val="2A508690"/>
@@ -10622,7 +12564,7 @@
       </w:rPr>
     </w:lvl>
   </w:abstractNum>
-  <w:abstractNum w:abstractNumId="15" w15:restartNumberingAfterBreak="0">
+  <w:abstractNum w:abstractNumId="17" w15:restartNumberingAfterBreak="0">
     <w:nsid w:val="60975DAC"/>
     <w:multiLevelType w:val="multilevel"/>
     <w:tmpl w:val="DA98A0CA"/>
@@ -10744,53 +12686,264 @@
       </w:rPr>
     </w:lvl>
   </w:abstractNum>
+  <w:abstractNum w:abstractNumId="18" w15:restartNumberingAfterBreak="0">
+    <w:nsid w:val="686940DB"/>
+    <w:multiLevelType w:val="hybridMultilevel"/>
+    <w:tmpl w:val="A3BCDF32"/>
+    <w:lvl w:ilvl="0" w:tplc="0409000F">
+      <w:start w:val="1"/>
+      <w:numFmt w:val="decimal"/>
+      <w:lvlText w:val="%1."/>
+      <w:lvlJc w:val="left"/>
+      <w:pPr>
+        <w:ind w:left="720" w:hanging="360"/>
+      </w:pPr>
+    </w:lvl>
+    <w:lvl w:ilvl="1" w:tplc="04090019">
+      <w:start w:val="1"/>
+      <w:numFmt w:val="lowerLetter"/>
+      <w:lvlText w:val="%2."/>
+      <w:lvlJc w:val="left"/>
+      <w:pPr>
+        <w:ind w:left="1440" w:hanging="360"/>
+      </w:pPr>
+    </w:lvl>
+    <w:lvl w:ilvl="2" w:tplc="0409001B" w:tentative="1">
+      <w:start w:val="1"/>
+      <w:numFmt w:val="lowerRoman"/>
+      <w:lvlText w:val="%3."/>
+      <w:lvlJc w:val="right"/>
+      <w:pPr>
+        <w:ind w:left="2160" w:hanging="180"/>
+      </w:pPr>
+    </w:lvl>
+    <w:lvl w:ilvl="3" w:tplc="0409000F" w:tentative="1">
+      <w:start w:val="1"/>
+      <w:numFmt w:val="decimal"/>
+      <w:lvlText w:val="%4."/>
+      <w:lvlJc w:val="left"/>
+      <w:pPr>
+        <w:ind w:left="2880" w:hanging="360"/>
+      </w:pPr>
+    </w:lvl>
+    <w:lvl w:ilvl="4" w:tplc="04090019" w:tentative="1">
+      <w:start w:val="1"/>
+      <w:numFmt w:val="lowerLetter"/>
+      <w:lvlText w:val="%5."/>
+      <w:lvlJc w:val="left"/>
+      <w:pPr>
+        <w:ind w:left="3600" w:hanging="360"/>
+      </w:pPr>
+    </w:lvl>
+    <w:lvl w:ilvl="5" w:tplc="0409001B" w:tentative="1">
+      <w:start w:val="1"/>
+      <w:numFmt w:val="lowerRoman"/>
+      <w:lvlText w:val="%6."/>
+      <w:lvlJc w:val="right"/>
+      <w:pPr>
+        <w:ind w:left="4320" w:hanging="180"/>
+      </w:pPr>
+    </w:lvl>
+    <w:lvl w:ilvl="6" w:tplc="0409000F" w:tentative="1">
+      <w:start w:val="1"/>
+      <w:numFmt w:val="decimal"/>
+      <w:lvlText w:val="%7."/>
+      <w:lvlJc w:val="left"/>
+      <w:pPr>
+        <w:ind w:left="5040" w:hanging="360"/>
+      </w:pPr>
+    </w:lvl>
+    <w:lvl w:ilvl="7" w:tplc="04090019" w:tentative="1">
+      <w:start w:val="1"/>
+      <w:numFmt w:val="lowerLetter"/>
+      <w:lvlText w:val="%8."/>
+      <w:lvlJc w:val="left"/>
+      <w:pPr>
+        <w:ind w:left="5760" w:hanging="360"/>
+      </w:pPr>
+    </w:lvl>
+    <w:lvl w:ilvl="8" w:tplc="0409001B" w:tentative="1">
+      <w:start w:val="1"/>
+      <w:numFmt w:val="lowerRoman"/>
+      <w:lvlText w:val="%9."/>
+      <w:lvlJc w:val="right"/>
+      <w:pPr>
+        <w:ind w:left="6480" w:hanging="180"/>
+      </w:pPr>
+    </w:lvl>
+  </w:abstractNum>
+  <w:abstractNum w:abstractNumId="19" w15:restartNumberingAfterBreak="0">
+    <w:nsid w:val="6EA75A24"/>
+    <w:multiLevelType w:val="hybridMultilevel"/>
+    <w:tmpl w:val="7DBABA38"/>
+    <w:lvl w:ilvl="0" w:tplc="04090001">
+      <w:start w:val="1"/>
+      <w:numFmt w:val="bullet"/>
+      <w:lvlText w:val=""/>
+      <w:lvlJc w:val="left"/>
+      <w:pPr>
+        <w:ind w:left="720" w:hanging="360"/>
+      </w:pPr>
+      <w:rPr>
+        <w:rFonts w:ascii="Symbol" w:hAnsi="Symbol" w:hint="default"/>
+      </w:rPr>
+    </w:lvl>
+    <w:lvl w:ilvl="1" w:tplc="04090003" w:tentative="1">
+      <w:start w:val="1"/>
+      <w:numFmt w:val="bullet"/>
+      <w:lvlText w:val="o"/>
+      <w:lvlJc w:val="left"/>
+      <w:pPr>
+        <w:ind w:left="1440" w:hanging="360"/>
+      </w:pPr>
+      <w:rPr>
+        <w:rFonts w:ascii="Courier New" w:hAnsi="Courier New" w:cs="Courier New" w:hint="default"/>
+      </w:rPr>
+    </w:lvl>
+    <w:lvl w:ilvl="2" w:tplc="04090005" w:tentative="1">
+      <w:start w:val="1"/>
+      <w:numFmt w:val="bullet"/>
+      <w:lvlText w:val=""/>
+      <w:lvlJc w:val="left"/>
+      <w:pPr>
+        <w:ind w:left="2160" w:hanging="360"/>
+      </w:pPr>
+      <w:rPr>
+        <w:rFonts w:ascii="Wingdings" w:hAnsi="Wingdings" w:hint="default"/>
+      </w:rPr>
+    </w:lvl>
+    <w:lvl w:ilvl="3" w:tplc="04090001" w:tentative="1">
+      <w:start w:val="1"/>
+      <w:numFmt w:val="bullet"/>
+      <w:lvlText w:val=""/>
+      <w:lvlJc w:val="left"/>
+      <w:pPr>
+        <w:ind w:left="2880" w:hanging="360"/>
+      </w:pPr>
+      <w:rPr>
+        <w:rFonts w:ascii="Symbol" w:hAnsi="Symbol" w:hint="default"/>
+      </w:rPr>
+    </w:lvl>
+    <w:lvl w:ilvl="4" w:tplc="04090003" w:tentative="1">
+      <w:start w:val="1"/>
+      <w:numFmt w:val="bullet"/>
+      <w:lvlText w:val="o"/>
+      <w:lvlJc w:val="left"/>
+      <w:pPr>
+        <w:ind w:left="3600" w:hanging="360"/>
+      </w:pPr>
+      <w:rPr>
+        <w:rFonts w:ascii="Courier New" w:hAnsi="Courier New" w:cs="Courier New" w:hint="default"/>
+      </w:rPr>
+    </w:lvl>
+    <w:lvl w:ilvl="5" w:tplc="04090005" w:tentative="1">
+      <w:start w:val="1"/>
+      <w:numFmt w:val="bullet"/>
+      <w:lvlText w:val=""/>
+      <w:lvlJc w:val="left"/>
+      <w:pPr>
+        <w:ind w:left="4320" w:hanging="360"/>
+      </w:pPr>
+      <w:rPr>
+        <w:rFonts w:ascii="Wingdings" w:hAnsi="Wingdings" w:hint="default"/>
+      </w:rPr>
+    </w:lvl>
+    <w:lvl w:ilvl="6" w:tplc="04090001" w:tentative="1">
+      <w:start w:val="1"/>
+      <w:numFmt w:val="bullet"/>
+      <w:lvlText w:val=""/>
+      <w:lvlJc w:val="left"/>
+      <w:pPr>
+        <w:ind w:left="5040" w:hanging="360"/>
+      </w:pPr>
+      <w:rPr>
+        <w:rFonts w:ascii="Symbol" w:hAnsi="Symbol" w:hint="default"/>
+      </w:rPr>
+    </w:lvl>
+    <w:lvl w:ilvl="7" w:tplc="04090003" w:tentative="1">
+      <w:start w:val="1"/>
+      <w:numFmt w:val="bullet"/>
+      <w:lvlText w:val="o"/>
+      <w:lvlJc w:val="left"/>
+      <w:pPr>
+        <w:ind w:left="5760" w:hanging="360"/>
+      </w:pPr>
+      <w:rPr>
+        <w:rFonts w:ascii="Courier New" w:hAnsi="Courier New" w:cs="Courier New" w:hint="default"/>
+      </w:rPr>
+    </w:lvl>
+    <w:lvl w:ilvl="8" w:tplc="04090005" w:tentative="1">
+      <w:start w:val="1"/>
+      <w:numFmt w:val="bullet"/>
+      <w:lvlText w:val=""/>
+      <w:lvlJc w:val="left"/>
+      <w:pPr>
+        <w:ind w:left="6480" w:hanging="360"/>
+      </w:pPr>
+      <w:rPr>
+        <w:rFonts w:ascii="Wingdings" w:hAnsi="Wingdings" w:hint="default"/>
+      </w:rPr>
+    </w:lvl>
+  </w:abstractNum>
   <w:num w:numId="1" w16cid:durableId="273564089">
+    <w:abstractNumId w:val="17"/>
+  </w:num>
+  <w:num w:numId="2" w16cid:durableId="1452701854">
+    <w:abstractNumId w:val="16"/>
+  </w:num>
+  <w:num w:numId="3" w16cid:durableId="206256355">
     <w:abstractNumId w:val="15"/>
   </w:num>
-  <w:num w:numId="2" w16cid:durableId="1452701854">
+  <w:num w:numId="4" w16cid:durableId="166597033">
+    <w:abstractNumId w:val="7"/>
+  </w:num>
+  <w:num w:numId="5" w16cid:durableId="1398286862">
+    <w:abstractNumId w:val="2"/>
+  </w:num>
+  <w:num w:numId="6" w16cid:durableId="1495611014">
+    <w:abstractNumId w:val="12"/>
+  </w:num>
+  <w:num w:numId="7" w16cid:durableId="977802725">
+    <w:abstractNumId w:val="4"/>
+  </w:num>
+  <w:num w:numId="8" w16cid:durableId="648676466">
+    <w:abstractNumId w:val="6"/>
+  </w:num>
+  <w:num w:numId="9" w16cid:durableId="457652394">
+    <w:abstractNumId w:val="11"/>
+  </w:num>
+  <w:num w:numId="10" w16cid:durableId="714308134">
+    <w:abstractNumId w:val="3"/>
+  </w:num>
+  <w:num w:numId="11" w16cid:durableId="1657297553">
+    <w:abstractNumId w:val="13"/>
+  </w:num>
+  <w:num w:numId="12" w16cid:durableId="1897544678">
+    <w:abstractNumId w:val="5"/>
+  </w:num>
+  <w:num w:numId="13" w16cid:durableId="77599652">
+    <w:abstractNumId w:val="8"/>
+  </w:num>
+  <w:num w:numId="14" w16cid:durableId="474030119">
+    <w:abstractNumId w:val="10"/>
+  </w:num>
+  <w:num w:numId="15" w16cid:durableId="1117218970">
+    <w:abstractNumId w:val="9"/>
+  </w:num>
+  <w:num w:numId="16" w16cid:durableId="1422800534">
     <w:abstractNumId w:val="14"/>
   </w:num>
-  <w:num w:numId="3" w16cid:durableId="206256355">
-    <w:abstractNumId w:val="13"/>
-  </w:num>
-  <w:num w:numId="4" w16cid:durableId="166597033">
-    <w:abstractNumId w:val="5"/>
-  </w:num>
-  <w:num w:numId="5" w16cid:durableId="1398286862">
+  <w:num w:numId="17" w16cid:durableId="1069619614">
     <w:abstractNumId w:val="0"/>
   </w:num>
-  <w:num w:numId="6" w16cid:durableId="1495611014">
-    <w:abstractNumId w:val="10"/>
+  <w:num w:numId="18" w16cid:durableId="1264071999">
+    <w:abstractNumId w:val="19"/>
   </w:num>
-  <w:num w:numId="7" w16cid:durableId="977802725">
-    <w:abstractNumId w:val="2"/>
+  <w:num w:numId="19" w16cid:durableId="207422583">
+    <w:abstractNumId w:val="18"/>
   </w:num>
-  <w:num w:numId="8" w16cid:durableId="648676466">
-    <w:abstractNumId w:val="4"/>
-  </w:num>
-  <w:num w:numId="9" w16cid:durableId="457652394">
-    <w:abstractNumId w:val="9"/>
-  </w:num>
-  <w:num w:numId="10" w16cid:durableId="714308134">
+  <w:num w:numId="20" w16cid:durableId="1534003313">
     <w:abstractNumId w:val="1"/>
-  </w:num>
-  <w:num w:numId="11" w16cid:durableId="1657297553">
-    <w:abstractNumId w:val="11"/>
-  </w:num>
-  <w:num w:numId="12" w16cid:durableId="1897544678">
-    <w:abstractNumId w:val="3"/>
-  </w:num>
-  <w:num w:numId="13" w16cid:durableId="77599652">
-    <w:abstractNumId w:val="6"/>
-  </w:num>
-  <w:num w:numId="14" w16cid:durableId="474030119">
-    <w:abstractNumId w:val="8"/>
-  </w:num>
-  <w:num w:numId="15" w16cid:durableId="1117218970">
-    <w:abstractNumId w:val="7"/>
-  </w:num>
-  <w:num w:numId="16" w16cid:durableId="1422800534">
-    <w:abstractNumId w:val="12"/>
   </w:num>
   <w:numIdMacAtCleanup w:val="16"/>
 </w:numbering>
@@ -11269,6 +13422,7 @@
   <w:style w:type="character" w:default="1" w:styleId="DefaultParagraphFont">
     <w:name w:val="Default Paragraph Font"/>
     <w:uiPriority w:val="1"/>
+    <w:semiHidden/>
     <w:unhideWhenUsed/>
   </w:style>
   <w:style w:type="table" w:default="1" w:styleId="TableNormal">
@@ -11762,6 +13916,51 @@
       <w:lang w:val="en-GB"/>
     </w:rPr>
   </w:style>
+  <w:style w:type="character" w:styleId="UnresolvedMention">
+    <w:name w:val="Unresolved Mention"/>
+    <w:basedOn w:val="DefaultParagraphFont"/>
+    <w:uiPriority w:val="99"/>
+    <w:semiHidden/>
+    <w:unhideWhenUsed/>
+    <w:rsid w:val="00B04C02"/>
+    <w:rPr>
+      <w:color w:val="605E5C"/>
+      <w:shd w:val="clear" w:color="auto" w:fill="E1DFDD"/>
+    </w:rPr>
+  </w:style>
+  <w:style w:type="paragraph" w:styleId="TOC2">
+    <w:name w:val="toc 2"/>
+    <w:basedOn w:val="Normal"/>
+    <w:next w:val="Normal"/>
+    <w:autoRedefine/>
+    <w:uiPriority w:val="39"/>
+    <w:unhideWhenUsed/>
+    <w:rsid w:val="00B04C02"/>
+    <w:pPr>
+      <w:spacing w:after="100"/>
+      <w:ind w:left="240"/>
+    </w:pPr>
+  </w:style>
+  <w:style w:type="paragraph" w:styleId="TOCHeading">
+    <w:name w:val="TOC Heading"/>
+    <w:basedOn w:val="Heading1"/>
+    <w:next w:val="Normal"/>
+    <w:uiPriority w:val="39"/>
+    <w:unhideWhenUsed/>
+    <w:qFormat/>
+    <w:rsid w:val="00B04C02"/>
+    <w:pPr>
+      <w:spacing w:before="240" w:after="0"/>
+      <w:outlineLvl w:val="9"/>
+    </w:pPr>
+    <w:rPr>
+      <w:rFonts w:asciiTheme="majorHAnsi" w:hAnsiTheme="majorHAnsi"/>
+      <w:b w:val="0"/>
+      <w:color w:val="2F5496" w:themeColor="accent1" w:themeShade="BF"/>
+      <w:sz w:val="32"/>
+      <w:lang w:val="en-US"/>
+    </w:rPr>
+  </w:style>
 </w:styles>
 </file>
 
@@ -11883,6 +14082,7 @@
     <w:rsid w:val="00280D62"/>
     <w:rsid w:val="002F33A5"/>
     <w:rsid w:val="0035202E"/>
+    <w:rsid w:val="003E6A4E"/>
     <w:rsid w:val="00414499"/>
     <w:rsid w:val="004661AE"/>
     <w:rsid w:val="0049446A"/>
@@ -11898,7 +14098,9 @@
     <w:rsid w:val="00673D14"/>
     <w:rsid w:val="00684D81"/>
     <w:rsid w:val="006E43C6"/>
+    <w:rsid w:val="006F4D83"/>
     <w:rsid w:val="00743365"/>
+    <w:rsid w:val="00757007"/>
     <w:rsid w:val="00822609"/>
     <w:rsid w:val="008A5E9E"/>
     <w:rsid w:val="008E5F56"/>
@@ -11906,6 +14108,7 @@
     <w:rsid w:val="00A5478F"/>
     <w:rsid w:val="00C058FF"/>
     <w:rsid w:val="00C4473B"/>
+    <w:rsid w:val="00C7268C"/>
     <w:rsid w:val="00C86294"/>
     <w:rsid w:val="00CD1C72"/>
     <w:rsid w:val="00CF55A7"/>

--- a/Documentation2.docx
+++ b/Documentation2.docx
@@ -1,6 +1,6 @@
 
 <file path=word/document.xml><?xml version="1.0" encoding="utf-8"?>
-<w:document xmlns:wpc="http://schemas.microsoft.com/office/word/2010/wordprocessingCanvas" xmlns:cx="http://schemas.microsoft.com/office/drawing/2014/chartex" xmlns:cx1="http://schemas.microsoft.com/office/drawing/2015/9/8/chartex" xmlns:cx2="http://schemas.microsoft.com/office/drawing/2015/10/21/chartex" xmlns:cx3="http://schemas.microsoft.com/office/drawing/2016/5/9/chartex" xmlns:cx4="http://schemas.microsoft.com/office/drawing/2016/5/10/chartex" xmlns:cx5="http://schemas.microsoft.com/office/drawing/2016/5/11/chartex" xmlns:cx6="http://schemas.microsoft.com/office/drawing/2016/5/12/chartex" xmlns:cx7="http://schemas.microsoft.com/office/drawing/2016/5/13/chartex" xmlns:cx8="http://schemas.microsoft.com/office/drawing/2016/5/14/chartex" xmlns:mc="http://schemas.openxmlformats.org/markup-compatibility/2006" xmlns:aink="http://schemas.microsoft.com/office/drawing/2016/ink" xmlns:am3d="http://schemas.microsoft.com/office/drawing/2017/model3d" xmlns:o="urn:schemas-microsoft-com:office:office" xmlns:oel="http://schemas.microsoft.com/office/2019/extlst" xmlns:r="http://schemas.openxmlformats.org/officeDocument/2006/relationships" xmlns:m="http://schemas.openxmlformats.org/officeDocument/2006/math" xmlns:v="urn:schemas-microsoft-com:vml" xmlns:wp14="http://schemas.microsoft.com/office/word/2010/wordprocessingDrawing" xmlns:wp="http://schemas.openxmlformats.org/drawingml/2006/wordprocessingDrawing" xmlns:w10="urn:schemas-microsoft-com:office:word" xmlns:w="http://schemas.openxmlformats.org/wordprocessingml/2006/main" xmlns:w14="http://schemas.microsoft.com/office/word/2010/wordml" xmlns:w15="http://schemas.microsoft.com/office/word/2012/wordml" xmlns:w16cex="http://schemas.microsoft.com/office/word/2018/wordml/cex" xmlns:w16cid="http://schemas.microsoft.com/office/word/2016/wordml/cid" xmlns:w16="http://schemas.microsoft.com/office/word/2018/wordml" xmlns:w16du="http://schemas.microsoft.com/office/word/2023/wordml/word16du" xmlns:w16sdtdh="http://schemas.microsoft.com/office/word/2020/wordml/sdtdatahash" xmlns:w16sdtfl="http://schemas.microsoft.com/office/word/2024/wordml/sdtformatlock" xmlns:w16se="http://schemas.microsoft.com/office/word/2015/wordml/symex" xmlns:wpg="http://schemas.microsoft.com/office/word/2010/wordprocessingGroup" xmlns:wpi="http://schemas.microsoft.com/office/word/2010/wordprocessingInk" xmlns:wne="http://schemas.microsoft.com/office/word/2006/wordml" xmlns:wps="http://schemas.microsoft.com/office/word/2010/wordprocessingShape" mc:Ignorable="w14 w15 w16se w16cid w16 w16cex w16sdtdh w16sdtfl w16du wp14">
+<w:document xmlns:wpc="http://schemas.microsoft.com/office/word/2010/wordprocessingCanvas" xmlns:mc="http://schemas.openxmlformats.org/markup-compatibility/2006" xmlns:o="urn:schemas-microsoft-com:office:office" xmlns:r="http://schemas.openxmlformats.org/officeDocument/2006/relationships" xmlns:m="http://schemas.openxmlformats.org/officeDocument/2006/math" xmlns:v="urn:schemas-microsoft-com:vml" xmlns:wp14="http://schemas.microsoft.com/office/word/2010/wordprocessingDrawing" xmlns:wp="http://schemas.openxmlformats.org/drawingml/2006/wordprocessingDrawing" xmlns:w10="urn:schemas-microsoft-com:office:word" xmlns:w="http://schemas.openxmlformats.org/wordprocessingml/2006/main" xmlns:w14="http://schemas.microsoft.com/office/word/2010/wordml" xmlns:wpg="http://schemas.microsoft.com/office/word/2010/wordprocessingGroup" xmlns:wpi="http://schemas.microsoft.com/office/word/2010/wordprocessingInk" xmlns:wne="http://schemas.microsoft.com/office/word/2006/wordml" xmlns:wps="http://schemas.microsoft.com/office/word/2010/wordprocessingShape" mc:Ignorable="w14 wp14">
   <w:body>
     <w:p>
       <w:pPr>
@@ -32,11 +32,11 @@
                     <pic:cNvPicPr/>
                   </pic:nvPicPr>
                   <pic:blipFill>
-                    <a:blip r:embed="rId11">
+                    <a:blip r:embed="rId12">
                       <a:extLst>
                         <a:ext uri="{BEBA8EAE-BF5A-486C-A8C5-ECC9F3942E4B}">
                           <a14:imgProps xmlns:a14="http://schemas.microsoft.com/office/drawing/2010/main">
-                            <a14:imgLayer r:embed="rId12">
+                            <a14:imgLayer r:embed="rId13">
                               <a14:imgEffect>
                                 <a14:saturation sat="0"/>
                               </a14:imgEffect>
@@ -103,7 +103,6 @@
           <w:szCs w:val="28"/>
         </w:rPr>
       </w:pPr>
-      <w:proofErr w:type="spellStart"/>
       <w:r>
         <w:rPr>
           <w:rFonts w:cs="Times New Roman"/>
@@ -112,18 +111,7 @@
           <w:sz w:val="28"/>
           <w:szCs w:val="28"/>
         </w:rPr>
-        <w:t>Simalchaur</w:t>
-      </w:r>
-      <w:proofErr w:type="spellEnd"/>
-      <w:r>
-        <w:rPr>
-          <w:rFonts w:cs="Times New Roman"/>
-          <w:b/>
-          <w:bCs/>
-          <w:sz w:val="28"/>
-          <w:szCs w:val="28"/>
-        </w:rPr>
-        <w:t>, Pokhara</w:t>
+        <w:t>Simalchaur, Pokhara</w:t>
       </w:r>
       <w:r>
         <w:rPr>
@@ -217,6 +205,7 @@
           <w:dataBinding w:prefixMappings="xmlns:ns0='http://purl.org/dc/elements/1.1/' xmlns:ns1='http://schemas.openxmlformats.org/package/2006/metadata/core-properties' " w:xpath="/ns1:coreProperties[1]/ns0:title[1]" w:storeItemID="{6C3C8BC8-F283-45AE-878A-BAB7291924A1}"/>
           <w:text/>
         </w:sdtPr>
+        <w:sdtEndPr/>
         <w:sdtContent>
           <w:r>
             <w:rPr>
@@ -371,7 +360,7 @@
               </wp:inline>
             </w:drawing>
           </mc:Choice>
-          <mc:Fallback>
+          <mc:Fallback xmlns:cx="http://schemas.microsoft.com/office/drawing/2014/chartex" xmlns:cx1="http://schemas.microsoft.com/office/drawing/2015/9/8/chartex" xmlns:cx2="http://schemas.microsoft.com/office/drawing/2015/10/21/chartex" xmlns:cx3="http://schemas.microsoft.com/office/drawing/2016/5/9/chartex" xmlns:cx4="http://schemas.microsoft.com/office/drawing/2016/5/10/chartex" xmlns:cx5="http://schemas.microsoft.com/office/drawing/2016/5/11/chartex" xmlns:cx6="http://schemas.microsoft.com/office/drawing/2016/5/12/chartex" xmlns:cx7="http://schemas.microsoft.com/office/drawing/2016/5/13/chartex" xmlns:cx8="http://schemas.microsoft.com/office/drawing/2016/5/14/chartex" xmlns:aink="http://schemas.microsoft.com/office/drawing/2016/ink" xmlns:am3d="http://schemas.microsoft.com/office/drawing/2017/model3d" xmlns:oel="http://schemas.microsoft.com/office/2019/extlst" xmlns:w15="http://schemas.microsoft.com/office/word/2012/wordml" xmlns:w16cex="http://schemas.microsoft.com/office/word/2018/wordml/cex" xmlns:w16cid="http://schemas.microsoft.com/office/word/2016/wordml/cid" xmlns:w16="http://schemas.microsoft.com/office/word/2018/wordml" xmlns:w16du="http://schemas.microsoft.com/office/word/2023/wordml/word16du" xmlns:w16sdtdh="http://schemas.microsoft.com/office/word/2020/wordml/sdtdatahash" xmlns:w16sdtfl="http://schemas.microsoft.com/office/word/2024/wordml/sdtformatlock" xmlns:w16se="http://schemas.microsoft.com/office/word/2015/wordml/symex">
             <w:pict>
               <v:group w14:anchorId="05B50762" id="Group 5" o:spid="_x0000_s1026" style="width:68.5pt;height:110pt;mso-position-horizontal-relative:char;mso-position-vertical-relative:line" coordsize="6762,16097" o:gfxdata="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">
                 <v:line id="Straight Connector 2" o:spid="_x0000_s1027" style="position:absolute;visibility:visible;mso-wrap-style:square" from="3333,0" to="3333,16097" o:connectortype="straight" o:gfxdata="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" strokecolor="black [3200]" strokeweight="2.5pt">
@@ -421,21 +410,7 @@
         <w:rPr>
           <w:rFonts w:cs="Times New Roman"/>
         </w:rPr>
-        <w:t xml:space="preserve">Bachelor of Computer </w:t>
-      </w:r>
-      <w:proofErr w:type="gramStart"/>
-      <w:r>
-        <w:rPr>
-          <w:rFonts w:cs="Times New Roman"/>
-        </w:rPr>
-        <w:t>Application(</w:t>
-      </w:r>
-      <w:proofErr w:type="gramEnd"/>
-      <w:r>
-        <w:rPr>
-          <w:rFonts w:cs="Times New Roman"/>
-        </w:rPr>
-        <w:t>BCA) Program</w:t>
+        <w:t>Bachelor of Computer Application(BCA) Program</w:t>
       </w:r>
     </w:p>
     <w:p>
@@ -506,10 +481,10 @@
         <w:tblLook w:val="04A0" w:firstRow="1" w:lastRow="0" w:firstColumn="1" w:lastColumn="0" w:noHBand="0" w:noVBand="1"/>
       </w:tblPr>
       <w:tblGrid>
-        <w:gridCol w:w="2076"/>
-        <w:gridCol w:w="2077"/>
-        <w:gridCol w:w="1248"/>
-        <w:gridCol w:w="2905"/>
+        <w:gridCol w:w="2130"/>
+        <w:gridCol w:w="2131"/>
+        <w:gridCol w:w="1280"/>
+        <w:gridCol w:w="2981"/>
       </w:tblGrid>
       <w:tr>
         <w:trPr>
@@ -922,7 +897,7 @@
           <w:noProof/>
           <w:szCs w:val="24"/>
         </w:rPr>
-        <w:t>09/07/2026</w:t>
+        <w:t>10/07/2026</w:t>
       </w:r>
       <w:r>
         <w:rPr>
@@ -1103,7 +1078,6 @@
           <w:sz w:val="32"/>
           <w:szCs w:val="32"/>
         </w:rPr>
-        <w:lastRenderedPageBreak/>
         <w:t>Declaration for</w:t>
       </w:r>
     </w:p>
@@ -1273,29 +1247,275 @@
           <w:szCs w:val="24"/>
         </w:rPr>
       </w:pPr>
-      <w:proofErr w:type="gramStart"/>
       <w:r>
         <w:rPr>
           <w:rFonts w:cs="Times New Roman"/>
           <w:szCs w:val="24"/>
         </w:rPr>
-        <w:t>Date:_</w:t>
-      </w:r>
-      <w:proofErr w:type="gramEnd"/>
-      <w:r>
+        <w:t>Date:____ / ____ / ________</w:t>
+      </w:r>
+    </w:p>
+    <w:p>
+      <w:pPr>
+        <w:spacing w:after="0" w:line="360" w:lineRule="auto"/>
+        <w:jc w:val="both"/>
+      </w:pPr>
+      <w:r>
+        <w:br w:type="page"/>
+      </w:r>
+    </w:p>
+    <w:p>
+      <w:pPr>
+        <w:spacing w:after="0" w:line="360" w:lineRule="auto"/>
+        <w:jc w:val="center"/>
+        <w:rPr>
+          <w:rFonts w:cs="Times New Roman"/>
+          <w:b/>
+          <w:sz w:val="28"/>
+          <w:szCs w:val="24"/>
+        </w:rPr>
+      </w:pPr>
+      <w:r>
+        <w:rPr>
+          <w:rFonts w:cs="Times New Roman"/>
+          <w:b/>
+          <w:sz w:val="28"/>
+          <w:szCs w:val="24"/>
+        </w:rPr>
+        <w:t>Supervisor</w:t>
+      </w:r>
+      <w:r>
+        <w:rPr>
+          <w:rFonts w:cs="Times New Roman"/>
+          <w:b/>
+          <w:sz w:val="28"/>
+          <w:szCs w:val="24"/>
+        </w:rPr>
+        <w:t>’</w:t>
+      </w:r>
+      <w:r>
+        <w:rPr>
+          <w:rFonts w:cs="Times New Roman"/>
+          <w:b/>
+          <w:sz w:val="28"/>
+          <w:szCs w:val="24"/>
+        </w:rPr>
+        <w:t>s Declaration</w:t>
+      </w:r>
+    </w:p>
+    <w:p>
+      <w:pPr>
+        <w:spacing w:after="0" w:line="360" w:lineRule="auto"/>
+        <w:jc w:val="both"/>
         <w:rPr>
           <w:rFonts w:cs="Times New Roman"/>
           <w:szCs w:val="24"/>
         </w:rPr>
-        <w:t>___ / ____ / ________</w:t>
+      </w:pPr>
+      <w:r>
+        <w:rPr>
+          <w:rFonts w:cs="Times New Roman"/>
+          <w:szCs w:val="24"/>
+        </w:rPr>
+        <w:t>I hereby recommend that this project entitled “</w:t>
+      </w:r>
+      <w:r>
+        <w:rPr>
+          <w:rFonts w:cs="Times New Roman"/>
+          <w:b/>
+          <w:szCs w:val="24"/>
+        </w:rPr>
+        <w:t>Project Title</w:t>
+      </w:r>
+      <w:r>
+        <w:rPr>
+          <w:rFonts w:cs="Times New Roman"/>
+          <w:szCs w:val="24"/>
+        </w:rPr>
+        <w:t xml:space="preserve">” is done under my supervision by </w:t>
+      </w:r>
+      <w:r>
+        <w:rPr>
+          <w:rFonts w:cs="Times New Roman"/>
+          <w:b/>
+          <w:szCs w:val="24"/>
+        </w:rPr>
+        <w:t>Student Name1</w:t>
+      </w:r>
+      <w:r>
+        <w:rPr>
+          <w:rFonts w:cs="Times New Roman"/>
+          <w:b/>
+          <w:szCs w:val="24"/>
+        </w:rPr>
+        <w:t xml:space="preserve"> and</w:t>
+      </w:r>
+      <w:r>
+        <w:rPr>
+          <w:rFonts w:cs="Times New Roman"/>
+          <w:b/>
+          <w:szCs w:val="24"/>
+        </w:rPr>
+        <w:t xml:space="preserve"> Student Name 2</w:t>
+      </w:r>
+      <w:r>
+        <w:rPr>
+          <w:rFonts w:cs="Times New Roman"/>
+          <w:szCs w:val="24"/>
+        </w:rPr>
+        <w:t xml:space="preserve"> during their </w:t>
+      </w:r>
+      <w:r>
+        <w:rPr>
+          <w:rFonts w:cs="Times New Roman"/>
+          <w:szCs w:val="24"/>
+        </w:rPr>
+        <w:t>_</w:t>
+      </w:r>
+      <w:r>
+        <w:rPr>
+          <w:rFonts w:cs="Times New Roman"/>
+          <w:szCs w:val="24"/>
+        </w:rPr>
+        <w:t>th</w:t>
+      </w:r>
+      <w:r>
+        <w:rPr>
+          <w:rFonts w:cs="Times New Roman"/>
+          <w:b/>
+          <w:szCs w:val="24"/>
+        </w:rPr>
+        <w:t xml:space="preserve"> </w:t>
+      </w:r>
+      <w:r>
+        <w:rPr>
+          <w:rFonts w:cs="Times New Roman"/>
+          <w:szCs w:val="24"/>
+        </w:rPr>
+        <w:t xml:space="preserve">Semester in partial </w:t>
+      </w:r>
+      <w:r>
+        <w:rPr>
+          <w:rFonts w:cs="Times New Roman"/>
+          <w:szCs w:val="24"/>
+        </w:rPr>
+        <w:t>fulfilment</w:t>
+      </w:r>
+      <w:r>
+        <w:rPr>
+          <w:rFonts w:cs="Times New Roman"/>
+          <w:szCs w:val="24"/>
+        </w:rPr>
+        <w:t xml:space="preserve"> of the requirements for the degree of </w:t>
+      </w:r>
+      <w:r>
+        <w:rPr>
+          <w:rFonts w:cs="Times New Roman"/>
+          <w:b/>
+          <w:szCs w:val="24"/>
+        </w:rPr>
+        <w:t>Program Name</w:t>
+      </w:r>
+      <w:r>
+        <w:rPr>
+          <w:rFonts w:cs="Times New Roman"/>
+          <w:szCs w:val="24"/>
+        </w:rPr>
+        <w:t xml:space="preserve"> under </w:t>
+      </w:r>
+      <w:r>
+        <w:rPr>
+          <w:rFonts w:cs="Times New Roman"/>
+          <w:b/>
+          <w:szCs w:val="24"/>
+        </w:rPr>
+        <w:t>Pokhara University</w:t>
+      </w:r>
+      <w:r>
+        <w:rPr>
+          <w:rFonts w:cs="Times New Roman"/>
+          <w:szCs w:val="24"/>
+        </w:rPr>
+        <w:t xml:space="preserve"> is completed to my satisfaction and be processed for final evaluation.</w:t>
       </w:r>
     </w:p>
     <w:p>
       <w:pPr>
         <w:spacing w:after="0" w:line="360" w:lineRule="auto"/>
         <w:jc w:val="both"/>
-      </w:pPr>
-      <w:r>
+        <w:rPr>
+          <w:rFonts w:cs="Times New Roman"/>
+          <w:szCs w:val="24"/>
+        </w:rPr>
+      </w:pPr>
+    </w:p>
+    <w:p>
+      <w:pPr>
+        <w:spacing w:after="0" w:line="360" w:lineRule="auto"/>
+        <w:jc w:val="both"/>
+        <w:rPr>
+          <w:rFonts w:cs="Times New Roman"/>
+          <w:szCs w:val="24"/>
+        </w:rPr>
+      </w:pPr>
+      <w:r>
+        <w:rPr>
+          <w:rFonts w:cs="Times New Roman"/>
+          <w:szCs w:val="24"/>
+        </w:rPr>
+        <w:t>____________________________</w:t>
+      </w:r>
+    </w:p>
+    <w:p>
+      <w:pPr>
+        <w:spacing w:after="0" w:line="360" w:lineRule="auto"/>
+        <w:jc w:val="both"/>
+        <w:rPr>
+          <w:rFonts w:cs="Times New Roman"/>
+          <w:b/>
+          <w:szCs w:val="24"/>
+        </w:rPr>
+      </w:pPr>
+      <w:r>
+        <w:rPr>
+          <w:rFonts w:cs="Times New Roman"/>
+          <w:b/>
+          <w:szCs w:val="24"/>
+        </w:rPr>
+        <w:t>Name of the Supervisor</w:t>
+      </w:r>
+    </w:p>
+    <w:p>
+      <w:pPr>
+        <w:spacing w:after="0" w:line="360" w:lineRule="auto"/>
+        <w:jc w:val="both"/>
+        <w:rPr>
+          <w:rFonts w:cs="Times New Roman"/>
+          <w:szCs w:val="24"/>
+        </w:rPr>
+      </w:pPr>
+      <w:r>
+        <w:rPr>
+          <w:rFonts w:cs="Times New Roman"/>
+          <w:szCs w:val="24"/>
+        </w:rPr>
+        <w:t>Date:____ / ____ / ________</w:t>
+      </w:r>
+    </w:p>
+    <w:p>
+      <w:pPr>
+        <w:spacing w:after="0" w:line="360" w:lineRule="auto"/>
+        <w:jc w:val="both"/>
+        <w:rPr>
+          <w:rFonts w:cs="Times New Roman"/>
+          <w:szCs w:val="24"/>
+        </w:rPr>
+      </w:pPr>
+      <w:r>
+        <w:rPr>
+          <w:rFonts w:cs="Times New Roman"/>
+          <w:szCs w:val="24"/>
+        </w:rPr>
         <w:br w:type="page"/>
       </w:r>
     </w:p>
@@ -1306,273 +1526,6 @@
         <w:rPr>
           <w:rFonts w:cs="Times New Roman"/>
           <w:b/>
-          <w:sz w:val="28"/>
-          <w:szCs w:val="24"/>
-        </w:rPr>
-      </w:pPr>
-      <w:r>
-        <w:rPr>
-          <w:rFonts w:cs="Times New Roman"/>
-          <w:b/>
-          <w:sz w:val="28"/>
-          <w:szCs w:val="24"/>
-        </w:rPr>
-        <w:lastRenderedPageBreak/>
-        <w:t>Supervisor</w:t>
-      </w:r>
-      <w:r>
-        <w:rPr>
-          <w:rFonts w:cs="Times New Roman"/>
-          <w:b/>
-          <w:sz w:val="28"/>
-          <w:szCs w:val="24"/>
-        </w:rPr>
-        <w:t>’</w:t>
-      </w:r>
-      <w:r>
-        <w:rPr>
-          <w:rFonts w:cs="Times New Roman"/>
-          <w:b/>
-          <w:sz w:val="28"/>
-          <w:szCs w:val="24"/>
-        </w:rPr>
-        <w:t>s Declaration</w:t>
-      </w:r>
-    </w:p>
-    <w:p>
-      <w:pPr>
-        <w:spacing w:after="0" w:line="360" w:lineRule="auto"/>
-        <w:jc w:val="both"/>
-        <w:rPr>
-          <w:rFonts w:cs="Times New Roman"/>
-          <w:szCs w:val="24"/>
-        </w:rPr>
-      </w:pPr>
-      <w:r>
-        <w:rPr>
-          <w:rFonts w:cs="Times New Roman"/>
-          <w:szCs w:val="24"/>
-        </w:rPr>
-        <w:t>I hereby recommend that this project entitled “</w:t>
-      </w:r>
-      <w:r>
-        <w:rPr>
-          <w:rFonts w:cs="Times New Roman"/>
-          <w:b/>
-          <w:szCs w:val="24"/>
-        </w:rPr>
-        <w:t>Project Title</w:t>
-      </w:r>
-      <w:r>
-        <w:rPr>
-          <w:rFonts w:cs="Times New Roman"/>
-          <w:szCs w:val="24"/>
-        </w:rPr>
-        <w:t xml:space="preserve">” is done under my supervision by </w:t>
-      </w:r>
-      <w:r>
-        <w:rPr>
-          <w:rFonts w:cs="Times New Roman"/>
-          <w:b/>
-          <w:szCs w:val="24"/>
-        </w:rPr>
-        <w:t>Student Name1</w:t>
-      </w:r>
-      <w:r>
-        <w:rPr>
-          <w:rFonts w:cs="Times New Roman"/>
-          <w:b/>
-          <w:szCs w:val="24"/>
-        </w:rPr>
-        <w:t xml:space="preserve"> and</w:t>
-      </w:r>
-      <w:r>
-        <w:rPr>
-          <w:rFonts w:cs="Times New Roman"/>
-          <w:b/>
-          <w:szCs w:val="24"/>
-        </w:rPr>
-        <w:t xml:space="preserve"> Student Name 2</w:t>
-      </w:r>
-      <w:r>
-        <w:rPr>
-          <w:rFonts w:cs="Times New Roman"/>
-          <w:szCs w:val="24"/>
-        </w:rPr>
-        <w:t xml:space="preserve"> during their </w:t>
-      </w:r>
-      <w:r>
-        <w:rPr>
-          <w:rFonts w:cs="Times New Roman"/>
-          <w:szCs w:val="24"/>
-        </w:rPr>
-        <w:t>_</w:t>
-      </w:r>
-      <w:proofErr w:type="spellStart"/>
-      <w:r>
-        <w:rPr>
-          <w:rFonts w:cs="Times New Roman"/>
-          <w:szCs w:val="24"/>
-        </w:rPr>
-        <w:t>th</w:t>
-      </w:r>
-      <w:proofErr w:type="spellEnd"/>
-      <w:r>
-        <w:rPr>
-          <w:rFonts w:cs="Times New Roman"/>
-          <w:b/>
-          <w:szCs w:val="24"/>
-        </w:rPr>
-        <w:t xml:space="preserve"> </w:t>
-      </w:r>
-      <w:r>
-        <w:rPr>
-          <w:rFonts w:cs="Times New Roman"/>
-          <w:szCs w:val="24"/>
-        </w:rPr>
-        <w:t xml:space="preserve">Semester in partial </w:t>
-      </w:r>
-      <w:r>
-        <w:rPr>
-          <w:rFonts w:cs="Times New Roman"/>
-          <w:szCs w:val="24"/>
-        </w:rPr>
-        <w:t>fulfilment</w:t>
-      </w:r>
-      <w:r>
-        <w:rPr>
-          <w:rFonts w:cs="Times New Roman"/>
-          <w:szCs w:val="24"/>
-        </w:rPr>
-        <w:t xml:space="preserve"> of the requirements for the degree of </w:t>
-      </w:r>
-      <w:r>
-        <w:rPr>
-          <w:rFonts w:cs="Times New Roman"/>
-          <w:b/>
-          <w:szCs w:val="24"/>
-        </w:rPr>
-        <w:t>Program Name</w:t>
-      </w:r>
-      <w:r>
-        <w:rPr>
-          <w:rFonts w:cs="Times New Roman"/>
-          <w:szCs w:val="24"/>
-        </w:rPr>
-        <w:t xml:space="preserve"> under </w:t>
-      </w:r>
-      <w:r>
-        <w:rPr>
-          <w:rFonts w:cs="Times New Roman"/>
-          <w:b/>
-          <w:szCs w:val="24"/>
-        </w:rPr>
-        <w:t>Pokhara University</w:t>
-      </w:r>
-      <w:r>
-        <w:rPr>
-          <w:rFonts w:cs="Times New Roman"/>
-          <w:szCs w:val="24"/>
-        </w:rPr>
-        <w:t xml:space="preserve"> is completed to my satisfaction and be processed for final evaluation.</w:t>
-      </w:r>
-    </w:p>
-    <w:p>
-      <w:pPr>
-        <w:spacing w:after="0" w:line="360" w:lineRule="auto"/>
-        <w:jc w:val="both"/>
-        <w:rPr>
-          <w:rFonts w:cs="Times New Roman"/>
-          <w:szCs w:val="24"/>
-        </w:rPr>
-      </w:pPr>
-    </w:p>
-    <w:p>
-      <w:pPr>
-        <w:spacing w:after="0" w:line="360" w:lineRule="auto"/>
-        <w:jc w:val="both"/>
-        <w:rPr>
-          <w:rFonts w:cs="Times New Roman"/>
-          <w:szCs w:val="24"/>
-        </w:rPr>
-      </w:pPr>
-      <w:r>
-        <w:rPr>
-          <w:rFonts w:cs="Times New Roman"/>
-          <w:szCs w:val="24"/>
-        </w:rPr>
-        <w:t>____________________________</w:t>
-      </w:r>
-    </w:p>
-    <w:p>
-      <w:pPr>
-        <w:spacing w:after="0" w:line="360" w:lineRule="auto"/>
-        <w:jc w:val="both"/>
-        <w:rPr>
-          <w:rFonts w:cs="Times New Roman"/>
-          <w:b/>
-          <w:szCs w:val="24"/>
-        </w:rPr>
-      </w:pPr>
-      <w:r>
-        <w:rPr>
-          <w:rFonts w:cs="Times New Roman"/>
-          <w:b/>
-          <w:szCs w:val="24"/>
-        </w:rPr>
-        <w:t>Name of the Supervisor</w:t>
-      </w:r>
-    </w:p>
-    <w:p>
-      <w:pPr>
-        <w:spacing w:after="0" w:line="360" w:lineRule="auto"/>
-        <w:jc w:val="both"/>
-        <w:rPr>
-          <w:rFonts w:cs="Times New Roman"/>
-          <w:szCs w:val="24"/>
-        </w:rPr>
-      </w:pPr>
-      <w:proofErr w:type="gramStart"/>
-      <w:r>
-        <w:rPr>
-          <w:rFonts w:cs="Times New Roman"/>
-          <w:szCs w:val="24"/>
-        </w:rPr>
-        <w:t>Date:_</w:t>
-      </w:r>
-      <w:proofErr w:type="gramEnd"/>
-      <w:r>
-        <w:rPr>
-          <w:rFonts w:cs="Times New Roman"/>
-          <w:szCs w:val="24"/>
-        </w:rPr>
-        <w:t>___ / ____ / ________</w:t>
-      </w:r>
-    </w:p>
-    <w:p>
-      <w:pPr>
-        <w:spacing w:after="0" w:line="360" w:lineRule="auto"/>
-        <w:jc w:val="both"/>
-        <w:rPr>
-          <w:rFonts w:cs="Times New Roman"/>
-          <w:szCs w:val="24"/>
-        </w:rPr>
-      </w:pPr>
-      <w:r>
-        <w:rPr>
-          <w:rFonts w:cs="Times New Roman"/>
-          <w:szCs w:val="24"/>
-        </w:rPr>
-        <w:br w:type="page"/>
-      </w:r>
-    </w:p>
-    <w:p>
-      <w:pPr>
-        <w:spacing w:after="0" w:line="360" w:lineRule="auto"/>
-        <w:jc w:val="center"/>
-        <w:rPr>
-          <w:rFonts w:cs="Times New Roman"/>
-          <w:b/>
           <w:sz w:val="32"/>
           <w:szCs w:val="24"/>
         </w:rPr>
@@ -1584,7 +1537,6 @@
           <w:sz w:val="32"/>
           <w:szCs w:val="24"/>
         </w:rPr>
-        <w:lastRenderedPageBreak/>
         <w:t>Letter of Approval</w:t>
       </w:r>
     </w:p>
@@ -1725,9 +1677,9 @@
         <w:tblLook w:val="04A0" w:firstRow="1" w:lastRow="0" w:firstColumn="1" w:lastColumn="0" w:noHBand="0" w:noVBand="1"/>
       </w:tblPr>
       <w:tblGrid>
-        <w:gridCol w:w="2768"/>
-        <w:gridCol w:w="2769"/>
-        <w:gridCol w:w="2769"/>
+        <w:gridCol w:w="2840"/>
+        <w:gridCol w:w="2841"/>
+        <w:gridCol w:w="2841"/>
       </w:tblGrid>
       <w:tr>
         <w:trPr>
@@ -1880,21 +1832,12 @@
                 <w:szCs w:val="24"/>
               </w:rPr>
             </w:pPr>
-            <w:proofErr w:type="gramStart"/>
             <w:r>
               <w:rPr>
                 <w:rFonts w:cs="Times New Roman"/>
                 <w:szCs w:val="24"/>
               </w:rPr>
-              <w:t>Date:_</w:t>
-            </w:r>
-            <w:proofErr w:type="gramEnd"/>
-            <w:r>
-              <w:rPr>
-                <w:rFonts w:cs="Times New Roman"/>
-                <w:szCs w:val="24"/>
-              </w:rPr>
-              <w:t>___ / ____ / ________</w:t>
+              <w:t>Date:____ / ____ / ________</w:t>
             </w:r>
           </w:p>
           <w:p>
@@ -2050,6 +1993,39 @@
         <w:br w:type="page"/>
       </w:r>
     </w:p>
+    <w:p/>
+    <w:p/>
+    <w:p>
+      <w:pPr>
+        <w:pStyle w:val="TOC1"/>
+        <w:spacing w:after="0" w:line="360" w:lineRule="auto"/>
+        <w:jc w:val="center"/>
+        <w:rPr>
+          <w:noProof/>
+        </w:rPr>
+      </w:pPr>
+    </w:p>
+    <w:p>
+      <w:pPr>
+        <w:spacing w:after="0" w:line="360" w:lineRule="auto"/>
+        <w:jc w:val="both"/>
+        <w:rPr>
+          <w:rFonts w:cs="Times New Roman"/>
+          <w:b/>
+          <w:sz w:val="32"/>
+          <w:szCs w:val="32"/>
+        </w:rPr>
+      </w:pPr>
+      <w:r>
+        <w:rPr>
+          <w:rFonts w:cs="Times New Roman"/>
+          <w:b/>
+          <w:sz w:val="32"/>
+          <w:szCs w:val="32"/>
+        </w:rPr>
+        <w:br w:type="page"/>
+      </w:r>
+    </w:p>
     <w:p>
       <w:pPr>
         <w:pStyle w:val="Heading1"/>
@@ -2060,6 +2036,13 @@
           <w:szCs w:val="28"/>
         </w:rPr>
       </w:pPr>
+      <w:r>
+        <w:rPr>
+          <w:rFonts w:cs="Times New Roman"/>
+          <w:sz w:val="32"/>
+        </w:rPr>
+        <w:t>LIST OF FIGURES</w:t>
+      </w:r>
       <w:bookmarkStart w:id="3" w:name="_Toc234487808"/>
       <w:bookmarkStart w:id="4" w:name="_Toc234488415"/>
       <w:r>
@@ -2068,7 +2051,6 @@
           <w:color w:val="000000" w:themeColor="text1"/>
           <w:szCs w:val="28"/>
         </w:rPr>
-        <w:lastRenderedPageBreak/>
         <w:t xml:space="preserve">TABLE OF </w:t>
       </w:r>
       <w:r>
@@ -3439,6 +3421,16 @@
           </w:hyperlink>
         </w:p>
         <w:p>
+          <w:pPr>
+            <w:spacing w:after="0" w:line="360" w:lineRule="auto"/>
+            <w:jc w:val="center"/>
+            <w:rPr>
+              <w:rFonts w:cs="Times New Roman"/>
+              <w:b/>
+              <w:sz w:val="32"/>
+              <w:szCs w:val="32"/>
+            </w:rPr>
+          </w:pPr>
           <w:r>
             <w:rPr>
               <w:b/>
@@ -3450,60 +3442,6 @@
         </w:p>
       </w:sdtContent>
     </w:sdt>
-    <w:p/>
-    <w:p>
-      <w:pPr>
-        <w:pStyle w:val="TOC1"/>
-        <w:spacing w:after="0" w:line="360" w:lineRule="auto"/>
-        <w:jc w:val="center"/>
-        <w:rPr>
-          <w:noProof/>
-        </w:rPr>
-      </w:pPr>
-    </w:p>
-    <w:p>
-      <w:pPr>
-        <w:spacing w:after="0" w:line="360" w:lineRule="auto"/>
-        <w:jc w:val="both"/>
-        <w:rPr>
-          <w:rFonts w:cs="Times New Roman"/>
-          <w:b/>
-          <w:sz w:val="32"/>
-          <w:szCs w:val="32"/>
-        </w:rPr>
-      </w:pPr>
-      <w:r>
-        <w:rPr>
-          <w:rFonts w:cs="Times New Roman"/>
-          <w:b/>
-          <w:sz w:val="32"/>
-          <w:szCs w:val="32"/>
-        </w:rPr>
-        <w:br w:type="page"/>
-      </w:r>
-    </w:p>
-    <w:p>
-      <w:pPr>
-        <w:spacing w:after="0" w:line="360" w:lineRule="auto"/>
-        <w:jc w:val="center"/>
-        <w:rPr>
-          <w:rFonts w:cs="Times New Roman"/>
-          <w:b/>
-          <w:sz w:val="32"/>
-          <w:szCs w:val="32"/>
-        </w:rPr>
-      </w:pPr>
-      <w:r>
-        <w:rPr>
-          <w:rFonts w:cs="Times New Roman"/>
-          <w:b/>
-          <w:sz w:val="32"/>
-          <w:szCs w:val="32"/>
-        </w:rPr>
-        <w:lastRenderedPageBreak/>
-        <w:t>LIST OF FIGURES</w:t>
-      </w:r>
-    </w:p>
     <w:p>
       <w:pPr>
         <w:pStyle w:val="TableofFigures"/>
@@ -3576,6 +3514,12 @@
             <w:noProof/>
             <w:webHidden/>
           </w:rPr>
+        </w:r>
+        <w:r>
+          <w:rPr>
+            <w:noProof/>
+            <w:webHidden/>
+          </w:rPr>
           <w:fldChar w:fldCharType="separate"/>
         </w:r>
         <w:r>
@@ -3642,6 +3586,12 @@
             <w:noProof/>
             <w:webHidden/>
           </w:rPr>
+        </w:r>
+        <w:r>
+          <w:rPr>
+            <w:noProof/>
+            <w:webHidden/>
+          </w:rPr>
           <w:fldChar w:fldCharType="separate"/>
         </w:r>
         <w:r>
@@ -3708,6 +3658,12 @@
             <w:noProof/>
             <w:webHidden/>
           </w:rPr>
+        </w:r>
+        <w:r>
+          <w:rPr>
+            <w:noProof/>
+            <w:webHidden/>
+          </w:rPr>
           <w:fldChar w:fldCharType="separate"/>
         </w:r>
         <w:r>
@@ -3816,7 +3772,6 @@
           <w:sz w:val="32"/>
           <w:szCs w:val="32"/>
         </w:rPr>
-        <w:lastRenderedPageBreak/>
         <w:fldChar w:fldCharType="end"/>
       </w:r>
     </w:p>
@@ -3863,7 +3818,6 @@
       <w:bookmarkStart w:id="5" w:name="_Toc234487720"/>
       <w:bookmarkStart w:id="6" w:name="_Toc234488416"/>
       <w:r>
-        <w:lastRenderedPageBreak/>
         <w:t>Introducti</w:t>
       </w:r>
       <w:r>
@@ -3880,23 +3834,7 @@
         <w:jc w:val="both"/>
       </w:pPr>
       <w:r>
-        <w:t xml:space="preserve">Student Fine Management system is a software project used to manage student fines in school/colleges and other many educational institutions. It helps to keep records of </w:t>
-      </w:r>
-      <w:proofErr w:type="gramStart"/>
-      <w:r>
-        <w:t>fines ,</w:t>
-      </w:r>
-      <w:proofErr w:type="gramEnd"/>
-      <w:r>
-        <w:t xml:space="preserve"> Payments and student details in an easy and organised way. The system reduces manual work, save times, and improve accuracy in maintain fine records. It is useful for tracking paid and unpaid fines efficiently. In many institutions fines are imposed on students for various reasons such as late payment of fees, library book delays, breaking institutional rules, or failure to submit assignments on time. These fines records are maintained manually in registers or paper files which is a </w:t>
-      </w:r>
-      <w:proofErr w:type="gramStart"/>
-      <w:r>
-        <w:t>time consuming</w:t>
-      </w:r>
-      <w:proofErr w:type="gramEnd"/>
-      <w:r>
-        <w:t xml:space="preserve"> process. The student fine management system provides a digital platform where administrators can easily manage all fine related activities. The system allows the admin to store student information, add new fine record, update payment status, search student details, and generate reports whenever required. By using this system, educational institutions can reduce paper work and improve the accuracy and efficiency of fine management.</w:t>
+        <w:t>Student Fine Management system is a software project used to manage student fines in school/colleges and other many educational institutions. It helps to keep records of fines , Payments and student details in an easy and organised way. The system reduces manual work, save times, and improve accuracy in maintain fine records. It is useful for tracking paid and unpaid fines efficiently. In many institutions fines are imposed on students for various reasons such as late payment of fees, library book delays, breaking institutional rules, or failure to submit assignments on time. These fines records are maintained manually in registers or paper files which is a time consuming process. The student fine management system provides a digital platform where administrators can easily manage all fine related activities. The system allows the admin to store student information, add new fine record, update payment status, search student details, and generate reports whenever required. By using this system, educational institutions can reduce paper work and improve the accuracy and efficiency of fine management.</w:t>
       </w:r>
     </w:p>
     <w:p>
@@ -3907,39 +3845,7 @@
         <w:jc w:val="both"/>
       </w:pPr>
       <w:r>
-        <w:t xml:space="preserve">The system is designed in a simple and </w:t>
-      </w:r>
-      <w:proofErr w:type="gramStart"/>
-      <w:r>
-        <w:t>user friendly</w:t>
-      </w:r>
-      <w:proofErr w:type="gramEnd"/>
-      <w:r>
-        <w:t xml:space="preserve"> manner so that it can be easily used by administrative staff without requiring advance technical knowledge. Each student is assigned a unique identification number through which </w:t>
-      </w:r>
-      <w:proofErr w:type="gramStart"/>
-      <w:r>
-        <w:t>there</w:t>
-      </w:r>
-      <w:proofErr w:type="gramEnd"/>
-      <w:r>
-        <w:t xml:space="preserve"> fine details can be accessed quickly. The system also helps maintain transparency because students </w:t>
-      </w:r>
-      <w:proofErr w:type="gramStart"/>
-      <w:r>
-        <w:t>fines</w:t>
-      </w:r>
-      <w:proofErr w:type="gramEnd"/>
-      <w:r>
-        <w:t xml:space="preserve"> record can be stored systematically whenever necessary. The student fine management system generally </w:t>
-      </w:r>
-      <w:proofErr w:type="gramStart"/>
-      <w:r>
-        <w:t>consist</w:t>
-      </w:r>
-      <w:proofErr w:type="gramEnd"/>
-      <w:r>
-        <w:t xml:space="preserve"> of different modules such as student management, fine management, payment management. The student Management module stores basic student details such as name, roll no, class and contact information. The fine management module records the type of fine, amount, date and reason of the file. The payment management module keeps track of whether the fine has been paid or not. The report module helps generate summarizes of collected fines and pending dues. </w:t>
+        <w:t xml:space="preserve">The system is designed in a simple and user friendly manner so that it can be easily used by administrative staff without requiring advance technical knowledge. Each student is assigned a unique identification number through which there fine details can be accessed quickly. The system also helps maintain transparency because students fines record can be stored systematically whenever necessary. The student fine management system generally consist of different modules such as student management, fine management, payment management. The student Management module stores basic student details such as name, roll no, class and contact information. The fine management module records the type of fine, amount, date and reason of the file. The payment management module keeps track of whether the fine has been paid or not. The report module helps generate summarizes of collected fines and pending dues. </w:t>
       </w:r>
     </w:p>
     <w:p>
@@ -3950,11 +3856,7 @@
         <w:jc w:val="both"/>
       </w:pPr>
       <w:r>
-        <w:t xml:space="preserve">Traditionally, fine management systems in many institutions are handled manually by administrative staff. This manual process requires a lot of paper work and continuous effort to update records regularly. As the number of students increases, maintaining fine records becomes more complex. There may be problems such as loss of records, duplicate entries incorrect calculations, difficultly in searching student details and delays in updating a payments status. In addition, generating </w:t>
-      </w:r>
-      <w:r>
-        <w:lastRenderedPageBreak/>
-        <w:t>reports about collected fines and pending dues becomes challenging in a manual system. Therefore, there is a need for an automated and computerized system that can manage student fine records accurately and efficiently.</w:t>
+        <w:t>Traditionally, fine management systems in many institutions are handled manually by administrative staff. This manual process requires a lot of paper work and continuous effort to update records regularly. As the number of students increases, maintaining fine records becomes more complex. There may be problems such as loss of records, duplicate entries incorrect calculations, difficultly in searching student details and delays in updating a payments status. In addition, generating reports about collected fines and pending dues becomes challenging in a manual system. Therefore, there is a need for an automated and computerized system that can manage student fine records accurately and efficiently.</w:t>
       </w:r>
     </w:p>
     <w:p>
@@ -3965,33 +3867,7 @@
         <w:jc w:val="both"/>
       </w:pPr>
       <w:r>
-        <w:t xml:space="preserve">The student fine management system is </w:t>
-      </w:r>
-      <w:proofErr w:type="gramStart"/>
-      <w:r>
-        <w:t>develop</w:t>
-      </w:r>
-      <w:proofErr w:type="gramEnd"/>
-      <w:r>
-        <w:t xml:space="preserve"> with the objective of simplifying the fine management process and improving administrative efficacy.  The system stores all information in a data base, which allows easy retrieval and modification of records. Each student is assigned a unique identification number or roll no, making it easier to access </w:t>
-      </w:r>
-      <w:proofErr w:type="spellStart"/>
-      <w:r>
-        <w:t>there</w:t>
-      </w:r>
-      <w:proofErr w:type="spellEnd"/>
-      <w:r>
-        <w:t xml:space="preserve"> fie details quickly. Administrators can also keep track of paid and unpaid fines, which helps maintain transparency and accountability with in </w:t>
-      </w:r>
-      <w:proofErr w:type="spellStart"/>
-      <w:proofErr w:type="gramStart"/>
-      <w:r>
-        <w:t>a</w:t>
-      </w:r>
-      <w:proofErr w:type="spellEnd"/>
-      <w:proofErr w:type="gramEnd"/>
-      <w:r>
-        <w:t xml:space="preserve"> institution.</w:t>
+        <w:t>The student fine management system is develop with the objective of simplifying the fine management process and improving administrative efficacy.  The system stores all information in a data base, which allows easy retrieval and modification of records. Each student is assigned a unique identification number or roll no, making it easier to access there fie details quickly. Administrators can also keep track of paid and unpaid fines, which helps maintain transparency and accountability with in a institution.</w:t>
       </w:r>
     </w:p>
     <w:p>
@@ -4002,23 +3878,7 @@
         <w:jc w:val="both"/>
       </w:pPr>
       <w:r>
-        <w:t xml:space="preserve">For our project, we divided work between us from the beginning. Documentations and coding </w:t>
-      </w:r>
-      <w:proofErr w:type="gramStart"/>
-      <w:r>
-        <w:t>was</w:t>
-      </w:r>
-      <w:proofErr w:type="gramEnd"/>
-      <w:r>
-        <w:t xml:space="preserve"> divided between all of us. Mainly, Gantt chart was sketched and requirement traceability matrix was done by Aastha G.C. similarly, Flowchart and DFD was graphically designed by Shital Thapa. Research about project related information and testing platform and was handled by Arpan Pokhrel. However, each member contributed to the coding and testing of each module and provided </w:t>
-      </w:r>
-      <w:proofErr w:type="gramStart"/>
-      <w:r>
-        <w:t>there</w:t>
-      </w:r>
-      <w:proofErr w:type="gramEnd"/>
-      <w:r>
-        <w:t xml:space="preserve"> variable inputs to improve the system. </w:t>
+        <w:t xml:space="preserve">For our project, we divided work between us from the beginning. Documentations and coding was divided between all of us. Mainly, Gantt chart was sketched and requirement traceability matrix was done by Aastha G.C. similarly, Flowchart and DFD was graphically designed by Shital Thapa. Research about project related information and testing platform and was handled by Arpan Pokhrel. However, each member contributed to the coding and testing of each module and provided there variable inputs to improve the system. </w:t>
       </w:r>
     </w:p>
     <w:p>
@@ -4029,41 +3889,7 @@
         <w:jc w:val="both"/>
       </w:pPr>
       <w:r>
-        <w:t xml:space="preserve">While doing research we knew that </w:t>
-      </w:r>
-      <w:proofErr w:type="spellStart"/>
-      <w:proofErr w:type="gramStart"/>
-      <w:r>
-        <w:t>thee</w:t>
-      </w:r>
-      <w:proofErr w:type="spellEnd"/>
-      <w:proofErr w:type="gramEnd"/>
-      <w:r>
-        <w:t xml:space="preserve"> </w:t>
-      </w:r>
-      <w:proofErr w:type="gramStart"/>
-      <w:r>
-        <w:t>were  many</w:t>
-      </w:r>
-      <w:proofErr w:type="gramEnd"/>
-      <w:r>
-        <w:t xml:space="preserve"> difficulties regarding collection of data, multiple set booking, data was in accurate, adaptation in system according to government policy was difficult while changing. By keeping this </w:t>
-      </w:r>
-      <w:proofErr w:type="gramStart"/>
-      <w:r>
-        <w:t>difficulties</w:t>
-      </w:r>
-      <w:proofErr w:type="gramEnd"/>
-      <w:r>
-        <w:t xml:space="preserve"> we made this system and we were successful to minimize </w:t>
-      </w:r>
-      <w:proofErr w:type="gramStart"/>
-      <w:r>
-        <w:t>this difficulties</w:t>
-      </w:r>
-      <w:proofErr w:type="gramEnd"/>
-      <w:r>
-        <w:t xml:space="preserve"> using C++. </w:t>
+        <w:t xml:space="preserve">While doing research we knew that thee were  many difficulties regarding collection of data, multiple set booking, data was in accurate, adaptation in system according to government policy was difficult while changing. By keeping this difficulties we made this system and we were successful to minimize this difficulties using C++. </w:t>
       </w:r>
     </w:p>
     <w:p>
@@ -4074,23 +3900,7 @@
         <w:jc w:val="both"/>
       </w:pPr>
       <w:r>
-        <w:t xml:space="preserve">Going digitally is one of the great </w:t>
-      </w:r>
-      <w:proofErr w:type="gramStart"/>
-      <w:r>
-        <w:t>idea</w:t>
-      </w:r>
-      <w:proofErr w:type="gramEnd"/>
-      <w:r>
-        <w:t xml:space="preserve"> in this time period because each and every thing has been digitalized and many of the work pressures will be overcome, work will be much faster and we will be able to find each and every thing in much more efficient way. We will be able to deliver better experience for our customers. Analysing of data will be much </w:t>
-      </w:r>
-      <w:proofErr w:type="gramStart"/>
-      <w:r>
-        <w:t>more easier</w:t>
-      </w:r>
-      <w:proofErr w:type="gramEnd"/>
-      <w:r>
-        <w:t>, so going digitally is best method.</w:t>
+        <w:t>Going digitally is one of the great idea in this time period because each and every thing has been digitalized and many of the work pressures will be overcome, work will be much faster and we will be able to find each and every thing in much more efficient way. We will be able to deliver better experience for our customers. Analysing of data will be much more easier, so going digitally is best method.</w:t>
       </w:r>
     </w:p>
     <w:p>
@@ -4119,7 +3929,6 @@
       <w:bookmarkStart w:id="7" w:name="_Toc234487721"/>
       <w:bookmarkStart w:id="8" w:name="_Toc234488417"/>
       <w:r>
-        <w:lastRenderedPageBreak/>
         <w:t>P</w:t>
       </w:r>
       <w:r>
@@ -4140,23 +3949,7 @@
         <w:jc w:val="both"/>
       </w:pPr>
       <w:r>
-        <w:t xml:space="preserve">There were many difficulties as this was our first </w:t>
-      </w:r>
-      <w:proofErr w:type="gramStart"/>
-      <w:r>
-        <w:t>programming based</w:t>
-      </w:r>
-      <w:proofErr w:type="gramEnd"/>
-      <w:r>
-        <w:t xml:space="preserve"> project. Although there were many </w:t>
-      </w:r>
-      <w:proofErr w:type="gramStart"/>
-      <w:r>
-        <w:t>problems</w:t>
-      </w:r>
-      <w:proofErr w:type="gramEnd"/>
-      <w:r>
-        <w:t xml:space="preserve"> we were able to solve an implement it on our project.</w:t>
+        <w:t>There were many difficulties as this was our first programming based project. Although there were many problems we were able to solve an implement it on our project.</w:t>
       </w:r>
       <w:r>
         <w:rPr>
@@ -4177,15 +3970,7 @@
         <w:t xml:space="preserve"> </w:t>
       </w:r>
       <w:r>
-        <w:t xml:space="preserve">Data collection, multiple seat booking, data was inaccurate, adaptation in system according to government policy and organizational change were difficult in the existing system. </w:t>
-      </w:r>
-      <w:proofErr w:type="gramStart"/>
-      <w:r>
-        <w:t>So</w:t>
-      </w:r>
-      <w:proofErr w:type="gramEnd"/>
-      <w:r>
-        <w:t xml:space="preserve"> to overcome these difficulties our program was intended.</w:t>
+        <w:t>Data collection, multiple seat booking, data was inaccurate, adaptation in system according to government policy and organizational change were difficult in the existing system. So to overcome these difficulties our program was intended.</w:t>
       </w:r>
     </w:p>
     <w:p>
@@ -4368,7 +4153,6 @@
       <w:bookmarkStart w:id="9" w:name="_Toc234487722"/>
       <w:bookmarkStart w:id="10" w:name="_Toc234488418"/>
       <w:r>
-        <w:lastRenderedPageBreak/>
         <w:t>Objectives</w:t>
       </w:r>
       <w:bookmarkEnd w:id="9"/>
@@ -4524,7 +4308,6 @@
       <w:bookmarkStart w:id="11" w:name="_Toc234487723"/>
       <w:bookmarkStart w:id="12" w:name="_Toc234488419"/>
       <w:r>
-        <w:lastRenderedPageBreak/>
         <w:t>Background Study</w:t>
       </w:r>
       <w:bookmarkEnd w:id="11"/>
@@ -4593,23 +4376,7 @@
         <w:jc w:val="both"/>
       </w:pPr>
       <w:r>
-        <w:t xml:space="preserve">The student Fine management system is developed to replace traditional manual methods used in educational institutions for managing student fines. In many schools and colleges, fines related to late submissions, rule violations, </w:t>
-      </w:r>
-      <w:proofErr w:type="gramStart"/>
-      <w:r>
-        <w:t>or  library</w:t>
-      </w:r>
-      <w:proofErr w:type="gramEnd"/>
-      <w:r>
-        <w:t xml:space="preserve"> delays are </w:t>
-      </w:r>
-      <w:proofErr w:type="spellStart"/>
-      <w:r>
-        <w:t>sill</w:t>
-      </w:r>
-      <w:proofErr w:type="spellEnd"/>
-      <w:r>
-        <w:t xml:space="preserve"> recorded using paper registers or basic spread sheets. This often leads to errors, data loss, and difficulty in tracking records efficiently.</w:t>
+        <w:t>The student Fine management system is developed to replace traditional manual methods used in educational institutions for managing student fines. In many schools and colleges, fines related to late submissions, rule violations, or  library delays are sill recorded using paper registers or basic spread sheets. This often leads to errors, data loss, and difficulty in tracking records efficiently.</w:t>
       </w:r>
     </w:p>
     <w:p>
@@ -4642,15 +4409,7 @@
         <w:jc w:val="both"/>
       </w:pPr>
       <w:r>
-        <w:t xml:space="preserve">Research also shows that </w:t>
-      </w:r>
-      <w:proofErr w:type="gramStart"/>
-      <w:r>
-        <w:t>computer based</w:t>
-      </w:r>
-      <w:proofErr w:type="gramEnd"/>
-      <w:r>
-        <w:t xml:space="preserve"> student management systems help in organizing student data, improving accessibility and reducing administrative workload.</w:t>
+        <w:t>Research also shows that computer based student management systems help in organizing student data, improving accessibility and reducing administrative workload.</w:t>
       </w:r>
     </w:p>
     <w:p>
@@ -4674,16 +4433,6 @@
       <w:r>
         <w:t>In conclusion, the background study shows that there is a strong need for a computerized student fine management system to improve accuracy, save time, reduce workload, and increase transparency in educational institutions.</w:t>
       </w:r>
-    </w:p>
-    <w:p>
-      <w:pPr>
-        <w:spacing w:line="360" w:lineRule="auto"/>
-      </w:pPr>
-    </w:p>
-    <w:p>
-      <w:pPr>
-        <w:spacing w:line="360" w:lineRule="auto"/>
-      </w:pPr>
     </w:p>
     <w:p>
       <w:pPr>
@@ -4870,7 +4619,6 @@
       <w:r>
         <w:t>5.</w:t>
       </w:r>
-      <w:proofErr w:type="gramStart"/>
       <w:r>
         <w:t>2</w:t>
       </w:r>
@@ -4887,16 +4635,7 @@
           <w:b/>
           <w:bCs/>
         </w:rPr>
-        <w:t>Non</w:t>
-      </w:r>
-      <w:proofErr w:type="gramEnd"/>
-      <w:r>
-        <w:rPr>
-          <w:rStyle w:val="Heading2Char"/>
-          <w:b/>
-          <w:bCs/>
-        </w:rPr>
-        <w:t xml:space="preserve"> Functional requirements</w:t>
+        <w:t>Non Functional requirements</w:t>
       </w:r>
       <w:bookmarkEnd w:id="16"/>
     </w:p>
@@ -5141,9 +4880,11 @@
         <w:spacing w:line="360" w:lineRule="auto"/>
         <w:ind w:left="360"/>
       </w:pPr>
+      <w:bookmarkStart w:id="19" w:name="_GoBack"/>
       <w:r>
         <w:rPr>
           <w:noProof/>
+          <w:lang w:val="en-US"/>
         </w:rPr>
         <w:drawing>
           <wp:inline distT="0" distB="0" distL="0" distR="0" wp14:anchorId="127A407E" wp14:editId="0BD696A8">
@@ -5163,7 +4904,7 @@
                     </pic:cNvPicPr>
                   </pic:nvPicPr>
                   <pic:blipFill>
-                    <a:blip r:embed="rId13" cstate="print">
+                    <a:blip r:embed="rId14" cstate="print">
                       <a:extLst>
                         <a:ext uri="{28A0092B-C50C-407E-A947-70E740481C1C}">
                           <a14:useLocalDpi xmlns:a14="http://schemas.microsoft.com/office/drawing/2010/main" val="0"/>
@@ -5194,6 +4935,7 @@
           </wp:inline>
         </w:drawing>
       </w:r>
+      <w:bookmarkEnd w:id="19"/>
     </w:p>
     <w:p>
       <w:pPr>
@@ -5270,24 +5012,10 @@
         </w:rPr>
       </w:pPr>
     </w:p>
-    <w:p>
-      <w:pPr>
-        <w:keepNext/>
-        <w:spacing w:line="360" w:lineRule="auto"/>
-        <w:rPr>
-          <w:i/>
-          <w:iCs/>
-          <w:noProof/>
-          <w:lang w:val="en-US"/>
-        </w:rPr>
-      </w:pPr>
-    </w:p>
+    <w:p/>
     <w:p>
       <w:pPr>
         <w:ind w:left="120"/>
-        <w:rPr>
-          <w:noProof/>
-        </w:rPr>
       </w:pPr>
     </w:p>
     <w:p>
@@ -5297,48 +5025,16 @@
     </w:p>
     <w:p>
       <w:pPr>
-        <w:ind w:left="120"/>
-      </w:pPr>
-      <w:r>
-        <w:lastRenderedPageBreak/>
-        <w:t>.</w:t>
-      </w:r>
-    </w:p>
-    <w:p>
-      <w:pPr>
-        <w:ind w:left="120"/>
-      </w:pPr>
-    </w:p>
-    <w:p>
-      <w:pPr>
-        <w:ind w:left="120"/>
-      </w:pPr>
-    </w:p>
-    <w:p>
-      <w:pPr>
-        <w:ind w:left="120"/>
-      </w:pPr>
-    </w:p>
-    <w:p>
-      <w:pPr>
         <w:pStyle w:val="Heading2"/>
       </w:pPr>
-      <w:bookmarkStart w:id="19" w:name="_Toc234488425"/>
+      <w:bookmarkStart w:id="20" w:name="_Toc234488425"/>
       <w:r>
         <w:t xml:space="preserve">6.2 </w:t>
       </w:r>
       <w:r>
-        <w:t xml:space="preserve">Data Flow </w:t>
-      </w:r>
-      <w:proofErr w:type="gramStart"/>
-      <w:r>
-        <w:t>Diagram(</w:t>
-      </w:r>
-      <w:proofErr w:type="gramEnd"/>
-      <w:r>
-        <w:t>DFD)</w:t>
-      </w:r>
-      <w:bookmarkEnd w:id="19"/>
+        <w:t>Data Flow Diagram(DFD)</w:t>
+      </w:r>
+      <w:bookmarkEnd w:id="20"/>
     </w:p>
     <w:p>
       <w:pPr>
@@ -5347,15 +5043,7 @@
         <w:ind w:left="360"/>
       </w:pPr>
       <w:r>
-        <w:t xml:space="preserve">A Data Flow Diagram (DFD) is a graphical representation that shows how data moves through the Student Fine Management System. It illustrates the flow of information between the </w:t>
-      </w:r>
-      <w:proofErr w:type="gramStart"/>
-      <w:r>
-        <w:t>Admin</w:t>
-      </w:r>
-      <w:proofErr w:type="gramEnd"/>
-      <w:r>
-        <w:t>, system processes, and data stor</w:t>
+        <w:t>A Data Flow Diagram (DFD) is a graphical representation that shows how data moves through the Student Fine Management System. It illustrates the flow of information between the Admin, system processes, and data stor</w:t>
       </w:r>
       <w:r>
         <w:t>es.</w:t>
@@ -5378,6 +5066,7 @@
       <w:r>
         <w:rPr>
           <w:noProof/>
+          <w:lang w:val="en-US"/>
         </w:rPr>
         <w:drawing>
           <wp:inline distT="0" distB="0" distL="0" distR="0" wp14:anchorId="14459F5E" wp14:editId="02A8411D">
@@ -5397,7 +5086,7 @@
                     </pic:cNvPicPr>
                   </pic:nvPicPr>
                   <pic:blipFill>
-                    <a:blip r:embed="rId14" cstate="print">
+                    <a:blip r:embed="rId15" cstate="print">
                       <a:extLst>
                         <a:ext uri="{28A0092B-C50C-407E-A947-70E740481C1C}">
                           <a14:useLocalDpi xmlns:a14="http://schemas.microsoft.com/office/drawing/2010/main" val="0"/>
@@ -5494,15 +5183,7 @@
         <w:spacing w:line="360" w:lineRule="auto"/>
       </w:pPr>
       <w:r>
-        <w:t xml:space="preserve">Level 0 (Context Diagram): It provides an overall view of the Student Fine Management System. It shows how the </w:t>
-      </w:r>
-      <w:proofErr w:type="gramStart"/>
-      <w:r>
-        <w:t>Admin</w:t>
-      </w:r>
-      <w:proofErr w:type="gramEnd"/>
-      <w:r>
-        <w:t xml:space="preserve"> interacts with the system by adding, searching, updating, deleting student records, processing fine payments, and generating reports.</w:t>
+        <w:t>Level 0 (Context Diagram): It provides an overall view of the Student Fine Management System. It shows how the Admin interacts with the system by adding, searching, updating, deleting student records, processing fine payments, and generating reports.</w:t>
       </w:r>
     </w:p>
     <w:p>
@@ -5532,6 +5213,7 @@
       <w:r>
         <w:rPr>
           <w:noProof/>
+          <w:lang w:val="en-US"/>
         </w:rPr>
         <w:drawing>
           <wp:inline distT="0" distB="0" distL="0" distR="0" wp14:anchorId="6887B33C" wp14:editId="443D6714">
@@ -5551,7 +5233,7 @@
                     </pic:cNvPicPr>
                   </pic:nvPicPr>
                   <pic:blipFill>
-                    <a:blip r:embed="rId15" cstate="print">
+                    <a:blip r:embed="rId16" cstate="print">
                       <a:extLst>
                         <a:ext uri="{28A0092B-C50C-407E-A947-70E740481C1C}">
                           <a14:useLocalDpi xmlns:a14="http://schemas.microsoft.com/office/drawing/2010/main" val="0"/>
@@ -5651,15 +5333,7 @@
         <w:spacing w:line="360" w:lineRule="auto"/>
       </w:pPr>
       <w:r>
-        <w:t xml:space="preserve">Level </w:t>
-      </w:r>
-      <w:proofErr w:type="gramStart"/>
-      <w:r>
-        <w:t>1( Detailed</w:t>
-      </w:r>
-      <w:proofErr w:type="gramEnd"/>
-      <w:r>
-        <w:t xml:space="preserve"> Decomposition)</w:t>
+        <w:t>Level 1( Detailed Decomposition)</w:t>
       </w:r>
       <w:r>
         <w:t>: It shows the detailed flow of data within the system. It breaks the main system into smaller processes such as Login, Manage Student Records, Manage Fine Details, Process Fine payment, and Generate Reports, processed and retrieved from the data base.</w:t>
@@ -5866,26 +5540,6 @@
     <w:p>
       <w:pPr>
         <w:spacing w:line="360" w:lineRule="auto"/>
-      </w:pPr>
-    </w:p>
-    <w:p>
-      <w:pPr>
-        <w:spacing w:line="360" w:lineRule="auto"/>
-      </w:pPr>
-    </w:p>
-    <w:p>
-      <w:pPr>
-        <w:spacing w:line="360" w:lineRule="auto"/>
-      </w:pPr>
-    </w:p>
-    <w:p>
-      <w:pPr>
-        <w:spacing w:line="360" w:lineRule="auto"/>
-      </w:pPr>
-    </w:p>
-    <w:p>
-      <w:pPr>
-        <w:spacing w:line="360" w:lineRule="auto"/>
         <w:rPr>
           <w:b/>
           <w:bCs/>
@@ -5921,6 +5575,7 @@
       <w:r>
         <w:rPr>
           <w:noProof/>
+          <w:lang w:val="en-US"/>
         </w:rPr>
         <w:drawing>
           <wp:inline distT="0" distB="0" distL="0" distR="0" wp14:anchorId="53CBE9DD" wp14:editId="136070EB">
@@ -5940,7 +5595,7 @@
                     </pic:cNvPicPr>
                   </pic:nvPicPr>
                   <pic:blipFill>
-                    <a:blip r:embed="rId16">
+                    <a:blip r:embed="rId17">
                       <a:extLst>
                         <a:ext uri="{28A0092B-C50C-407E-A947-70E740481C1C}">
                           <a14:useLocalDpi xmlns:a14="http://schemas.microsoft.com/office/drawing/2010/main" val="0"/>
@@ -6026,23 +5681,7 @@
           <w:sz w:val="24"/>
           <w:szCs w:val="24"/>
         </w:rPr>
-        <w:t xml:space="preserve"> </w:t>
-      </w:r>
-      <w:proofErr w:type="spellStart"/>
-      <w:r>
-        <w:rPr>
-          <w:sz w:val="24"/>
-          <w:szCs w:val="24"/>
-        </w:rPr>
-        <w:t>Grantt</w:t>
-      </w:r>
-      <w:proofErr w:type="spellEnd"/>
-      <w:r>
-        <w:rPr>
-          <w:sz w:val="24"/>
-          <w:szCs w:val="24"/>
-        </w:rPr>
-        <w:t xml:space="preserve"> Chart</w:t>
+        <w:t xml:space="preserve"> Grantt Chart</w:t>
       </w:r>
     </w:p>
     <w:p>
@@ -6099,17 +5738,16 @@
         <w:ind w:left="360" w:hanging="450"/>
         <w:jc w:val="both"/>
       </w:pPr>
-      <w:bookmarkStart w:id="20" w:name="_Toc234487725"/>
-      <w:bookmarkStart w:id="21" w:name="_Toc234488426"/>
-      <w:r>
-        <w:lastRenderedPageBreak/>
+      <w:bookmarkStart w:id="21" w:name="_Toc234487725"/>
+      <w:bookmarkStart w:id="22" w:name="_Toc234488426"/>
+      <w:r>
         <w:t>7.</w:t>
       </w:r>
       <w:r>
         <w:t>Development</w:t>
       </w:r>
-      <w:bookmarkEnd w:id="20"/>
       <w:bookmarkEnd w:id="21"/>
+      <w:bookmarkEnd w:id="22"/>
     </w:p>
     <w:p>
       <w:r>
@@ -6126,6 +5764,7 @@
           <w:b/>
           <w:bCs/>
           <w:noProof/>
+          <w:lang w:val="en-US"/>
         </w:rPr>
         <w:drawing>
           <wp:inline distT="0" distB="0" distL="0" distR="0" wp14:anchorId="2BDD4FAF" wp14:editId="01D25E87">
@@ -6143,7 +5782,7 @@
                     <pic:cNvPicPr/>
                   </pic:nvPicPr>
                   <pic:blipFill>
-                    <a:blip r:embed="rId17"/>
+                    <a:blip r:embed="rId18"/>
                     <a:stretch>
                       <a:fillRect/>
                     </a:stretch>
@@ -6484,7 +6123,6 @@
           <w:bCs/>
           <w:lang w:val="en-US"/>
         </w:rPr>
-        <w:lastRenderedPageBreak/>
         <w:t>5. Deployment</w:t>
       </w:r>
     </w:p>
@@ -6689,7 +6327,6 @@
                 <w:bCs/>
               </w:rPr>
             </w:pPr>
-            <w:proofErr w:type="gramStart"/>
             <w:r>
               <w:rPr>
                 <w:b/>
@@ -6697,7 +6334,6 @@
               </w:rPr>
               <w:t>S.N</w:t>
             </w:r>
-            <w:proofErr w:type="gramEnd"/>
           </w:p>
         </w:tc>
         <w:tc>
@@ -7133,17 +6769,16 @@
         <w:ind w:left="360" w:hanging="360"/>
         <w:jc w:val="both"/>
       </w:pPr>
-      <w:bookmarkStart w:id="22" w:name="_Toc234487726"/>
-      <w:bookmarkStart w:id="23" w:name="_Toc234488427"/>
-      <w:r>
-        <w:lastRenderedPageBreak/>
+      <w:bookmarkStart w:id="23" w:name="_Toc234487726"/>
+      <w:bookmarkStart w:id="24" w:name="_Toc234488427"/>
+      <w:r>
         <w:t>8.</w:t>
       </w:r>
       <w:r>
         <w:t>Testing</w:t>
       </w:r>
-      <w:bookmarkEnd w:id="22"/>
       <w:bookmarkEnd w:id="23"/>
+      <w:bookmarkEnd w:id="24"/>
     </w:p>
     <w:p>
       <w:r>
@@ -7154,15 +6789,7 @@
           <w:b/>
           <w:bCs/>
         </w:rPr>
-        <w:t xml:space="preserve">Student Fine Management </w:t>
-      </w:r>
-      <w:proofErr w:type="gramStart"/>
-      <w:r>
-        <w:rPr>
-          <w:b/>
-          <w:bCs/>
-        </w:rPr>
-        <w:t>System</w:t>
+        <w:t>Student Fine Management System</w:t>
       </w:r>
       <w:r>
         <w:t xml:space="preserve"> </w:t>
@@ -7171,11 +6798,7 @@
         <w:t xml:space="preserve"> </w:t>
       </w:r>
       <w:r>
-        <w:t>works</w:t>
-      </w:r>
-      <w:proofErr w:type="gramEnd"/>
-      <w:r>
-        <w:t xml:space="preserve"> correctly and meets the project requirements. It helps identify and fix errors before the system is used.</w:t>
+        <w:t>works correctly and meets the project requirements. It helps identify and fix errors before the system is used.</w:t>
       </w:r>
     </w:p>
     <w:tbl>
@@ -7208,14 +6831,12 @@
                 <w:rFonts w:cs="Times New Roman"/>
               </w:rPr>
             </w:pPr>
-            <w:proofErr w:type="gramStart"/>
             <w:r>
               <w:rPr>
                 <w:rFonts w:cs="Times New Roman"/>
               </w:rPr>
               <w:t>S.N</w:t>
             </w:r>
-            <w:proofErr w:type="gramEnd"/>
           </w:p>
         </w:tc>
         <w:tc>
@@ -7923,21 +7544,7 @@
               <w:rPr>
                 <w:rFonts w:cs="Times New Roman"/>
               </w:rPr>
-              <w:t>TC</w:t>
-            </w:r>
-            <w:proofErr w:type="gramStart"/>
-            <w:r>
-              <w:rPr>
-                <w:rFonts w:cs="Times New Roman"/>
-              </w:rPr>
-              <w:t>07,TC</w:t>
-            </w:r>
-            <w:proofErr w:type="gramEnd"/>
-            <w:r>
-              <w:rPr>
-                <w:rFonts w:cs="Times New Roman"/>
-              </w:rPr>
-              <w:t>08</w:t>
+              <w:t>TC07,TC08</w:t>
             </w:r>
           </w:p>
         </w:tc>
@@ -8454,12 +8061,11 @@
           <w:rStyle w:val="Heading1Char"/>
         </w:rPr>
       </w:pPr>
-      <w:bookmarkStart w:id="24" w:name="_Toc234488428"/>
+      <w:bookmarkStart w:id="25" w:name="_Toc234488428"/>
       <w:r>
         <w:rPr>
           <w:szCs w:val="28"/>
         </w:rPr>
-        <w:lastRenderedPageBreak/>
         <w:t>9</w:t>
       </w:r>
       <w:r>
@@ -8477,7 +8083,24 @@
         </w:rPr>
         <w:t>Project Results</w:t>
       </w:r>
-      <w:bookmarkEnd w:id="24"/>
+      <w:bookmarkEnd w:id="25"/>
+    </w:p>
+    <w:p>
+      <w:pPr>
+        <w:spacing w:after="0" w:line="360" w:lineRule="auto"/>
+        <w:ind w:left="90"/>
+        <w:rPr>
+          <w:bCs/>
+          <w:szCs w:val="24"/>
+        </w:rPr>
+      </w:pPr>
+      <w:r>
+        <w:rPr>
+          <w:bCs/>
+          <w:szCs w:val="24"/>
+        </w:rPr>
+        <w:t>The Student Fine Management System was successfully developed using the C programming language. The system helps the admin to manage student fine records in an efficient and organized way. It provides features such as adding student details, displaying records, searching students, updating fines, making fine payments, deleting records, counting total students, and generating fine reports.</w:t>
+      </w:r>
     </w:p>
     <w:p>
       <w:pPr>
@@ -8488,28 +8111,11 @@
           <w:szCs w:val="24"/>
         </w:rPr>
       </w:pPr>
-      <w:r>
-        <w:rPr>
-          <w:bCs/>
-          <w:szCs w:val="24"/>
-        </w:rPr>
-        <w:t>The Student Fine Management System was successfully developed using the C programming language. The system helps the admin to manage student fine records in an efficient and organized way. It provides features such as adding student details, displaying records, searching students, updating fines, making fine payments, deleting records, counting total students, and generating fine reports.</w:t>
-      </w:r>
     </w:p>
     <w:p>
       <w:pPr>
         <w:spacing w:after="0" w:line="360" w:lineRule="auto"/>
-        <w:ind w:left="450"/>
-        <w:rPr>
-          <w:bCs/>
-          <w:szCs w:val="24"/>
-        </w:rPr>
-      </w:pPr>
-    </w:p>
-    <w:p>
-      <w:pPr>
-        <w:spacing w:after="0" w:line="360" w:lineRule="auto"/>
-        <w:ind w:left="450"/>
+        <w:ind w:left="450" w:hanging="270"/>
         <w:rPr>
           <w:bCs/>
           <w:szCs w:val="24"/>
@@ -8531,6 +8137,7 @@
           <w:numId w:val="18"/>
         </w:numPr>
         <w:spacing w:after="0" w:line="360" w:lineRule="auto"/>
+        <w:ind w:hanging="270"/>
         <w:rPr>
           <w:bCs/>
           <w:szCs w:val="24"/>
@@ -8552,6 +8159,7 @@
           <w:numId w:val="18"/>
         </w:numPr>
         <w:spacing w:after="0" w:line="360" w:lineRule="auto"/>
+        <w:ind w:hanging="270"/>
         <w:rPr>
           <w:bCs/>
           <w:szCs w:val="24"/>
@@ -8573,6 +8181,7 @@
           <w:numId w:val="18"/>
         </w:numPr>
         <w:spacing w:after="0" w:line="360" w:lineRule="auto"/>
+        <w:ind w:hanging="270"/>
         <w:rPr>
           <w:bCs/>
           <w:szCs w:val="24"/>
@@ -8594,6 +8203,7 @@
           <w:numId w:val="18"/>
         </w:numPr>
         <w:spacing w:after="0" w:line="360" w:lineRule="auto"/>
+        <w:ind w:hanging="270"/>
         <w:rPr>
           <w:bCs/>
           <w:szCs w:val="24"/>
@@ -8615,6 +8225,7 @@
           <w:numId w:val="18"/>
         </w:numPr>
         <w:spacing w:after="0" w:line="360" w:lineRule="auto"/>
+        <w:ind w:hanging="270"/>
         <w:rPr>
           <w:bCs/>
           <w:szCs w:val="24"/>
@@ -8636,6 +8247,7 @@
           <w:numId w:val="18"/>
         </w:numPr>
         <w:spacing w:after="0" w:line="360" w:lineRule="auto"/>
+        <w:ind w:hanging="270"/>
         <w:rPr>
           <w:bCs/>
           <w:szCs w:val="24"/>
@@ -8657,6 +8269,7 @@
           <w:numId w:val="18"/>
         </w:numPr>
         <w:spacing w:after="0" w:line="360" w:lineRule="auto"/>
+        <w:ind w:hanging="270"/>
         <w:rPr>
           <w:bCs/>
           <w:szCs w:val="24"/>
@@ -8678,6 +8291,7 @@
           <w:numId w:val="18"/>
         </w:numPr>
         <w:spacing w:after="0" w:line="360" w:lineRule="auto"/>
+        <w:ind w:hanging="270"/>
         <w:rPr>
           <w:bCs/>
           <w:szCs w:val="24"/>
@@ -8699,6 +8313,7 @@
           <w:numId w:val="18"/>
         </w:numPr>
         <w:spacing w:after="0" w:line="360" w:lineRule="auto"/>
+        <w:ind w:hanging="270"/>
         <w:rPr>
           <w:bCs/>
           <w:szCs w:val="24"/>
@@ -8715,7 +8330,7 @@
     <w:p>
       <w:pPr>
         <w:spacing w:after="0" w:line="360" w:lineRule="auto"/>
-        <w:ind w:left="450"/>
+        <w:ind w:left="450" w:hanging="270"/>
         <w:rPr>
           <w:bCs/>
           <w:szCs w:val="24"/>
@@ -8725,7 +8340,7 @@
     <w:p>
       <w:pPr>
         <w:spacing w:after="0" w:line="360" w:lineRule="auto"/>
-        <w:ind w:left="450"/>
+        <w:ind w:left="270" w:hanging="90"/>
         <w:rPr>
           <w:b/>
           <w:szCs w:val="24"/>
@@ -8736,7 +8351,35 @@
           <w:bCs/>
           <w:szCs w:val="24"/>
         </w:rPr>
-        <w:t>The project successfully reduces manual work in maintaining student fine records and provides a simple, user-friendly, and efficient solution for managing fines in an educational institution</w:t>
+        <w:t>The project successfully reduces manual work in m</w:t>
+      </w:r>
+      <w:r>
+        <w:rPr>
+          <w:bCs/>
+          <w:szCs w:val="24"/>
+        </w:rPr>
+        <w:t xml:space="preserve">aintaining student fine records    </w:t>
+      </w:r>
+      <w:r>
+        <w:rPr>
+          <w:bCs/>
+          <w:szCs w:val="24"/>
+        </w:rPr>
+        <w:t xml:space="preserve">educational </w:t>
+      </w:r>
+      <w:r>
+        <w:rPr>
+          <w:bCs/>
+          <w:szCs w:val="24"/>
+        </w:rPr>
+        <w:t xml:space="preserve">and provides a simple, user-friendly, and efficient solution for managing fines in an </w:t>
+      </w:r>
+      <w:r>
+        <w:rPr>
+          <w:bCs/>
+          <w:szCs w:val="24"/>
+        </w:rPr>
+        <w:t>institution</w:t>
       </w:r>
       <w:r>
         <w:rPr>
@@ -8798,9 +8441,316 @@
     </w:p>
     <w:p>
       <w:pPr>
+        <w:pStyle w:val="Heading1"/>
+      </w:pPr>
+      <w:bookmarkStart w:id="26" w:name="_Toc234488429"/>
+      <w:r>
+        <w:t>10.</w:t>
+      </w:r>
+      <w:r>
+        <w:t xml:space="preserve"> Future Enhancement</w:t>
+      </w:r>
+      <w:bookmarkEnd w:id="26"/>
+    </w:p>
+    <w:p>
+      <w:pPr>
         <w:spacing w:line="360" w:lineRule="auto"/>
         <w:rPr>
-          <w:b/>
+          <w:bCs/>
+        </w:rPr>
+      </w:pPr>
+      <w:r>
+        <w:rPr>
+          <w:bCs/>
+        </w:rPr>
+        <w:t>The Student Fine Management System developed in C programming successfully manages student fine records and provides basic operations such as adding, searching, updating, deleting, and generating fine reports. However, as technology advances and the requirements of educational institutions increase, the system can be further improved by adding more advanced features. Future enhancements aim to make the system more secure, user-friendly, automated, and efficient for real-world use.</w:t>
+      </w:r>
+    </w:p>
+    <w:p>
+      <w:pPr>
+        <w:spacing w:after="0" w:line="360" w:lineRule="auto"/>
+        <w:rPr>
+          <w:bCs/>
+        </w:rPr>
+      </w:pPr>
+      <w:r>
+        <w:rPr>
+          <w:bCs/>
+        </w:rPr>
+        <w:t>The possible future enhancements are:</w:t>
+      </w:r>
+    </w:p>
+    <w:p>
+      <w:pPr>
+        <w:spacing w:after="0" w:line="360" w:lineRule="auto"/>
+        <w:rPr>
+          <w:b/>
+        </w:rPr>
+      </w:pPr>
+      <w:r>
+        <w:rPr>
+          <w:b/>
+        </w:rPr>
+        <w:t>1.</w:t>
+      </w:r>
+      <w:r>
+        <w:rPr>
+          <w:b/>
+        </w:rPr>
+        <w:t>Database Integration</w:t>
+      </w:r>
+    </w:p>
+    <w:p>
+      <w:pPr>
+        <w:spacing w:after="0" w:line="360" w:lineRule="auto"/>
+        <w:rPr>
+          <w:bCs/>
+        </w:rPr>
+      </w:pPr>
+      <w:r>
+        <w:rPr>
+          <w:bCs/>
+        </w:rPr>
+        <w:t>The system can be connected with a database like MySQL to store large amounts of student data permanently.</w:t>
+      </w:r>
+    </w:p>
+    <w:p>
+      <w:pPr>
+        <w:spacing w:after="0" w:line="360" w:lineRule="auto"/>
+        <w:rPr>
+          <w:b/>
+        </w:rPr>
+      </w:pPr>
+      <w:r>
+        <w:rPr>
+          <w:b/>
+        </w:rPr>
+        <w:t>2.</w:t>
+      </w:r>
+      <w:r>
+        <w:rPr>
+          <w:b/>
+        </w:rPr>
+        <w:t>File Handling System</w:t>
+      </w:r>
+    </w:p>
+    <w:p>
+      <w:pPr>
+        <w:spacing w:after="0" w:line="360" w:lineRule="auto"/>
+        <w:rPr>
+          <w:bCs/>
+        </w:rPr>
+      </w:pPr>
+      <w:r>
+        <w:rPr>
+          <w:bCs/>
+        </w:rPr>
+        <w:t>File storage can be added to save and retrieve records even after the program is closed.</w:t>
+      </w:r>
+    </w:p>
+    <w:p>
+      <w:pPr>
+        <w:spacing w:after="0" w:line="360" w:lineRule="auto"/>
+        <w:rPr>
+          <w:b/>
+        </w:rPr>
+      </w:pPr>
+      <w:r>
+        <w:rPr>
+          <w:b/>
+        </w:rPr>
+        <w:t>3.Online Fine Payment system</w:t>
+      </w:r>
+    </w:p>
+    <w:p>
+      <w:pPr>
+        <w:spacing w:after="0" w:line="360" w:lineRule="auto"/>
+        <w:rPr>
+          <w:bCs/>
+        </w:rPr>
+      </w:pPr>
+      <w:r>
+        <w:rPr>
+          <w:bCs/>
+        </w:rPr>
+        <w:t>Students can be provided with online payment options for paying their fines easily.</w:t>
+      </w:r>
+    </w:p>
+    <w:p>
+      <w:pPr>
+        <w:spacing w:after="0" w:line="360" w:lineRule="auto"/>
+        <w:rPr>
+          <w:b/>
+        </w:rPr>
+      </w:pPr>
+      <w:r>
+        <w:rPr>
+          <w:b/>
+        </w:rPr>
+        <w:t>4.</w:t>
+      </w:r>
+      <w:r>
+        <w:rPr>
+          <w:b/>
+        </w:rPr>
+        <w:t>Graphical User Interface (GUI)</w:t>
+      </w:r>
+    </w:p>
+    <w:p>
+      <w:pPr>
+        <w:spacing w:after="0" w:line="360" w:lineRule="auto"/>
+        <w:rPr>
+          <w:bCs/>
+        </w:rPr>
+      </w:pPr>
+      <w:r>
+        <w:rPr>
+          <w:bCs/>
+        </w:rPr>
+        <w:t>A GUI can be developed to make the system more attractive and easier to use.</w:t>
+      </w:r>
+    </w:p>
+    <w:p>
+      <w:pPr>
+        <w:spacing w:after="0" w:line="360" w:lineRule="auto"/>
+        <w:rPr>
+          <w:b/>
+        </w:rPr>
+      </w:pPr>
+      <w:r>
+        <w:rPr>
+          <w:b/>
+        </w:rPr>
+        <w:t>5.</w:t>
+      </w:r>
+      <w:r>
+        <w:rPr>
+          <w:b/>
+        </w:rPr>
+        <w:t>Notification System</w:t>
+      </w:r>
+    </w:p>
+    <w:p>
+      <w:pPr>
+        <w:spacing w:after="0" w:line="360" w:lineRule="auto"/>
+        <w:rPr>
+          <w:bCs/>
+        </w:rPr>
+      </w:pPr>
+      <w:r>
+        <w:rPr>
+          <w:bCs/>
+        </w:rPr>
+        <w:t>The system can send reminders to students about pending fines through email or SMS.</w:t>
+      </w:r>
+    </w:p>
+    <w:p>
+      <w:pPr>
+        <w:spacing w:after="0" w:line="360" w:lineRule="auto"/>
+        <w:rPr>
+          <w:b/>
+        </w:rPr>
+      </w:pPr>
+      <w:r>
+        <w:rPr>
+          <w:b/>
+        </w:rPr>
+        <w:t>6.</w:t>
+      </w:r>
+      <w:r>
+        <w:rPr>
+          <w:b/>
+        </w:rPr>
+        <w:t>Advanced Security Features</w:t>
+      </w:r>
+    </w:p>
+    <w:p>
+      <w:pPr>
+        <w:spacing w:after="0" w:line="360" w:lineRule="auto"/>
+        <w:rPr>
+          <w:bCs/>
+        </w:rPr>
+      </w:pPr>
+      <w:r>
+        <w:rPr>
+          <w:bCs/>
+        </w:rPr>
+        <w:t>Additional security measures such as multiple user accounts and password encryption can be added.</w:t>
+      </w:r>
+    </w:p>
+    <w:p>
+      <w:pPr>
+        <w:spacing w:after="0" w:line="360" w:lineRule="auto"/>
+        <w:rPr>
+          <w:b/>
+        </w:rPr>
+      </w:pPr>
+      <w:r>
+        <w:rPr>
+          <w:b/>
+        </w:rPr>
+        <w:t>7.</w:t>
+      </w:r>
+      <w:r>
+        <w:rPr>
+          <w:b/>
+        </w:rPr>
+        <w:t>Automatic Report Generation</w:t>
+      </w:r>
+    </w:p>
+    <w:p>
+      <w:pPr>
+        <w:spacing w:after="0" w:line="360" w:lineRule="auto"/>
+        <w:rPr>
+          <w:bCs/>
+        </w:rPr>
+      </w:pPr>
+      <w:r>
+        <w:rPr>
+          <w:bCs/>
+        </w:rPr>
+        <w:t>The system can generate detailed reports and export them into PDF or Excel formats.</w:t>
+      </w:r>
+    </w:p>
+    <w:p>
+      <w:pPr>
+        <w:spacing w:after="0" w:line="360" w:lineRule="auto"/>
+        <w:rPr>
+          <w:b/>
+        </w:rPr>
+      </w:pPr>
+      <w:r>
+        <w:rPr>
+          <w:b/>
+        </w:rPr>
+        <w:t>8.</w:t>
+      </w:r>
+      <w:r>
+        <w:rPr>
+          <w:b/>
+        </w:rPr>
+        <w:t>Backup and Recovery System</w:t>
+      </w:r>
+    </w:p>
+    <w:p>
+      <w:pPr>
+        <w:spacing w:after="0" w:line="360" w:lineRule="auto"/>
+        <w:rPr>
+          <w:bCs/>
+        </w:rPr>
+      </w:pPr>
+      <w:r>
+        <w:rPr>
+          <w:bCs/>
+        </w:rPr>
+        <w:t>Automatic backup features can be implemented to prevent loss of important records.</w:t>
+      </w:r>
+    </w:p>
+    <w:p>
+      <w:pPr>
+        <w:spacing w:after="0" w:line="360" w:lineRule="auto"/>
+        <w:rPr>
+          <w:bCs/>
         </w:rPr>
       </w:pPr>
     </w:p>
@@ -8808,482 +8758,144 @@
       <w:pPr>
         <w:spacing w:line="360" w:lineRule="auto"/>
         <w:rPr>
-          <w:b/>
-        </w:rPr>
-      </w:pPr>
+          <w:bCs/>
+        </w:rPr>
+      </w:pPr>
+      <w:r>
+        <w:rPr>
+          <w:bCs/>
+        </w:rPr>
+        <w:t xml:space="preserve">These enhancements can transform the current Student Fine Management System into a complete, secure, and efficient management application suitable for educational institutions. </w:t>
+      </w:r>
+    </w:p>
+    <w:p>
+      <w:pPr>
+        <w:spacing w:line="360" w:lineRule="auto"/>
+        <w:rPr>
+          <w:bCs/>
+        </w:rPr>
+      </w:pPr>
+      <w:r>
+        <w:rPr>
+          <w:b/>
+        </w:rPr>
+        <w:t>11</w:t>
+      </w:r>
+      <w:r>
+        <w:t xml:space="preserve">. </w:t>
+      </w:r>
+      <w:r>
+        <w:rPr>
+          <w:b/>
+        </w:rPr>
+        <w:t>Conclusion</w:t>
+      </w:r>
+    </w:p>
+    <w:p>
+      <w:pPr>
+        <w:spacing w:line="360" w:lineRule="auto"/>
+        <w:rPr>
+          <w:lang w:val="en-US"/>
+        </w:rPr>
+      </w:pPr>
+      <w:r>
+        <w:rPr>
+          <w:lang w:val="en-US"/>
+        </w:rPr>
+        <w:t xml:space="preserve">The </w:t>
+      </w:r>
+      <w:r>
+        <w:rPr>
+          <w:lang w:val="en-US"/>
+        </w:rPr>
+        <w:t>Student Fine Management System</w:t>
+      </w:r>
+      <w:r>
+        <w:rPr>
+          <w:lang w:val="en-US"/>
+        </w:rPr>
+        <w:t xml:space="preserve"> is a simple and user-friendly application developed using the C programming language to manage student fine records efficiently. The main objective of this project is to replace the traditional manual method of maintaining fine records with a computerized system that is faster, more accurate, and easier to use. The system allows the administrator to securely log in, add new student records, search for students, update fine details, process fine payments, delete records, view all student information, count the total number of students, and generate fine reports.</w:t>
+      </w:r>
+    </w:p>
+    <w:p>
+      <w:pPr>
+        <w:spacing w:line="360" w:lineRule="auto"/>
+        <w:rPr>
+          <w:lang w:val="en-US"/>
+        </w:rPr>
+      </w:pPr>
+      <w:r>
+        <w:rPr>
+          <w:lang w:val="en-US"/>
+        </w:rPr>
+        <w:t>By automating these tasks, the system reduces paperwork, minimizes human errors, and saves time in managing student fine information. It also helps maintain accurate records of the total fine, paid fine, and remaining fine for each student, making the entire process more organized and reliable. The reporting feature enables the administrator to quickly view the total outstanding fines and monitor the overall status of student payments.</w:t>
+      </w:r>
+    </w:p>
+    <w:p>
+      <w:pPr>
+        <w:spacing w:line="360" w:lineRule="auto"/>
+        <w:rPr>
+          <w:lang w:val="en-US"/>
+        </w:rPr>
+      </w:pPr>
+      <w:r>
+        <w:rPr>
+          <w:lang w:val="en-US"/>
+        </w:rPr>
+        <w:t>This project also provided practical experience in applying fundamental C programming concepts such as structures, arrays, functions, loops, conditional statements, and basic data management. Developing this system improved problem-solving skills and demonstrated how programming can be used to solve real-life administrative tasks.</w:t>
+      </w:r>
+    </w:p>
+    <w:p>
+      <w:pPr>
+        <w:spacing w:line="360" w:lineRule="auto"/>
+        <w:rPr>
+          <w:lang w:val="en-US"/>
+        </w:rPr>
+      </w:pPr>
+      <w:r>
+        <w:rPr>
+          <w:lang w:val="en-US"/>
+        </w:rPr>
+        <w:t xml:space="preserve">Overall, the </w:t>
+      </w:r>
+      <w:r>
+        <w:rPr>
+          <w:lang w:val="en-US"/>
+        </w:rPr>
+        <w:t>Student Fine Management System</w:t>
+      </w:r>
+      <w:r>
+        <w:rPr>
+          <w:lang w:val="en-US"/>
+        </w:rPr>
+        <w:t xml:space="preserve"> successfully meets its objectives by providing an efficient, reliable, and easy-to-use solution for managing student fine records. It serves as a good example of how a simple software application can improve the efficiency and accuracy of daily administrative work in educational institutions.</w:t>
+      </w:r>
+    </w:p>
+    <w:p>
+      <w:pPr>
+        <w:spacing w:line="360" w:lineRule="auto"/>
+      </w:pPr>
+      <w:r>
+        <w:br/>
+      </w:r>
+    </w:p>
+    <w:p>
+      <w:pPr>
+        <w:spacing w:line="360" w:lineRule="auto"/>
+      </w:pPr>
+      <w:r>
+        <w:br w:type="page"/>
+      </w:r>
     </w:p>
     <w:p>
       <w:pPr>
         <w:pStyle w:val="Heading1"/>
       </w:pPr>
-      <w:bookmarkStart w:id="25" w:name="_Toc234488429"/>
-      <w:r>
-        <w:lastRenderedPageBreak/>
-        <w:t>10.</w:t>
-      </w:r>
-      <w:r>
-        <w:t xml:space="preserve"> Future Enhancement</w:t>
-      </w:r>
-      <w:bookmarkEnd w:id="25"/>
-    </w:p>
-    <w:p>
-      <w:pPr>
-        <w:spacing w:line="360" w:lineRule="auto"/>
-        <w:rPr>
-          <w:bCs/>
-        </w:rPr>
-      </w:pPr>
-      <w:r>
-        <w:rPr>
-          <w:bCs/>
-        </w:rPr>
-        <w:t>The Student Fine Management System developed in C programming successfully manages student fine records and provides basic operations such as adding, searching, updating, deleting, and generating fine reports. However, as technology advances and the requirements of educational institutions increase, the system can be further improved by adding more advanced features. Future enhancements aim to make the system more secure, user-friendly, automated, and efficient for real-world use.</w:t>
-      </w:r>
-    </w:p>
-    <w:p>
-      <w:pPr>
-        <w:spacing w:after="0" w:line="360" w:lineRule="auto"/>
-        <w:rPr>
-          <w:bCs/>
-        </w:rPr>
-      </w:pPr>
-      <w:r>
-        <w:rPr>
-          <w:bCs/>
-        </w:rPr>
-        <w:t>The possible future enhancements are:</w:t>
-      </w:r>
-    </w:p>
-    <w:p>
-      <w:pPr>
-        <w:spacing w:after="0" w:line="360" w:lineRule="auto"/>
-        <w:rPr>
-          <w:b/>
-        </w:rPr>
-      </w:pPr>
-      <w:r>
-        <w:rPr>
-          <w:b/>
-        </w:rPr>
-        <w:t>1.</w:t>
-      </w:r>
-      <w:r>
-        <w:rPr>
-          <w:b/>
-        </w:rPr>
-        <w:t>Database Integration</w:t>
-      </w:r>
-    </w:p>
-    <w:p>
-      <w:pPr>
-        <w:spacing w:after="0" w:line="360" w:lineRule="auto"/>
-        <w:rPr>
-          <w:bCs/>
-        </w:rPr>
-      </w:pPr>
-      <w:r>
-        <w:rPr>
-          <w:bCs/>
-        </w:rPr>
-        <w:t>The system can be connected with a database like MySQL to store large amounts of student data permanently.</w:t>
-      </w:r>
-    </w:p>
-    <w:p>
-      <w:pPr>
-        <w:spacing w:after="0" w:line="360" w:lineRule="auto"/>
-        <w:rPr>
-          <w:b/>
-        </w:rPr>
-      </w:pPr>
-      <w:r>
-        <w:rPr>
-          <w:b/>
-        </w:rPr>
-        <w:t>2.</w:t>
-      </w:r>
-      <w:r>
-        <w:rPr>
-          <w:b/>
-        </w:rPr>
-        <w:t>File Handling System</w:t>
-      </w:r>
-    </w:p>
-    <w:p>
-      <w:pPr>
-        <w:spacing w:after="0" w:line="360" w:lineRule="auto"/>
-        <w:rPr>
-          <w:bCs/>
-        </w:rPr>
-      </w:pPr>
-      <w:r>
-        <w:rPr>
-          <w:bCs/>
-        </w:rPr>
-        <w:t>File storage can be added to save and retrieve records even after the program is closed.</w:t>
-      </w:r>
-    </w:p>
-    <w:p>
-      <w:pPr>
-        <w:spacing w:after="0" w:line="360" w:lineRule="auto"/>
-        <w:rPr>
-          <w:b/>
-        </w:rPr>
-      </w:pPr>
-      <w:r>
-        <w:rPr>
-          <w:b/>
-        </w:rPr>
-        <w:t>3.Online Fine Payment</w:t>
-      </w:r>
-      <w:r>
-        <w:rPr>
-          <w:b/>
-        </w:rPr>
-        <w:t xml:space="preserve"> system</w:t>
-      </w:r>
-    </w:p>
-    <w:p>
-      <w:pPr>
-        <w:spacing w:after="0" w:line="360" w:lineRule="auto"/>
-        <w:rPr>
-          <w:bCs/>
-        </w:rPr>
-      </w:pPr>
-      <w:r>
-        <w:rPr>
-          <w:bCs/>
-        </w:rPr>
-        <w:t>Students can be provided with online payment options for paying their fines easily.</w:t>
-      </w:r>
-    </w:p>
-    <w:p>
-      <w:pPr>
-        <w:spacing w:after="0" w:line="360" w:lineRule="auto"/>
-        <w:rPr>
-          <w:b/>
-        </w:rPr>
-      </w:pPr>
-      <w:r>
-        <w:rPr>
-          <w:b/>
-        </w:rPr>
-        <w:t>4.</w:t>
-      </w:r>
-      <w:r>
-        <w:rPr>
-          <w:b/>
-        </w:rPr>
-        <w:t>Graphical User Interface (GUI)</w:t>
-      </w:r>
-    </w:p>
-    <w:p>
-      <w:pPr>
-        <w:spacing w:after="0" w:line="360" w:lineRule="auto"/>
-        <w:rPr>
-          <w:bCs/>
-        </w:rPr>
-      </w:pPr>
-      <w:r>
-        <w:rPr>
-          <w:bCs/>
-        </w:rPr>
-        <w:t>A GUI can be developed to make the system more attractive and easier to use.</w:t>
-      </w:r>
-    </w:p>
-    <w:p>
-      <w:pPr>
-        <w:spacing w:after="0" w:line="360" w:lineRule="auto"/>
-        <w:rPr>
-          <w:b/>
-        </w:rPr>
-      </w:pPr>
-      <w:r>
-        <w:rPr>
-          <w:b/>
-        </w:rPr>
-        <w:t>5.</w:t>
-      </w:r>
-      <w:r>
-        <w:rPr>
-          <w:b/>
-        </w:rPr>
-        <w:t>Notification System</w:t>
-      </w:r>
-    </w:p>
-    <w:p>
-      <w:pPr>
-        <w:spacing w:after="0" w:line="360" w:lineRule="auto"/>
-        <w:rPr>
-          <w:bCs/>
-        </w:rPr>
-      </w:pPr>
-      <w:r>
-        <w:rPr>
-          <w:bCs/>
-        </w:rPr>
-        <w:t>The system can send reminders to students about pending fines through email or SMS.</w:t>
-      </w:r>
-    </w:p>
-    <w:p>
-      <w:pPr>
-        <w:spacing w:after="0" w:line="360" w:lineRule="auto"/>
-        <w:rPr>
-          <w:b/>
-        </w:rPr>
-      </w:pPr>
-      <w:r>
-        <w:rPr>
-          <w:b/>
-        </w:rPr>
-        <w:t>6.</w:t>
-      </w:r>
-      <w:r>
-        <w:rPr>
-          <w:b/>
-        </w:rPr>
-        <w:t>Advanced Security Features</w:t>
-      </w:r>
-    </w:p>
-    <w:p>
-      <w:pPr>
-        <w:spacing w:after="0" w:line="360" w:lineRule="auto"/>
-        <w:rPr>
-          <w:bCs/>
-        </w:rPr>
-      </w:pPr>
-      <w:r>
-        <w:rPr>
-          <w:bCs/>
-        </w:rPr>
-        <w:t>Additional security measures such as multiple user accounts and password encryption can be added.</w:t>
-      </w:r>
-    </w:p>
-    <w:p>
-      <w:pPr>
-        <w:spacing w:after="0" w:line="360" w:lineRule="auto"/>
-        <w:rPr>
-          <w:b/>
-        </w:rPr>
-      </w:pPr>
-      <w:r>
-        <w:rPr>
-          <w:b/>
-        </w:rPr>
-        <w:t>7.</w:t>
-      </w:r>
-      <w:r>
-        <w:rPr>
-          <w:b/>
-        </w:rPr>
-        <w:t>Automatic Report Generation</w:t>
-      </w:r>
-    </w:p>
-    <w:p>
-      <w:pPr>
-        <w:spacing w:after="0" w:line="360" w:lineRule="auto"/>
-        <w:rPr>
-          <w:bCs/>
-        </w:rPr>
-      </w:pPr>
-      <w:r>
-        <w:rPr>
-          <w:bCs/>
-        </w:rPr>
-        <w:t>The system can generate detailed reports and export them into PDF or Excel formats.</w:t>
-      </w:r>
-    </w:p>
-    <w:p>
-      <w:pPr>
-        <w:spacing w:after="0" w:line="360" w:lineRule="auto"/>
-        <w:rPr>
-          <w:b/>
-        </w:rPr>
-      </w:pPr>
-      <w:r>
-        <w:rPr>
-          <w:b/>
-        </w:rPr>
-        <w:t>8.</w:t>
-      </w:r>
-      <w:r>
-        <w:rPr>
-          <w:b/>
-        </w:rPr>
-        <w:t>Backup and Recovery System</w:t>
-      </w:r>
-    </w:p>
-    <w:p>
-      <w:pPr>
-        <w:spacing w:after="0" w:line="360" w:lineRule="auto"/>
-        <w:rPr>
-          <w:bCs/>
-        </w:rPr>
-      </w:pPr>
-      <w:r>
-        <w:rPr>
-          <w:bCs/>
-        </w:rPr>
-        <w:t>Automatic backup features can be implemented to prevent loss of important records.</w:t>
-      </w:r>
-    </w:p>
-    <w:p>
-      <w:pPr>
-        <w:spacing w:after="0" w:line="360" w:lineRule="auto"/>
-        <w:rPr>
-          <w:bCs/>
-        </w:rPr>
-      </w:pPr>
-    </w:p>
-    <w:p>
-      <w:pPr>
-        <w:spacing w:line="360" w:lineRule="auto"/>
-        <w:rPr>
-          <w:bCs/>
-        </w:rPr>
-      </w:pPr>
-      <w:r>
-        <w:rPr>
-          <w:bCs/>
-        </w:rPr>
-        <w:t>These enhancements can transform the current Student Fine Management System into a complete, secure, and efficient management application suitable for educational institutions.</w:t>
-      </w:r>
-      <w:r>
-        <w:rPr>
-          <w:bCs/>
-        </w:rPr>
-        <w:t xml:space="preserve"> </w:t>
-      </w:r>
-    </w:p>
-    <w:p>
-      <w:pPr>
-        <w:spacing w:line="360" w:lineRule="auto"/>
-        <w:rPr>
-          <w:bCs/>
-        </w:rPr>
-      </w:pPr>
-      <w:r>
-        <w:rPr>
-          <w:b/>
-        </w:rPr>
-        <w:t>11</w:t>
-      </w:r>
-      <w:r>
-        <w:t xml:space="preserve">. </w:t>
-      </w:r>
-      <w:r>
-        <w:rPr>
-          <w:b/>
-        </w:rPr>
-        <w:t>Conclusion</w:t>
-      </w:r>
-    </w:p>
-    <w:p>
-      <w:pPr>
-        <w:spacing w:line="360" w:lineRule="auto"/>
-        <w:rPr>
-          <w:lang w:val="en-US"/>
-        </w:rPr>
-      </w:pPr>
-      <w:r>
-        <w:rPr>
-          <w:lang w:val="en-US"/>
-        </w:rPr>
-        <w:lastRenderedPageBreak/>
-        <w:t xml:space="preserve">The </w:t>
-      </w:r>
-      <w:r>
-        <w:rPr>
-          <w:lang w:val="en-US"/>
-        </w:rPr>
-        <w:t>Student Fine Management System</w:t>
-      </w:r>
-      <w:r>
-        <w:rPr>
-          <w:lang w:val="en-US"/>
-        </w:rPr>
-        <w:t xml:space="preserve"> is a simple and user-friendly application developed using the C programming language to manage student fine records efficiently. The main objective of this project is to replace the traditional manual method of maintaining fine records with a computerized system that is faster, more accurate, and easier to use. The system allows the administrator to securely log in, add new student records, search for students, update fine details, process fine payments, delete records, view all student information, count the total number of students, and generate fine reports.</w:t>
-      </w:r>
-    </w:p>
-    <w:p>
-      <w:pPr>
-        <w:spacing w:line="360" w:lineRule="auto"/>
-        <w:rPr>
-          <w:lang w:val="en-US"/>
-        </w:rPr>
-      </w:pPr>
-      <w:r>
-        <w:rPr>
-          <w:lang w:val="en-US"/>
-        </w:rPr>
-        <w:t>By automating these tasks, the system reduces paperwork, minimizes human errors, and saves time in managing student fine information. It also helps maintain accurate records of the total fine, paid fine, and remaining fine for each student, making the entire process more organized and reliable. The reporting feature enables the administrator to quickly view the total outstanding fines and monitor the overall status of student payments.</w:t>
-      </w:r>
-    </w:p>
-    <w:p>
-      <w:pPr>
-        <w:spacing w:line="360" w:lineRule="auto"/>
-        <w:rPr>
-          <w:lang w:val="en-US"/>
-        </w:rPr>
-      </w:pPr>
-      <w:r>
-        <w:rPr>
-          <w:lang w:val="en-US"/>
-        </w:rPr>
-        <w:t>This project also provided practical experience in applying fundamental C programming concepts such as structures, arrays, functions, loops, conditional statements, and basic data management. Developing this system improved problem-solving skills and demonstrated how programming can be used to solve real-life administrative tasks.</w:t>
-      </w:r>
-    </w:p>
-    <w:p>
-      <w:pPr>
-        <w:spacing w:line="360" w:lineRule="auto"/>
-        <w:rPr>
-          <w:lang w:val="en-US"/>
-        </w:rPr>
-      </w:pPr>
-      <w:r>
-        <w:rPr>
-          <w:lang w:val="en-US"/>
-        </w:rPr>
-        <w:t xml:space="preserve">Overall, the </w:t>
-      </w:r>
-      <w:r>
-        <w:rPr>
-          <w:lang w:val="en-US"/>
-        </w:rPr>
-        <w:t>Student Fine Management System</w:t>
-      </w:r>
-      <w:r>
-        <w:rPr>
-          <w:lang w:val="en-US"/>
-        </w:rPr>
-        <w:t xml:space="preserve"> successfully meets its objectives by providing an efficient, reliable, and easy-to-use solution for managing student fine records. It serves as a good example of how a simple software application can improve the efficiency and accuracy of daily administrative work in educational institutions.</w:t>
-      </w:r>
-    </w:p>
-    <w:p>
-      <w:pPr>
-        <w:spacing w:line="360" w:lineRule="auto"/>
-      </w:pPr>
-      <w:r>
-        <w:br/>
-      </w:r>
-    </w:p>
-    <w:p>
-      <w:pPr>
-        <w:spacing w:line="360" w:lineRule="auto"/>
-      </w:pPr>
-      <w:r>
-        <w:br w:type="page"/>
-      </w:r>
-    </w:p>
-    <w:p>
-      <w:pPr>
-        <w:pStyle w:val="Heading1"/>
-      </w:pPr>
-      <w:bookmarkStart w:id="26" w:name="_Toc234488430"/>
-      <w:r>
-        <w:lastRenderedPageBreak/>
+      <w:bookmarkStart w:id="27" w:name="_Toc234488430"/>
+      <w:r>
         <w:t>12.Reference</w:t>
       </w:r>
-      <w:bookmarkEnd w:id="26"/>
+      <w:bookmarkEnd w:id="27"/>
     </w:p>
     <w:p>
       <w:pPr>
@@ -9361,7 +8973,7 @@
           <w:color w:val="000000" w:themeColor="text1"/>
         </w:rPr>
       </w:pPr>
-      <w:hyperlink r:id="rId18" w:tgtFrame="_new" w:history="1">
+      <w:hyperlink r:id="rId19" w:tgtFrame="_new" w:history="1">
         <w:r>
           <w:rPr>
             <w:color w:val="000000" w:themeColor="text1"/>
@@ -9389,7 +9001,7 @@
           <w:color w:val="000000" w:themeColor="text1"/>
         </w:rPr>
       </w:pPr>
-      <w:hyperlink r:id="rId19" w:history="1">
+      <w:hyperlink r:id="rId20" w:history="1">
         <w:r>
           <w:rPr>
             <w:rStyle w:val="Hyperlink"/>
@@ -9439,7 +9051,7 @@
           <w:color w:val="000000" w:themeColor="text1"/>
         </w:rPr>
       </w:pPr>
-      <w:hyperlink r:id="rId20" w:history="1">
+      <w:hyperlink r:id="rId21" w:history="1">
         <w:r>
           <w:rPr>
             <w:rStyle w:val="Hyperlink"/>
@@ -9665,7 +9277,6 @@
           <w:lang w:val="en-US"/>
         </w:rPr>
       </w:pPr>
-      <w:proofErr w:type="spellStart"/>
       <w:r>
         <w:rPr>
           <w:b/>
@@ -9673,17 +9284,7 @@
           <w:color w:val="000000" w:themeColor="text1"/>
           <w:lang w:val="en-US"/>
         </w:rPr>
-        <w:t>GeeksforGeeks</w:t>
-      </w:r>
-      <w:proofErr w:type="spellEnd"/>
-      <w:r>
-        <w:rPr>
-          <w:b/>
-          <w:bCs/>
-          <w:color w:val="000000" w:themeColor="text1"/>
-          <w:lang w:val="en-US"/>
-        </w:rPr>
-        <w:t>.</w:t>
+        <w:t>GeeksforGeeks.</w:t>
       </w:r>
       <w:r>
         <w:rPr>
@@ -9709,7 +9310,7 @@
         <w:br/>
         <w:t xml:space="preserve">Available at: </w:t>
       </w:r>
-      <w:hyperlink r:id="rId21" w:tgtFrame="_new" w:history="1">
+      <w:hyperlink r:id="rId22" w:tgtFrame="_new" w:history="1">
         <w:r>
           <w:rPr>
             <w:rStyle w:val="Hyperlink"/>
@@ -9760,7 +9361,6 @@
           <w:lang w:val="en-US"/>
         </w:rPr>
       </w:pPr>
-      <w:proofErr w:type="spellStart"/>
       <w:r>
         <w:rPr>
           <w:b/>
@@ -9768,17 +9368,7 @@
           <w:color w:val="000000" w:themeColor="text1"/>
           <w:lang w:val="en-US"/>
         </w:rPr>
-        <w:t>TutorialsPoint</w:t>
-      </w:r>
-      <w:proofErr w:type="spellEnd"/>
-      <w:r>
-        <w:rPr>
-          <w:b/>
-          <w:bCs/>
-          <w:color w:val="000000" w:themeColor="text1"/>
-          <w:lang w:val="en-US"/>
-        </w:rPr>
-        <w:t>.</w:t>
+        <w:t>TutorialsPoint.</w:t>
       </w:r>
       <w:r>
         <w:rPr>
@@ -9846,7 +9436,6 @@
           <w:color w:val="000000" w:themeColor="text1"/>
           <w:lang w:val="en-US"/>
         </w:rPr>
-        <w:lastRenderedPageBreak/>
         <w:t>ResearchGate.</w:t>
       </w:r>
       <w:r>
@@ -9873,7 +9462,7 @@
         <w:br/>
         <w:t xml:space="preserve">Available at: </w:t>
       </w:r>
-      <w:hyperlink r:id="rId22" w:tgtFrame="_new" w:history="1">
+      <w:hyperlink r:id="rId23" w:tgtFrame="_new" w:history="1">
         <w:r>
           <w:rPr>
             <w:rStyle w:val="Hyperlink"/>
@@ -9957,7 +9546,7 @@
         <w:br/>
         <w:t xml:space="preserve">Available at: </w:t>
       </w:r>
-      <w:hyperlink r:id="rId23" w:tgtFrame="_new" w:history="1">
+      <w:hyperlink r:id="rId24" w:tgtFrame="_new" w:history="1">
         <w:r>
           <w:rPr>
             <w:rStyle w:val="Hyperlink"/>
@@ -10041,7 +9630,7 @@
         <w:br/>
         <w:t xml:space="preserve">Available at: </w:t>
       </w:r>
-      <w:hyperlink r:id="rId24" w:tgtFrame="_new" w:history="1">
+      <w:hyperlink r:id="rId25" w:tgtFrame="_new" w:history="1">
         <w:r>
           <w:rPr>
             <w:rStyle w:val="Hyperlink"/>
@@ -10109,7 +9698,7 @@
         <w:br/>
         <w:t xml:space="preserve">Available at: </w:t>
       </w:r>
-      <w:hyperlink r:id="rId25" w:tgtFrame="_new" w:history="1">
+      <w:hyperlink r:id="rId26" w:tgtFrame="_new" w:history="1">
         <w:r>
           <w:rPr>
             <w:rStyle w:val="Hyperlink"/>
@@ -10256,63 +9845,24 @@
     </w:p>
     <w:p>
       <w:pPr>
-        <w:spacing w:line="360" w:lineRule="auto"/>
-      </w:pPr>
-    </w:p>
-    <w:p>
-      <w:pPr>
-        <w:spacing w:line="360" w:lineRule="auto"/>
-      </w:pPr>
-    </w:p>
-    <w:p>
-      <w:pPr>
-        <w:spacing w:line="360" w:lineRule="auto"/>
-      </w:pPr>
+        <w:pStyle w:val="Heading2"/>
+        <w:spacing w:after="0" w:line="360" w:lineRule="auto"/>
+        <w:rPr>
+          <w:rFonts w:eastAsiaTheme="minorHAnsi" w:cstheme="minorBidi"/>
+          <w:b w:val="0"/>
+          <w:szCs w:val="22"/>
+        </w:rPr>
+      </w:pPr>
+      <w:bookmarkStart w:id="28" w:name="_Toc234487727"/>
+      <w:bookmarkStart w:id="29" w:name="_Toc234488431"/>
     </w:p>
     <w:p/>
-    <w:p/>
-    <w:p/>
-    <w:p>
-      <w:pPr>
+    <w:p>
+      <w:pPr>
+        <w:pStyle w:val="Heading2"/>
         <w:spacing w:after="0" w:line="360" w:lineRule="auto"/>
       </w:pPr>
-    </w:p>
-    <w:p/>
-    <w:p/>
-    <w:p/>
-    <w:p/>
-    <w:p/>
-    <w:p/>
-    <w:p/>
-    <w:p/>
-    <w:p/>
-    <w:p/>
-    <w:p/>
-    <w:p/>
-    <w:p/>
-    <w:p/>
-    <w:p/>
-    <w:p/>
-    <w:p/>
-    <w:p/>
-    <w:p/>
-    <w:p/>
-    <w:p/>
-    <w:p/>
-    <w:p/>
-    <w:p/>
-    <w:p/>
-    <w:p/>
-    <w:p/>
-    <w:p>
-      <w:pPr>
-        <w:pStyle w:val="Heading2"/>
-        <w:spacing w:line="360" w:lineRule="auto"/>
-      </w:pPr>
-      <w:bookmarkStart w:id="27" w:name="_Toc234487727"/>
-      <w:bookmarkStart w:id="28" w:name="_Toc234488431"/>
-      <w:r>
-        <w:lastRenderedPageBreak/>
+      <w:r>
         <w:t>1</w:t>
       </w:r>
       <w:r>
@@ -10321,12 +9871,12 @@
       <w:r>
         <w:t>. Annexures</w:t>
       </w:r>
-      <w:bookmarkEnd w:id="27"/>
       <w:bookmarkEnd w:id="28"/>
-    </w:p>
-    <w:p>
-      <w:pPr>
-        <w:spacing w:line="360" w:lineRule="auto"/>
+      <w:bookmarkEnd w:id="29"/>
+    </w:p>
+    <w:p>
+      <w:pPr>
+        <w:spacing w:after="0" w:line="360" w:lineRule="auto"/>
       </w:pPr>
       <w:r>
         <w:t xml:space="preserve">Supplementary documents, </w:t>
@@ -10394,7 +9944,7 @@
       </w:pPr>
     </w:p>
     <w:sectPr>
-      <w:footerReference w:type="default" r:id="rId26"/>
+      <w:footerReference w:type="default" r:id="rId27"/>
       <w:pgSz w:w="11906" w:h="16838" w:code="9"/>
       <w:pgMar w:top="1440" w:right="1440" w:bottom="1440" w:left="2160" w:header="720" w:footer="720" w:gutter="0"/>
       <w:cols w:space="720"/>
@@ -10405,7 +9955,7 @@
 </file>
 
 <file path=word/endnotes.xml><?xml version="1.0" encoding="utf-8"?>
-<w:endnotes xmlns:wpc="http://schemas.microsoft.com/office/word/2010/wordprocessingCanvas" xmlns:cx="http://schemas.microsoft.com/office/drawing/2014/chartex" xmlns:cx1="http://schemas.microsoft.com/office/drawing/2015/9/8/chartex" xmlns:cx2="http://schemas.microsoft.com/office/drawing/2015/10/21/chartex" xmlns:cx3="http://schemas.microsoft.com/office/drawing/2016/5/9/chartex" xmlns:cx4="http://schemas.microsoft.com/office/drawing/2016/5/10/chartex" xmlns:cx5="http://schemas.microsoft.com/office/drawing/2016/5/11/chartex" xmlns:cx6="http://schemas.microsoft.com/office/drawing/2016/5/12/chartex" xmlns:cx7="http://schemas.microsoft.com/office/drawing/2016/5/13/chartex" xmlns:cx8="http://schemas.microsoft.com/office/drawing/2016/5/14/chartex" xmlns:mc="http://schemas.openxmlformats.org/markup-compatibility/2006" xmlns:aink="http://schemas.microsoft.com/office/drawing/2016/ink" xmlns:am3d="http://schemas.microsoft.com/office/drawing/2017/model3d" xmlns:o="urn:schemas-microsoft-com:office:office" xmlns:oel="http://schemas.microsoft.com/office/2019/extlst" xmlns:r="http://schemas.openxmlformats.org/officeDocument/2006/relationships" xmlns:m="http://schemas.openxmlformats.org/officeDocument/2006/math" xmlns:v="urn:schemas-microsoft-com:vml" xmlns:wp14="http://schemas.microsoft.com/office/word/2010/wordprocessingDrawing" xmlns:wp="http://schemas.openxmlformats.org/drawingml/2006/wordprocessingDrawing" xmlns:w10="urn:schemas-microsoft-com:office:word" xmlns:w="http://schemas.openxmlformats.org/wordprocessingml/2006/main" xmlns:w14="http://schemas.microsoft.com/office/word/2010/wordml" xmlns:w15="http://schemas.microsoft.com/office/word/2012/wordml" xmlns:w16cex="http://schemas.microsoft.com/office/word/2018/wordml/cex" xmlns:w16cid="http://schemas.microsoft.com/office/word/2016/wordml/cid" xmlns:w16="http://schemas.microsoft.com/office/word/2018/wordml" xmlns:w16du="http://schemas.microsoft.com/office/word/2023/wordml/word16du" xmlns:w16sdtdh="http://schemas.microsoft.com/office/word/2020/wordml/sdtdatahash" xmlns:w16sdtfl="http://schemas.microsoft.com/office/word/2024/wordml/sdtformatlock" xmlns:w16se="http://schemas.microsoft.com/office/word/2015/wordml/symex" xmlns:wpg="http://schemas.microsoft.com/office/word/2010/wordprocessingGroup" xmlns:wpi="http://schemas.microsoft.com/office/word/2010/wordprocessingInk" xmlns:wne="http://schemas.microsoft.com/office/word/2006/wordml" xmlns:wps="http://schemas.microsoft.com/office/word/2010/wordprocessingShape" mc:Ignorable="w14 w15 w16se w16cid w16 w16cex w16sdtdh w16sdtfl w16du wp14">
+<w:endnotes xmlns:wpc="http://schemas.microsoft.com/office/word/2010/wordprocessingCanvas" xmlns:mc="http://schemas.openxmlformats.org/markup-compatibility/2006" xmlns:o="urn:schemas-microsoft-com:office:office" xmlns:r="http://schemas.openxmlformats.org/officeDocument/2006/relationships" xmlns:m="http://schemas.openxmlformats.org/officeDocument/2006/math" xmlns:v="urn:schemas-microsoft-com:vml" xmlns:wp14="http://schemas.microsoft.com/office/word/2010/wordprocessingDrawing" xmlns:wp="http://schemas.openxmlformats.org/drawingml/2006/wordprocessingDrawing" xmlns:w10="urn:schemas-microsoft-com:office:word" xmlns:w="http://schemas.openxmlformats.org/wordprocessingml/2006/main" xmlns:w14="http://schemas.microsoft.com/office/word/2010/wordml" xmlns:wpg="http://schemas.microsoft.com/office/word/2010/wordprocessingGroup" xmlns:wpi="http://schemas.microsoft.com/office/word/2010/wordprocessingInk" xmlns:wne="http://schemas.microsoft.com/office/word/2006/wordml" xmlns:wps="http://schemas.microsoft.com/office/word/2010/wordprocessingShape" mc:Ignorable="w14 wp14">
   <w:endnote w:type="separator" w:id="-1">
     <w:p>
       <w:pPr>
@@ -10430,7 +9980,7 @@
 </file>
 
 <file path=word/footer1.xml><?xml version="1.0" encoding="utf-8"?>
-<w:ftr xmlns:wpc="http://schemas.microsoft.com/office/word/2010/wordprocessingCanvas" xmlns:cx="http://schemas.microsoft.com/office/drawing/2014/chartex" xmlns:cx1="http://schemas.microsoft.com/office/drawing/2015/9/8/chartex" xmlns:cx2="http://schemas.microsoft.com/office/drawing/2015/10/21/chartex" xmlns:cx3="http://schemas.microsoft.com/office/drawing/2016/5/9/chartex" xmlns:cx4="http://schemas.microsoft.com/office/drawing/2016/5/10/chartex" xmlns:cx5="http://schemas.microsoft.com/office/drawing/2016/5/11/chartex" xmlns:cx6="http://schemas.microsoft.com/office/drawing/2016/5/12/chartex" xmlns:cx7="http://schemas.microsoft.com/office/drawing/2016/5/13/chartex" xmlns:cx8="http://schemas.microsoft.com/office/drawing/2016/5/14/chartex" xmlns:mc="http://schemas.openxmlformats.org/markup-compatibility/2006" xmlns:aink="http://schemas.microsoft.com/office/drawing/2016/ink" xmlns:am3d="http://schemas.microsoft.com/office/drawing/2017/model3d" xmlns:o="urn:schemas-microsoft-com:office:office" xmlns:oel="http://schemas.microsoft.com/office/2019/extlst" xmlns:r="http://schemas.openxmlformats.org/officeDocument/2006/relationships" xmlns:m="http://schemas.openxmlformats.org/officeDocument/2006/math" xmlns:v="urn:schemas-microsoft-com:vml" xmlns:wp14="http://schemas.microsoft.com/office/word/2010/wordprocessingDrawing" xmlns:wp="http://schemas.openxmlformats.org/drawingml/2006/wordprocessingDrawing" xmlns:w10="urn:schemas-microsoft-com:office:word" xmlns:w="http://schemas.openxmlformats.org/wordprocessingml/2006/main" xmlns:w14="http://schemas.microsoft.com/office/word/2010/wordml" xmlns:w15="http://schemas.microsoft.com/office/word/2012/wordml" xmlns:w16cex="http://schemas.microsoft.com/office/word/2018/wordml/cex" xmlns:w16cid="http://schemas.microsoft.com/office/word/2016/wordml/cid" xmlns:w16="http://schemas.microsoft.com/office/word/2018/wordml" xmlns:w16du="http://schemas.microsoft.com/office/word/2023/wordml/word16du" xmlns:w16sdtdh="http://schemas.microsoft.com/office/word/2020/wordml/sdtdatahash" xmlns:w16sdtfl="http://schemas.microsoft.com/office/word/2024/wordml/sdtformatlock" xmlns:w16se="http://schemas.microsoft.com/office/word/2015/wordml/symex" xmlns:wpg="http://schemas.microsoft.com/office/word/2010/wordprocessingGroup" xmlns:wpi="http://schemas.microsoft.com/office/word/2010/wordprocessingInk" xmlns:wne="http://schemas.microsoft.com/office/word/2006/wordml" xmlns:wps="http://schemas.microsoft.com/office/word/2010/wordprocessingShape" mc:Ignorable="w14 w15 w16se w16cid w16 w16cex w16sdtdh w16sdtfl w16du wp14">
+<w:ftr xmlns:wpc="http://schemas.microsoft.com/office/word/2010/wordprocessingCanvas" xmlns:mc="http://schemas.openxmlformats.org/markup-compatibility/2006" xmlns:o="urn:schemas-microsoft-com:office:office" xmlns:r="http://schemas.openxmlformats.org/officeDocument/2006/relationships" xmlns:m="http://schemas.openxmlformats.org/officeDocument/2006/math" xmlns:v="urn:schemas-microsoft-com:vml" xmlns:wp14="http://schemas.microsoft.com/office/word/2010/wordprocessingDrawing" xmlns:wp="http://schemas.openxmlformats.org/drawingml/2006/wordprocessingDrawing" xmlns:w10="urn:schemas-microsoft-com:office:word" xmlns:w="http://schemas.openxmlformats.org/wordprocessingml/2006/main" xmlns:w14="http://schemas.microsoft.com/office/word/2010/wordml" xmlns:wpg="http://schemas.microsoft.com/office/word/2010/wordprocessingGroup" xmlns:wpi="http://schemas.microsoft.com/office/word/2010/wordprocessingInk" xmlns:wne="http://schemas.microsoft.com/office/word/2006/wordml" xmlns:wps="http://schemas.microsoft.com/office/word/2010/wordprocessingShape" mc:Ignorable="w14 wp14">
   <w:sdt>
     <w:sdtPr>
       <w:id w:val="1769740165"/>
@@ -10466,7 +10016,7 @@
           <w:rPr>
             <w:noProof/>
           </w:rPr>
-          <w:t>14</w:t>
+          <w:t>1</w:t>
         </w:r>
         <w:r>
           <w:rPr>
@@ -10486,7 +10036,7 @@
 </file>
 
 <file path=word/footnotes.xml><?xml version="1.0" encoding="utf-8"?>
-<w:footnotes xmlns:wpc="http://schemas.microsoft.com/office/word/2010/wordprocessingCanvas" xmlns:cx="http://schemas.microsoft.com/office/drawing/2014/chartex" xmlns:cx1="http://schemas.microsoft.com/office/drawing/2015/9/8/chartex" xmlns:cx2="http://schemas.microsoft.com/office/drawing/2015/10/21/chartex" xmlns:cx3="http://schemas.microsoft.com/office/drawing/2016/5/9/chartex" xmlns:cx4="http://schemas.microsoft.com/office/drawing/2016/5/10/chartex" xmlns:cx5="http://schemas.microsoft.com/office/drawing/2016/5/11/chartex" xmlns:cx6="http://schemas.microsoft.com/office/drawing/2016/5/12/chartex" xmlns:cx7="http://schemas.microsoft.com/office/drawing/2016/5/13/chartex" xmlns:cx8="http://schemas.microsoft.com/office/drawing/2016/5/14/chartex" xmlns:mc="http://schemas.openxmlformats.org/markup-compatibility/2006" xmlns:aink="http://schemas.microsoft.com/office/drawing/2016/ink" xmlns:am3d="http://schemas.microsoft.com/office/drawing/2017/model3d" xmlns:o="urn:schemas-microsoft-com:office:office" xmlns:oel="http://schemas.microsoft.com/office/2019/extlst" xmlns:r="http://schemas.openxmlformats.org/officeDocument/2006/relationships" xmlns:m="http://schemas.openxmlformats.org/officeDocument/2006/math" xmlns:v="urn:schemas-microsoft-com:vml" xmlns:wp14="http://schemas.microsoft.com/office/word/2010/wordprocessingDrawing" xmlns:wp="http://schemas.openxmlformats.org/drawingml/2006/wordprocessingDrawing" xmlns:w10="urn:schemas-microsoft-com:office:word" xmlns:w="http://schemas.openxmlformats.org/wordprocessingml/2006/main" xmlns:w14="http://schemas.microsoft.com/office/word/2010/wordml" xmlns:w15="http://schemas.microsoft.com/office/word/2012/wordml" xmlns:w16cex="http://schemas.microsoft.com/office/word/2018/wordml/cex" xmlns:w16cid="http://schemas.microsoft.com/office/word/2016/wordml/cid" xmlns:w16="http://schemas.microsoft.com/office/word/2018/wordml" xmlns:w16du="http://schemas.microsoft.com/office/word/2023/wordml/word16du" xmlns:w16sdtdh="http://schemas.microsoft.com/office/word/2020/wordml/sdtdatahash" xmlns:w16sdtfl="http://schemas.microsoft.com/office/word/2024/wordml/sdtformatlock" xmlns:w16se="http://schemas.microsoft.com/office/word/2015/wordml/symex" xmlns:wpg="http://schemas.microsoft.com/office/word/2010/wordprocessingGroup" xmlns:wpi="http://schemas.microsoft.com/office/word/2010/wordprocessingInk" xmlns:wne="http://schemas.microsoft.com/office/word/2006/wordml" xmlns:wps="http://schemas.microsoft.com/office/word/2010/wordprocessingShape" mc:Ignorable="w14 w15 w16se w16cid w16 w16cex w16sdtdh w16sdtfl w16du wp14">
+<w:footnotes xmlns:wpc="http://schemas.microsoft.com/office/word/2010/wordprocessingCanvas" xmlns:mc="http://schemas.openxmlformats.org/markup-compatibility/2006" xmlns:o="urn:schemas-microsoft-com:office:office" xmlns:r="http://schemas.openxmlformats.org/officeDocument/2006/relationships" xmlns:m="http://schemas.openxmlformats.org/officeDocument/2006/math" xmlns:v="urn:schemas-microsoft-com:vml" xmlns:wp14="http://schemas.microsoft.com/office/word/2010/wordprocessingDrawing" xmlns:wp="http://schemas.openxmlformats.org/drawingml/2006/wordprocessingDrawing" xmlns:w10="urn:schemas-microsoft-com:office:word" xmlns:w="http://schemas.openxmlformats.org/wordprocessingml/2006/main" xmlns:w14="http://schemas.microsoft.com/office/word/2010/wordml" xmlns:wpg="http://schemas.microsoft.com/office/word/2010/wordprocessingGroup" xmlns:wpi="http://schemas.microsoft.com/office/word/2010/wordprocessingInk" xmlns:wne="http://schemas.microsoft.com/office/word/2006/wordml" xmlns:wps="http://schemas.microsoft.com/office/word/2010/wordprocessingShape" mc:Ignorable="w14 wp14">
   <w:footnote w:type="separator" w:id="-1">
     <w:p>
       <w:pPr>
@@ -10511,8 +10061,8 @@
 </file>
 
 <file path=word/numbering.xml><?xml version="1.0" encoding="utf-8"?>
-<w:numbering xmlns:wpc="http://schemas.microsoft.com/office/word/2010/wordprocessingCanvas" xmlns:cx="http://schemas.microsoft.com/office/drawing/2014/chartex" xmlns:cx1="http://schemas.microsoft.com/office/drawing/2015/9/8/chartex" xmlns:cx2="http://schemas.microsoft.com/office/drawing/2015/10/21/chartex" xmlns:cx3="http://schemas.microsoft.com/office/drawing/2016/5/9/chartex" xmlns:cx4="http://schemas.microsoft.com/office/drawing/2016/5/10/chartex" xmlns:cx5="http://schemas.microsoft.com/office/drawing/2016/5/11/chartex" xmlns:cx6="http://schemas.microsoft.com/office/drawing/2016/5/12/chartex" xmlns:cx7="http://schemas.microsoft.com/office/drawing/2016/5/13/chartex" xmlns:cx8="http://schemas.microsoft.com/office/drawing/2016/5/14/chartex" xmlns:mc="http://schemas.openxmlformats.org/markup-compatibility/2006" xmlns:aink="http://schemas.microsoft.com/office/drawing/2016/ink" xmlns:am3d="http://schemas.microsoft.com/office/drawing/2017/model3d" xmlns:o="urn:schemas-microsoft-com:office:office" xmlns:oel="http://schemas.microsoft.com/office/2019/extlst" xmlns:r="http://schemas.openxmlformats.org/officeDocument/2006/relationships" xmlns:m="http://schemas.openxmlformats.org/officeDocument/2006/math" xmlns:v="urn:schemas-microsoft-com:vml" xmlns:wp14="http://schemas.microsoft.com/office/word/2010/wordprocessingDrawing" xmlns:wp="http://schemas.openxmlformats.org/drawingml/2006/wordprocessingDrawing" xmlns:w10="urn:schemas-microsoft-com:office:word" xmlns:w="http://schemas.openxmlformats.org/wordprocessingml/2006/main" xmlns:w14="http://schemas.microsoft.com/office/word/2010/wordml" xmlns:w15="http://schemas.microsoft.com/office/word/2012/wordml" xmlns:w16cex="http://schemas.microsoft.com/office/word/2018/wordml/cex" xmlns:w16cid="http://schemas.microsoft.com/office/word/2016/wordml/cid" xmlns:w16="http://schemas.microsoft.com/office/word/2018/wordml" xmlns:w16du="http://schemas.microsoft.com/office/word/2023/wordml/word16du" xmlns:w16sdtdh="http://schemas.microsoft.com/office/word/2020/wordml/sdtdatahash" xmlns:w16sdtfl="http://schemas.microsoft.com/office/word/2024/wordml/sdtformatlock" xmlns:w16se="http://schemas.microsoft.com/office/word/2015/wordml/symex" xmlns:wpg="http://schemas.microsoft.com/office/word/2010/wordprocessingGroup" xmlns:wpi="http://schemas.microsoft.com/office/word/2010/wordprocessingInk" xmlns:wne="http://schemas.microsoft.com/office/word/2006/wordml" xmlns:wps="http://schemas.microsoft.com/office/word/2010/wordprocessingShape" mc:Ignorable="w14 w15 w16se w16cid w16 w16cex w16sdtdh w16sdtfl w16du wp14">
-  <w:abstractNum w:abstractNumId="0" w15:restartNumberingAfterBreak="0">
+<w:numbering xmlns:wpc="http://schemas.microsoft.com/office/word/2010/wordprocessingCanvas" xmlns:mc="http://schemas.openxmlformats.org/markup-compatibility/2006" xmlns:o="urn:schemas-microsoft-com:office:office" xmlns:r="http://schemas.openxmlformats.org/officeDocument/2006/relationships" xmlns:m="http://schemas.openxmlformats.org/officeDocument/2006/math" xmlns:v="urn:schemas-microsoft-com:vml" xmlns:wp14="http://schemas.microsoft.com/office/word/2010/wordprocessingDrawing" xmlns:wp="http://schemas.openxmlformats.org/drawingml/2006/wordprocessingDrawing" xmlns:w10="urn:schemas-microsoft-com:office:word" xmlns:w="http://schemas.openxmlformats.org/wordprocessingml/2006/main" xmlns:w14="http://schemas.microsoft.com/office/word/2010/wordml" xmlns:wpg="http://schemas.microsoft.com/office/word/2010/wordprocessingGroup" xmlns:wpi="http://schemas.microsoft.com/office/word/2010/wordprocessingInk" xmlns:wne="http://schemas.microsoft.com/office/word/2006/wordml" xmlns:wps="http://schemas.microsoft.com/office/word/2010/wordprocessingShape" mc:Ignorable="w14 wp14">
+  <w:abstractNum w:abstractNumId="0">
     <w:nsid w:val="06564E21"/>
     <w:multiLevelType w:val="hybridMultilevel"/>
     <w:tmpl w:val="23DE3FAE"/>
@@ -10625,7 +10175,7 @@
       </w:rPr>
     </w:lvl>
   </w:abstractNum>
-  <w:abstractNum w:abstractNumId="1" w15:restartNumberingAfterBreak="0">
+  <w:abstractNum w:abstractNumId="1">
     <w:nsid w:val="119076EB"/>
     <w:multiLevelType w:val="hybridMultilevel"/>
     <w:tmpl w:val="D40C7FAC"/>
@@ -10711,7 +10261,7 @@
       </w:pPr>
     </w:lvl>
   </w:abstractNum>
-  <w:abstractNum w:abstractNumId="2" w15:restartNumberingAfterBreak="0">
+  <w:abstractNum w:abstractNumId="2">
     <w:nsid w:val="1E497C42"/>
     <w:multiLevelType w:val="hybridMultilevel"/>
     <w:tmpl w:val="42EE21BE"/>
@@ -10797,7 +10347,7 @@
       </w:pPr>
     </w:lvl>
   </w:abstractNum>
-  <w:abstractNum w:abstractNumId="3" w15:restartNumberingAfterBreak="0">
+  <w:abstractNum w:abstractNumId="3">
     <w:nsid w:val="1F8864AA"/>
     <w:multiLevelType w:val="multilevel"/>
     <w:tmpl w:val="45D0A408"/>
@@ -10946,7 +10496,7 @@
       </w:rPr>
     </w:lvl>
   </w:abstractNum>
-  <w:abstractNum w:abstractNumId="4" w15:restartNumberingAfterBreak="0">
+  <w:abstractNum w:abstractNumId="4">
     <w:nsid w:val="1FDF569A"/>
     <w:multiLevelType w:val="multilevel"/>
     <w:tmpl w:val="118A62D2"/>
@@ -11059,7 +10609,7 @@
       </w:rPr>
     </w:lvl>
   </w:abstractNum>
-  <w:abstractNum w:abstractNumId="5" w15:restartNumberingAfterBreak="0">
+  <w:abstractNum w:abstractNumId="5">
     <w:nsid w:val="29195D18"/>
     <w:multiLevelType w:val="multilevel"/>
     <w:tmpl w:val="7CDC88A0"/>
@@ -11208,7 +10758,7 @@
       </w:rPr>
     </w:lvl>
   </w:abstractNum>
-  <w:abstractNum w:abstractNumId="6" w15:restartNumberingAfterBreak="0">
+  <w:abstractNum w:abstractNumId="6">
     <w:nsid w:val="29362F49"/>
     <w:multiLevelType w:val="multilevel"/>
     <w:tmpl w:val="6292E33E"/>
@@ -11321,7 +10871,7 @@
       </w:rPr>
     </w:lvl>
   </w:abstractNum>
-  <w:abstractNum w:abstractNumId="7" w15:restartNumberingAfterBreak="0">
+  <w:abstractNum w:abstractNumId="7">
     <w:nsid w:val="2A9D76A6"/>
     <w:multiLevelType w:val="hybridMultilevel"/>
     <w:tmpl w:val="0F5A6FB6"/>
@@ -11407,7 +10957,7 @@
       </w:pPr>
     </w:lvl>
   </w:abstractNum>
-  <w:abstractNum w:abstractNumId="8" w15:restartNumberingAfterBreak="0">
+  <w:abstractNum w:abstractNumId="8">
     <w:nsid w:val="2FA74F4D"/>
     <w:multiLevelType w:val="multilevel"/>
     <w:tmpl w:val="A67EB8D4"/>
@@ -11552,7 +11102,7 @@
       </w:rPr>
     </w:lvl>
   </w:abstractNum>
-  <w:abstractNum w:abstractNumId="9" w15:restartNumberingAfterBreak="0">
+  <w:abstractNum w:abstractNumId="9">
     <w:nsid w:val="32EF3F11"/>
     <w:multiLevelType w:val="hybridMultilevel"/>
     <w:tmpl w:val="E86C2174"/>
@@ -11665,7 +11215,7 @@
       </w:rPr>
     </w:lvl>
   </w:abstractNum>
-  <w:abstractNum w:abstractNumId="10" w15:restartNumberingAfterBreak="0">
+  <w:abstractNum w:abstractNumId="10">
     <w:nsid w:val="37FA3344"/>
     <w:multiLevelType w:val="multilevel"/>
     <w:tmpl w:val="023ABB90"/>
@@ -11814,7 +11364,7 @@
       </w:rPr>
     </w:lvl>
   </w:abstractNum>
-  <w:abstractNum w:abstractNumId="11" w15:restartNumberingAfterBreak="0">
+  <w:abstractNum w:abstractNumId="11">
     <w:nsid w:val="3C0F54A0"/>
     <w:multiLevelType w:val="multilevel"/>
     <w:tmpl w:val="84C272C4"/>
@@ -11963,7 +11513,7 @@
       </w:rPr>
     </w:lvl>
   </w:abstractNum>
-  <w:abstractNum w:abstractNumId="12" w15:restartNumberingAfterBreak="0">
+  <w:abstractNum w:abstractNumId="12">
     <w:nsid w:val="44D85E45"/>
     <w:multiLevelType w:val="multilevel"/>
     <w:tmpl w:val="8DE27A0C"/>
@@ -12076,7 +11626,7 @@
       </w:rPr>
     </w:lvl>
   </w:abstractNum>
-  <w:abstractNum w:abstractNumId="13" w15:restartNumberingAfterBreak="0">
+  <w:abstractNum w:abstractNumId="13">
     <w:nsid w:val="48616B9C"/>
     <w:multiLevelType w:val="multilevel"/>
     <w:tmpl w:val="3B94FE34"/>
@@ -12225,7 +11775,7 @@
       </w:rPr>
     </w:lvl>
   </w:abstractNum>
-  <w:abstractNum w:abstractNumId="14" w15:restartNumberingAfterBreak="0">
+  <w:abstractNum w:abstractNumId="14">
     <w:nsid w:val="4D0C7DE1"/>
     <w:multiLevelType w:val="hybridMultilevel"/>
     <w:tmpl w:val="EBB03F3C"/>
@@ -12338,7 +11888,7 @@
       </w:rPr>
     </w:lvl>
   </w:abstractNum>
-  <w:abstractNum w:abstractNumId="15" w15:restartNumberingAfterBreak="0">
+  <w:abstractNum w:abstractNumId="15">
     <w:nsid w:val="51D35F3A"/>
     <w:multiLevelType w:val="hybridMultilevel"/>
     <w:tmpl w:val="A114EE9C"/>
@@ -12451,7 +12001,7 @@
       </w:rPr>
     </w:lvl>
   </w:abstractNum>
-  <w:abstractNum w:abstractNumId="16" w15:restartNumberingAfterBreak="0">
+  <w:abstractNum w:abstractNumId="16">
     <w:nsid w:val="568C0D0E"/>
     <w:multiLevelType w:val="hybridMultilevel"/>
     <w:tmpl w:val="2A508690"/>
@@ -12564,7 +12114,7 @@
       </w:rPr>
     </w:lvl>
   </w:abstractNum>
-  <w:abstractNum w:abstractNumId="17" w15:restartNumberingAfterBreak="0">
+  <w:abstractNum w:abstractNumId="17">
     <w:nsid w:val="60975DAC"/>
     <w:multiLevelType w:val="multilevel"/>
     <w:tmpl w:val="DA98A0CA"/>
@@ -12686,7 +12236,7 @@
       </w:rPr>
     </w:lvl>
   </w:abstractNum>
-  <w:abstractNum w:abstractNumId="18" w15:restartNumberingAfterBreak="0">
+  <w:abstractNum w:abstractNumId="18">
     <w:nsid w:val="686940DB"/>
     <w:multiLevelType w:val="hybridMultilevel"/>
     <w:tmpl w:val="A3BCDF32"/>
@@ -12772,7 +12322,7 @@
       </w:pPr>
     </w:lvl>
   </w:abstractNum>
-  <w:abstractNum w:abstractNumId="19" w15:restartNumberingAfterBreak="0">
+  <w:abstractNum w:abstractNumId="19">
     <w:nsid w:val="6EA75A24"/>
     <w:multiLevelType w:val="hybridMultilevel"/>
     <w:tmpl w:val="7DBABA38"/>
@@ -12885,64 +12435,64 @@
       </w:rPr>
     </w:lvl>
   </w:abstractNum>
-  <w:num w:numId="1" w16cid:durableId="273564089">
+  <w:num w:numId="1">
     <w:abstractNumId w:val="17"/>
   </w:num>
-  <w:num w:numId="2" w16cid:durableId="1452701854">
+  <w:num w:numId="2">
     <w:abstractNumId w:val="16"/>
   </w:num>
-  <w:num w:numId="3" w16cid:durableId="206256355">
+  <w:num w:numId="3">
     <w:abstractNumId w:val="15"/>
   </w:num>
-  <w:num w:numId="4" w16cid:durableId="166597033">
+  <w:num w:numId="4">
     <w:abstractNumId w:val="7"/>
   </w:num>
-  <w:num w:numId="5" w16cid:durableId="1398286862">
+  <w:num w:numId="5">
     <w:abstractNumId w:val="2"/>
   </w:num>
-  <w:num w:numId="6" w16cid:durableId="1495611014">
+  <w:num w:numId="6">
     <w:abstractNumId w:val="12"/>
   </w:num>
-  <w:num w:numId="7" w16cid:durableId="977802725">
+  <w:num w:numId="7">
     <w:abstractNumId w:val="4"/>
   </w:num>
-  <w:num w:numId="8" w16cid:durableId="648676466">
+  <w:num w:numId="8">
     <w:abstractNumId w:val="6"/>
   </w:num>
-  <w:num w:numId="9" w16cid:durableId="457652394">
+  <w:num w:numId="9">
     <w:abstractNumId w:val="11"/>
   </w:num>
-  <w:num w:numId="10" w16cid:durableId="714308134">
+  <w:num w:numId="10">
     <w:abstractNumId w:val="3"/>
   </w:num>
-  <w:num w:numId="11" w16cid:durableId="1657297553">
+  <w:num w:numId="11">
     <w:abstractNumId w:val="13"/>
   </w:num>
-  <w:num w:numId="12" w16cid:durableId="1897544678">
+  <w:num w:numId="12">
     <w:abstractNumId w:val="5"/>
   </w:num>
-  <w:num w:numId="13" w16cid:durableId="77599652">
+  <w:num w:numId="13">
     <w:abstractNumId w:val="8"/>
   </w:num>
-  <w:num w:numId="14" w16cid:durableId="474030119">
+  <w:num w:numId="14">
     <w:abstractNumId w:val="10"/>
   </w:num>
-  <w:num w:numId="15" w16cid:durableId="1117218970">
+  <w:num w:numId="15">
     <w:abstractNumId w:val="9"/>
   </w:num>
-  <w:num w:numId="16" w16cid:durableId="1422800534">
+  <w:num w:numId="16">
     <w:abstractNumId w:val="14"/>
   </w:num>
-  <w:num w:numId="17" w16cid:durableId="1069619614">
+  <w:num w:numId="17">
     <w:abstractNumId w:val="0"/>
   </w:num>
-  <w:num w:numId="18" w16cid:durableId="1264071999">
+  <w:num w:numId="18">
     <w:abstractNumId w:val="19"/>
   </w:num>
-  <w:num w:numId="19" w16cid:durableId="207422583">
+  <w:num w:numId="19">
     <w:abstractNumId w:val="18"/>
   </w:num>
-  <w:num w:numId="20" w16cid:durableId="1534003313">
+  <w:num w:numId="20">
     <w:abstractNumId w:val="1"/>
   </w:num>
   <w:numIdMacAtCleanup w:val="16"/>
@@ -12950,7 +12500,7 @@
 </file>
 
 <file path=word/styles.xml><?xml version="1.0" encoding="utf-8"?>
-<w:styles xmlns:mc="http://schemas.openxmlformats.org/markup-compatibility/2006" xmlns:r="http://schemas.openxmlformats.org/officeDocument/2006/relationships" xmlns:w="http://schemas.openxmlformats.org/wordprocessingml/2006/main" xmlns:w14="http://schemas.microsoft.com/office/word/2010/wordml" xmlns:w15="http://schemas.microsoft.com/office/word/2012/wordml" xmlns:w16cex="http://schemas.microsoft.com/office/word/2018/wordml/cex" xmlns:w16cid="http://schemas.microsoft.com/office/word/2016/wordml/cid" xmlns:w16="http://schemas.microsoft.com/office/word/2018/wordml" xmlns:w16du="http://schemas.microsoft.com/office/word/2023/wordml/word16du" xmlns:w16sdtdh="http://schemas.microsoft.com/office/word/2020/wordml/sdtdatahash" xmlns:w16sdtfl="http://schemas.microsoft.com/office/word/2024/wordml/sdtformatlock" xmlns:w16se="http://schemas.microsoft.com/office/word/2015/wordml/symex" mc:Ignorable="w14 w15 w16se w16cid w16 w16cex w16sdtdh w16sdtfl w16du">
+<w:styles xmlns:mc="http://schemas.openxmlformats.org/markup-compatibility/2006" xmlns:r="http://schemas.openxmlformats.org/officeDocument/2006/relationships" xmlns:w="http://schemas.openxmlformats.org/wordprocessingml/2006/main" xmlns:w14="http://schemas.microsoft.com/office/word/2010/wordml" mc:Ignorable="w14">
   <w:docDefaults>
     <w:rPrDefault>
       <w:rPr>
@@ -12966,383 +12516,144 @@
       </w:pPr>
     </w:pPrDefault>
   </w:docDefaults>
-  <w:latentStyles w:defLockedState="0" w:defUIPriority="99" w:defSemiHidden="0" w:defUnhideWhenUsed="0" w:defQFormat="0" w:count="376">
-    <w:lsdException w:name="Normal" w:uiPriority="0" w:qFormat="1"/>
-    <w:lsdException w:name="heading 1" w:uiPriority="9" w:qFormat="1"/>
-    <w:lsdException w:name="heading 2" w:semiHidden="1" w:uiPriority="9" w:unhideWhenUsed="1" w:qFormat="1"/>
-    <w:lsdException w:name="heading 3" w:semiHidden="1" w:uiPriority="9" w:unhideWhenUsed="1" w:qFormat="1"/>
-    <w:lsdException w:name="heading 4" w:semiHidden="1" w:uiPriority="9" w:unhideWhenUsed="1" w:qFormat="1"/>
-    <w:lsdException w:name="heading 5" w:semiHidden="1" w:uiPriority="9" w:unhideWhenUsed="1" w:qFormat="1"/>
-    <w:lsdException w:name="heading 6" w:semiHidden="1" w:uiPriority="9" w:unhideWhenUsed="1" w:qFormat="1"/>
-    <w:lsdException w:name="heading 7" w:semiHidden="1" w:uiPriority="9" w:unhideWhenUsed="1" w:qFormat="1"/>
-    <w:lsdException w:name="heading 8" w:semiHidden="1" w:uiPriority="9" w:unhideWhenUsed="1" w:qFormat="1"/>
-    <w:lsdException w:name="heading 9" w:semiHidden="1" w:uiPriority="9" w:unhideWhenUsed="1" w:qFormat="1"/>
-    <w:lsdException w:name="index 1" w:semiHidden="1" w:unhideWhenUsed="1"/>
-    <w:lsdException w:name="index 2" w:semiHidden="1" w:unhideWhenUsed="1"/>
-    <w:lsdException w:name="index 3" w:semiHidden="1" w:unhideWhenUsed="1"/>
-    <w:lsdException w:name="index 4" w:semiHidden="1" w:unhideWhenUsed="1"/>
-    <w:lsdException w:name="index 5" w:semiHidden="1" w:unhideWhenUsed="1"/>
-    <w:lsdException w:name="index 6" w:semiHidden="1" w:unhideWhenUsed="1"/>
-    <w:lsdException w:name="index 7" w:semiHidden="1" w:unhideWhenUsed="1"/>
-    <w:lsdException w:name="index 8" w:semiHidden="1" w:unhideWhenUsed="1"/>
-    <w:lsdException w:name="index 9" w:semiHidden="1" w:unhideWhenUsed="1"/>
-    <w:lsdException w:name="toc 1" w:semiHidden="1" w:uiPriority="39" w:unhideWhenUsed="1"/>
-    <w:lsdException w:name="toc 2" w:semiHidden="1" w:uiPriority="39" w:unhideWhenUsed="1"/>
-    <w:lsdException w:name="toc 3" w:semiHidden="1" w:uiPriority="39" w:unhideWhenUsed="1"/>
-    <w:lsdException w:name="toc 4" w:semiHidden="1" w:uiPriority="39" w:unhideWhenUsed="1"/>
-    <w:lsdException w:name="toc 5" w:semiHidden="1" w:uiPriority="39" w:unhideWhenUsed="1"/>
-    <w:lsdException w:name="toc 6" w:semiHidden="1" w:uiPriority="39" w:unhideWhenUsed="1"/>
-    <w:lsdException w:name="toc 7" w:semiHidden="1" w:uiPriority="39" w:unhideWhenUsed="1"/>
-    <w:lsdException w:name="toc 8" w:semiHidden="1" w:uiPriority="39" w:unhideWhenUsed="1"/>
-    <w:lsdException w:name="toc 9" w:semiHidden="1" w:uiPriority="39" w:unhideWhenUsed="1"/>
-    <w:lsdException w:name="Normal Indent" w:semiHidden="1" w:unhideWhenUsed="1"/>
-    <w:lsdException w:name="footnote text" w:semiHidden="1" w:unhideWhenUsed="1"/>
-    <w:lsdException w:name="annotation text" w:semiHidden="1" w:unhideWhenUsed="1"/>
-    <w:lsdException w:name="header" w:semiHidden="1" w:unhideWhenUsed="1"/>
-    <w:lsdException w:name="footer" w:semiHidden="1" w:unhideWhenUsed="1"/>
-    <w:lsdException w:name="index heading" w:semiHidden="1" w:unhideWhenUsed="1"/>
-    <w:lsdException w:name="caption" w:semiHidden="1" w:uiPriority="35" w:unhideWhenUsed="1" w:qFormat="1"/>
-    <w:lsdException w:name="table of figures" w:semiHidden="1" w:unhideWhenUsed="1"/>
-    <w:lsdException w:name="envelope address" w:semiHidden="1" w:unhideWhenUsed="1"/>
-    <w:lsdException w:name="envelope return" w:semiHidden="1" w:unhideWhenUsed="1"/>
-    <w:lsdException w:name="footnote reference" w:semiHidden="1" w:unhideWhenUsed="1"/>
-    <w:lsdException w:name="annotation reference" w:semiHidden="1" w:unhideWhenUsed="1"/>
-    <w:lsdException w:name="line number" w:semiHidden="1" w:unhideWhenUsed="1"/>
-    <w:lsdException w:name="page number" w:semiHidden="1" w:unhideWhenUsed="1"/>
-    <w:lsdException w:name="endnote reference" w:semiHidden="1" w:unhideWhenUsed="1"/>
-    <w:lsdException w:name="endnote text" w:semiHidden="1" w:unhideWhenUsed="1"/>
-    <w:lsdException w:name="table of authorities" w:semiHidden="1" w:unhideWhenUsed="1"/>
-    <w:lsdException w:name="macro" w:semiHidden="1" w:unhideWhenUsed="1"/>
-    <w:lsdException w:name="toa heading" w:semiHidden="1" w:unhideWhenUsed="1"/>
-    <w:lsdException w:name="List" w:semiHidden="1" w:unhideWhenUsed="1"/>
-    <w:lsdException w:name="List Bullet" w:semiHidden="1" w:unhideWhenUsed="1"/>
-    <w:lsdException w:name="List Number" w:semiHidden="1" w:unhideWhenUsed="1"/>
-    <w:lsdException w:name="List 2" w:semiHidden="1" w:unhideWhenUsed="1"/>
-    <w:lsdException w:name="List 3" w:semiHidden="1" w:unhideWhenUsed="1"/>
-    <w:lsdException w:name="List 4" w:semiHidden="1" w:unhideWhenUsed="1"/>
-    <w:lsdException w:name="List 5" w:semiHidden="1" w:unhideWhenUsed="1"/>
-    <w:lsdException w:name="List Bullet 2" w:semiHidden="1" w:unhideWhenUsed="1"/>
-    <w:lsdException w:name="List Bullet 3" w:semiHidden="1" w:unhideWhenUsed="1"/>
-    <w:lsdException w:name="List Bullet 4" w:semiHidden="1" w:unhideWhenUsed="1"/>
-    <w:lsdException w:name="List Bullet 5" w:semiHidden="1" w:unhideWhenUsed="1"/>
-    <w:lsdException w:name="List Number 2" w:semiHidden="1" w:unhideWhenUsed="1"/>
-    <w:lsdException w:name="List Number 3" w:semiHidden="1" w:unhideWhenUsed="1"/>
-    <w:lsdException w:name="List Number 4" w:semiHidden="1" w:unhideWhenUsed="1"/>
-    <w:lsdException w:name="List Number 5" w:semiHidden="1" w:unhideWhenUsed="1"/>
-    <w:lsdException w:name="Title" w:uiPriority="10" w:qFormat="1"/>
-    <w:lsdException w:name="Closing" w:semiHidden="1" w:unhideWhenUsed="1"/>
-    <w:lsdException w:name="Signature" w:semiHidden="1" w:unhideWhenUsed="1"/>
-    <w:lsdException w:name="Default Paragraph Font" w:semiHidden="1" w:uiPriority="1" w:unhideWhenUsed="1"/>
-    <w:lsdException w:name="Body Text" w:semiHidden="1" w:unhideWhenUsed="1"/>
-    <w:lsdException w:name="Body Text Indent" w:semiHidden="1" w:unhideWhenUsed="1"/>
-    <w:lsdException w:name="List Continue" w:semiHidden="1" w:unhideWhenUsed="1"/>
-    <w:lsdException w:name="List Continue 2" w:semiHidden="1" w:unhideWhenUsed="1"/>
-    <w:lsdException w:name="List Continue 3" w:semiHidden="1" w:unhideWhenUsed="1"/>
-    <w:lsdException w:name="List Continue 4" w:semiHidden="1" w:unhideWhenUsed="1"/>
-    <w:lsdException w:name="List Continue 5" w:semiHidden="1" w:unhideWhenUsed="1"/>
-    <w:lsdException w:name="Message Header" w:semiHidden="1" w:unhideWhenUsed="1"/>
-    <w:lsdException w:name="Subtitle" w:uiPriority="11" w:qFormat="1"/>
-    <w:lsdException w:name="Salutation" w:semiHidden="1" w:unhideWhenUsed="1"/>
-    <w:lsdException w:name="Date" w:semiHidden="1" w:unhideWhenUsed="1"/>
-    <w:lsdException w:name="Body Text First Indent" w:semiHidden="1" w:unhideWhenUsed="1"/>
-    <w:lsdException w:name="Body Text First Indent 2" w:semiHidden="1" w:unhideWhenUsed="1"/>
-    <w:lsdException w:name="Note Heading" w:semiHidden="1" w:unhideWhenUsed="1"/>
-    <w:lsdException w:name="Body Text 2" w:semiHidden="1" w:unhideWhenUsed="1"/>
-    <w:lsdException w:name="Body Text 3" w:semiHidden="1" w:unhideWhenUsed="1"/>
-    <w:lsdException w:name="Body Text Indent 2" w:semiHidden="1" w:unhideWhenUsed="1"/>
-    <w:lsdException w:name="Body Text Indent 3" w:semiHidden="1" w:unhideWhenUsed="1"/>
-    <w:lsdException w:name="Block Text" w:semiHidden="1" w:unhideWhenUsed="1"/>
-    <w:lsdException w:name="Hyperlink" w:semiHidden="1" w:unhideWhenUsed="1"/>
-    <w:lsdException w:name="FollowedHyperlink" w:semiHidden="1" w:unhideWhenUsed="1"/>
-    <w:lsdException w:name="Strong" w:uiPriority="22" w:qFormat="1"/>
-    <w:lsdException w:name="Emphasis" w:uiPriority="20" w:qFormat="1"/>
-    <w:lsdException w:name="Document Map" w:semiHidden="1" w:unhideWhenUsed="1"/>
-    <w:lsdException w:name="Plain Text" w:semiHidden="1" w:unhideWhenUsed="1"/>
-    <w:lsdException w:name="E-mail Signature" w:semiHidden="1" w:unhideWhenUsed="1"/>
-    <w:lsdException w:name="HTML Top of Form" w:semiHidden="1" w:unhideWhenUsed="1"/>
-    <w:lsdException w:name="HTML Bottom of Form" w:semiHidden="1" w:unhideWhenUsed="1"/>
-    <w:lsdException w:name="Normal (Web)" w:semiHidden="1" w:unhideWhenUsed="1"/>
-    <w:lsdException w:name="HTML Acronym" w:semiHidden="1" w:unhideWhenUsed="1"/>
-    <w:lsdException w:name="HTML Address" w:semiHidden="1" w:unhideWhenUsed="1"/>
-    <w:lsdException w:name="HTML Cite" w:semiHidden="1" w:unhideWhenUsed="1"/>
-    <w:lsdException w:name="HTML Code" w:semiHidden="1" w:unhideWhenUsed="1"/>
-    <w:lsdException w:name="HTML Definition" w:semiHidden="1" w:unhideWhenUsed="1"/>
-    <w:lsdException w:name="HTML Keyboard" w:semiHidden="1" w:unhideWhenUsed="1"/>
-    <w:lsdException w:name="HTML Preformatted" w:semiHidden="1" w:unhideWhenUsed="1"/>
-    <w:lsdException w:name="HTML Sample" w:semiHidden="1" w:unhideWhenUsed="1"/>
-    <w:lsdException w:name="HTML Typewriter" w:semiHidden="1" w:unhideWhenUsed="1"/>
-    <w:lsdException w:name="HTML Variable" w:semiHidden="1" w:unhideWhenUsed="1"/>
-    <w:lsdException w:name="Normal Table" w:semiHidden="1" w:unhideWhenUsed="1"/>
-    <w:lsdException w:name="annotation subject" w:semiHidden="1" w:unhideWhenUsed="1"/>
-    <w:lsdException w:name="No List" w:semiHidden="1" w:unhideWhenUsed="1"/>
-    <w:lsdException w:name="Outline List 1" w:semiHidden="1" w:unhideWhenUsed="1"/>
-    <w:lsdException w:name="Outline List 2" w:semiHidden="1" w:unhideWhenUsed="1"/>
-    <w:lsdException w:name="Outline List 3" w:semiHidden="1" w:unhideWhenUsed="1"/>
-    <w:lsdException w:name="Table Simple 1" w:semiHidden="1" w:unhideWhenUsed="1"/>
-    <w:lsdException w:name="Table Simple 2" w:semiHidden="1" w:unhideWhenUsed="1"/>
-    <w:lsdException w:name="Table Simple 3" w:semiHidden="1" w:unhideWhenUsed="1"/>
-    <w:lsdException w:name="Table Classic 1" w:semiHidden="1" w:unhideWhenUsed="1"/>
-    <w:lsdException w:name="Table Classic 2" w:semiHidden="1" w:unhideWhenUsed="1"/>
-    <w:lsdException w:name="Table Classic 3" w:semiHidden="1" w:unhideWhenUsed="1"/>
-    <w:lsdException w:name="Table Classic 4" w:semiHidden="1" w:unhideWhenUsed="1"/>
-    <w:lsdException w:name="Table Colorful 1" w:semiHidden="1" w:unhideWhenUsed="1"/>
-    <w:lsdException w:name="Table Colorful 2" w:semiHidden="1" w:unhideWhenUsed="1"/>
-    <w:lsdException w:name="Table Colorful 3" w:semiHidden="1" w:unhideWhenUsed="1"/>
-    <w:lsdException w:name="Table Columns 1" w:semiHidden="1" w:unhideWhenUsed="1"/>
-    <w:lsdException w:name="Table Columns 2" w:semiHidden="1" w:unhideWhenUsed="1"/>
-    <w:lsdException w:name="Table Columns 3" w:semiHidden="1" w:unhideWhenUsed="1"/>
-    <w:lsdException w:name="Table Columns 4" w:semiHidden="1" w:unhideWhenUsed="1"/>
-    <w:lsdException w:name="Table Columns 5" w:semiHidden="1" w:unhideWhenUsed="1"/>
-    <w:lsdException w:name="Table Grid 1" w:semiHidden="1" w:unhideWhenUsed="1"/>
-    <w:lsdException w:name="Table Grid 2" w:semiHidden="1" w:unhideWhenUsed="1"/>
-    <w:lsdException w:name="Table Grid 3" w:semiHidden="1" w:unhideWhenUsed="1"/>
-    <w:lsdException w:name="Table Grid 4" w:semiHidden="1" w:unhideWhenUsed="1"/>
-    <w:lsdException w:name="Table Grid 5" w:semiHidden="1" w:unhideWhenUsed="1"/>
-    <w:lsdException w:name="Table Grid 6" w:semiHidden="1" w:unhideWhenUsed="1"/>
-    <w:lsdException w:name="Table Grid 7" w:semiHidden="1" w:unhideWhenUsed="1"/>
-    <w:lsdException w:name="Table Grid 8" w:semiHidden="1" w:unhideWhenUsed="1"/>
-    <w:lsdException w:name="Table List 1" w:semiHidden="1" w:unhideWhenUsed="1"/>
-    <w:lsdException w:name="Table List 2" w:semiHidden="1" w:unhideWhenUsed="1"/>
-    <w:lsdException w:name="Table List 3" w:semiHidden="1" w:unhideWhenUsed="1"/>
-    <w:lsdException w:name="Table List 4" w:semiHidden="1" w:unhideWhenUsed="1"/>
-    <w:lsdException w:name="Table List 5" w:semiHidden="1" w:unhideWhenUsed="1"/>
-    <w:lsdException w:name="Table List 6" w:semiHidden="1" w:unhideWhenUsed="1"/>
-    <w:lsdException w:name="Table List 7" w:semiHidden="1" w:unhideWhenUsed="1"/>
-    <w:lsdException w:name="Table List 8" w:semiHidden="1" w:unhideWhenUsed="1"/>
-    <w:lsdException w:name="Table 3D effects 1" w:semiHidden="1" w:unhideWhenUsed="1"/>
-    <w:lsdException w:name="Table 3D effects 2" w:semiHidden="1" w:unhideWhenUsed="1"/>
-    <w:lsdException w:name="Table 3D effects 3" w:semiHidden="1" w:unhideWhenUsed="1"/>
-    <w:lsdException w:name="Table Contemporary" w:semiHidden="1" w:unhideWhenUsed="1"/>
-    <w:lsdException w:name="Table Elegant" w:semiHidden="1" w:unhideWhenUsed="1"/>
-    <w:lsdException w:name="Table Professional" w:semiHidden="1" w:unhideWhenUsed="1"/>
-    <w:lsdException w:name="Table Subtle 1" w:semiHidden="1" w:unhideWhenUsed="1"/>
-    <w:lsdException w:name="Table Subtle 2" w:semiHidden="1" w:unhideWhenUsed="1"/>
-    <w:lsdException w:name="Table Web 1" w:semiHidden="1" w:unhideWhenUsed="1"/>
-    <w:lsdException w:name="Table Web 2" w:semiHidden="1" w:unhideWhenUsed="1"/>
-    <w:lsdException w:name="Table Web 3" w:semiHidden="1" w:unhideWhenUsed="1"/>
-    <w:lsdException w:name="Balloon Text" w:semiHidden="1" w:unhideWhenUsed="1"/>
-    <w:lsdException w:name="Table Grid" w:uiPriority="39"/>
-    <w:lsdException w:name="Table Theme" w:semiHidden="1" w:unhideWhenUsed="1"/>
-    <w:lsdException w:name="Placeholder Text" w:semiHidden="1"/>
-    <w:lsdException w:name="No Spacing" w:uiPriority="1" w:qFormat="1"/>
-    <w:lsdException w:name="Light Shading" w:uiPriority="60"/>
-    <w:lsdException w:name="Light List" w:uiPriority="61"/>
-    <w:lsdException w:name="Light Grid" w:uiPriority="62"/>
-    <w:lsdException w:name="Medium Shading 1" w:uiPriority="63"/>
-    <w:lsdException w:name="Medium Shading 2" w:uiPriority="64"/>
-    <w:lsdException w:name="Medium List 1" w:uiPriority="65"/>
-    <w:lsdException w:name="Medium List 2" w:uiPriority="66"/>
-    <w:lsdException w:name="Medium Grid 1" w:uiPriority="67"/>
-    <w:lsdException w:name="Medium Grid 2" w:uiPriority="68"/>
-    <w:lsdException w:name="Medium Grid 3" w:uiPriority="69"/>
-    <w:lsdException w:name="Dark List" w:uiPriority="70"/>
-    <w:lsdException w:name="Colorful Shading" w:uiPriority="71"/>
-    <w:lsdException w:name="Colorful List" w:uiPriority="72"/>
-    <w:lsdException w:name="Colorful Grid" w:uiPriority="73"/>
-    <w:lsdException w:name="Light Shading Accent 1" w:uiPriority="60"/>
-    <w:lsdException w:name="Light List Accent 1" w:uiPriority="61"/>
-    <w:lsdException w:name="Light Grid Accent 1" w:uiPriority="62"/>
-    <w:lsdException w:name="Medium Shading 1 Accent 1" w:uiPriority="63"/>
-    <w:lsdException w:name="Medium Shading 2 Accent 1" w:uiPriority="64"/>
-    <w:lsdException w:name="Medium List 1 Accent 1" w:uiPriority="65"/>
-    <w:lsdException w:name="Revision" w:semiHidden="1"/>
-    <w:lsdException w:name="List Paragraph" w:uiPriority="34" w:qFormat="1"/>
-    <w:lsdException w:name="Quote" w:uiPriority="29" w:qFormat="1"/>
-    <w:lsdException w:name="Intense Quote" w:uiPriority="30" w:qFormat="1"/>
-    <w:lsdException w:name="Medium List 2 Accent 1" w:uiPriority="66"/>
-    <w:lsdException w:name="Medium Grid 1 Accent 1" w:uiPriority="67"/>
-    <w:lsdException w:name="Medium Grid 2 Accent 1" w:uiPriority="68"/>
-    <w:lsdException w:name="Medium Grid 3 Accent 1" w:uiPriority="69"/>
-    <w:lsdException w:name="Dark List Accent 1" w:uiPriority="70"/>
-    <w:lsdException w:name="Colorful Shading Accent 1" w:uiPriority="71"/>
-    <w:lsdException w:name="Colorful List Accent 1" w:uiPriority="72"/>
-    <w:lsdException w:name="Colorful Grid Accent 1" w:uiPriority="73"/>
-    <w:lsdException w:name="Light Shading Accent 2" w:uiPriority="60"/>
-    <w:lsdException w:name="Light List Accent 2" w:uiPriority="61"/>
-    <w:lsdException w:name="Light Grid Accent 2" w:uiPriority="62"/>
-    <w:lsdException w:name="Medium Shading 1 Accent 2" w:uiPriority="63"/>
-    <w:lsdException w:name="Medium Shading 2 Accent 2" w:uiPriority="64"/>
-    <w:lsdException w:name="Medium List 1 Accent 2" w:uiPriority="65"/>
-    <w:lsdException w:name="Medium List 2 Accent 2" w:uiPriority="66"/>
-    <w:lsdException w:name="Medium Grid 1 Accent 2" w:uiPriority="67"/>
-    <w:lsdException w:name="Medium Grid 2 Accent 2" w:uiPriority="68"/>
-    <w:lsdException w:name="Medium Grid 3 Accent 2" w:uiPriority="69"/>
-    <w:lsdException w:name="Dark List Accent 2" w:uiPriority="70"/>
-    <w:lsdException w:name="Colorful Shading Accent 2" w:uiPriority="71"/>
-    <w:lsdException w:name="Colorful List Accent 2" w:uiPriority="72"/>
-    <w:lsdException w:name="Colorful Grid Accent 2" w:uiPriority="73"/>
-    <w:lsdException w:name="Light Shading Accent 3" w:uiPriority="60"/>
-    <w:lsdException w:name="Light List Accent 3" w:uiPriority="61"/>
-    <w:lsdException w:name="Light Grid Accent 3" w:uiPriority="62"/>
-    <w:lsdException w:name="Medium Shading 1 Accent 3" w:uiPriority="63"/>
-    <w:lsdException w:name="Medium Shading 2 Accent 3" w:uiPriority="64"/>
-    <w:lsdException w:name="Medium List 1 Accent 3" w:uiPriority="65"/>
-    <w:lsdException w:name="Medium List 2 Accent 3" w:uiPriority="66"/>
-    <w:lsdException w:name="Medium Grid 1 Accent 3" w:uiPriority="67"/>
-    <w:lsdException w:name="Medium Grid 2 Accent 3" w:uiPriority="68"/>
-    <w:lsdException w:name="Medium Grid 3 Accent 3" w:uiPriority="69"/>
-    <w:lsdException w:name="Dark List Accent 3" w:uiPriority="70"/>
-    <w:lsdException w:name="Colorful Shading Accent 3" w:uiPriority="71"/>
-    <w:lsdException w:name="Colorful List Accent 3" w:uiPriority="72"/>
-    <w:lsdException w:name="Colorful Grid Accent 3" w:uiPriority="73"/>
-    <w:lsdException w:name="Light Shading Accent 4" w:uiPriority="60"/>
-    <w:lsdException w:name="Light List Accent 4" w:uiPriority="61"/>
-    <w:lsdException w:name="Light Grid Accent 4" w:uiPriority="62"/>
-    <w:lsdException w:name="Medium Shading 1 Accent 4" w:uiPriority="63"/>
-    <w:lsdException w:name="Medium Shading 2 Accent 4" w:uiPriority="64"/>
-    <w:lsdException w:name="Medium List 1 Accent 4" w:uiPriority="65"/>
-    <w:lsdException w:name="Medium List 2 Accent 4" w:uiPriority="66"/>
-    <w:lsdException w:name="Medium Grid 1 Accent 4" w:uiPriority="67"/>
-    <w:lsdException w:name="Medium Grid 2 Accent 4" w:uiPriority="68"/>
-    <w:lsdException w:name="Medium Grid 3 Accent 4" w:uiPriority="69"/>
-    <w:lsdException w:name="Dark List Accent 4" w:uiPriority="70"/>
-    <w:lsdException w:name="Colorful Shading Accent 4" w:uiPriority="71"/>
-    <w:lsdException w:name="Colorful List Accent 4" w:uiPriority="72"/>
-    <w:lsdException w:name="Colorful Grid Accent 4" w:uiPriority="73"/>
-    <w:lsdException w:name="Light Shading Accent 5" w:uiPriority="60"/>
-    <w:lsdException w:name="Light List Accent 5" w:uiPriority="61"/>
-    <w:lsdException w:name="Light Grid Accent 5" w:uiPriority="62"/>
-    <w:lsdException w:name="Medium Shading 1 Accent 5" w:uiPriority="63"/>
-    <w:lsdException w:name="Medium Shading 2 Accent 5" w:uiPriority="64"/>
-    <w:lsdException w:name="Medium List 1 Accent 5" w:uiPriority="65"/>
-    <w:lsdException w:name="Medium List 2 Accent 5" w:uiPriority="66"/>
-    <w:lsdException w:name="Medium Grid 1 Accent 5" w:uiPriority="67"/>
-    <w:lsdException w:name="Medium Grid 2 Accent 5" w:uiPriority="68"/>
-    <w:lsdException w:name="Medium Grid 3 Accent 5" w:uiPriority="69"/>
-    <w:lsdException w:name="Dark List Accent 5" w:uiPriority="70"/>
-    <w:lsdException w:name="Colorful Shading Accent 5" w:uiPriority="71"/>
-    <w:lsdException w:name="Colorful List Accent 5" w:uiPriority="72"/>
-    <w:lsdException w:name="Colorful Grid Accent 5" w:uiPriority="73"/>
-    <w:lsdException w:name="Light Shading Accent 6" w:uiPriority="60"/>
-    <w:lsdException w:name="Light List Accent 6" w:uiPriority="61"/>
-    <w:lsdException w:name="Light Grid Accent 6" w:uiPriority="62"/>
-    <w:lsdException w:name="Medium Shading 1 Accent 6" w:uiPriority="63"/>
-    <w:lsdException w:name="Medium Shading 2 Accent 6" w:uiPriority="64"/>
-    <w:lsdException w:name="Medium List 1 Accent 6" w:uiPriority="65"/>
-    <w:lsdException w:name="Medium List 2 Accent 6" w:uiPriority="66"/>
-    <w:lsdException w:name="Medium Grid 1 Accent 6" w:uiPriority="67"/>
-    <w:lsdException w:name="Medium Grid 2 Accent 6" w:uiPriority="68"/>
-    <w:lsdException w:name="Medium Grid 3 Accent 6" w:uiPriority="69"/>
-    <w:lsdException w:name="Dark List Accent 6" w:uiPriority="70"/>
-    <w:lsdException w:name="Colorful Shading Accent 6" w:uiPriority="71"/>
-    <w:lsdException w:name="Colorful List Accent 6" w:uiPriority="72"/>
-    <w:lsdException w:name="Colorful Grid Accent 6" w:uiPriority="73"/>
-    <w:lsdException w:name="Subtle Emphasis" w:uiPriority="19" w:qFormat="1"/>
-    <w:lsdException w:name="Intense Emphasis" w:uiPriority="21" w:qFormat="1"/>
-    <w:lsdException w:name="Subtle Reference" w:uiPriority="31" w:qFormat="1"/>
-    <w:lsdException w:name="Intense Reference" w:uiPriority="32" w:qFormat="1"/>
-    <w:lsdException w:name="Book Title" w:uiPriority="33" w:qFormat="1"/>
-    <w:lsdException w:name="Bibliography" w:semiHidden="1" w:uiPriority="37" w:unhideWhenUsed="1"/>
-    <w:lsdException w:name="TOC Heading" w:semiHidden="1" w:uiPriority="39" w:unhideWhenUsed="1" w:qFormat="1"/>
-    <w:lsdException w:name="Plain Table 1" w:uiPriority="41"/>
-    <w:lsdException w:name="Plain Table 2" w:uiPriority="42"/>
-    <w:lsdException w:name="Plain Table 3" w:uiPriority="43"/>
-    <w:lsdException w:name="Plain Table 4" w:uiPriority="44"/>
-    <w:lsdException w:name="Plain Table 5" w:uiPriority="45"/>
-    <w:lsdException w:name="Grid Table Light" w:uiPriority="40"/>
-    <w:lsdException w:name="Grid Table 1 Light" w:uiPriority="46"/>
-    <w:lsdException w:name="Grid Table 2" w:uiPriority="47"/>
-    <w:lsdException w:name="Grid Table 3" w:uiPriority="48"/>
-    <w:lsdException w:name="Grid Table 4" w:uiPriority="49"/>
-    <w:lsdException w:name="Grid Table 5 Dark" w:uiPriority="50"/>
-    <w:lsdException w:name="Grid Table 6 Colorful" w:uiPriority="51"/>
-    <w:lsdException w:name="Grid Table 7 Colorful" w:uiPriority="52"/>
-    <w:lsdException w:name="Grid Table 1 Light Accent 1" w:uiPriority="46"/>
-    <w:lsdException w:name="Grid Table 2 Accent 1" w:uiPriority="47"/>
-    <w:lsdException w:name="Grid Table 3 Accent 1" w:uiPriority="48"/>
-    <w:lsdException w:name="Grid Table 4 Accent 1" w:uiPriority="49"/>
-    <w:lsdException w:name="Grid Table 5 Dark Accent 1" w:uiPriority="50"/>
-    <w:lsdException w:name="Grid Table 6 Colorful Accent 1" w:uiPriority="51"/>
-    <w:lsdException w:name="Grid Table 7 Colorful Accent 1" w:uiPriority="52"/>
-    <w:lsdException w:name="Grid Table 1 Light Accent 2" w:uiPriority="46"/>
-    <w:lsdException w:name="Grid Table 2 Accent 2" w:uiPriority="47"/>
-    <w:lsdException w:name="Grid Table 3 Accent 2" w:uiPriority="48"/>
-    <w:lsdException w:name="Grid Table 4 Accent 2" w:uiPriority="49"/>
-    <w:lsdException w:name="Grid Table 5 Dark Accent 2" w:uiPriority="50"/>
-    <w:lsdException w:name="Grid Table 6 Colorful Accent 2" w:uiPriority="51"/>
-    <w:lsdException w:name="Grid Table 7 Colorful Accent 2" w:uiPriority="52"/>
-    <w:lsdException w:name="Grid Table 1 Light Accent 3" w:uiPriority="46"/>
-    <w:lsdException w:name="Grid Table 2 Accent 3" w:uiPriority="47"/>
-    <w:lsdException w:name="Grid Table 3 Accent 3" w:uiPriority="48"/>
-    <w:lsdException w:name="Grid Table 4 Accent 3" w:uiPriority="49"/>
-    <w:lsdException w:name="Grid Table 5 Dark Accent 3" w:uiPriority="50"/>
-    <w:lsdException w:name="Grid Table 6 Colorful Accent 3" w:uiPriority="51"/>
-    <w:lsdException w:name="Grid Table 7 Colorful Accent 3" w:uiPriority="52"/>
-    <w:lsdException w:name="Grid Table 1 Light Accent 4" w:uiPriority="46"/>
-    <w:lsdException w:name="Grid Table 2 Accent 4" w:uiPriority="47"/>
-    <w:lsdException w:name="Grid Table 3 Accent 4" w:uiPriority="48"/>
-    <w:lsdException w:name="Grid Table 4 Accent 4" w:uiPriority="49"/>
-    <w:lsdException w:name="Grid Table 5 Dark Accent 4" w:uiPriority="50"/>
-    <w:lsdException w:name="Grid Table 6 Colorful Accent 4" w:uiPriority="51"/>
-    <w:lsdException w:name="Grid Table 7 Colorful Accent 4" w:uiPriority="52"/>
-    <w:lsdException w:name="Grid Table 1 Light Accent 5" w:uiPriority="46"/>
-    <w:lsdException w:name="Grid Table 2 Accent 5" w:uiPriority="47"/>
-    <w:lsdException w:name="Grid Table 3 Accent 5" w:uiPriority="48"/>
-    <w:lsdException w:name="Grid Table 4 Accent 5" w:uiPriority="49"/>
-    <w:lsdException w:name="Grid Table 5 Dark Accent 5" w:uiPriority="50"/>
-    <w:lsdException w:name="Grid Table 6 Colorful Accent 5" w:uiPriority="51"/>
-    <w:lsdException w:name="Grid Table 7 Colorful Accent 5" w:uiPriority="52"/>
-    <w:lsdException w:name="Grid Table 1 Light Accent 6" w:uiPriority="46"/>
-    <w:lsdException w:name="Grid Table 2 Accent 6" w:uiPriority="47"/>
-    <w:lsdException w:name="Grid Table 3 Accent 6" w:uiPriority="48"/>
-    <w:lsdException w:name="Grid Table 4 Accent 6" w:uiPriority="49"/>
-    <w:lsdException w:name="Grid Table 5 Dark Accent 6" w:uiPriority="50"/>
-    <w:lsdException w:name="Grid Table 6 Colorful Accent 6" w:uiPriority="51"/>
-    <w:lsdException w:name="Grid Table 7 Colorful Accent 6" w:uiPriority="52"/>
-    <w:lsdException w:name="List Table 1 Light" w:uiPriority="46"/>
-    <w:lsdException w:name="List Table 2" w:uiPriority="47"/>
-    <w:lsdException w:name="List Table 3" w:uiPriority="48"/>
-    <w:lsdException w:name="List Table 4" w:uiPriority="49"/>
-    <w:lsdException w:name="List Table 5 Dark" w:uiPriority="50"/>
-    <w:lsdException w:name="List Table 6 Colorful" w:uiPriority="51"/>
-    <w:lsdException w:name="List Table 7 Colorful" w:uiPriority="52"/>
-    <w:lsdException w:name="List Table 1 Light Accent 1" w:uiPriority="46"/>
-    <w:lsdException w:name="List Table 2 Accent 1" w:uiPriority="47"/>
-    <w:lsdException w:name="List Table 3 Accent 1" w:uiPriority="48"/>
-    <w:lsdException w:name="List Table 4 Accent 1" w:uiPriority="49"/>
-    <w:lsdException w:name="List Table 5 Dark Accent 1" w:uiPriority="50"/>
-    <w:lsdException w:name="List Table 6 Colorful Accent 1" w:uiPriority="51"/>
-    <w:lsdException w:name="List Table 7 Colorful Accent 1" w:uiPriority="52"/>
-    <w:lsdException w:name="List Table 1 Light Accent 2" w:uiPriority="46"/>
-    <w:lsdException w:name="List Table 2 Accent 2" w:uiPriority="47"/>
-    <w:lsdException w:name="List Table 3 Accent 2" w:uiPriority="48"/>
-    <w:lsdException w:name="List Table 4 Accent 2" w:uiPriority="49"/>
-    <w:lsdException w:name="List Table 5 Dark Accent 2" w:uiPriority="50"/>
-    <w:lsdException w:name="List Table 6 Colorful Accent 2" w:uiPriority="51"/>
-    <w:lsdException w:name="List Table 7 Colorful Accent 2" w:uiPriority="52"/>
-    <w:lsdException w:name="List Table 1 Light Accent 3" w:uiPriority="46"/>
-    <w:lsdException w:name="List Table 2 Accent 3" w:uiPriority="47"/>
-    <w:lsdException w:name="List Table 3 Accent 3" w:uiPriority="48"/>
-    <w:lsdException w:name="List Table 4 Accent 3" w:uiPriority="49"/>
-    <w:lsdException w:name="List Table 5 Dark Accent 3" w:uiPriority="50"/>
-    <w:lsdException w:name="List Table 6 Colorful Accent 3" w:uiPriority="51"/>
-    <w:lsdException w:name="List Table 7 Colorful Accent 3" w:uiPriority="52"/>
-    <w:lsdException w:name="List Table 1 Light Accent 4" w:uiPriority="46"/>
-    <w:lsdException w:name="List Table 2 Accent 4" w:uiPriority="47"/>
-    <w:lsdException w:name="List Table 3 Accent 4" w:uiPriority="48"/>
-    <w:lsdException w:name="List Table 4 Accent 4" w:uiPriority="49"/>
-    <w:lsdException w:name="List Table 5 Dark Accent 4" w:uiPriority="50"/>
-    <w:lsdException w:name="List Table 6 Colorful Accent 4" w:uiPriority="51"/>
-    <w:lsdException w:name="List Table 7 Colorful Accent 4" w:uiPriority="52"/>
-    <w:lsdException w:name="List Table 1 Light Accent 5" w:uiPriority="46"/>
-    <w:lsdException w:name="List Table 2 Accent 5" w:uiPriority="47"/>
-    <w:lsdException w:name="List Table 3 Accent 5" w:uiPriority="48"/>
-    <w:lsdException w:name="List Table 4 Accent 5" w:uiPriority="49"/>
-    <w:lsdException w:name="List Table 5 Dark Accent 5" w:uiPriority="50"/>
-    <w:lsdException w:name="List Table 6 Colorful Accent 5" w:uiPriority="51"/>
-    <w:lsdException w:name="List Table 7 Colorful Accent 5" w:uiPriority="52"/>
-    <w:lsdException w:name="List Table 1 Light Accent 6" w:uiPriority="46"/>
-    <w:lsdException w:name="List Table 2 Accent 6" w:uiPriority="47"/>
-    <w:lsdException w:name="List Table 3 Accent 6" w:uiPriority="48"/>
-    <w:lsdException w:name="List Table 4 Accent 6" w:uiPriority="49"/>
-    <w:lsdException w:name="List Table 5 Dark Accent 6" w:uiPriority="50"/>
-    <w:lsdException w:name="List Table 6 Colorful Accent 6" w:uiPriority="51"/>
-    <w:lsdException w:name="List Table 7 Colorful Accent 6" w:uiPriority="52"/>
-    <w:lsdException w:name="Mention" w:semiHidden="1" w:unhideWhenUsed="1"/>
-    <w:lsdException w:name="Smart Hyperlink" w:semiHidden="1" w:unhideWhenUsed="1"/>
-    <w:lsdException w:name="Hashtag" w:semiHidden="1" w:unhideWhenUsed="1"/>
-    <w:lsdException w:name="Unresolved Mention" w:semiHidden="1" w:unhideWhenUsed="1"/>
-    <w:lsdException w:name="Smart Link" w:semiHidden="1" w:unhideWhenUsed="1"/>
+  <w:latentStyles w:defLockedState="0" w:defUIPriority="99" w:defSemiHidden="1" w:defUnhideWhenUsed="1" w:defQFormat="0" w:count="267">
+    <w:lsdException w:name="Normal" w:semiHidden="0" w:uiPriority="0" w:unhideWhenUsed="0" w:qFormat="1"/>
+    <w:lsdException w:name="heading 1" w:semiHidden="0" w:uiPriority="9" w:unhideWhenUsed="0" w:qFormat="1"/>
+    <w:lsdException w:name="heading 2" w:uiPriority="9" w:qFormat="1"/>
+    <w:lsdException w:name="heading 3" w:uiPriority="9" w:qFormat="1"/>
+    <w:lsdException w:name="heading 4" w:uiPriority="9" w:qFormat="1"/>
+    <w:lsdException w:name="heading 5" w:uiPriority="9" w:qFormat="1"/>
+    <w:lsdException w:name="heading 6" w:uiPriority="9" w:qFormat="1"/>
+    <w:lsdException w:name="heading 7" w:uiPriority="9" w:qFormat="1"/>
+    <w:lsdException w:name="heading 8" w:uiPriority="9" w:qFormat="1"/>
+    <w:lsdException w:name="heading 9" w:uiPriority="9" w:qFormat="1"/>
+    <w:lsdException w:name="toc 1" w:uiPriority="39"/>
+    <w:lsdException w:name="toc 2" w:uiPriority="39"/>
+    <w:lsdException w:name="toc 3" w:uiPriority="39"/>
+    <w:lsdException w:name="toc 4" w:uiPriority="39"/>
+    <w:lsdException w:name="toc 5" w:uiPriority="39"/>
+    <w:lsdException w:name="toc 6" w:uiPriority="39"/>
+    <w:lsdException w:name="toc 7" w:uiPriority="39"/>
+    <w:lsdException w:name="toc 8" w:uiPriority="39"/>
+    <w:lsdException w:name="toc 9" w:uiPriority="39"/>
+    <w:lsdException w:name="caption" w:uiPriority="35" w:qFormat="1"/>
+    <w:lsdException w:name="Title" w:semiHidden="0" w:uiPriority="10" w:unhideWhenUsed="0" w:qFormat="1"/>
+    <w:lsdException w:name="Default Paragraph Font" w:uiPriority="1"/>
+    <w:lsdException w:name="Subtitle" w:semiHidden="0" w:uiPriority="11" w:unhideWhenUsed="0" w:qFormat="1"/>
+    <w:lsdException w:name="Strong" w:semiHidden="0" w:uiPriority="22" w:unhideWhenUsed="0" w:qFormat="1"/>
+    <w:lsdException w:name="Emphasis" w:semiHidden="0" w:uiPriority="20" w:unhideWhenUsed="0" w:qFormat="1"/>
+    <w:lsdException w:name="Table Grid" w:semiHidden="0" w:uiPriority="39" w:unhideWhenUsed="0"/>
+    <w:lsdException w:name="Placeholder Text" w:unhideWhenUsed="0"/>
+    <w:lsdException w:name="No Spacing" w:semiHidden="0" w:uiPriority="1" w:unhideWhenUsed="0" w:qFormat="1"/>
+    <w:lsdException w:name="Light Shading" w:semiHidden="0" w:uiPriority="60" w:unhideWhenUsed="0"/>
+    <w:lsdException w:name="Light List" w:semiHidden="0" w:uiPriority="61" w:unhideWhenUsed="0"/>
+    <w:lsdException w:name="Light Grid" w:semiHidden="0" w:uiPriority="62" w:unhideWhenUsed="0"/>
+    <w:lsdException w:name="Medium Shading 1" w:semiHidden="0" w:uiPriority="63" w:unhideWhenUsed="0"/>
+    <w:lsdException w:name="Medium Shading 2" w:semiHidden="0" w:uiPriority="64" w:unhideWhenUsed="0"/>
+    <w:lsdException w:name="Medium List 1" w:semiHidden="0" w:uiPriority="65" w:unhideWhenUsed="0"/>
+    <w:lsdException w:name="Medium List 2" w:semiHidden="0" w:uiPriority="66" w:unhideWhenUsed="0"/>
+    <w:lsdException w:name="Medium Grid 1" w:semiHidden="0" w:uiPriority="67" w:unhideWhenUsed="0"/>
+    <w:lsdException w:name="Medium Grid 2" w:semiHidden="0" w:uiPriority="68" w:unhideWhenUsed="0"/>
+    <w:lsdException w:name="Medium Grid 3" w:semiHidden="0" w:uiPriority="69" w:unhideWhenUsed="0"/>
+    <w:lsdException w:name="Dark List" w:semiHidden="0" w:uiPriority="70" w:unhideWhenUsed="0"/>
+    <w:lsdException w:name="Colorful Shading" w:semiHidden="0" w:uiPriority="71" w:unhideWhenUsed="0"/>
+    <w:lsdException w:name="Colorful List" w:semiHidden="0" w:uiPriority="72" w:unhideWhenUsed="0"/>
+    <w:lsdException w:name="Colorful Grid" w:semiHidden="0" w:uiPriority="73" w:unhideWhenUsed="0"/>
+    <w:lsdException w:name="Light Shading Accent 1" w:semiHidden="0" w:uiPriority="60" w:unhideWhenUsed="0"/>
+    <w:lsdException w:name="Light List Accent 1" w:semiHidden="0" w:uiPriority="61" w:unhideWhenUsed="0"/>
+    <w:lsdException w:name="Light Grid Accent 1" w:semiHidden="0" w:uiPriority="62" w:unhideWhenUsed="0"/>
+    <w:lsdException w:name="Medium Shading 1 Accent 1" w:semiHidden="0" w:uiPriority="63" w:unhideWhenUsed="0"/>
+    <w:lsdException w:name="Medium Shading 2 Accent 1" w:semiHidden="0" w:uiPriority="64" w:unhideWhenUsed="0"/>
+    <w:lsdException w:name="Medium List 1 Accent 1" w:semiHidden="0" w:uiPriority="65" w:unhideWhenUsed="0"/>
+    <w:lsdException w:name="Revision" w:unhideWhenUsed="0"/>
+    <w:lsdException w:name="List Paragraph" w:semiHidden="0" w:uiPriority="34" w:unhideWhenUsed="0" w:qFormat="1"/>
+    <w:lsdException w:name="Quote" w:semiHidden="0" w:uiPriority="29" w:unhideWhenUsed="0" w:qFormat="1"/>
+    <w:lsdException w:name="Intense Quote" w:semiHidden="0" w:uiPriority="30" w:unhideWhenUsed="0" w:qFormat="1"/>
+    <w:lsdException w:name="Medium List 2 Accent 1" w:semiHidden="0" w:uiPriority="66" w:unhideWhenUsed="0"/>
+    <w:lsdException w:name="Medium Grid 1 Accent 1" w:semiHidden="0" w:uiPriority="67" w:unhideWhenUsed="0"/>
+    <w:lsdException w:name="Medium Grid 2 Accent 1" w:semiHidden="0" w:uiPriority="68" w:unhideWhenUsed="0"/>
+    <w:lsdException w:name="Medium Grid 3 Accent 1" w:semiHidden="0" w:uiPriority="69" w:unhideWhenUsed="0"/>
+    <w:lsdException w:name="Dark List Accent 1" w:semiHidden="0" w:uiPriority="70" w:unhideWhenUsed="0"/>
+    <w:lsdException w:name="Colorful Shading Accent 1" w:semiHidden="0" w:uiPriority="71" w:unhideWhenUsed="0"/>
+    <w:lsdException w:name="Colorful List Accent 1" w:semiHidden="0" w:uiPriority="72" w:unhideWhenUsed="0"/>
+    <w:lsdException w:name="Colorful Grid Accent 1" w:semiHidden="0" w:uiPriority="73" w:unhideWhenUsed="0"/>
+    <w:lsdException w:name="Light Shading Accent 2" w:semiHidden="0" w:uiPriority="60" w:unhideWhenUsed="0"/>
+    <w:lsdException w:name="Light List Accent 2" w:semiHidden="0" w:uiPriority="61" w:unhideWhenUsed="0"/>
+    <w:lsdException w:name="Light Grid Accent 2" w:semiHidden="0" w:uiPriority="62" w:unhideWhenUsed="0"/>
+    <w:lsdException w:name="Medium Shading 1 Accent 2" w:semiHidden="0" w:uiPriority="63" w:unhideWhenUsed="0"/>
+    <w:lsdException w:name="Medium Shading 2 Accent 2" w:semiHidden="0" w:uiPriority="64" w:unhideWhenUsed="0"/>
+    <w:lsdException w:name="Medium List 1 Accent 2" w:semiHidden="0" w:uiPriority="65" w:unhideWhenUsed="0"/>
+    <w:lsdException w:name="Medium List 2 Accent 2" w:semiHidden="0" w:uiPriority="66" w:unhideWhenUsed="0"/>
+    <w:lsdException w:name="Medium Grid 1 Accent 2" w:semiHidden="0" w:uiPriority="67" w:unhideWhenUsed="0"/>
+    <w:lsdException w:name="Medium Grid 2 Accent 2" w:semiHidden="0" w:uiPriority="68" w:unhideWhenUsed="0"/>
+    <w:lsdException w:name="Medium Grid 3 Accent 2" w:semiHidden="0" w:uiPriority="69" w:unhideWhenUsed="0"/>
+    <w:lsdException w:name="Dark List Accent 2" w:semiHidden="0" w:uiPriority="70" w:unhideWhenUsed="0"/>
+    <w:lsdException w:name="Colorful Shading Accent 2" w:semiHidden="0" w:uiPriority="71" w:unhideWhenUsed="0"/>
+    <w:lsdException w:name="Colorful List Accent 2" w:semiHidden="0" w:uiPriority="72" w:unhideWhenUsed="0"/>
+    <w:lsdException w:name="Colorful Grid Accent 2" w:semiHidden="0" w:uiPriority="73" w:unhideWhenUsed="0"/>
+    <w:lsdException w:name="Light Shading Accent 3" w:semiHidden="0" w:uiPriority="60" w:unhideWhenUsed="0"/>
+    <w:lsdException w:name="Light List Accent 3" w:semiHidden="0" w:uiPriority="61" w:unhideWhenUsed="0"/>
+    <w:lsdException w:name="Light Grid Accent 3" w:semiHidden="0" w:uiPriority="62" w:unhideWhenUsed="0"/>
+    <w:lsdException w:name="Medium Shading 1 Accent 3" w:semiHidden="0" w:uiPriority="63" w:unhideWhenUsed="0"/>
+    <w:lsdException w:name="Medium Shading 2 Accent 3" w:semiHidden="0" w:uiPriority="64" w:unhideWhenUsed="0"/>
+    <w:lsdException w:name="Medium List 1 Accent 3" w:semiHidden="0" w:uiPriority="65" w:unhideWhenUsed="0"/>
+    <w:lsdException w:name="Medium List 2 Accent 3" w:semiHidden="0" w:uiPriority="66" w:unhideWhenUsed="0"/>
+    <w:lsdException w:name="Medium Grid 1 Accent 3" w:semiHidden="0" w:uiPriority="67" w:unhideWhenUsed="0"/>
+    <w:lsdException w:name="Medium Grid 2 Accent 3" w:semiHidden="0" w:uiPriority="68" w:unhideWhenUsed="0"/>
+    <w:lsdException w:name="Medium Grid 3 Accent 3" w:semiHidden="0" w:uiPriority="69" w:unhideWhenUsed="0"/>
+    <w:lsdException w:name="Dark List Accent 3" w:semiHidden="0" w:uiPriority="70" w:unhideWhenUsed="0"/>
+    <w:lsdException w:name="Colorful Shading Accent 3" w:semiHidden="0" w:uiPriority="71" w:unhideWhenUsed="0"/>
+    <w:lsdException w:name="Colorful List Accent 3" w:semiHidden="0" w:uiPriority="72" w:unhideWhenUsed="0"/>
+    <w:lsdException w:name="Colorful Grid Accent 3" w:semiHidden="0" w:uiPriority="73" w:unhideWhenUsed="0"/>
+    <w:lsdException w:name="Light Shading Accent 4" w:semiHidden="0" w:uiPriority="60" w:unhideWhenUsed="0"/>
+    <w:lsdException w:name="Light List Accent 4" w:semiHidden="0" w:uiPriority="61" w:unhideWhenUsed="0"/>
+    <w:lsdException w:name="Light Grid Accent 4" w:semiHidden="0" w:uiPriority="62" w:unhideWhenUsed="0"/>
+    <w:lsdException w:name="Medium Shading 1 Accent 4" w:semiHidden="0" w:uiPriority="63" w:unhideWhenUsed="0"/>
+    <w:lsdException w:name="Medium Shading 2 Accent 4" w:semiHidden="0" w:uiPriority="64" w:unhideWhenUsed="0"/>
+    <w:lsdException w:name="Medium List 1 Accent 4" w:semiHidden="0" w:uiPriority="65" w:unhideWhenUsed="0"/>
+    <w:lsdException w:name="Medium List 2 Accent 4" w:semiHidden="0" w:uiPriority="66" w:unhideWhenUsed="0"/>
+    <w:lsdException w:name="Medium Grid 1 Accent 4" w:semiHidden="0" w:uiPriority="67" w:unhideWhenUsed="0"/>
+    <w:lsdException w:name="Medium Grid 2 Accent 4" w:semiHidden="0" w:uiPriority="68" w:unhideWhenUsed="0"/>
+    <w:lsdException w:name="Medium Grid 3 Accent 4" w:semiHidden="0" w:uiPriority="69" w:unhideWhenUsed="0"/>
+    <w:lsdException w:name="Dark List Accent 4" w:semiHidden="0" w:uiPriority="70" w:unhideWhenUsed="0"/>
+    <w:lsdException w:name="Colorful Shading Accent 4" w:semiHidden="0" w:uiPriority="71" w:unhideWhenUsed="0"/>
+    <w:lsdException w:name="Colorful List Accent 4" w:semiHidden="0" w:uiPriority="72" w:unhideWhenUsed="0"/>
+    <w:lsdException w:name="Colorful Grid Accent 4" w:semiHidden="0" w:uiPriority="73" w:unhideWhenUsed="0"/>
+    <w:lsdException w:name="Light Shading Accent 5" w:semiHidden="0" w:uiPriority="60" w:unhideWhenUsed="0"/>
+    <w:lsdException w:name="Light List Accent 5" w:semiHidden="0" w:uiPriority="61" w:unhideWhenUsed="0"/>
+    <w:lsdException w:name="Light Grid Accent 5" w:semiHidden="0" w:uiPriority="62" w:unhideWhenUsed="0"/>
+    <w:lsdException w:name="Medium Shading 1 Accent 5" w:semiHidden="0" w:uiPriority="63" w:unhideWhenUsed="0"/>
+    <w:lsdException w:name="Medium Shading 2 Accent 5" w:semiHidden="0" w:uiPriority="64" w:unhideWhenUsed="0"/>
+    <w:lsdException w:name="Medium List 1 Accent 5" w:semiHidden="0" w:uiPriority="65" w:unhideWhenUsed="0"/>
+    <w:lsdException w:name="Medium List 2 Accent 5" w:semiHidden="0" w:uiPriority="66" w:unhideWhenUsed="0"/>
+    <w:lsdException w:name="Medium Grid 1 Accent 5" w:semiHidden="0" w:uiPriority="67" w:unhideWhenUsed="0"/>
+    <w:lsdException w:name="Medium Grid 2 Accent 5" w:semiHidden="0" w:uiPriority="68" w:unhideWhenUsed="0"/>
+    <w:lsdException w:name="Medium Grid 3 Accent 5" w:semiHidden="0" w:uiPriority="69" w:unhideWhenUsed="0"/>
+    <w:lsdException w:name="Dark List Accent 5" w:semiHidden="0" w:uiPriority="70" w:unhideWhenUsed="0"/>
+    <w:lsdException w:name="Colorful Shading Accent 5" w:semiHidden="0" w:uiPriority="71" w:unhideWhenUsed="0"/>
+    <w:lsdException w:name="Colorful List Accent 5" w:semiHidden="0" w:uiPriority="72" w:unhideWhenUsed="0"/>
+    <w:lsdException w:name="Colorful Grid Accent 5" w:semiHidden="0" w:uiPriority="73" w:unhideWhenUsed="0"/>
+    <w:lsdException w:name="Light Shading Accent 6" w:semiHidden="0" w:uiPriority="60" w:unhideWhenUsed="0"/>
+    <w:lsdException w:name="Light List Accent 6" w:semiHidden="0" w:uiPriority="61" w:unhideWhenUsed="0"/>
+    <w:lsdException w:name="Light Grid Accent 6" w:semiHidden="0" w:uiPriority="62" w:unhideWhenUsed="0"/>
+    <w:lsdException w:name="Medium Shading 1 Accent 6" w:semiHidden="0" w:uiPriority="63" w:unhideWhenUsed="0"/>
+    <w:lsdException w:name="Medium Shading 2 Accent 6" w:semiHidden="0" w:uiPriority="64" w:unhideWhenUsed="0"/>
+    <w:lsdException w:name="Medium List 1 Accent 6" w:semiHidden="0" w:uiPriority="65" w:unhideWhenUsed="0"/>
+    <w:lsdException w:name="Medium List 2 Accent 6" w:semiHidden="0" w:uiPriority="66" w:unhideWhenUsed="0"/>
+    <w:lsdException w:name="Medium Grid 1 Accent 6" w:semiHidden="0" w:uiPriority="67" w:unhideWhenUsed="0"/>
+    <w:lsdException w:name="Medium Grid 2 Accent 6" w:semiHidden="0" w:uiPriority="68" w:unhideWhenUsed="0"/>
+    <w:lsdException w:name="Medium Grid 3 Accent 6" w:semiHidden="0" w:uiPriority="69" w:unhideWhenUsed="0"/>
+    <w:lsdException w:name="Dark List Accent 6" w:semiHidden="0" w:uiPriority="70" w:unhideWhenUsed="0"/>
+    <w:lsdException w:name="Colorful Shading Accent 6" w:semiHidden="0" w:uiPriority="71" w:unhideWhenUsed="0"/>
+    <w:lsdException w:name="Colorful List Accent 6" w:semiHidden="0" w:uiPriority="72" w:unhideWhenUsed="0"/>
+    <w:lsdException w:name="Colorful Grid Accent 6" w:semiHidden="0" w:uiPriority="73" w:unhideWhenUsed="0"/>
+    <w:lsdException w:name="Subtle Emphasis" w:semiHidden="0" w:uiPriority="19" w:unhideWhenUsed="0" w:qFormat="1"/>
+    <w:lsdException w:name="Intense Emphasis" w:semiHidden="0" w:uiPriority="21" w:unhideWhenUsed="0" w:qFormat="1"/>
+    <w:lsdException w:name="Subtle Reference" w:semiHidden="0" w:uiPriority="31" w:unhideWhenUsed="0" w:qFormat="1"/>
+    <w:lsdException w:name="Intense Reference" w:semiHidden="0" w:uiPriority="32" w:unhideWhenUsed="0" w:qFormat="1"/>
+    <w:lsdException w:name="Book Title" w:semiHidden="0" w:uiPriority="33" w:unhideWhenUsed="0" w:qFormat="1"/>
+    <w:lsdException w:name="Bibliography" w:uiPriority="37"/>
+    <w:lsdException w:name="TOC Heading" w:uiPriority="39" w:qFormat="1"/>
   </w:latentStyles>
   <w:style w:type="paragraph" w:default="1" w:styleId="Normal">
     <w:name w:val="Normal"/>
@@ -13455,6 +12766,7 @@
       <w:spacing w:after="0" w:line="240" w:lineRule="auto"/>
     </w:pPr>
     <w:tblPr>
+      <w:tblInd w:w="0" w:type="dxa"/>
       <w:tblBorders>
         <w:top w:val="single" w:sz="4" w:space="0" w:color="auto"/>
         <w:left w:val="single" w:sz="4" w:space="0" w:color="auto"/>
@@ -13463,6 +12775,12 @@
         <w:insideH w:val="single" w:sz="4" w:space="0" w:color="auto"/>
         <w:insideV w:val="single" w:sz="4" w:space="0" w:color="auto"/>
       </w:tblBorders>
+      <w:tblCellMar>
+        <w:top w:w="0" w:type="dxa"/>
+        <w:left w:w="108" w:type="dxa"/>
+        <w:bottom w:w="0" w:type="dxa"/>
+        <w:right w:w="108" w:type="dxa"/>
+      </w:tblCellMar>
     </w:tblPr>
   </w:style>
   <w:style w:type="character" w:styleId="PlaceholderText">
@@ -13651,12 +12969,19 @@
     <w:tblPr>
       <w:tblStyleRowBandSize w:val="1"/>
       <w:tblStyleColBandSize w:val="1"/>
+      <w:tblInd w:w="0" w:type="dxa"/>
       <w:tblBorders>
         <w:top w:val="single" w:sz="4" w:space="0" w:color="000000" w:themeColor="text1"/>
         <w:left w:val="single" w:sz="4" w:space="0" w:color="000000" w:themeColor="text1"/>
         <w:bottom w:val="single" w:sz="4" w:space="0" w:color="000000" w:themeColor="text1"/>
         <w:right w:val="single" w:sz="4" w:space="0" w:color="000000" w:themeColor="text1"/>
       </w:tblBorders>
+      <w:tblCellMar>
+        <w:top w:w="0" w:type="dxa"/>
+        <w:left w:w="108" w:type="dxa"/>
+        <w:bottom w:w="0" w:type="dxa"/>
+        <w:right w:w="108" w:type="dxa"/>
+      </w:tblCellMar>
     </w:tblPr>
     <w:tblStylePr w:type="firstRow">
       <w:rPr>
@@ -13775,6 +13100,7 @@
     <w:tblPr>
       <w:tblStyleRowBandSize w:val="1"/>
       <w:tblStyleColBandSize w:val="1"/>
+      <w:tblInd w:w="0" w:type="dxa"/>
       <w:tblBorders>
         <w:top w:val="single" w:sz="4" w:space="0" w:color="999999" w:themeColor="text1" w:themeTint="66"/>
         <w:left w:val="single" w:sz="4" w:space="0" w:color="999999" w:themeColor="text1" w:themeTint="66"/>
@@ -13783,6 +13109,12 @@
         <w:insideH w:val="single" w:sz="4" w:space="0" w:color="999999" w:themeColor="text1" w:themeTint="66"/>
         <w:insideV w:val="single" w:sz="4" w:space="0" w:color="999999" w:themeColor="text1" w:themeTint="66"/>
       </w:tblBorders>
+      <w:tblCellMar>
+        <w:top w:w="0" w:type="dxa"/>
+        <w:left w:w="108" w:type="dxa"/>
+        <w:bottom w:w="0" w:type="dxa"/>
+        <w:right w:w="108" w:type="dxa"/>
+      </w:tblCellMar>
     </w:tblPr>
     <w:tblStylePr w:type="firstRow">
       <w:rPr>
@@ -13916,7 +13248,804 @@
       <w:lang w:val="en-GB"/>
     </w:rPr>
   </w:style>
-  <w:style w:type="character" w:styleId="UnresolvedMention">
+  <w:style w:type="character" w:customStyle="1" w:styleId="UnresolvedMention">
+    <w:name w:val="Unresolved Mention"/>
+    <w:basedOn w:val="DefaultParagraphFont"/>
+    <w:uiPriority w:val="99"/>
+    <w:semiHidden/>
+    <w:unhideWhenUsed/>
+    <w:rsid w:val="00B04C02"/>
+    <w:rPr>
+      <w:color w:val="605E5C"/>
+      <w:shd w:val="clear" w:color="auto" w:fill="E1DFDD"/>
+    </w:rPr>
+  </w:style>
+  <w:style w:type="paragraph" w:styleId="TOC2">
+    <w:name w:val="toc 2"/>
+    <w:basedOn w:val="Normal"/>
+    <w:next w:val="Normal"/>
+    <w:autoRedefine/>
+    <w:uiPriority w:val="39"/>
+    <w:unhideWhenUsed/>
+    <w:rsid w:val="00B04C02"/>
+    <w:pPr>
+      <w:spacing w:after="100"/>
+      <w:ind w:left="240"/>
+    </w:pPr>
+  </w:style>
+  <w:style w:type="paragraph" w:styleId="TOCHeading">
+    <w:name w:val="TOC Heading"/>
+    <w:basedOn w:val="Heading1"/>
+    <w:next w:val="Normal"/>
+    <w:uiPriority w:val="39"/>
+    <w:unhideWhenUsed/>
+    <w:qFormat/>
+    <w:rsid w:val="00B04C02"/>
+    <w:pPr>
+      <w:spacing w:before="240" w:after="0"/>
+      <w:outlineLvl w:val="9"/>
+    </w:pPr>
+    <w:rPr>
+      <w:rFonts w:asciiTheme="majorHAnsi" w:hAnsiTheme="majorHAnsi"/>
+      <w:b w:val="0"/>
+      <w:color w:val="2F5496" w:themeColor="accent1" w:themeShade="BF"/>
+      <w:sz w:val="32"/>
+      <w:lang w:val="en-US"/>
+    </w:rPr>
+  </w:style>
+</w:styles>
+</file>
+
+<file path=word/stylesWithEffects.xml><?xml version="1.0" encoding="utf-8"?>
+<w:styles xmlns:wpc="http://schemas.microsoft.com/office/word/2010/wordprocessingCanvas" xmlns:mc="http://schemas.openxmlformats.org/markup-compatibility/2006" xmlns:o="urn:schemas-microsoft-com:office:office" xmlns:r="http://schemas.openxmlformats.org/officeDocument/2006/relationships" xmlns:m="http://schemas.openxmlformats.org/officeDocument/2006/math" xmlns:v="urn:schemas-microsoft-com:vml" xmlns:wp14="http://schemas.microsoft.com/office/word/2010/wordprocessingDrawing" xmlns:wp="http://schemas.openxmlformats.org/drawingml/2006/wordprocessingDrawing" xmlns:w10="urn:schemas-microsoft-com:office:word" xmlns:w="http://schemas.openxmlformats.org/wordprocessingml/2006/main" xmlns:w14="http://schemas.microsoft.com/office/word/2010/wordml" xmlns:wpg="http://schemas.microsoft.com/office/word/2010/wordprocessingGroup" xmlns:wpi="http://schemas.microsoft.com/office/word/2010/wordprocessingInk" xmlns:wne="http://schemas.microsoft.com/office/word/2006/wordml" xmlns:wps="http://schemas.microsoft.com/office/word/2010/wordprocessingShape" mc:Ignorable="w14 wp14">
+  <w:docDefaults>
+    <w:rPrDefault>
+      <w:rPr>
+        <w:rFonts w:asciiTheme="minorHAnsi" w:eastAsiaTheme="minorHAnsi" w:hAnsiTheme="minorHAnsi" w:cstheme="minorBidi"/>
+        <w:sz w:val="22"/>
+        <w:szCs w:val="22"/>
+        <w:lang w:val="en-US" w:eastAsia="en-US" w:bidi="ar-SA"/>
+      </w:rPr>
+    </w:rPrDefault>
+    <w:pPrDefault>
+      <w:pPr>
+        <w:spacing w:after="160" w:line="259" w:lineRule="auto"/>
+      </w:pPr>
+    </w:pPrDefault>
+  </w:docDefaults>
+  <w:latentStyles w:defLockedState="0" w:defUIPriority="99" w:defSemiHidden="1" w:defUnhideWhenUsed="1" w:defQFormat="0" w:count="267">
+    <w:lsdException w:name="Normal" w:semiHidden="0" w:uiPriority="0" w:unhideWhenUsed="0" w:qFormat="1"/>
+    <w:lsdException w:name="heading 1" w:semiHidden="0" w:uiPriority="9" w:unhideWhenUsed="0" w:qFormat="1"/>
+    <w:lsdException w:name="heading 2" w:uiPriority="9" w:qFormat="1"/>
+    <w:lsdException w:name="heading 3" w:uiPriority="9" w:qFormat="1"/>
+    <w:lsdException w:name="heading 4" w:uiPriority="9" w:qFormat="1"/>
+    <w:lsdException w:name="heading 5" w:uiPriority="9" w:qFormat="1"/>
+    <w:lsdException w:name="heading 6" w:uiPriority="9" w:qFormat="1"/>
+    <w:lsdException w:name="heading 7" w:uiPriority="9" w:qFormat="1"/>
+    <w:lsdException w:name="heading 8" w:uiPriority="9" w:qFormat="1"/>
+    <w:lsdException w:name="heading 9" w:uiPriority="9" w:qFormat="1"/>
+    <w:lsdException w:name="toc 1" w:uiPriority="39"/>
+    <w:lsdException w:name="toc 2" w:uiPriority="39"/>
+    <w:lsdException w:name="toc 3" w:uiPriority="39"/>
+    <w:lsdException w:name="toc 4" w:uiPriority="39"/>
+    <w:lsdException w:name="toc 5" w:uiPriority="39"/>
+    <w:lsdException w:name="toc 6" w:uiPriority="39"/>
+    <w:lsdException w:name="toc 7" w:uiPriority="39"/>
+    <w:lsdException w:name="toc 8" w:uiPriority="39"/>
+    <w:lsdException w:name="toc 9" w:uiPriority="39"/>
+    <w:lsdException w:name="caption" w:uiPriority="35" w:qFormat="1"/>
+    <w:lsdException w:name="Title" w:semiHidden="0" w:uiPriority="10" w:unhideWhenUsed="0" w:qFormat="1"/>
+    <w:lsdException w:name="Default Paragraph Font" w:uiPriority="1"/>
+    <w:lsdException w:name="Subtitle" w:semiHidden="0" w:uiPriority="11" w:unhideWhenUsed="0" w:qFormat="1"/>
+    <w:lsdException w:name="Strong" w:semiHidden="0" w:uiPriority="22" w:unhideWhenUsed="0" w:qFormat="1"/>
+    <w:lsdException w:name="Emphasis" w:semiHidden="0" w:uiPriority="20" w:unhideWhenUsed="0" w:qFormat="1"/>
+    <w:lsdException w:name="Table Grid" w:semiHidden="0" w:uiPriority="39" w:unhideWhenUsed="0"/>
+    <w:lsdException w:name="Placeholder Text" w:unhideWhenUsed="0"/>
+    <w:lsdException w:name="No Spacing" w:semiHidden="0" w:uiPriority="1" w:unhideWhenUsed="0" w:qFormat="1"/>
+    <w:lsdException w:name="Light Shading" w:semiHidden="0" w:uiPriority="60" w:unhideWhenUsed="0"/>
+    <w:lsdException w:name="Light List" w:semiHidden="0" w:uiPriority="61" w:unhideWhenUsed="0"/>
+    <w:lsdException w:name="Light Grid" w:semiHidden="0" w:uiPriority="62" w:unhideWhenUsed="0"/>
+    <w:lsdException w:name="Medium Shading 1" w:semiHidden="0" w:uiPriority="63" w:unhideWhenUsed="0"/>
+    <w:lsdException w:name="Medium Shading 2" w:semiHidden="0" w:uiPriority="64" w:unhideWhenUsed="0"/>
+    <w:lsdException w:name="Medium List 1" w:semiHidden="0" w:uiPriority="65" w:unhideWhenUsed="0"/>
+    <w:lsdException w:name="Medium List 2" w:semiHidden="0" w:uiPriority="66" w:unhideWhenUsed="0"/>
+    <w:lsdException w:name="Medium Grid 1" w:semiHidden="0" w:uiPriority="67" w:unhideWhenUsed="0"/>
+    <w:lsdException w:name="Medium Grid 2" w:semiHidden="0" w:uiPriority="68" w:unhideWhenUsed="0"/>
+    <w:lsdException w:name="Medium Grid 3" w:semiHidden="0" w:uiPriority="69" w:unhideWhenUsed="0"/>
+    <w:lsdException w:name="Dark List" w:semiHidden="0" w:uiPriority="70" w:unhideWhenUsed="0"/>
+    <w:lsdException w:name="Colorful Shading" w:semiHidden="0" w:uiPriority="71" w:unhideWhenUsed="0"/>
+    <w:lsdException w:name="Colorful List" w:semiHidden="0" w:uiPriority="72" w:unhideWhenUsed="0"/>
+    <w:lsdException w:name="Colorful Grid" w:semiHidden="0" w:uiPriority="73" w:unhideWhenUsed="0"/>
+    <w:lsdException w:name="Light Shading Accent 1" w:semiHidden="0" w:uiPriority="60" w:unhideWhenUsed="0"/>
+    <w:lsdException w:name="Light List Accent 1" w:semiHidden="0" w:uiPriority="61" w:unhideWhenUsed="0"/>
+    <w:lsdException w:name="Light Grid Accent 1" w:semiHidden="0" w:uiPriority="62" w:unhideWhenUsed="0"/>
+    <w:lsdException w:name="Medium Shading 1 Accent 1" w:semiHidden="0" w:uiPriority="63" w:unhideWhenUsed="0"/>
+    <w:lsdException w:name="Medium Shading 2 Accent 1" w:semiHidden="0" w:uiPriority="64" w:unhideWhenUsed="0"/>
+    <w:lsdException w:name="Medium List 1 Accent 1" w:semiHidden="0" w:uiPriority="65" w:unhideWhenUsed="0"/>
+    <w:lsdException w:name="Revision" w:unhideWhenUsed="0"/>
+    <w:lsdException w:name="List Paragraph" w:semiHidden="0" w:uiPriority="34" w:unhideWhenUsed="0" w:qFormat="1"/>
+    <w:lsdException w:name="Quote" w:semiHidden="0" w:uiPriority="29" w:unhideWhenUsed="0" w:qFormat="1"/>
+    <w:lsdException w:name="Intense Quote" w:semiHidden="0" w:uiPriority="30" w:unhideWhenUsed="0" w:qFormat="1"/>
+    <w:lsdException w:name="Medium List 2 Accent 1" w:semiHidden="0" w:uiPriority="66" w:unhideWhenUsed="0"/>
+    <w:lsdException w:name="Medium Grid 1 Accent 1" w:semiHidden="0" w:uiPriority="67" w:unhideWhenUsed="0"/>
+    <w:lsdException w:name="Medium Grid 2 Accent 1" w:semiHidden="0" w:uiPriority="68" w:unhideWhenUsed="0"/>
+    <w:lsdException w:name="Medium Grid 3 Accent 1" w:semiHidden="0" w:uiPriority="69" w:unhideWhenUsed="0"/>
+    <w:lsdException w:name="Dark List Accent 1" w:semiHidden="0" w:uiPriority="70" w:unhideWhenUsed="0"/>
+    <w:lsdException w:name="Colorful Shading Accent 1" w:semiHidden="0" w:uiPriority="71" w:unhideWhenUsed="0"/>
+    <w:lsdException w:name="Colorful List Accent 1" w:semiHidden="0" w:uiPriority="72" w:unhideWhenUsed="0"/>
+    <w:lsdException w:name="Colorful Grid Accent 1" w:semiHidden="0" w:uiPriority="73" w:unhideWhenUsed="0"/>
+    <w:lsdException w:name="Light Shading Accent 2" w:semiHidden="0" w:uiPriority="60" w:unhideWhenUsed="0"/>
+    <w:lsdException w:name="Light List Accent 2" w:semiHidden="0" w:uiPriority="61" w:unhideWhenUsed="0"/>
+    <w:lsdException w:name="Light Grid Accent 2" w:semiHidden="0" w:uiPriority="62" w:unhideWhenUsed="0"/>
+    <w:lsdException w:name="Medium Shading 1 Accent 2" w:semiHidden="0" w:uiPriority="63" w:unhideWhenUsed="0"/>
+    <w:lsdException w:name="Medium Shading 2 Accent 2" w:semiHidden="0" w:uiPriority="64" w:unhideWhenUsed="0"/>
+    <w:lsdException w:name="Medium List 1 Accent 2" w:semiHidden="0" w:uiPriority="65" w:unhideWhenUsed="0"/>
+    <w:lsdException w:name="Medium List 2 Accent 2" w:semiHidden="0" w:uiPriority="66" w:unhideWhenUsed="0"/>
+    <w:lsdException w:name="Medium Grid 1 Accent 2" w:semiHidden="0" w:uiPriority="67" w:unhideWhenUsed="0"/>
+    <w:lsdException w:name="Medium Grid 2 Accent 2" w:semiHidden="0" w:uiPriority="68" w:unhideWhenUsed="0"/>
+    <w:lsdException w:name="Medium Grid 3 Accent 2" w:semiHidden="0" w:uiPriority="69" w:unhideWhenUsed="0"/>
+    <w:lsdException w:name="Dark List Accent 2" w:semiHidden="0" w:uiPriority="70" w:unhideWhenUsed="0"/>
+    <w:lsdException w:name="Colorful Shading Accent 2" w:semiHidden="0" w:uiPriority="71" w:unhideWhenUsed="0"/>
+    <w:lsdException w:name="Colorful List Accent 2" w:semiHidden="0" w:uiPriority="72" w:unhideWhenUsed="0"/>
+    <w:lsdException w:name="Colorful Grid Accent 2" w:semiHidden="0" w:uiPriority="73" w:unhideWhenUsed="0"/>
+    <w:lsdException w:name="Light Shading Accent 3" w:semiHidden="0" w:uiPriority="60" w:unhideWhenUsed="0"/>
+    <w:lsdException w:name="Light List Accent 3" w:semiHidden="0" w:uiPriority="61" w:unhideWhenUsed="0"/>
+    <w:lsdException w:name="Light Grid Accent 3" w:semiHidden="0" w:uiPriority="62" w:unhideWhenUsed="0"/>
+    <w:lsdException w:name="Medium Shading 1 Accent 3" w:semiHidden="0" w:uiPriority="63" w:unhideWhenUsed="0"/>
+    <w:lsdException w:name="Medium Shading 2 Accent 3" w:semiHidden="0" w:uiPriority="64" w:unhideWhenUsed="0"/>
+    <w:lsdException w:name="Medium List 1 Accent 3" w:semiHidden="0" w:uiPriority="65" w:unhideWhenUsed="0"/>
+    <w:lsdException w:name="Medium List 2 Accent 3" w:semiHidden="0" w:uiPriority="66" w:unhideWhenUsed="0"/>
+    <w:lsdException w:name="Medium Grid 1 Accent 3" w:semiHidden="0" w:uiPriority="67" w:unhideWhenUsed="0"/>
+    <w:lsdException w:name="Medium Grid 2 Accent 3" w:semiHidden="0" w:uiPriority="68" w:unhideWhenUsed="0"/>
+    <w:lsdException w:name="Medium Grid 3 Accent 3" w:semiHidden="0" w:uiPriority="69" w:unhideWhenUsed="0"/>
+    <w:lsdException w:name="Dark List Accent 3" w:semiHidden="0" w:uiPriority="70" w:unhideWhenUsed="0"/>
+    <w:lsdException w:name="Colorful Shading Accent 3" w:semiHidden="0" w:uiPriority="71" w:unhideWhenUsed="0"/>
+    <w:lsdException w:name="Colorful List Accent 3" w:semiHidden="0" w:uiPriority="72" w:unhideWhenUsed="0"/>
+    <w:lsdException w:name="Colorful Grid Accent 3" w:semiHidden="0" w:uiPriority="73" w:unhideWhenUsed="0"/>
+    <w:lsdException w:name="Light Shading Accent 4" w:semiHidden="0" w:uiPriority="60" w:unhideWhenUsed="0"/>
+    <w:lsdException w:name="Light List Accent 4" w:semiHidden="0" w:uiPriority="61" w:unhideWhenUsed="0"/>
+    <w:lsdException w:name="Light Grid Accent 4" w:semiHidden="0" w:uiPriority="62" w:unhideWhenUsed="0"/>
+    <w:lsdException w:name="Medium Shading 1 Accent 4" w:semiHidden="0" w:uiPriority="63" w:unhideWhenUsed="0"/>
+    <w:lsdException w:name="Medium Shading 2 Accent 4" w:semiHidden="0" w:uiPriority="64" w:unhideWhenUsed="0"/>
+    <w:lsdException w:name="Medium List 1 Accent 4" w:semiHidden="0" w:uiPriority="65" w:unhideWhenUsed="0"/>
+    <w:lsdException w:name="Medium List 2 Accent 4" w:semiHidden="0" w:uiPriority="66" w:unhideWhenUsed="0"/>
+    <w:lsdException w:name="Medium Grid 1 Accent 4" w:semiHidden="0" w:uiPriority="67" w:unhideWhenUsed="0"/>
+    <w:lsdException w:name="Medium Grid 2 Accent 4" w:semiHidden="0" w:uiPriority="68" w:unhideWhenUsed="0"/>
+    <w:lsdException w:name="Medium Grid 3 Accent 4" w:semiHidden="0" w:uiPriority="69" w:unhideWhenUsed="0"/>
+    <w:lsdException w:name="Dark List Accent 4" w:semiHidden="0" w:uiPriority="70" w:unhideWhenUsed="0"/>
+    <w:lsdException w:name="Colorful Shading Accent 4" w:semiHidden="0" w:uiPriority="71" w:unhideWhenUsed="0"/>
+    <w:lsdException w:name="Colorful List Accent 4" w:semiHidden="0" w:uiPriority="72" w:unhideWhenUsed="0"/>
+    <w:lsdException w:name="Colorful Grid Accent 4" w:semiHidden="0" w:uiPriority="73" w:unhideWhenUsed="0"/>
+    <w:lsdException w:name="Light Shading Accent 5" w:semiHidden="0" w:uiPriority="60" w:unhideWhenUsed="0"/>
+    <w:lsdException w:name="Light List Accent 5" w:semiHidden="0" w:uiPriority="61" w:unhideWhenUsed="0"/>
+    <w:lsdException w:name="Light Grid Accent 5" w:semiHidden="0" w:uiPriority="62" w:unhideWhenUsed="0"/>
+    <w:lsdException w:name="Medium Shading 1 Accent 5" w:semiHidden="0" w:uiPriority="63" w:unhideWhenUsed="0"/>
+    <w:lsdException w:name="Medium Shading 2 Accent 5" w:semiHidden="0" w:uiPriority="64" w:unhideWhenUsed="0"/>
+    <w:lsdException w:name="Medium List 1 Accent 5" w:semiHidden="0" w:uiPriority="65" w:unhideWhenUsed="0"/>
+    <w:lsdException w:name="Medium List 2 Accent 5" w:semiHidden="0" w:uiPriority="66" w:unhideWhenUsed="0"/>
+    <w:lsdException w:name="Medium Grid 1 Accent 5" w:semiHidden="0" w:uiPriority="67" w:unhideWhenUsed="0"/>
+    <w:lsdException w:name="Medium Grid 2 Accent 5" w:semiHidden="0" w:uiPriority="68" w:unhideWhenUsed="0"/>
+    <w:lsdException w:name="Medium Grid 3 Accent 5" w:semiHidden="0" w:uiPriority="69" w:unhideWhenUsed="0"/>
+    <w:lsdException w:name="Dark List Accent 5" w:semiHidden="0" w:uiPriority="70" w:unhideWhenUsed="0"/>
+    <w:lsdException w:name="Colorful Shading Accent 5" w:semiHidden="0" w:uiPriority="71" w:unhideWhenUsed="0"/>
+    <w:lsdException w:name="Colorful List Accent 5" w:semiHidden="0" w:uiPriority="72" w:unhideWhenUsed="0"/>
+    <w:lsdException w:name="Colorful Grid Accent 5" w:semiHidden="0" w:uiPriority="73" w:unhideWhenUsed="0"/>
+    <w:lsdException w:name="Light Shading Accent 6" w:semiHidden="0" w:uiPriority="60" w:unhideWhenUsed="0"/>
+    <w:lsdException w:name="Light List Accent 6" w:semiHidden="0" w:uiPriority="61" w:unhideWhenUsed="0"/>
+    <w:lsdException w:name="Light Grid Accent 6" w:semiHidden="0" w:uiPriority="62" w:unhideWhenUsed="0"/>
+    <w:lsdException w:name="Medium Shading 1 Accent 6" w:semiHidden="0" w:uiPriority="63" w:unhideWhenUsed="0"/>
+    <w:lsdException w:name="Medium Shading 2 Accent 6" w:semiHidden="0" w:uiPriority="64" w:unhideWhenUsed="0"/>
+    <w:lsdException w:name="Medium List 1 Accent 6" w:semiHidden="0" w:uiPriority="65" w:unhideWhenUsed="0"/>
+    <w:lsdException w:name="Medium List 2 Accent 6" w:semiHidden="0" w:uiPriority="66" w:unhideWhenUsed="0"/>
+    <w:lsdException w:name="Medium Grid 1 Accent 6" w:semiHidden="0" w:uiPriority="67" w:unhideWhenUsed="0"/>
+    <w:lsdException w:name="Medium Grid 2 Accent 6" w:semiHidden="0" w:uiPriority="68" w:unhideWhenUsed="0"/>
+    <w:lsdException w:name="Medium Grid 3 Accent 6" w:semiHidden="0" w:uiPriority="69" w:unhideWhenUsed="0"/>
+    <w:lsdException w:name="Dark List Accent 6" w:semiHidden="0" w:uiPriority="70" w:unhideWhenUsed="0"/>
+    <w:lsdException w:name="Colorful Shading Accent 6" w:semiHidden="0" w:uiPriority="71" w:unhideWhenUsed="0"/>
+    <w:lsdException w:name="Colorful List Accent 6" w:semiHidden="0" w:uiPriority="72" w:unhideWhenUsed="0"/>
+    <w:lsdException w:name="Colorful Grid Accent 6" w:semiHidden="0" w:uiPriority="73" w:unhideWhenUsed="0"/>
+    <w:lsdException w:name="Subtle Emphasis" w:semiHidden="0" w:uiPriority="19" w:unhideWhenUsed="0" w:qFormat="1"/>
+    <w:lsdException w:name="Intense Emphasis" w:semiHidden="0" w:uiPriority="21" w:unhideWhenUsed="0" w:qFormat="1"/>
+    <w:lsdException w:name="Subtle Reference" w:semiHidden="0" w:uiPriority="31" w:unhideWhenUsed="0" w:qFormat="1"/>
+    <w:lsdException w:name="Intense Reference" w:semiHidden="0" w:uiPriority="32" w:unhideWhenUsed="0" w:qFormat="1"/>
+    <w:lsdException w:name="Book Title" w:semiHidden="0" w:uiPriority="33" w:unhideWhenUsed="0" w:qFormat="1"/>
+    <w:lsdException w:name="Bibliography" w:uiPriority="37"/>
+    <w:lsdException w:name="TOC Heading" w:uiPriority="39" w:qFormat="1"/>
+  </w:latentStyles>
+  <w:style w:type="paragraph" w:default="1" w:styleId="Normal">
+    <w:name w:val="Normal"/>
+    <w:aliases w:val="Normal Text"/>
+    <w:qFormat/>
+    <w:rsid w:val="00F31CE3"/>
+    <w:rPr>
+      <w:rFonts w:ascii="Times New Roman" w:hAnsi="Times New Roman"/>
+      <w:sz w:val="24"/>
+      <w:lang w:val="en-GB"/>
+    </w:rPr>
+  </w:style>
+  <w:style w:type="paragraph" w:styleId="Heading1">
+    <w:name w:val="heading 1"/>
+    <w:basedOn w:val="Normal"/>
+    <w:next w:val="Normal"/>
+    <w:link w:val="Heading1Char"/>
+    <w:uiPriority w:val="9"/>
+    <w:qFormat/>
+    <w:rsid w:val="002E2869"/>
+    <w:pPr>
+      <w:keepNext/>
+      <w:keepLines/>
+      <w:spacing w:before="120" w:after="120"/>
+      <w:outlineLvl w:val="0"/>
+    </w:pPr>
+    <w:rPr>
+      <w:rFonts w:eastAsiaTheme="majorEastAsia" w:cstheme="majorBidi"/>
+      <w:b/>
+      <w:sz w:val="28"/>
+      <w:szCs w:val="32"/>
+    </w:rPr>
+  </w:style>
+  <w:style w:type="paragraph" w:styleId="Heading2">
+    <w:name w:val="heading 2"/>
+    <w:basedOn w:val="Normal"/>
+    <w:next w:val="Normal"/>
+    <w:link w:val="Heading2Char"/>
+    <w:uiPriority w:val="9"/>
+    <w:unhideWhenUsed/>
+    <w:qFormat/>
+    <w:rsid w:val="006549AC"/>
+    <w:pPr>
+      <w:keepNext/>
+      <w:keepLines/>
+      <w:spacing w:before="240" w:after="240"/>
+      <w:outlineLvl w:val="1"/>
+    </w:pPr>
+    <w:rPr>
+      <w:rFonts w:eastAsiaTheme="majorEastAsia" w:cstheme="majorBidi"/>
+      <w:b/>
+      <w:szCs w:val="26"/>
+    </w:rPr>
+  </w:style>
+  <w:style w:type="paragraph" w:styleId="Heading3">
+    <w:name w:val="heading 3"/>
+    <w:basedOn w:val="Normal"/>
+    <w:next w:val="Normal"/>
+    <w:link w:val="Heading3Char"/>
+    <w:uiPriority w:val="9"/>
+    <w:semiHidden/>
+    <w:unhideWhenUsed/>
+    <w:qFormat/>
+    <w:rsid w:val="00181550"/>
+    <w:pPr>
+      <w:keepNext/>
+      <w:keepLines/>
+      <w:spacing w:before="40" w:after="0"/>
+      <w:outlineLvl w:val="2"/>
+    </w:pPr>
+    <w:rPr>
+      <w:rFonts w:asciiTheme="majorHAnsi" w:eastAsiaTheme="majorEastAsia" w:hAnsiTheme="majorHAnsi" w:cstheme="majorBidi"/>
+      <w:color w:val="1F3763" w:themeColor="accent1" w:themeShade="7F"/>
+      <w:szCs w:val="24"/>
+    </w:rPr>
+  </w:style>
+  <w:style w:type="character" w:default="1" w:styleId="DefaultParagraphFont">
+    <w:name w:val="Default Paragraph Font"/>
+    <w:uiPriority w:val="1"/>
+    <w:semiHidden/>
+    <w:unhideWhenUsed/>
+  </w:style>
+  <w:style w:type="table" w:default="1" w:styleId="TableNormal">
+    <w:name w:val="Normal Table"/>
+    <w:uiPriority w:val="99"/>
+    <w:semiHidden/>
+    <w:unhideWhenUsed/>
+    <w:tblPr>
+      <w:tblInd w:w="0" w:type="dxa"/>
+      <w:tblCellMar>
+        <w:top w:w="0" w:type="dxa"/>
+        <w:left w:w="108" w:type="dxa"/>
+        <w:bottom w:w="0" w:type="dxa"/>
+        <w:right w:w="108" w:type="dxa"/>
+      </w:tblCellMar>
+    </w:tblPr>
+  </w:style>
+  <w:style w:type="numbering" w:default="1" w:styleId="NoList">
+    <w:name w:val="No List"/>
+    <w:uiPriority w:val="99"/>
+    <w:semiHidden/>
+    <w:unhideWhenUsed/>
+  </w:style>
+  <w:style w:type="table" w:styleId="TableGrid">
+    <w:name w:val="Table Grid"/>
+    <w:basedOn w:val="TableNormal"/>
+    <w:uiPriority w:val="39"/>
+    <w:rsid w:val="00F31CE3"/>
+    <w:pPr>
+      <w:spacing w:after="0" w:line="240" w:lineRule="auto"/>
+    </w:pPr>
+    <w:tblPr>
+      <w:tblInd w:w="0" w:type="dxa"/>
+      <w:tblBorders>
+        <w:top w:val="single" w:sz="4" w:space="0" w:color="auto"/>
+        <w:left w:val="single" w:sz="4" w:space="0" w:color="auto"/>
+        <w:bottom w:val="single" w:sz="4" w:space="0" w:color="auto"/>
+        <w:right w:val="single" w:sz="4" w:space="0" w:color="auto"/>
+        <w:insideH w:val="single" w:sz="4" w:space="0" w:color="auto"/>
+        <w:insideV w:val="single" w:sz="4" w:space="0" w:color="auto"/>
+      </w:tblBorders>
+      <w:tblCellMar>
+        <w:top w:w="0" w:type="dxa"/>
+        <w:left w:w="108" w:type="dxa"/>
+        <w:bottom w:w="0" w:type="dxa"/>
+        <w:right w:w="108" w:type="dxa"/>
+      </w:tblCellMar>
+    </w:tblPr>
+  </w:style>
+  <w:style w:type="character" w:styleId="PlaceholderText">
+    <w:name w:val="Placeholder Text"/>
+    <w:basedOn w:val="DefaultParagraphFont"/>
+    <w:uiPriority w:val="99"/>
+    <w:semiHidden/>
+    <w:rsid w:val="00F31CE3"/>
+    <w:rPr>
+      <w:color w:val="808080"/>
+    </w:rPr>
+  </w:style>
+  <w:style w:type="paragraph" w:styleId="TOC1">
+    <w:name w:val="toc 1"/>
+    <w:basedOn w:val="Normal"/>
+    <w:next w:val="Normal"/>
+    <w:autoRedefine/>
+    <w:uiPriority w:val="39"/>
+    <w:unhideWhenUsed/>
+    <w:rsid w:val="000C7DFA"/>
+    <w:pPr>
+      <w:tabs>
+        <w:tab w:val="left" w:pos="270"/>
+        <w:tab w:val="right" w:leader="dot" w:pos="8296"/>
+      </w:tabs>
+      <w:spacing w:after="100"/>
+    </w:pPr>
+  </w:style>
+  <w:style w:type="character" w:styleId="Hyperlink">
+    <w:name w:val="Hyperlink"/>
+    <w:basedOn w:val="DefaultParagraphFont"/>
+    <w:uiPriority w:val="99"/>
+    <w:unhideWhenUsed/>
+    <w:rsid w:val="000C7DFA"/>
+    <w:rPr>
+      <w:color w:val="0563C1" w:themeColor="hyperlink"/>
+      <w:u w:val="single"/>
+    </w:rPr>
+  </w:style>
+  <w:style w:type="paragraph" w:styleId="ListParagraph">
+    <w:name w:val="List Paragraph"/>
+    <w:basedOn w:val="Normal"/>
+    <w:uiPriority w:val="34"/>
+    <w:qFormat/>
+    <w:rsid w:val="002E2869"/>
+    <w:pPr>
+      <w:ind w:left="720"/>
+      <w:contextualSpacing/>
+    </w:pPr>
+  </w:style>
+  <w:style w:type="character" w:customStyle="1" w:styleId="Heading1Char">
+    <w:name w:val="Heading 1 Char"/>
+    <w:basedOn w:val="DefaultParagraphFont"/>
+    <w:link w:val="Heading1"/>
+    <w:uiPriority w:val="9"/>
+    <w:rsid w:val="002E2869"/>
+    <w:rPr>
+      <w:rFonts w:ascii="Times New Roman" w:eastAsiaTheme="majorEastAsia" w:hAnsi="Times New Roman" w:cstheme="majorBidi"/>
+      <w:b/>
+      <w:sz w:val="28"/>
+      <w:szCs w:val="32"/>
+      <w:lang w:val="en-GB"/>
+    </w:rPr>
+  </w:style>
+  <w:style w:type="paragraph" w:styleId="Caption">
+    <w:name w:val="caption"/>
+    <w:basedOn w:val="Normal"/>
+    <w:next w:val="Normal"/>
+    <w:uiPriority w:val="35"/>
+    <w:unhideWhenUsed/>
+    <w:qFormat/>
+    <w:rsid w:val="00FF49F4"/>
+    <w:pPr>
+      <w:spacing w:after="200" w:line="240" w:lineRule="auto"/>
+    </w:pPr>
+    <w:rPr>
+      <w:i/>
+      <w:iCs/>
+      <w:color w:val="44546A" w:themeColor="text2"/>
+      <w:sz w:val="18"/>
+      <w:szCs w:val="18"/>
+    </w:rPr>
+  </w:style>
+  <w:style w:type="paragraph" w:styleId="NormalWeb">
+    <w:name w:val="Normal (Web)"/>
+    <w:basedOn w:val="Normal"/>
+    <w:uiPriority w:val="99"/>
+    <w:unhideWhenUsed/>
+    <w:rsid w:val="00766399"/>
+    <w:pPr>
+      <w:spacing w:before="100" w:beforeAutospacing="1" w:after="100" w:afterAutospacing="1" w:line="240" w:lineRule="auto"/>
+    </w:pPr>
+    <w:rPr>
+      <w:rFonts w:eastAsia="Times New Roman" w:cs="Times New Roman"/>
+      <w:szCs w:val="24"/>
+      <w:lang w:val="en-US"/>
+    </w:rPr>
+  </w:style>
+  <w:style w:type="character" w:styleId="Strong">
+    <w:name w:val="Strong"/>
+    <w:basedOn w:val="DefaultParagraphFont"/>
+    <w:uiPriority w:val="22"/>
+    <w:qFormat/>
+    <w:rsid w:val="00766399"/>
+    <w:rPr>
+      <w:b/>
+      <w:bCs/>
+    </w:rPr>
+  </w:style>
+  <w:style w:type="character" w:customStyle="1" w:styleId="Heading2Char">
+    <w:name w:val="Heading 2 Char"/>
+    <w:basedOn w:val="DefaultParagraphFont"/>
+    <w:link w:val="Heading2"/>
+    <w:uiPriority w:val="9"/>
+    <w:rsid w:val="006549AC"/>
+    <w:rPr>
+      <w:rFonts w:ascii="Times New Roman" w:eastAsiaTheme="majorEastAsia" w:hAnsi="Times New Roman" w:cstheme="majorBidi"/>
+      <w:b/>
+      <w:sz w:val="24"/>
+      <w:szCs w:val="26"/>
+      <w:lang w:val="en-GB"/>
+    </w:rPr>
+  </w:style>
+  <w:style w:type="paragraph" w:styleId="Header">
+    <w:name w:val="header"/>
+    <w:basedOn w:val="Normal"/>
+    <w:link w:val="HeaderChar"/>
+    <w:uiPriority w:val="99"/>
+    <w:unhideWhenUsed/>
+    <w:rsid w:val="006549AC"/>
+    <w:pPr>
+      <w:tabs>
+        <w:tab w:val="center" w:pos="4680"/>
+        <w:tab w:val="right" w:pos="9360"/>
+      </w:tabs>
+      <w:spacing w:after="0" w:line="240" w:lineRule="auto"/>
+    </w:pPr>
+  </w:style>
+  <w:style w:type="character" w:customStyle="1" w:styleId="HeaderChar">
+    <w:name w:val="Header Char"/>
+    <w:basedOn w:val="DefaultParagraphFont"/>
+    <w:link w:val="Header"/>
+    <w:uiPriority w:val="99"/>
+    <w:rsid w:val="006549AC"/>
+    <w:rPr>
+      <w:rFonts w:ascii="Times New Roman" w:hAnsi="Times New Roman"/>
+      <w:sz w:val="24"/>
+      <w:lang w:val="en-GB"/>
+    </w:rPr>
+  </w:style>
+  <w:style w:type="paragraph" w:styleId="Footer">
+    <w:name w:val="footer"/>
+    <w:basedOn w:val="Normal"/>
+    <w:link w:val="FooterChar"/>
+    <w:uiPriority w:val="99"/>
+    <w:unhideWhenUsed/>
+    <w:rsid w:val="006549AC"/>
+    <w:pPr>
+      <w:tabs>
+        <w:tab w:val="center" w:pos="4680"/>
+        <w:tab w:val="right" w:pos="9360"/>
+      </w:tabs>
+      <w:spacing w:after="0" w:line="240" w:lineRule="auto"/>
+    </w:pPr>
+  </w:style>
+  <w:style w:type="character" w:customStyle="1" w:styleId="FooterChar">
+    <w:name w:val="Footer Char"/>
+    <w:basedOn w:val="DefaultParagraphFont"/>
+    <w:link w:val="Footer"/>
+    <w:uiPriority w:val="99"/>
+    <w:rsid w:val="006549AC"/>
+    <w:rPr>
+      <w:rFonts w:ascii="Times New Roman" w:hAnsi="Times New Roman"/>
+      <w:sz w:val="24"/>
+      <w:lang w:val="en-GB"/>
+    </w:rPr>
+  </w:style>
+  <w:style w:type="table" w:customStyle="1" w:styleId="ListTable31">
+    <w:name w:val="List Table 31"/>
+    <w:basedOn w:val="TableNormal"/>
+    <w:uiPriority w:val="48"/>
+    <w:rsid w:val="0026435A"/>
+    <w:pPr>
+      <w:spacing w:after="0" w:line="240" w:lineRule="auto"/>
+    </w:pPr>
+    <w:tblPr>
+      <w:tblStyleRowBandSize w:val="1"/>
+      <w:tblStyleColBandSize w:val="1"/>
+      <w:tblInd w:w="0" w:type="dxa"/>
+      <w:tblBorders>
+        <w:top w:val="single" w:sz="4" w:space="0" w:color="000000" w:themeColor="text1"/>
+        <w:left w:val="single" w:sz="4" w:space="0" w:color="000000" w:themeColor="text1"/>
+        <w:bottom w:val="single" w:sz="4" w:space="0" w:color="000000" w:themeColor="text1"/>
+        <w:right w:val="single" w:sz="4" w:space="0" w:color="000000" w:themeColor="text1"/>
+      </w:tblBorders>
+      <w:tblCellMar>
+        <w:top w:w="0" w:type="dxa"/>
+        <w:left w:w="108" w:type="dxa"/>
+        <w:bottom w:w="0" w:type="dxa"/>
+        <w:right w:w="108" w:type="dxa"/>
+      </w:tblCellMar>
+    </w:tblPr>
+    <w:tblStylePr w:type="firstRow">
+      <w:rPr>
+        <w:b/>
+        <w:bCs/>
+        <w:color w:val="FFFFFF" w:themeColor="background1"/>
+      </w:rPr>
+      <w:tblPr/>
+      <w:tcPr>
+        <w:shd w:val="clear" w:color="auto" w:fill="000000" w:themeFill="text1"/>
+      </w:tcPr>
+    </w:tblStylePr>
+    <w:tblStylePr w:type="lastRow">
+      <w:rPr>
+        <w:b/>
+        <w:bCs/>
+      </w:rPr>
+      <w:tblPr/>
+      <w:tcPr>
+        <w:tcBorders>
+          <w:top w:val="double" w:sz="4" w:space="0" w:color="000000" w:themeColor="text1"/>
+        </w:tcBorders>
+        <w:shd w:val="clear" w:color="auto" w:fill="FFFFFF" w:themeFill="background1"/>
+      </w:tcPr>
+    </w:tblStylePr>
+    <w:tblStylePr w:type="firstCol">
+      <w:rPr>
+        <w:b/>
+        <w:bCs/>
+      </w:rPr>
+      <w:tblPr/>
+      <w:tcPr>
+        <w:tcBorders>
+          <w:right w:val="nil"/>
+        </w:tcBorders>
+        <w:shd w:val="clear" w:color="auto" w:fill="FFFFFF" w:themeFill="background1"/>
+      </w:tcPr>
+    </w:tblStylePr>
+    <w:tblStylePr w:type="lastCol">
+      <w:rPr>
+        <w:b/>
+        <w:bCs/>
+      </w:rPr>
+      <w:tblPr/>
+      <w:tcPr>
+        <w:tcBorders>
+          <w:left w:val="nil"/>
+        </w:tcBorders>
+        <w:shd w:val="clear" w:color="auto" w:fill="FFFFFF" w:themeFill="background1"/>
+      </w:tcPr>
+    </w:tblStylePr>
+    <w:tblStylePr w:type="band1Vert">
+      <w:tblPr/>
+      <w:tcPr>
+        <w:tcBorders>
+          <w:left w:val="single" w:sz="4" w:space="0" w:color="000000" w:themeColor="text1"/>
+          <w:right w:val="single" w:sz="4" w:space="0" w:color="000000" w:themeColor="text1"/>
+        </w:tcBorders>
+      </w:tcPr>
+    </w:tblStylePr>
+    <w:tblStylePr w:type="band1Horz">
+      <w:tblPr/>
+      <w:tcPr>
+        <w:tcBorders>
+          <w:top w:val="single" w:sz="4" w:space="0" w:color="000000" w:themeColor="text1"/>
+          <w:bottom w:val="single" w:sz="4" w:space="0" w:color="000000" w:themeColor="text1"/>
+          <w:insideH w:val="nil"/>
+        </w:tcBorders>
+      </w:tcPr>
+    </w:tblStylePr>
+    <w:tblStylePr w:type="neCell">
+      <w:tblPr/>
+      <w:tcPr>
+        <w:tcBorders>
+          <w:left w:val="nil"/>
+          <w:bottom w:val="nil"/>
+        </w:tcBorders>
+      </w:tcPr>
+    </w:tblStylePr>
+    <w:tblStylePr w:type="nwCell">
+      <w:tblPr/>
+      <w:tcPr>
+        <w:tcBorders>
+          <w:bottom w:val="nil"/>
+          <w:right w:val="nil"/>
+        </w:tcBorders>
+      </w:tcPr>
+    </w:tblStylePr>
+    <w:tblStylePr w:type="seCell">
+      <w:tblPr/>
+      <w:tcPr>
+        <w:tcBorders>
+          <w:top w:val="double" w:sz="4" w:space="0" w:color="000000" w:themeColor="text1"/>
+          <w:left w:val="nil"/>
+        </w:tcBorders>
+      </w:tcPr>
+    </w:tblStylePr>
+    <w:tblStylePr w:type="swCell">
+      <w:tblPr/>
+      <w:tcPr>
+        <w:tcBorders>
+          <w:top w:val="double" w:sz="4" w:space="0" w:color="000000" w:themeColor="text1"/>
+          <w:right w:val="nil"/>
+        </w:tcBorders>
+      </w:tcPr>
+    </w:tblStylePr>
+  </w:style>
+  <w:style w:type="table" w:customStyle="1" w:styleId="GridTable1Light1">
+    <w:name w:val="Grid Table 1 Light1"/>
+    <w:basedOn w:val="TableNormal"/>
+    <w:uiPriority w:val="46"/>
+    <w:rsid w:val="0026435A"/>
+    <w:pPr>
+      <w:spacing w:after="0" w:line="240" w:lineRule="auto"/>
+    </w:pPr>
+    <w:tblPr>
+      <w:tblStyleRowBandSize w:val="1"/>
+      <w:tblStyleColBandSize w:val="1"/>
+      <w:tblInd w:w="0" w:type="dxa"/>
+      <w:tblBorders>
+        <w:top w:val="single" w:sz="4" w:space="0" w:color="999999" w:themeColor="text1" w:themeTint="66"/>
+        <w:left w:val="single" w:sz="4" w:space="0" w:color="999999" w:themeColor="text1" w:themeTint="66"/>
+        <w:bottom w:val="single" w:sz="4" w:space="0" w:color="999999" w:themeColor="text1" w:themeTint="66"/>
+        <w:right w:val="single" w:sz="4" w:space="0" w:color="999999" w:themeColor="text1" w:themeTint="66"/>
+        <w:insideH w:val="single" w:sz="4" w:space="0" w:color="999999" w:themeColor="text1" w:themeTint="66"/>
+        <w:insideV w:val="single" w:sz="4" w:space="0" w:color="999999" w:themeColor="text1" w:themeTint="66"/>
+      </w:tblBorders>
+      <w:tblCellMar>
+        <w:top w:w="0" w:type="dxa"/>
+        <w:left w:w="108" w:type="dxa"/>
+        <w:bottom w:w="0" w:type="dxa"/>
+        <w:right w:w="108" w:type="dxa"/>
+      </w:tblCellMar>
+    </w:tblPr>
+    <w:tblStylePr w:type="firstRow">
+      <w:rPr>
+        <w:b/>
+        <w:bCs/>
+      </w:rPr>
+      <w:tblPr/>
+      <w:tcPr>
+        <w:tcBorders>
+          <w:bottom w:val="single" w:sz="12" w:space="0" w:color="666666" w:themeColor="text1" w:themeTint="99"/>
+        </w:tcBorders>
+      </w:tcPr>
+    </w:tblStylePr>
+    <w:tblStylePr w:type="lastRow">
+      <w:rPr>
+        <w:b/>
+        <w:bCs/>
+      </w:rPr>
+      <w:tblPr/>
+      <w:tcPr>
+        <w:tcBorders>
+          <w:top w:val="double" w:sz="2" w:space="0" w:color="666666" w:themeColor="text1" w:themeTint="99"/>
+        </w:tcBorders>
+      </w:tcPr>
+    </w:tblStylePr>
+    <w:tblStylePr w:type="firstCol">
+      <w:rPr>
+        <w:b/>
+        <w:bCs/>
+      </w:rPr>
+    </w:tblStylePr>
+    <w:tblStylePr w:type="lastCol">
+      <w:rPr>
+        <w:b/>
+        <w:bCs/>
+      </w:rPr>
+    </w:tblStylePr>
+  </w:style>
+  <w:style w:type="character" w:styleId="Emphasis">
+    <w:name w:val="Emphasis"/>
+    <w:basedOn w:val="DefaultParagraphFont"/>
+    <w:uiPriority w:val="20"/>
+    <w:qFormat/>
+    <w:rsid w:val="002461A0"/>
+    <w:rPr>
+      <w:i/>
+      <w:iCs/>
+    </w:rPr>
+  </w:style>
+  <w:style w:type="paragraph" w:styleId="BalloonText">
+    <w:name w:val="Balloon Text"/>
+    <w:basedOn w:val="Normal"/>
+    <w:link w:val="BalloonTextChar"/>
+    <w:uiPriority w:val="99"/>
+    <w:semiHidden/>
+    <w:unhideWhenUsed/>
+    <w:rsid w:val="00B87AE3"/>
+    <w:pPr>
+      <w:spacing w:after="0" w:line="240" w:lineRule="auto"/>
+    </w:pPr>
+    <w:rPr>
+      <w:rFonts w:ascii="Tahoma" w:hAnsi="Tahoma" w:cs="Tahoma"/>
+      <w:sz w:val="16"/>
+      <w:szCs w:val="16"/>
+    </w:rPr>
+  </w:style>
+  <w:style w:type="character" w:customStyle="1" w:styleId="BalloonTextChar">
+    <w:name w:val="Balloon Text Char"/>
+    <w:basedOn w:val="DefaultParagraphFont"/>
+    <w:link w:val="BalloonText"/>
+    <w:uiPriority w:val="99"/>
+    <w:semiHidden/>
+    <w:rsid w:val="00B87AE3"/>
+    <w:rPr>
+      <w:rFonts w:ascii="Tahoma" w:hAnsi="Tahoma" w:cs="Tahoma"/>
+      <w:sz w:val="16"/>
+      <w:szCs w:val="16"/>
+      <w:lang w:val="en-GB"/>
+    </w:rPr>
+  </w:style>
+  <w:style w:type="paragraph" w:styleId="TableofFigures">
+    <w:name w:val="table of figures"/>
+    <w:basedOn w:val="Normal"/>
+    <w:next w:val="Normal"/>
+    <w:uiPriority w:val="99"/>
+    <w:unhideWhenUsed/>
+    <w:rsid w:val="002A2BED"/>
+    <w:pPr>
+      <w:spacing w:after="0"/>
+    </w:pPr>
+  </w:style>
+  <w:style w:type="paragraph" w:customStyle="1" w:styleId="isselectedend">
+    <w:name w:val="isselectedend"/>
+    <w:basedOn w:val="Normal"/>
+    <w:rsid w:val="00215146"/>
+    <w:pPr>
+      <w:spacing w:before="100" w:beforeAutospacing="1" w:after="100" w:afterAutospacing="1" w:line="240" w:lineRule="auto"/>
+    </w:pPr>
+    <w:rPr>
+      <w:rFonts w:eastAsia="Times New Roman" w:cs="Times New Roman"/>
+      <w:szCs w:val="24"/>
+      <w:lang w:val="en-US"/>
+    </w:rPr>
+  </w:style>
+  <w:style w:type="character" w:customStyle="1" w:styleId="Heading3Char">
+    <w:name w:val="Heading 3 Char"/>
+    <w:basedOn w:val="DefaultParagraphFont"/>
+    <w:link w:val="Heading3"/>
+    <w:uiPriority w:val="9"/>
+    <w:semiHidden/>
+    <w:rsid w:val="00181550"/>
+    <w:rPr>
+      <w:rFonts w:asciiTheme="majorHAnsi" w:eastAsiaTheme="majorEastAsia" w:hAnsiTheme="majorHAnsi" w:cstheme="majorBidi"/>
+      <w:color w:val="1F3763" w:themeColor="accent1" w:themeShade="7F"/>
+      <w:sz w:val="24"/>
+      <w:szCs w:val="24"/>
+      <w:lang w:val="en-GB"/>
+    </w:rPr>
+  </w:style>
+  <w:style w:type="paragraph" w:styleId="NoSpacing">
+    <w:name w:val="No Spacing"/>
+    <w:uiPriority w:val="1"/>
+    <w:qFormat/>
+    <w:rsid w:val="00950DEE"/>
+    <w:pPr>
+      <w:spacing w:after="0" w:line="240" w:lineRule="auto"/>
+    </w:pPr>
+    <w:rPr>
+      <w:rFonts w:ascii="Times New Roman" w:hAnsi="Times New Roman"/>
+      <w:sz w:val="24"/>
+      <w:lang w:val="en-GB"/>
+    </w:rPr>
+  </w:style>
+  <w:style w:type="character" w:customStyle="1" w:styleId="UnresolvedMention">
     <w:name w:val="Unresolved Mention"/>
     <w:basedOn w:val="DefaultParagraphFont"/>
     <w:uiPriority w:val="99"/>
@@ -13965,7 +14094,7 @@
 </file>
 
 <file path=word/glossary/document.xml><?xml version="1.0" encoding="utf-8"?>
-<w:glossaryDocument xmlns:wpc="http://schemas.microsoft.com/office/word/2010/wordprocessingCanvas" xmlns:cx="http://schemas.microsoft.com/office/drawing/2014/chartex" xmlns:cx1="http://schemas.microsoft.com/office/drawing/2015/9/8/chartex" xmlns:cx2="http://schemas.microsoft.com/office/drawing/2015/10/21/chartex" xmlns:cx3="http://schemas.microsoft.com/office/drawing/2016/5/9/chartex" xmlns:cx4="http://schemas.microsoft.com/office/drawing/2016/5/10/chartex" xmlns:cx5="http://schemas.microsoft.com/office/drawing/2016/5/11/chartex" xmlns:cx6="http://schemas.microsoft.com/office/drawing/2016/5/12/chartex" xmlns:cx7="http://schemas.microsoft.com/office/drawing/2016/5/13/chartex" xmlns:cx8="http://schemas.microsoft.com/office/drawing/2016/5/14/chartex" xmlns:mc="http://schemas.openxmlformats.org/markup-compatibility/2006" xmlns:aink="http://schemas.microsoft.com/office/drawing/2016/ink" xmlns:am3d="http://schemas.microsoft.com/office/drawing/2017/model3d" xmlns:o="urn:schemas-microsoft-com:office:office" xmlns:oel="http://schemas.microsoft.com/office/2019/extlst" xmlns:r="http://schemas.openxmlformats.org/officeDocument/2006/relationships" xmlns:m="http://schemas.openxmlformats.org/officeDocument/2006/math" xmlns:v="urn:schemas-microsoft-com:vml" xmlns:wp14="http://schemas.microsoft.com/office/word/2010/wordprocessingDrawing" xmlns:wp="http://schemas.openxmlformats.org/drawingml/2006/wordprocessingDrawing" xmlns:w10="urn:schemas-microsoft-com:office:word" xmlns:w="http://schemas.openxmlformats.org/wordprocessingml/2006/main" xmlns:w14="http://schemas.microsoft.com/office/word/2010/wordml" xmlns:w15="http://schemas.microsoft.com/office/word/2012/wordml" xmlns:w16cex="http://schemas.microsoft.com/office/word/2018/wordml/cex" xmlns:w16cid="http://schemas.microsoft.com/office/word/2016/wordml/cid" xmlns:w16="http://schemas.microsoft.com/office/word/2018/wordml" xmlns:w16du="http://schemas.microsoft.com/office/word/2023/wordml/word16du" xmlns:w16sdtdh="http://schemas.microsoft.com/office/word/2020/wordml/sdtdatahash" xmlns:w16sdtfl="http://schemas.microsoft.com/office/word/2024/wordml/sdtformatlock" xmlns:w16se="http://schemas.microsoft.com/office/word/2015/wordml/symex" xmlns:wpg="http://schemas.microsoft.com/office/word/2010/wordprocessingGroup" xmlns:wpi="http://schemas.microsoft.com/office/word/2010/wordprocessingInk" xmlns:wne="http://schemas.microsoft.com/office/word/2006/wordml" xmlns:wps="http://schemas.microsoft.com/office/word/2010/wordprocessingShape" mc:Ignorable="w14 w15 w16se w16cid w16 w16cex w16sdtdh w16sdtfl w16du wp14">
+<w:glossaryDocument xmlns:wpc="http://schemas.microsoft.com/office/word/2010/wordprocessingCanvas" xmlns:mc="http://schemas.openxmlformats.org/markup-compatibility/2006" xmlns:o="urn:schemas-microsoft-com:office:office" xmlns:r="http://schemas.openxmlformats.org/officeDocument/2006/relationships" xmlns:m="http://schemas.openxmlformats.org/officeDocument/2006/math" xmlns:v="urn:schemas-microsoft-com:vml" xmlns:wp14="http://schemas.microsoft.com/office/word/2010/wordprocessingDrawing" xmlns:wp="http://schemas.openxmlformats.org/drawingml/2006/wordprocessingDrawing" xmlns:w10="urn:schemas-microsoft-com:office:word" xmlns:w="http://schemas.openxmlformats.org/wordprocessingml/2006/main" xmlns:w14="http://schemas.microsoft.com/office/word/2010/wordml" xmlns:wpg="http://schemas.microsoft.com/office/word/2010/wordprocessingGroup" xmlns:wpi="http://schemas.microsoft.com/office/word/2010/wordprocessingInk" xmlns:wne="http://schemas.microsoft.com/office/word/2006/wordml" xmlns:wps="http://schemas.microsoft.com/office/word/2010/wordprocessingShape" mc:Ignorable="w14 wp14">
   <w:docParts>
     <w:docPart>
       <w:docPartPr>
@@ -14001,7 +14130,7 @@
 </file>
 
 <file path=word/glossary/fontTable.xml><?xml version="1.0" encoding="utf-8"?>
-<w:fonts xmlns:mc="http://schemas.openxmlformats.org/markup-compatibility/2006" xmlns:r="http://schemas.openxmlformats.org/officeDocument/2006/relationships" xmlns:w="http://schemas.openxmlformats.org/wordprocessingml/2006/main" xmlns:w14="http://schemas.microsoft.com/office/word/2010/wordml" xmlns:w15="http://schemas.microsoft.com/office/word/2012/wordml" xmlns:w16cex="http://schemas.microsoft.com/office/word/2018/wordml/cex" xmlns:w16cid="http://schemas.microsoft.com/office/word/2016/wordml/cid" xmlns:w16="http://schemas.microsoft.com/office/word/2018/wordml" xmlns:w16du="http://schemas.microsoft.com/office/word/2023/wordml/word16du" xmlns:w16sdtdh="http://schemas.microsoft.com/office/word/2020/wordml/sdtdatahash" xmlns:w16sdtfl="http://schemas.microsoft.com/office/word/2024/wordml/sdtformatlock" xmlns:w16se="http://schemas.microsoft.com/office/word/2015/wordml/symex" mc:Ignorable="w14 w15 w16se w16cid w16 w16cex w16sdtdh w16sdtfl w16du">
+<w:fonts xmlns:mc="http://schemas.openxmlformats.org/markup-compatibility/2006" xmlns:r="http://schemas.openxmlformats.org/officeDocument/2006/relationships" xmlns:w="http://schemas.openxmlformats.org/wordprocessingml/2006/main" xmlns:w14="http://schemas.microsoft.com/office/word/2010/wordml" mc:Ignorable="w14">
   <w:font w:name="Symbol">
     <w:panose1 w:val="05050102010706020507"/>
     <w:charset w:val="02"/>
@@ -14014,14 +14143,14 @@
     <w:charset w:val="00"/>
     <w:family w:val="roman"/>
     <w:pitch w:val="variable"/>
-    <w:sig w:usb0="E0002EFF" w:usb1="C000785B" w:usb2="00000009" w:usb3="00000000" w:csb0="000001FF" w:csb1="00000000"/>
+    <w:sig w:usb0="E0002EFF" w:usb1="C0007843" w:usb2="00000009" w:usb3="00000000" w:csb0="000001FF" w:csb1="00000000"/>
   </w:font>
   <w:font w:name="Courier New">
     <w:panose1 w:val="02070309020205020404"/>
     <w:charset w:val="00"/>
     <w:family w:val="modern"/>
     <w:pitch w:val="fixed"/>
-    <w:sig w:usb0="E0002EFF" w:usb1="C0007843" w:usb2="00000009" w:usb3="00000000" w:csb0="000001FF" w:csb1="00000000"/>
+    <w:sig w:usb0="E0002AFF" w:usb1="C0007843" w:usb2="00000009" w:usb3="00000000" w:csb0="000001FF" w:csb1="00000000"/>
   </w:font>
   <w:font w:name="Wingdings">
     <w:panose1 w:val="05000000000000000000"/>
@@ -14035,27 +14164,35 @@
     <w:charset w:val="00"/>
     <w:family w:val="swiss"/>
     <w:pitch w:val="variable"/>
-    <w:sig w:usb0="E4002EFF" w:usb1="C200247B" w:usb2="00000009" w:usb3="00000000" w:csb0="000001FF" w:csb1="00000000"/>
+    <w:sig w:usb0="E00002FF" w:usb1="4000ACFF" w:usb2="00000001" w:usb3="00000000" w:csb0="0000019F" w:csb1="00000000"/>
   </w:font>
   <w:font w:name="Calibri Light">
     <w:panose1 w:val="020F0302020204030204"/>
     <w:charset w:val="00"/>
     <w:family w:val="swiss"/>
     <w:pitch w:val="variable"/>
-    <w:sig w:usb0="E4002EFF" w:usb1="C200247B" w:usb2="00000009" w:usb3="00000000" w:csb0="000001FF" w:csb1="00000000"/>
+    <w:sig w:usb0="A00002EF" w:usb1="4000207B" w:usb2="00000000" w:usb3="00000000" w:csb0="0000019F" w:csb1="00000000"/>
   </w:font>
   <w:font w:name="Tahoma">
     <w:panose1 w:val="020B0604030504040204"/>
     <w:charset w:val="00"/>
     <w:family w:val="swiss"/>
+    <w:notTrueType/>
     <w:pitch w:val="variable"/>
-    <w:sig w:usb0="E1002EFF" w:usb1="C000605B" w:usb2="00000029" w:usb3="00000000" w:csb0="000101FF" w:csb1="00000000"/>
+    <w:sig w:usb0="00000003" w:usb1="00000000" w:usb2="00000000" w:usb3="00000000" w:csb0="00000001" w:csb1="00000000"/>
+  </w:font>
+  <w:font w:name="Cambria">
+    <w:panose1 w:val="02040503050406030204"/>
+    <w:charset w:val="00"/>
+    <w:family w:val="roman"/>
+    <w:pitch w:val="variable"/>
+    <w:sig w:usb0="E00002FF" w:usb1="400004FF" w:usb2="00000000" w:usb3="00000000" w:csb0="0000019F" w:csb1="00000000"/>
   </w:font>
 </w:fonts>
 </file>
 
 <file path=word/glossary/settings.xml><?xml version="1.0" encoding="utf-8"?>
-<w:settings xmlns:mc="http://schemas.openxmlformats.org/markup-compatibility/2006" xmlns:o="urn:schemas-microsoft-com:office:office" xmlns:r="http://schemas.openxmlformats.org/officeDocument/2006/relationships" xmlns:m="http://schemas.openxmlformats.org/officeDocument/2006/math" xmlns:v="urn:schemas-microsoft-com:vml" xmlns:w10="urn:schemas-microsoft-com:office:word" xmlns:w="http://schemas.openxmlformats.org/wordprocessingml/2006/main" xmlns:w14="http://schemas.microsoft.com/office/word/2010/wordml" xmlns:w15="http://schemas.microsoft.com/office/word/2012/wordml" xmlns:w16cex="http://schemas.microsoft.com/office/word/2018/wordml/cex" xmlns:w16cid="http://schemas.microsoft.com/office/word/2016/wordml/cid" xmlns:w16="http://schemas.microsoft.com/office/word/2018/wordml" xmlns:w16du="http://schemas.microsoft.com/office/word/2023/wordml/word16du" xmlns:w16sdtdh="http://schemas.microsoft.com/office/word/2020/wordml/sdtdatahash" xmlns:w16sdtfl="http://schemas.microsoft.com/office/word/2024/wordml/sdtformatlock" xmlns:w16se="http://schemas.microsoft.com/office/word/2015/wordml/symex" xmlns:sl="http://schemas.openxmlformats.org/schemaLibrary/2006/main" mc:Ignorable="w14 w15 w16se w16cid w16 w16cex w16sdtdh w16sdtfl w16du">
+<w:settings xmlns:mc="http://schemas.openxmlformats.org/markup-compatibility/2006" xmlns:o="urn:schemas-microsoft-com:office:office" xmlns:r="http://schemas.openxmlformats.org/officeDocument/2006/relationships" xmlns:m="http://schemas.openxmlformats.org/officeDocument/2006/math" xmlns:v="urn:schemas-microsoft-com:vml" xmlns:w10="urn:schemas-microsoft-com:office:word" xmlns:w="http://schemas.openxmlformats.org/wordprocessingml/2006/main" xmlns:w14="http://schemas.microsoft.com/office/word/2010/wordml" xmlns:sl="http://schemas.openxmlformats.org/schemaLibrary/2006/main" mc:Ignorable="w14">
   <w:view w:val="normal"/>
   <w:defaultTabStop w:val="720"/>
   <w:characterSpacingControl w:val="doNotCompress"/>
@@ -14065,7 +14202,6 @@
     <w:compatSetting w:name="overrideTableStyleFontSizeAndJustification" w:uri="http://schemas.microsoft.com/office/word" w:val="1"/>
     <w:compatSetting w:name="enableOpenTypeFeatures" w:uri="http://schemas.microsoft.com/office/word" w:val="1"/>
     <w:compatSetting w:name="doNotFlipMirrorIndents" w:uri="http://schemas.microsoft.com/office/word" w:val="1"/>
-    <w:compatSetting w:name="useWord2013TrackBottomHyphenation" w:uri="http://schemas.microsoft.com/office/word" w:val="1"/>
   </w:compat>
   <w:rsids>
     <w:rsidRoot w:val="001B1BB0"/>
@@ -14094,9 +14230,11 @@
     <w:rsid w:val="005973FC"/>
     <w:rsid w:val="005A53D4"/>
     <w:rsid w:val="005E537D"/>
+    <w:rsid w:val="0062308C"/>
     <w:rsid w:val="00632E6A"/>
     <w:rsid w:val="00673D14"/>
     <w:rsid w:val="00684D81"/>
+    <w:rsid w:val="006922C7"/>
     <w:rsid w:val="006E43C6"/>
     <w:rsid w:val="006F4D83"/>
     <w:rsid w:val="00743365"/>
@@ -14146,7 +14284,7 @@
 </file>
 
 <file path=word/glossary/styles.xml><?xml version="1.0" encoding="utf-8"?>
-<w:styles xmlns:mc="http://schemas.openxmlformats.org/markup-compatibility/2006" xmlns:r="http://schemas.openxmlformats.org/officeDocument/2006/relationships" xmlns:w="http://schemas.openxmlformats.org/wordprocessingml/2006/main" xmlns:w14="http://schemas.microsoft.com/office/word/2010/wordml" xmlns:w15="http://schemas.microsoft.com/office/word/2012/wordml" xmlns:w16cex="http://schemas.microsoft.com/office/word/2018/wordml/cex" xmlns:w16cid="http://schemas.microsoft.com/office/word/2016/wordml/cid" xmlns:w16="http://schemas.microsoft.com/office/word/2018/wordml" xmlns:w16du="http://schemas.microsoft.com/office/word/2023/wordml/word16du" xmlns:w16sdtdh="http://schemas.microsoft.com/office/word/2020/wordml/sdtdatahash" xmlns:w16sdtfl="http://schemas.microsoft.com/office/word/2024/wordml/sdtformatlock" xmlns:w16se="http://schemas.microsoft.com/office/word/2015/wordml/symex" mc:Ignorable="w14 w15 w16se w16cid w16 w16cex w16sdtdh w16sdtfl w16du">
+<w:styles xmlns:mc="http://schemas.openxmlformats.org/markup-compatibility/2006" xmlns:r="http://schemas.openxmlformats.org/officeDocument/2006/relationships" xmlns:w="http://schemas.openxmlformats.org/wordprocessingml/2006/main" xmlns:w14="http://schemas.microsoft.com/office/word/2010/wordml" mc:Ignorable="w14">
   <w:docDefaults>
     <w:rPrDefault>
       <w:rPr>
@@ -14162,383 +14300,348 @@
       </w:pPr>
     </w:pPrDefault>
   </w:docDefaults>
-  <w:latentStyles w:defLockedState="0" w:defUIPriority="99" w:defSemiHidden="0" w:defUnhideWhenUsed="0" w:defQFormat="0" w:count="376">
-    <w:lsdException w:name="Normal" w:uiPriority="0" w:qFormat="1"/>
-    <w:lsdException w:name="heading 1" w:uiPriority="9" w:qFormat="1"/>
-    <w:lsdException w:name="heading 2" w:semiHidden="1" w:uiPriority="9" w:unhideWhenUsed="1" w:qFormat="1"/>
-    <w:lsdException w:name="heading 3" w:semiHidden="1" w:uiPriority="9" w:unhideWhenUsed="1" w:qFormat="1"/>
-    <w:lsdException w:name="heading 4" w:semiHidden="1" w:uiPriority="9" w:unhideWhenUsed="1" w:qFormat="1"/>
-    <w:lsdException w:name="heading 5" w:semiHidden="1" w:uiPriority="9" w:unhideWhenUsed="1" w:qFormat="1"/>
-    <w:lsdException w:name="heading 6" w:semiHidden="1" w:uiPriority="9" w:unhideWhenUsed="1" w:qFormat="1"/>
-    <w:lsdException w:name="heading 7" w:semiHidden="1" w:uiPriority="9" w:unhideWhenUsed="1" w:qFormat="1"/>
-    <w:lsdException w:name="heading 8" w:semiHidden="1" w:uiPriority="9" w:unhideWhenUsed="1" w:qFormat="1"/>
-    <w:lsdException w:name="heading 9" w:semiHidden="1" w:uiPriority="9" w:unhideWhenUsed="1" w:qFormat="1"/>
-    <w:lsdException w:name="index 1" w:semiHidden="1" w:unhideWhenUsed="1"/>
-    <w:lsdException w:name="index 2" w:semiHidden="1" w:unhideWhenUsed="1"/>
-    <w:lsdException w:name="index 3" w:semiHidden="1" w:unhideWhenUsed="1"/>
-    <w:lsdException w:name="index 4" w:semiHidden="1" w:unhideWhenUsed="1"/>
-    <w:lsdException w:name="index 5" w:semiHidden="1" w:unhideWhenUsed="1"/>
-    <w:lsdException w:name="index 6" w:semiHidden="1" w:unhideWhenUsed="1"/>
-    <w:lsdException w:name="index 7" w:semiHidden="1" w:unhideWhenUsed="1"/>
-    <w:lsdException w:name="index 8" w:semiHidden="1" w:unhideWhenUsed="1"/>
-    <w:lsdException w:name="index 9" w:semiHidden="1" w:unhideWhenUsed="1"/>
-    <w:lsdException w:name="toc 1" w:semiHidden="1" w:uiPriority="39" w:unhideWhenUsed="1"/>
-    <w:lsdException w:name="toc 2" w:semiHidden="1" w:uiPriority="39" w:unhideWhenUsed="1"/>
-    <w:lsdException w:name="toc 3" w:semiHidden="1" w:uiPriority="39" w:unhideWhenUsed="1"/>
-    <w:lsdException w:name="toc 4" w:semiHidden="1" w:uiPriority="39" w:unhideWhenUsed="1"/>
-    <w:lsdException w:name="toc 5" w:semiHidden="1" w:uiPriority="39" w:unhideWhenUsed="1"/>
-    <w:lsdException w:name="toc 6" w:semiHidden="1" w:uiPriority="39" w:unhideWhenUsed="1"/>
-    <w:lsdException w:name="toc 7" w:semiHidden="1" w:uiPriority="39" w:unhideWhenUsed="1"/>
-    <w:lsdException w:name="toc 8" w:semiHidden="1" w:uiPriority="39" w:unhideWhenUsed="1"/>
-    <w:lsdException w:name="toc 9" w:semiHidden="1" w:uiPriority="39" w:unhideWhenUsed="1"/>
-    <w:lsdException w:name="Normal Indent" w:semiHidden="1" w:unhideWhenUsed="1"/>
-    <w:lsdException w:name="footnote text" w:semiHidden="1" w:unhideWhenUsed="1"/>
-    <w:lsdException w:name="annotation text" w:semiHidden="1" w:unhideWhenUsed="1"/>
-    <w:lsdException w:name="header" w:semiHidden="1" w:unhideWhenUsed="1"/>
-    <w:lsdException w:name="footer" w:semiHidden="1" w:unhideWhenUsed="1"/>
-    <w:lsdException w:name="index heading" w:semiHidden="1" w:unhideWhenUsed="1"/>
-    <w:lsdException w:name="caption" w:semiHidden="1" w:uiPriority="35" w:unhideWhenUsed="1" w:qFormat="1"/>
-    <w:lsdException w:name="table of figures" w:semiHidden="1" w:unhideWhenUsed="1"/>
-    <w:lsdException w:name="envelope address" w:semiHidden="1" w:unhideWhenUsed="1"/>
-    <w:lsdException w:name="envelope return" w:semiHidden="1" w:unhideWhenUsed="1"/>
-    <w:lsdException w:name="footnote reference" w:semiHidden="1" w:unhideWhenUsed="1"/>
-    <w:lsdException w:name="annotation reference" w:semiHidden="1" w:unhideWhenUsed="1"/>
-    <w:lsdException w:name="line number" w:semiHidden="1" w:unhideWhenUsed="1"/>
-    <w:lsdException w:name="page number" w:semiHidden="1" w:unhideWhenUsed="1"/>
-    <w:lsdException w:name="endnote reference" w:semiHidden="1" w:unhideWhenUsed="1"/>
-    <w:lsdException w:name="endnote text" w:semiHidden="1" w:unhideWhenUsed="1"/>
-    <w:lsdException w:name="table of authorities" w:semiHidden="1" w:unhideWhenUsed="1"/>
-    <w:lsdException w:name="macro" w:semiHidden="1" w:unhideWhenUsed="1"/>
-    <w:lsdException w:name="toa heading" w:semiHidden="1" w:unhideWhenUsed="1"/>
-    <w:lsdException w:name="List" w:semiHidden="1" w:unhideWhenUsed="1"/>
-    <w:lsdException w:name="List Bullet" w:semiHidden="1" w:unhideWhenUsed="1"/>
-    <w:lsdException w:name="List Number" w:semiHidden="1" w:unhideWhenUsed="1"/>
-    <w:lsdException w:name="List 2" w:semiHidden="1" w:unhideWhenUsed="1"/>
-    <w:lsdException w:name="List 3" w:semiHidden="1" w:unhideWhenUsed="1"/>
-    <w:lsdException w:name="List 4" w:semiHidden="1" w:unhideWhenUsed="1"/>
-    <w:lsdException w:name="List 5" w:semiHidden="1" w:unhideWhenUsed="1"/>
-    <w:lsdException w:name="List Bullet 2" w:semiHidden="1" w:unhideWhenUsed="1"/>
-    <w:lsdException w:name="List Bullet 3" w:semiHidden="1" w:unhideWhenUsed="1"/>
-    <w:lsdException w:name="List Bullet 4" w:semiHidden="1" w:unhideWhenUsed="1"/>
-    <w:lsdException w:name="List Bullet 5" w:semiHidden="1" w:unhideWhenUsed="1"/>
-    <w:lsdException w:name="List Number 2" w:semiHidden="1" w:unhideWhenUsed="1"/>
-    <w:lsdException w:name="List Number 3" w:semiHidden="1" w:unhideWhenUsed="1"/>
-    <w:lsdException w:name="List Number 4" w:semiHidden="1" w:unhideWhenUsed="1"/>
-    <w:lsdException w:name="List Number 5" w:semiHidden="1" w:unhideWhenUsed="1"/>
-    <w:lsdException w:name="Title" w:uiPriority="10" w:qFormat="1"/>
-    <w:lsdException w:name="Closing" w:semiHidden="1" w:unhideWhenUsed="1"/>
-    <w:lsdException w:name="Signature" w:semiHidden="1" w:unhideWhenUsed="1"/>
-    <w:lsdException w:name="Default Paragraph Font" w:semiHidden="1" w:uiPriority="1" w:unhideWhenUsed="1"/>
-    <w:lsdException w:name="Body Text" w:semiHidden="1" w:unhideWhenUsed="1"/>
-    <w:lsdException w:name="Body Text Indent" w:semiHidden="1" w:unhideWhenUsed="1"/>
-    <w:lsdException w:name="List Continue" w:semiHidden="1" w:unhideWhenUsed="1"/>
-    <w:lsdException w:name="List Continue 2" w:semiHidden="1" w:unhideWhenUsed="1"/>
-    <w:lsdException w:name="List Continue 3" w:semiHidden="1" w:unhideWhenUsed="1"/>
-    <w:lsdException w:name="List Continue 4" w:semiHidden="1" w:unhideWhenUsed="1"/>
-    <w:lsdException w:name="List Continue 5" w:semiHidden="1" w:unhideWhenUsed="1"/>
-    <w:lsdException w:name="Message Header" w:semiHidden="1" w:unhideWhenUsed="1"/>
-    <w:lsdException w:name="Subtitle" w:uiPriority="11" w:qFormat="1"/>
-    <w:lsdException w:name="Salutation" w:semiHidden="1" w:unhideWhenUsed="1"/>
-    <w:lsdException w:name="Date" w:semiHidden="1" w:unhideWhenUsed="1"/>
-    <w:lsdException w:name="Body Text First Indent" w:semiHidden="1" w:unhideWhenUsed="1"/>
-    <w:lsdException w:name="Body Text First Indent 2" w:semiHidden="1" w:unhideWhenUsed="1"/>
-    <w:lsdException w:name="Note Heading" w:semiHidden="1" w:unhideWhenUsed="1"/>
-    <w:lsdException w:name="Body Text 2" w:semiHidden="1" w:unhideWhenUsed="1"/>
-    <w:lsdException w:name="Body Text 3" w:semiHidden="1" w:unhideWhenUsed="1"/>
-    <w:lsdException w:name="Body Text Indent 2" w:semiHidden="1" w:unhideWhenUsed="1"/>
-    <w:lsdException w:name="Body Text Indent 3" w:semiHidden="1" w:unhideWhenUsed="1"/>
-    <w:lsdException w:name="Block Text" w:semiHidden="1" w:unhideWhenUsed="1"/>
-    <w:lsdException w:name="Hyperlink" w:semiHidden="1" w:unhideWhenUsed="1"/>
-    <w:lsdException w:name="FollowedHyperlink" w:semiHidden="1" w:unhideWhenUsed="1"/>
-    <w:lsdException w:name="Strong" w:uiPriority="22" w:qFormat="1"/>
-    <w:lsdException w:name="Emphasis" w:uiPriority="20" w:qFormat="1"/>
-    <w:lsdException w:name="Document Map" w:semiHidden="1" w:unhideWhenUsed="1"/>
-    <w:lsdException w:name="Plain Text" w:semiHidden="1" w:unhideWhenUsed="1"/>
-    <w:lsdException w:name="E-mail Signature" w:semiHidden="1" w:unhideWhenUsed="1"/>
-    <w:lsdException w:name="HTML Top of Form" w:semiHidden="1" w:unhideWhenUsed="1"/>
-    <w:lsdException w:name="HTML Bottom of Form" w:semiHidden="1" w:unhideWhenUsed="1"/>
-    <w:lsdException w:name="Normal (Web)" w:semiHidden="1" w:unhideWhenUsed="1"/>
-    <w:lsdException w:name="HTML Acronym" w:semiHidden="1" w:unhideWhenUsed="1"/>
-    <w:lsdException w:name="HTML Address" w:semiHidden="1" w:unhideWhenUsed="1"/>
-    <w:lsdException w:name="HTML Cite" w:semiHidden="1" w:unhideWhenUsed="1"/>
-    <w:lsdException w:name="HTML Code" w:semiHidden="1" w:unhideWhenUsed="1"/>
-    <w:lsdException w:name="HTML Definition" w:semiHidden="1" w:unhideWhenUsed="1"/>
-    <w:lsdException w:name="HTML Keyboard" w:semiHidden="1" w:unhideWhenUsed="1"/>
-    <w:lsdException w:name="HTML Preformatted" w:semiHidden="1" w:unhideWhenUsed="1"/>
-    <w:lsdException w:name="HTML Sample" w:semiHidden="1" w:unhideWhenUsed="1"/>
-    <w:lsdException w:name="HTML Typewriter" w:semiHidden="1" w:unhideWhenUsed="1"/>
-    <w:lsdException w:name="HTML Variable" w:semiHidden="1" w:unhideWhenUsed="1"/>
-    <w:lsdException w:name="Normal Table" w:semiHidden="1" w:unhideWhenUsed="1"/>
-    <w:lsdException w:name="annotation subject" w:semiHidden="1" w:unhideWhenUsed="1"/>
-    <w:lsdException w:name="No List" w:semiHidden="1" w:unhideWhenUsed="1"/>
-    <w:lsdException w:name="Outline List 1" w:semiHidden="1" w:unhideWhenUsed="1"/>
-    <w:lsdException w:name="Outline List 2" w:semiHidden="1" w:unhideWhenUsed="1"/>
-    <w:lsdException w:name="Outline List 3" w:semiHidden="1" w:unhideWhenUsed="1"/>
-    <w:lsdException w:name="Table Simple 1" w:semiHidden="1" w:unhideWhenUsed="1"/>
-    <w:lsdException w:name="Table Simple 2" w:semiHidden="1" w:unhideWhenUsed="1"/>
-    <w:lsdException w:name="Table Simple 3" w:semiHidden="1" w:unhideWhenUsed="1"/>
-    <w:lsdException w:name="Table Classic 1" w:semiHidden="1" w:unhideWhenUsed="1"/>
-    <w:lsdException w:name="Table Classic 2" w:semiHidden="1" w:unhideWhenUsed="1"/>
-    <w:lsdException w:name="Table Classic 3" w:semiHidden="1" w:unhideWhenUsed="1"/>
-    <w:lsdException w:name="Table Classic 4" w:semiHidden="1" w:unhideWhenUsed="1"/>
-    <w:lsdException w:name="Table Colorful 1" w:semiHidden="1" w:unhideWhenUsed="1"/>
-    <w:lsdException w:name="Table Colorful 2" w:semiHidden="1" w:unhideWhenUsed="1"/>
-    <w:lsdException w:name="Table Colorful 3" w:semiHidden="1" w:unhideWhenUsed="1"/>
-    <w:lsdException w:name="Table Columns 1" w:semiHidden="1" w:unhideWhenUsed="1"/>
-    <w:lsdException w:name="Table Columns 2" w:semiHidden="1" w:unhideWhenUsed="1"/>
-    <w:lsdException w:name="Table Columns 3" w:semiHidden="1" w:unhideWhenUsed="1"/>
-    <w:lsdException w:name="Table Columns 4" w:semiHidden="1" w:unhideWhenUsed="1"/>
-    <w:lsdException w:name="Table Columns 5" w:semiHidden="1" w:unhideWhenUsed="1"/>
-    <w:lsdException w:name="Table Grid 1" w:semiHidden="1" w:unhideWhenUsed="1"/>
-    <w:lsdException w:name="Table Grid 2" w:semiHidden="1" w:unhideWhenUsed="1"/>
-    <w:lsdException w:name="Table Grid 3" w:semiHidden="1" w:unhideWhenUsed="1"/>
-    <w:lsdException w:name="Table Grid 4" w:semiHidden="1" w:unhideWhenUsed="1"/>
-    <w:lsdException w:name="Table Grid 5" w:semiHidden="1" w:unhideWhenUsed="1"/>
-    <w:lsdException w:name="Table Grid 6" w:semiHidden="1" w:unhideWhenUsed="1"/>
-    <w:lsdException w:name="Table Grid 7" w:semiHidden="1" w:unhideWhenUsed="1"/>
-    <w:lsdException w:name="Table Grid 8" w:semiHidden="1" w:unhideWhenUsed="1"/>
-    <w:lsdException w:name="Table List 1" w:semiHidden="1" w:unhideWhenUsed="1"/>
-    <w:lsdException w:name="Table List 2" w:semiHidden="1" w:unhideWhenUsed="1"/>
-    <w:lsdException w:name="Table List 3" w:semiHidden="1" w:unhideWhenUsed="1"/>
-    <w:lsdException w:name="Table List 4" w:semiHidden="1" w:unhideWhenUsed="1"/>
-    <w:lsdException w:name="Table List 5" w:semiHidden="1" w:unhideWhenUsed="1"/>
-    <w:lsdException w:name="Table List 6" w:semiHidden="1" w:unhideWhenUsed="1"/>
-    <w:lsdException w:name="Table List 7" w:semiHidden="1" w:unhideWhenUsed="1"/>
-    <w:lsdException w:name="Table List 8" w:semiHidden="1" w:unhideWhenUsed="1"/>
-    <w:lsdException w:name="Table 3D effects 1" w:semiHidden="1" w:unhideWhenUsed="1"/>
-    <w:lsdException w:name="Table 3D effects 2" w:semiHidden="1" w:unhideWhenUsed="1"/>
-    <w:lsdException w:name="Table 3D effects 3" w:semiHidden="1" w:unhideWhenUsed="1"/>
-    <w:lsdException w:name="Table Contemporary" w:semiHidden="1" w:unhideWhenUsed="1"/>
-    <w:lsdException w:name="Table Elegant" w:semiHidden="1" w:unhideWhenUsed="1"/>
-    <w:lsdException w:name="Table Professional" w:semiHidden="1" w:unhideWhenUsed="1"/>
-    <w:lsdException w:name="Table Subtle 1" w:semiHidden="1" w:unhideWhenUsed="1"/>
-    <w:lsdException w:name="Table Subtle 2" w:semiHidden="1" w:unhideWhenUsed="1"/>
-    <w:lsdException w:name="Table Web 1" w:semiHidden="1" w:unhideWhenUsed="1"/>
-    <w:lsdException w:name="Table Web 2" w:semiHidden="1" w:unhideWhenUsed="1"/>
-    <w:lsdException w:name="Table Web 3" w:semiHidden="1" w:unhideWhenUsed="1"/>
-    <w:lsdException w:name="Balloon Text" w:semiHidden="1" w:unhideWhenUsed="1"/>
-    <w:lsdException w:name="Table Grid" w:uiPriority="39"/>
-    <w:lsdException w:name="Table Theme" w:semiHidden="1" w:unhideWhenUsed="1"/>
-    <w:lsdException w:name="Placeholder Text" w:semiHidden="1"/>
-    <w:lsdException w:name="No Spacing" w:uiPriority="1" w:qFormat="1"/>
-    <w:lsdException w:name="Light Shading" w:uiPriority="60"/>
-    <w:lsdException w:name="Light List" w:uiPriority="61"/>
-    <w:lsdException w:name="Light Grid" w:uiPriority="62"/>
-    <w:lsdException w:name="Medium Shading 1" w:uiPriority="63"/>
-    <w:lsdException w:name="Medium Shading 2" w:uiPriority="64"/>
-    <w:lsdException w:name="Medium List 1" w:uiPriority="65"/>
-    <w:lsdException w:name="Medium List 2" w:uiPriority="66"/>
-    <w:lsdException w:name="Medium Grid 1" w:uiPriority="67"/>
-    <w:lsdException w:name="Medium Grid 2" w:uiPriority="68"/>
-    <w:lsdException w:name="Medium Grid 3" w:uiPriority="69"/>
-    <w:lsdException w:name="Dark List" w:uiPriority="70"/>
-    <w:lsdException w:name="Colorful Shading" w:uiPriority="71"/>
-    <w:lsdException w:name="Colorful List" w:uiPriority="72"/>
-    <w:lsdException w:name="Colorful Grid" w:uiPriority="73"/>
-    <w:lsdException w:name="Light Shading Accent 1" w:uiPriority="60"/>
-    <w:lsdException w:name="Light List Accent 1" w:uiPriority="61"/>
-    <w:lsdException w:name="Light Grid Accent 1" w:uiPriority="62"/>
-    <w:lsdException w:name="Medium Shading 1 Accent 1" w:uiPriority="63"/>
-    <w:lsdException w:name="Medium Shading 2 Accent 1" w:uiPriority="64"/>
-    <w:lsdException w:name="Medium List 1 Accent 1" w:uiPriority="65"/>
-    <w:lsdException w:name="Revision" w:semiHidden="1"/>
-    <w:lsdException w:name="List Paragraph" w:uiPriority="34" w:qFormat="1"/>
-    <w:lsdException w:name="Quote" w:uiPriority="29" w:qFormat="1"/>
-    <w:lsdException w:name="Intense Quote" w:uiPriority="30" w:qFormat="1"/>
-    <w:lsdException w:name="Medium List 2 Accent 1" w:uiPriority="66"/>
-    <w:lsdException w:name="Medium Grid 1 Accent 1" w:uiPriority="67"/>
-    <w:lsdException w:name="Medium Grid 2 Accent 1" w:uiPriority="68"/>
-    <w:lsdException w:name="Medium Grid 3 Accent 1" w:uiPriority="69"/>
-    <w:lsdException w:name="Dark List Accent 1" w:uiPriority="70"/>
-    <w:lsdException w:name="Colorful Shading Accent 1" w:uiPriority="71"/>
-    <w:lsdException w:name="Colorful List Accent 1" w:uiPriority="72"/>
-    <w:lsdException w:name="Colorful Grid Accent 1" w:uiPriority="73"/>
-    <w:lsdException w:name="Light Shading Accent 2" w:uiPriority="60"/>
-    <w:lsdException w:name="Light List Accent 2" w:uiPriority="61"/>
-    <w:lsdException w:name="Light Grid Accent 2" w:uiPriority="62"/>
-    <w:lsdException w:name="Medium Shading 1 Accent 2" w:uiPriority="63"/>
-    <w:lsdException w:name="Medium Shading 2 Accent 2" w:uiPriority="64"/>
-    <w:lsdException w:name="Medium List 1 Accent 2" w:uiPriority="65"/>
-    <w:lsdException w:name="Medium List 2 Accent 2" w:uiPriority="66"/>
-    <w:lsdException w:name="Medium Grid 1 Accent 2" w:uiPriority="67"/>
-    <w:lsdException w:name="Medium Grid 2 Accent 2" w:uiPriority="68"/>
-    <w:lsdException w:name="Medium Grid 3 Accent 2" w:uiPriority="69"/>
-    <w:lsdException w:name="Dark List Accent 2" w:uiPriority="70"/>
-    <w:lsdException w:name="Colorful Shading Accent 2" w:uiPriority="71"/>
-    <w:lsdException w:name="Colorful List Accent 2" w:uiPriority="72"/>
-    <w:lsdException w:name="Colorful Grid Accent 2" w:uiPriority="73"/>
-    <w:lsdException w:name="Light Shading Accent 3" w:uiPriority="60"/>
-    <w:lsdException w:name="Light List Accent 3" w:uiPriority="61"/>
-    <w:lsdException w:name="Light Grid Accent 3" w:uiPriority="62"/>
-    <w:lsdException w:name="Medium Shading 1 Accent 3" w:uiPriority="63"/>
-    <w:lsdException w:name="Medium Shading 2 Accent 3" w:uiPriority="64"/>
-    <w:lsdException w:name="Medium List 1 Accent 3" w:uiPriority="65"/>
-    <w:lsdException w:name="Medium List 2 Accent 3" w:uiPriority="66"/>
-    <w:lsdException w:name="Medium Grid 1 Accent 3" w:uiPriority="67"/>
-    <w:lsdException w:name="Medium Grid 2 Accent 3" w:uiPriority="68"/>
-    <w:lsdException w:name="Medium Grid 3 Accent 3" w:uiPriority="69"/>
-    <w:lsdException w:name="Dark List Accent 3" w:uiPriority="70"/>
-    <w:lsdException w:name="Colorful Shading Accent 3" w:uiPriority="71"/>
-    <w:lsdException w:name="Colorful List Accent 3" w:uiPriority="72"/>
-    <w:lsdException w:name="Colorful Grid Accent 3" w:uiPriority="73"/>
-    <w:lsdException w:name="Light Shading Accent 4" w:uiPriority="60"/>
-    <w:lsdException w:name="Light List Accent 4" w:uiPriority="61"/>
-    <w:lsdException w:name="Light Grid Accent 4" w:uiPriority="62"/>
-    <w:lsdException w:name="Medium Shading 1 Accent 4" w:uiPriority="63"/>
-    <w:lsdException w:name="Medium Shading 2 Accent 4" w:uiPriority="64"/>
-    <w:lsdException w:name="Medium List 1 Accent 4" w:uiPriority="65"/>
-    <w:lsdException w:name="Medium List 2 Accent 4" w:uiPriority="66"/>
-    <w:lsdException w:name="Medium Grid 1 Accent 4" w:uiPriority="67"/>
-    <w:lsdException w:name="Medium Grid 2 Accent 4" w:uiPriority="68"/>
-    <w:lsdException w:name="Medium Grid 3 Accent 4" w:uiPriority="69"/>
-    <w:lsdException w:name="Dark List Accent 4" w:uiPriority="70"/>
-    <w:lsdException w:name="Colorful Shading Accent 4" w:uiPriority="71"/>
-    <w:lsdException w:name="Colorful List Accent 4" w:uiPriority="72"/>
-    <w:lsdException w:name="Colorful Grid Accent 4" w:uiPriority="73"/>
-    <w:lsdException w:name="Light Shading Accent 5" w:uiPriority="60"/>
-    <w:lsdException w:name="Light List Accent 5" w:uiPriority="61"/>
-    <w:lsdException w:name="Light Grid Accent 5" w:uiPriority="62"/>
-    <w:lsdException w:name="Medium Shading 1 Accent 5" w:uiPriority="63"/>
-    <w:lsdException w:name="Medium Shading 2 Accent 5" w:uiPriority="64"/>
-    <w:lsdException w:name="Medium List 1 Accent 5" w:uiPriority="65"/>
-    <w:lsdException w:name="Medium List 2 Accent 5" w:uiPriority="66"/>
-    <w:lsdException w:name="Medium Grid 1 Accent 5" w:uiPriority="67"/>
-    <w:lsdException w:name="Medium Grid 2 Accent 5" w:uiPriority="68"/>
-    <w:lsdException w:name="Medium Grid 3 Accent 5" w:uiPriority="69"/>
-    <w:lsdException w:name="Dark List Accent 5" w:uiPriority="70"/>
-    <w:lsdException w:name="Colorful Shading Accent 5" w:uiPriority="71"/>
-    <w:lsdException w:name="Colorful List Accent 5" w:uiPriority="72"/>
-    <w:lsdException w:name="Colorful Grid Accent 5" w:uiPriority="73"/>
-    <w:lsdException w:name="Light Shading Accent 6" w:uiPriority="60"/>
-    <w:lsdException w:name="Light List Accent 6" w:uiPriority="61"/>
-    <w:lsdException w:name="Light Grid Accent 6" w:uiPriority="62"/>
-    <w:lsdException w:name="Medium Shading 1 Accent 6" w:uiPriority="63"/>
-    <w:lsdException w:name="Medium Shading 2 Accent 6" w:uiPriority="64"/>
-    <w:lsdException w:name="Medium List 1 Accent 6" w:uiPriority="65"/>
-    <w:lsdException w:name="Medium List 2 Accent 6" w:uiPriority="66"/>
-    <w:lsdException w:name="Medium Grid 1 Accent 6" w:uiPriority="67"/>
-    <w:lsdException w:name="Medium Grid 2 Accent 6" w:uiPriority="68"/>
-    <w:lsdException w:name="Medium Grid 3 Accent 6" w:uiPriority="69"/>
-    <w:lsdException w:name="Dark List Accent 6" w:uiPriority="70"/>
-    <w:lsdException w:name="Colorful Shading Accent 6" w:uiPriority="71"/>
-    <w:lsdException w:name="Colorful List Accent 6" w:uiPriority="72"/>
-    <w:lsdException w:name="Colorful Grid Accent 6" w:uiPriority="73"/>
-    <w:lsdException w:name="Subtle Emphasis" w:uiPriority="19" w:qFormat="1"/>
-    <w:lsdException w:name="Intense Emphasis" w:uiPriority="21" w:qFormat="1"/>
-    <w:lsdException w:name="Subtle Reference" w:uiPriority="31" w:qFormat="1"/>
-    <w:lsdException w:name="Intense Reference" w:uiPriority="32" w:qFormat="1"/>
-    <w:lsdException w:name="Book Title" w:uiPriority="33" w:qFormat="1"/>
-    <w:lsdException w:name="Bibliography" w:semiHidden="1" w:uiPriority="37" w:unhideWhenUsed="1"/>
-    <w:lsdException w:name="TOC Heading" w:semiHidden="1" w:uiPriority="39" w:unhideWhenUsed="1" w:qFormat="1"/>
-    <w:lsdException w:name="Plain Table 1" w:uiPriority="41"/>
-    <w:lsdException w:name="Plain Table 2" w:uiPriority="42"/>
-    <w:lsdException w:name="Plain Table 3" w:uiPriority="43"/>
-    <w:lsdException w:name="Plain Table 4" w:uiPriority="44"/>
-    <w:lsdException w:name="Plain Table 5" w:uiPriority="45"/>
-    <w:lsdException w:name="Grid Table Light" w:uiPriority="40"/>
-    <w:lsdException w:name="Grid Table 1 Light" w:uiPriority="46"/>
-    <w:lsdException w:name="Grid Table 2" w:uiPriority="47"/>
-    <w:lsdException w:name="Grid Table 3" w:uiPriority="48"/>
-    <w:lsdException w:name="Grid Table 4" w:uiPriority="49"/>
-    <w:lsdException w:name="Grid Table 5 Dark" w:uiPriority="50"/>
-    <w:lsdException w:name="Grid Table 6 Colorful" w:uiPriority="51"/>
-    <w:lsdException w:name="Grid Table 7 Colorful" w:uiPriority="52"/>
-    <w:lsdException w:name="Grid Table 1 Light Accent 1" w:uiPriority="46"/>
-    <w:lsdException w:name="Grid Table 2 Accent 1" w:uiPriority="47"/>
-    <w:lsdException w:name="Grid Table 3 Accent 1" w:uiPriority="48"/>
-    <w:lsdException w:name="Grid Table 4 Accent 1" w:uiPriority="49"/>
-    <w:lsdException w:name="Grid Table 5 Dark Accent 1" w:uiPriority="50"/>
-    <w:lsdException w:name="Grid Table 6 Colorful Accent 1" w:uiPriority="51"/>
-    <w:lsdException w:name="Grid Table 7 Colorful Accent 1" w:uiPriority="52"/>
-    <w:lsdException w:name="Grid Table 1 Light Accent 2" w:uiPriority="46"/>
-    <w:lsdException w:name="Grid Table 2 Accent 2" w:uiPriority="47"/>
-    <w:lsdException w:name="Grid Table 3 Accent 2" w:uiPriority="48"/>
-    <w:lsdException w:name="Grid Table 4 Accent 2" w:uiPriority="49"/>
-    <w:lsdException w:name="Grid Table 5 Dark Accent 2" w:uiPriority="50"/>
-    <w:lsdException w:name="Grid Table 6 Colorful Accent 2" w:uiPriority="51"/>
-    <w:lsdException w:name="Grid Table 7 Colorful Accent 2" w:uiPriority="52"/>
-    <w:lsdException w:name="Grid Table 1 Light Accent 3" w:uiPriority="46"/>
-    <w:lsdException w:name="Grid Table 2 Accent 3" w:uiPriority="47"/>
-    <w:lsdException w:name="Grid Table 3 Accent 3" w:uiPriority="48"/>
-    <w:lsdException w:name="Grid Table 4 Accent 3" w:uiPriority="49"/>
-    <w:lsdException w:name="Grid Table 5 Dark Accent 3" w:uiPriority="50"/>
-    <w:lsdException w:name="Grid Table 6 Colorful Accent 3" w:uiPriority="51"/>
-    <w:lsdException w:name="Grid Table 7 Colorful Accent 3" w:uiPriority="52"/>
-    <w:lsdException w:name="Grid Table 1 Light Accent 4" w:uiPriority="46"/>
-    <w:lsdException w:name="Grid Table 2 Accent 4" w:uiPriority="47"/>
-    <w:lsdException w:name="Grid Table 3 Accent 4" w:uiPriority="48"/>
-    <w:lsdException w:name="Grid Table 4 Accent 4" w:uiPriority="49"/>
-    <w:lsdException w:name="Grid Table 5 Dark Accent 4" w:uiPriority="50"/>
-    <w:lsdException w:name="Grid Table 6 Colorful Accent 4" w:uiPriority="51"/>
-    <w:lsdException w:name="Grid Table 7 Colorful Accent 4" w:uiPriority="52"/>
-    <w:lsdException w:name="Grid Table 1 Light Accent 5" w:uiPriority="46"/>
-    <w:lsdException w:name="Grid Table 2 Accent 5" w:uiPriority="47"/>
-    <w:lsdException w:name="Grid Table 3 Accent 5" w:uiPriority="48"/>
-    <w:lsdException w:name="Grid Table 4 Accent 5" w:uiPriority="49"/>
-    <w:lsdException w:name="Grid Table 5 Dark Accent 5" w:uiPriority="50"/>
-    <w:lsdException w:name="Grid Table 6 Colorful Accent 5" w:uiPriority="51"/>
-    <w:lsdException w:name="Grid Table 7 Colorful Accent 5" w:uiPriority="52"/>
-    <w:lsdException w:name="Grid Table 1 Light Accent 6" w:uiPriority="46"/>
-    <w:lsdException w:name="Grid Table 2 Accent 6" w:uiPriority="47"/>
-    <w:lsdException w:name="Grid Table 3 Accent 6" w:uiPriority="48"/>
-    <w:lsdException w:name="Grid Table 4 Accent 6" w:uiPriority="49"/>
-    <w:lsdException w:name="Grid Table 5 Dark Accent 6" w:uiPriority="50"/>
-    <w:lsdException w:name="Grid Table 6 Colorful Accent 6" w:uiPriority="51"/>
-    <w:lsdException w:name="Grid Table 7 Colorful Accent 6" w:uiPriority="52"/>
-    <w:lsdException w:name="List Table 1 Light" w:uiPriority="46"/>
-    <w:lsdException w:name="List Table 2" w:uiPriority="47"/>
-    <w:lsdException w:name="List Table 3" w:uiPriority="48"/>
-    <w:lsdException w:name="List Table 4" w:uiPriority="49"/>
-    <w:lsdException w:name="List Table 5 Dark" w:uiPriority="50"/>
-    <w:lsdException w:name="List Table 6 Colorful" w:uiPriority="51"/>
-    <w:lsdException w:name="List Table 7 Colorful" w:uiPriority="52"/>
-    <w:lsdException w:name="List Table 1 Light Accent 1" w:uiPriority="46"/>
-    <w:lsdException w:name="List Table 2 Accent 1" w:uiPriority="47"/>
-    <w:lsdException w:name="List Table 3 Accent 1" w:uiPriority="48"/>
-    <w:lsdException w:name="List Table 4 Accent 1" w:uiPriority="49"/>
-    <w:lsdException w:name="List Table 5 Dark Accent 1" w:uiPriority="50"/>
-    <w:lsdException w:name="List Table 6 Colorful Accent 1" w:uiPriority="51"/>
-    <w:lsdException w:name="List Table 7 Colorful Accent 1" w:uiPriority="52"/>
-    <w:lsdException w:name="List Table 1 Light Accent 2" w:uiPriority="46"/>
-    <w:lsdException w:name="List Table 2 Accent 2" w:uiPriority="47"/>
-    <w:lsdException w:name="List Table 3 Accent 2" w:uiPriority="48"/>
-    <w:lsdException w:name="List Table 4 Accent 2" w:uiPriority="49"/>
-    <w:lsdException w:name="List Table 5 Dark Accent 2" w:uiPriority="50"/>
-    <w:lsdException w:name="List Table 6 Colorful Accent 2" w:uiPriority="51"/>
-    <w:lsdException w:name="List Table 7 Colorful Accent 2" w:uiPriority="52"/>
-    <w:lsdException w:name="List Table 1 Light Accent 3" w:uiPriority="46"/>
-    <w:lsdException w:name="List Table 2 Accent 3" w:uiPriority="47"/>
-    <w:lsdException w:name="List Table 3 Accent 3" w:uiPriority="48"/>
-    <w:lsdException w:name="List Table 4 Accent 3" w:uiPriority="49"/>
-    <w:lsdException w:name="List Table 5 Dark Accent 3" w:uiPriority="50"/>
-    <w:lsdException w:name="List Table 6 Colorful Accent 3" w:uiPriority="51"/>
-    <w:lsdException w:name="List Table 7 Colorful Accent 3" w:uiPriority="52"/>
-    <w:lsdException w:name="List Table 1 Light Accent 4" w:uiPriority="46"/>
-    <w:lsdException w:name="List Table 2 Accent 4" w:uiPriority="47"/>
-    <w:lsdException w:name="List Table 3 Accent 4" w:uiPriority="48"/>
-    <w:lsdException w:name="List Table 4 Accent 4" w:uiPriority="49"/>
-    <w:lsdException w:name="List Table 5 Dark Accent 4" w:uiPriority="50"/>
-    <w:lsdException w:name="List Table 6 Colorful Accent 4" w:uiPriority="51"/>
-    <w:lsdException w:name="List Table 7 Colorful Accent 4" w:uiPriority="52"/>
-    <w:lsdException w:name="List Table 1 Light Accent 5" w:uiPriority="46"/>
-    <w:lsdException w:name="List Table 2 Accent 5" w:uiPriority="47"/>
-    <w:lsdException w:name="List Table 3 Accent 5" w:uiPriority="48"/>
-    <w:lsdException w:name="List Table 4 Accent 5" w:uiPriority="49"/>
-    <w:lsdException w:name="List Table 5 Dark Accent 5" w:uiPriority="50"/>
-    <w:lsdException w:name="List Table 6 Colorful Accent 5" w:uiPriority="51"/>
-    <w:lsdException w:name="List Table 7 Colorful Accent 5" w:uiPriority="52"/>
-    <w:lsdException w:name="List Table 1 Light Accent 6" w:uiPriority="46"/>
-    <w:lsdException w:name="List Table 2 Accent 6" w:uiPriority="47"/>
-    <w:lsdException w:name="List Table 3 Accent 6" w:uiPriority="48"/>
-    <w:lsdException w:name="List Table 4 Accent 6" w:uiPriority="49"/>
-    <w:lsdException w:name="List Table 5 Dark Accent 6" w:uiPriority="50"/>
-    <w:lsdException w:name="List Table 6 Colorful Accent 6" w:uiPriority="51"/>
-    <w:lsdException w:name="List Table 7 Colorful Accent 6" w:uiPriority="52"/>
-    <w:lsdException w:name="Mention" w:semiHidden="1" w:unhideWhenUsed="1"/>
-    <w:lsdException w:name="Smart Hyperlink" w:semiHidden="1" w:unhideWhenUsed="1"/>
-    <w:lsdException w:name="Hashtag" w:semiHidden="1" w:unhideWhenUsed="1"/>
-    <w:lsdException w:name="Unresolved Mention" w:semiHidden="1" w:unhideWhenUsed="1"/>
-    <w:lsdException w:name="Smart Link" w:semiHidden="1" w:unhideWhenUsed="1"/>
+  <w:latentStyles w:defLockedState="0" w:defUIPriority="99" w:defSemiHidden="1" w:defUnhideWhenUsed="1" w:defQFormat="0" w:count="267">
+    <w:lsdException w:name="Normal" w:semiHidden="0" w:uiPriority="0" w:unhideWhenUsed="0" w:qFormat="1"/>
+    <w:lsdException w:name="heading 1" w:semiHidden="0" w:uiPriority="9" w:unhideWhenUsed="0" w:qFormat="1"/>
+    <w:lsdException w:name="heading 2" w:uiPriority="9" w:qFormat="1"/>
+    <w:lsdException w:name="heading 3" w:uiPriority="9" w:qFormat="1"/>
+    <w:lsdException w:name="heading 4" w:uiPriority="9" w:qFormat="1"/>
+    <w:lsdException w:name="heading 5" w:uiPriority="9" w:qFormat="1"/>
+    <w:lsdException w:name="heading 6" w:uiPriority="9" w:qFormat="1"/>
+    <w:lsdException w:name="heading 7" w:uiPriority="9" w:qFormat="1"/>
+    <w:lsdException w:name="heading 8" w:uiPriority="9" w:qFormat="1"/>
+    <w:lsdException w:name="heading 9" w:uiPriority="9" w:qFormat="1"/>
+    <w:lsdException w:name="toc 1" w:uiPriority="39"/>
+    <w:lsdException w:name="toc 2" w:uiPriority="39"/>
+    <w:lsdException w:name="toc 3" w:uiPriority="39"/>
+    <w:lsdException w:name="toc 4" w:uiPriority="39"/>
+    <w:lsdException w:name="toc 5" w:uiPriority="39"/>
+    <w:lsdException w:name="toc 6" w:uiPriority="39"/>
+    <w:lsdException w:name="toc 7" w:uiPriority="39"/>
+    <w:lsdException w:name="toc 8" w:uiPriority="39"/>
+    <w:lsdException w:name="toc 9" w:uiPriority="39"/>
+    <w:lsdException w:name="caption" w:uiPriority="35" w:qFormat="1"/>
+    <w:lsdException w:name="Title" w:semiHidden="0" w:uiPriority="10" w:unhideWhenUsed="0" w:qFormat="1"/>
+    <w:lsdException w:name="Default Paragraph Font" w:uiPriority="1"/>
+    <w:lsdException w:name="Subtitle" w:semiHidden="0" w:uiPriority="11" w:unhideWhenUsed="0" w:qFormat="1"/>
+    <w:lsdException w:name="Strong" w:semiHidden="0" w:uiPriority="22" w:unhideWhenUsed="0" w:qFormat="1"/>
+    <w:lsdException w:name="Emphasis" w:semiHidden="0" w:uiPriority="20" w:unhideWhenUsed="0" w:qFormat="1"/>
+    <w:lsdException w:name="Table Grid" w:semiHidden="0" w:uiPriority="39" w:unhideWhenUsed="0"/>
+    <w:lsdException w:name="Placeholder Text" w:unhideWhenUsed="0"/>
+    <w:lsdException w:name="No Spacing" w:semiHidden="0" w:uiPriority="1" w:unhideWhenUsed="0" w:qFormat="1"/>
+    <w:lsdException w:name="Light Shading" w:semiHidden="0" w:uiPriority="60" w:unhideWhenUsed="0"/>
+    <w:lsdException w:name="Light List" w:semiHidden="0" w:uiPriority="61" w:unhideWhenUsed="0"/>
+    <w:lsdException w:name="Light Grid" w:semiHidden="0" w:uiPriority="62" w:unhideWhenUsed="0"/>
+    <w:lsdException w:name="Medium Shading 1" w:semiHidden="0" w:uiPriority="63" w:unhideWhenUsed="0"/>
+    <w:lsdException w:name="Medium Shading 2" w:semiHidden="0" w:uiPriority="64" w:unhideWhenUsed="0"/>
+    <w:lsdException w:name="Medium List 1" w:semiHidden="0" w:uiPriority="65" w:unhideWhenUsed="0"/>
+    <w:lsdException w:name="Medium List 2" w:semiHidden="0" w:uiPriority="66" w:unhideWhenUsed="0"/>
+    <w:lsdException w:name="Medium Grid 1" w:semiHidden="0" w:uiPriority="67" w:unhideWhenUsed="0"/>
+    <w:lsdException w:name="Medium Grid 2" w:semiHidden="0" w:uiPriority="68" w:unhideWhenUsed="0"/>
+    <w:lsdException w:name="Medium Grid 3" w:semiHidden="0" w:uiPriority="69" w:unhideWhenUsed="0"/>
+    <w:lsdException w:name="Dark List" w:semiHidden="0" w:uiPriority="70" w:unhideWhenUsed="0"/>
+    <w:lsdException w:name="Colorful Shading" w:semiHidden="0" w:uiPriority="71" w:unhideWhenUsed="0"/>
+    <w:lsdException w:name="Colorful List" w:semiHidden="0" w:uiPriority="72" w:unhideWhenUsed="0"/>
+    <w:lsdException w:name="Colorful Grid" w:semiHidden="0" w:uiPriority="73" w:unhideWhenUsed="0"/>
+    <w:lsdException w:name="Light Shading Accent 1" w:semiHidden="0" w:uiPriority="60" w:unhideWhenUsed="0"/>
+    <w:lsdException w:name="Light List Accent 1" w:semiHidden="0" w:uiPriority="61" w:unhideWhenUsed="0"/>
+    <w:lsdException w:name="Light Grid Accent 1" w:semiHidden="0" w:uiPriority="62" w:unhideWhenUsed="0"/>
+    <w:lsdException w:name="Medium Shading 1 Accent 1" w:semiHidden="0" w:uiPriority="63" w:unhideWhenUsed="0"/>
+    <w:lsdException w:name="Medium Shading 2 Accent 1" w:semiHidden="0" w:uiPriority="64" w:unhideWhenUsed="0"/>
+    <w:lsdException w:name="Medium List 1 Accent 1" w:semiHidden="0" w:uiPriority="65" w:unhideWhenUsed="0"/>
+    <w:lsdException w:name="Revision" w:unhideWhenUsed="0"/>
+    <w:lsdException w:name="List Paragraph" w:semiHidden="0" w:uiPriority="34" w:unhideWhenUsed="0" w:qFormat="1"/>
+    <w:lsdException w:name="Quote" w:semiHidden="0" w:uiPriority="29" w:unhideWhenUsed="0" w:qFormat="1"/>
+    <w:lsdException w:name="Intense Quote" w:semiHidden="0" w:uiPriority="30" w:unhideWhenUsed="0" w:qFormat="1"/>
+    <w:lsdException w:name="Medium List 2 Accent 1" w:semiHidden="0" w:uiPriority="66" w:unhideWhenUsed="0"/>
+    <w:lsdException w:name="Medium Grid 1 Accent 1" w:semiHidden="0" w:uiPriority="67" w:unhideWhenUsed="0"/>
+    <w:lsdException w:name="Medium Grid 2 Accent 1" w:semiHidden="0" w:uiPriority="68" w:unhideWhenUsed="0"/>
+    <w:lsdException w:name="Medium Grid 3 Accent 1" w:semiHidden="0" w:uiPriority="69" w:unhideWhenUsed="0"/>
+    <w:lsdException w:name="Dark List Accent 1" w:semiHidden="0" w:uiPriority="70" w:unhideWhenUsed="0"/>
+    <w:lsdException w:name="Colorful Shading Accent 1" w:semiHidden="0" w:uiPriority="71" w:unhideWhenUsed="0"/>
+    <w:lsdException w:name="Colorful List Accent 1" w:semiHidden="0" w:uiPriority="72" w:unhideWhenUsed="0"/>
+    <w:lsdException w:name="Colorful Grid Accent 1" w:semiHidden="0" w:uiPriority="73" w:unhideWhenUsed="0"/>
+    <w:lsdException w:name="Light Shading Accent 2" w:semiHidden="0" w:uiPriority="60" w:unhideWhenUsed="0"/>
+    <w:lsdException w:name="Light List Accent 2" w:semiHidden="0" w:uiPriority="61" w:unhideWhenUsed="0"/>
+    <w:lsdException w:name="Light Grid Accent 2" w:semiHidden="0" w:uiPriority="62" w:unhideWhenUsed="0"/>
+    <w:lsdException w:name="Medium Shading 1 Accent 2" w:semiHidden="0" w:uiPriority="63" w:unhideWhenUsed="0"/>
+    <w:lsdException w:name="Medium Shading 2 Accent 2" w:semiHidden="0" w:uiPriority="64" w:unhideWhenUsed="0"/>
+    <w:lsdException w:name="Medium List 1 Accent 2" w:semiHidden="0" w:uiPriority="65" w:unhideWhenUsed="0"/>
+    <w:lsdException w:name="Medium List 2 Accent 2" w:semiHidden="0" w:uiPriority="66" w:unhideWhenUsed="0"/>
+    <w:lsdException w:name="Medium Grid 1 Accent 2" w:semiHidden="0" w:uiPriority="67" w:unhideWhenUsed="0"/>
+    <w:lsdException w:name="Medium Grid 2 Accent 2" w:semiHidden="0" w:uiPriority="68" w:unhideWhenUsed="0"/>
+    <w:lsdException w:name="Medium Grid 3 Accent 2" w:semiHidden="0" w:uiPriority="69" w:unhideWhenUsed="0"/>
+    <w:lsdException w:name="Dark List Accent 2" w:semiHidden="0" w:uiPriority="70" w:unhideWhenUsed="0"/>
+    <w:lsdException w:name="Colorful Shading Accent 2" w:semiHidden="0" w:uiPriority="71" w:unhideWhenUsed="0"/>
+    <w:lsdException w:name="Colorful List Accent 2" w:semiHidden="0" w:uiPriority="72" w:unhideWhenUsed="0"/>
+    <w:lsdException w:name="Colorful Grid Accent 2" w:semiHidden="0" w:uiPriority="73" w:unhideWhenUsed="0"/>
+    <w:lsdException w:name="Light Shading Accent 3" w:semiHidden="0" w:uiPriority="60" w:unhideWhenUsed="0"/>
+    <w:lsdException w:name="Light List Accent 3" w:semiHidden="0" w:uiPriority="61" w:unhideWhenUsed="0"/>
+    <w:lsdException w:name="Light Grid Accent 3" w:semiHidden="0" w:uiPriority="62" w:unhideWhenUsed="0"/>
+    <w:lsdException w:name="Medium Shading 1 Accent 3" w:semiHidden="0" w:uiPriority="63" w:unhideWhenUsed="0"/>
+    <w:lsdException w:name="Medium Shading 2 Accent 3" w:semiHidden="0" w:uiPriority="64" w:unhideWhenUsed="0"/>
+    <w:lsdException w:name="Medium List 1 Accent 3" w:semiHidden="0" w:uiPriority="65" w:unhideWhenUsed="0"/>
+    <w:lsdException w:name="Medium List 2 Accent 3" w:semiHidden="0" w:uiPriority="66" w:unhideWhenUsed="0"/>
+    <w:lsdException w:name="Medium Grid 1 Accent 3" w:semiHidden="0" w:uiPriority="67" w:unhideWhenUsed="0"/>
+    <w:lsdException w:name="Medium Grid 2 Accent 3" w:semiHidden="0" w:uiPriority="68" w:unhideWhenUsed="0"/>
+    <w:lsdException w:name="Medium Grid 3 Accent 3" w:semiHidden="0" w:uiPriority="69" w:unhideWhenUsed="0"/>
+    <w:lsdException w:name="Dark List Accent 3" w:semiHidden="0" w:uiPriority="70" w:unhideWhenUsed="0"/>
+    <w:lsdException w:name="Colorful Shading Accent 3" w:semiHidden="0" w:uiPriority="71" w:unhideWhenUsed="0"/>
+    <w:lsdException w:name="Colorful List Accent 3" w:semiHidden="0" w:uiPriority="72" w:unhideWhenUsed="0"/>
+    <w:lsdException w:name="Colorful Grid Accent 3" w:semiHidden="0" w:uiPriority="73" w:unhideWhenUsed="0"/>
+    <w:lsdException w:name="Light Shading Accent 4" w:semiHidden="0" w:uiPriority="60" w:unhideWhenUsed="0"/>
+    <w:lsdException w:name="Light List Accent 4" w:semiHidden="0" w:uiPriority="61" w:unhideWhenUsed="0"/>
+    <w:lsdException w:name="Light Grid Accent 4" w:semiHidden="0" w:uiPriority="62" w:unhideWhenUsed="0"/>
+    <w:lsdException w:name="Medium Shading 1 Accent 4" w:semiHidden="0" w:uiPriority="63" w:unhideWhenUsed="0"/>
+    <w:lsdException w:name="Medium Shading 2 Accent 4" w:semiHidden="0" w:uiPriority="64" w:unhideWhenUsed="0"/>
+    <w:lsdException w:name="Medium List 1 Accent 4" w:semiHidden="0" w:uiPriority="65" w:unhideWhenUsed="0"/>
+    <w:lsdException w:name="Medium List 2 Accent 4" w:semiHidden="0" w:uiPriority="66" w:unhideWhenUsed="0"/>
+    <w:lsdException w:name="Medium Grid 1 Accent 4" w:semiHidden="0" w:uiPriority="67" w:unhideWhenUsed="0"/>
+    <w:lsdException w:name="Medium Grid 2 Accent 4" w:semiHidden="0" w:uiPriority="68" w:unhideWhenUsed="0"/>
+    <w:lsdException w:name="Medium Grid 3 Accent 4" w:semiHidden="0" w:uiPriority="69" w:unhideWhenUsed="0"/>
+    <w:lsdException w:name="Dark List Accent 4" w:semiHidden="0" w:uiPriority="70" w:unhideWhenUsed="0"/>
+    <w:lsdException w:name="Colorful Shading Accent 4" w:semiHidden="0" w:uiPriority="71" w:unhideWhenUsed="0"/>
+    <w:lsdException w:name="Colorful List Accent 4" w:semiHidden="0" w:uiPriority="72" w:unhideWhenUsed="0"/>
+    <w:lsdException w:name="Colorful Grid Accent 4" w:semiHidden="0" w:uiPriority="73" w:unhideWhenUsed="0"/>
+    <w:lsdException w:name="Light Shading Accent 5" w:semiHidden="0" w:uiPriority="60" w:unhideWhenUsed="0"/>
+    <w:lsdException w:name="Light List Accent 5" w:semiHidden="0" w:uiPriority="61" w:unhideWhenUsed="0"/>
+    <w:lsdException w:name="Light Grid Accent 5" w:semiHidden="0" w:uiPriority="62" w:unhideWhenUsed="0"/>
+    <w:lsdException w:name="Medium Shading 1 Accent 5" w:semiHidden="0" w:uiPriority="63" w:unhideWhenUsed="0"/>
+    <w:lsdException w:name="Medium Shading 2 Accent 5" w:semiHidden="0" w:uiPriority="64" w:unhideWhenUsed="0"/>
+    <w:lsdException w:name="Medium List 1 Accent 5" w:semiHidden="0" w:uiPriority="65" w:unhideWhenUsed="0"/>
+    <w:lsdException w:name="Medium List 2 Accent 5" w:semiHidden="0" w:uiPriority="66" w:unhideWhenUsed="0"/>
+    <w:lsdException w:name="Medium Grid 1 Accent 5" w:semiHidden="0" w:uiPriority="67" w:unhideWhenUsed="0"/>
+    <w:lsdException w:name="Medium Grid 2 Accent 5" w:semiHidden="0" w:uiPriority="68" w:unhideWhenUsed="0"/>
+    <w:lsdException w:name="Medium Grid 3 Accent 5" w:semiHidden="0" w:uiPriority="69" w:unhideWhenUsed="0"/>
+    <w:lsdException w:name="Dark List Accent 5" w:semiHidden="0" w:uiPriority="70" w:unhideWhenUsed="0"/>
+    <w:lsdException w:name="Colorful Shading Accent 5" w:semiHidden="0" w:uiPriority="71" w:unhideWhenUsed="0"/>
+    <w:lsdException w:name="Colorful List Accent 5" w:semiHidden="0" w:uiPriority="72" w:unhideWhenUsed="0"/>
+    <w:lsdException w:name="Colorful Grid Accent 5" w:semiHidden="0" w:uiPriority="73" w:unhideWhenUsed="0"/>
+    <w:lsdException w:name="Light Shading Accent 6" w:semiHidden="0" w:uiPriority="60" w:unhideWhenUsed="0"/>
+    <w:lsdException w:name="Light List Accent 6" w:semiHidden="0" w:uiPriority="61" w:unhideWhenUsed="0"/>
+    <w:lsdException w:name="Light Grid Accent 6" w:semiHidden="0" w:uiPriority="62" w:unhideWhenUsed="0"/>
+    <w:lsdException w:name="Medium Shading 1 Accent 6" w:semiHidden="0" w:uiPriority="63" w:unhideWhenUsed="0"/>
+    <w:lsdException w:name="Medium Shading 2 Accent 6" w:semiHidden="0" w:uiPriority="64" w:unhideWhenUsed="0"/>
+    <w:lsdException w:name="Medium List 1 Accent 6" w:semiHidden="0" w:uiPriority="65" w:unhideWhenUsed="0"/>
+    <w:lsdException w:name="Medium List 2 Accent 6" w:semiHidden="0" w:uiPriority="66" w:unhideWhenUsed="0"/>
+    <w:lsdException w:name="Medium Grid 1 Accent 6" w:semiHidden="0" w:uiPriority="67" w:unhideWhenUsed="0"/>
+    <w:lsdException w:name="Medium Grid 2 Accent 6" w:semiHidden="0" w:uiPriority="68" w:unhideWhenUsed="0"/>
+    <w:lsdException w:name="Medium Grid 3 Accent 6" w:semiHidden="0" w:uiPriority="69" w:unhideWhenUsed="0"/>
+    <w:lsdException w:name="Dark List Accent 6" w:semiHidden="0" w:uiPriority="70" w:unhideWhenUsed="0"/>
+    <w:lsdException w:name="Colorful Shading Accent 6" w:semiHidden="0" w:uiPriority="71" w:unhideWhenUsed="0"/>
+    <w:lsdException w:name="Colorful List Accent 6" w:semiHidden="0" w:uiPriority="72" w:unhideWhenUsed="0"/>
+    <w:lsdException w:name="Colorful Grid Accent 6" w:semiHidden="0" w:uiPriority="73" w:unhideWhenUsed="0"/>
+    <w:lsdException w:name="Subtle Emphasis" w:semiHidden="0" w:uiPriority="19" w:unhideWhenUsed="0" w:qFormat="1"/>
+    <w:lsdException w:name="Intense Emphasis" w:semiHidden="0" w:uiPriority="21" w:unhideWhenUsed="0" w:qFormat="1"/>
+    <w:lsdException w:name="Subtle Reference" w:semiHidden="0" w:uiPriority="31" w:unhideWhenUsed="0" w:qFormat="1"/>
+    <w:lsdException w:name="Intense Reference" w:semiHidden="0" w:uiPriority="32" w:unhideWhenUsed="0" w:qFormat="1"/>
+    <w:lsdException w:name="Book Title" w:semiHidden="0" w:uiPriority="33" w:unhideWhenUsed="0" w:qFormat="1"/>
+    <w:lsdException w:name="Bibliography" w:uiPriority="37"/>
+    <w:lsdException w:name="TOC Heading" w:uiPriority="39" w:qFormat="1"/>
+  </w:latentStyles>
+  <w:style w:type="paragraph" w:default="1" w:styleId="Normal">
+    <w:name w:val="Normal"/>
+    <w:qFormat/>
+  </w:style>
+  <w:style w:type="character" w:default="1" w:styleId="DefaultParagraphFont">
+    <w:name w:val="Default Paragraph Font"/>
+    <w:uiPriority w:val="1"/>
+    <w:semiHidden/>
+    <w:unhideWhenUsed/>
+  </w:style>
+  <w:style w:type="table" w:default="1" w:styleId="TableNormal">
+    <w:name w:val="Normal Table"/>
+    <w:uiPriority w:val="99"/>
+    <w:semiHidden/>
+    <w:unhideWhenUsed/>
+    <w:tblPr>
+      <w:tblInd w:w="0" w:type="dxa"/>
+      <w:tblCellMar>
+        <w:top w:w="0" w:type="dxa"/>
+        <w:left w:w="108" w:type="dxa"/>
+        <w:bottom w:w="0" w:type="dxa"/>
+        <w:right w:w="108" w:type="dxa"/>
+      </w:tblCellMar>
+    </w:tblPr>
+  </w:style>
+  <w:style w:type="numbering" w:default="1" w:styleId="NoList">
+    <w:name w:val="No List"/>
+    <w:uiPriority w:val="99"/>
+    <w:semiHidden/>
+    <w:unhideWhenUsed/>
+  </w:style>
+  <w:style w:type="character" w:styleId="PlaceholderText">
+    <w:name w:val="Placeholder Text"/>
+    <w:basedOn w:val="DefaultParagraphFont"/>
+    <w:uiPriority w:val="99"/>
+    <w:semiHidden/>
+    <w:rsid w:val="001B1BB0"/>
+    <w:rPr>
+      <w:color w:val="808080"/>
+    </w:rPr>
+  </w:style>
+  <w:style w:type="paragraph" w:customStyle="1" w:styleId="272C1A22B7244BE3AEDB1C3778ACA723">
+    <w:name w:val="272C1A22B7244BE3AEDB1C3778ACA723"/>
+    <w:rsid w:val="001B1BB0"/>
+  </w:style>
+</w:styles>
+</file>
+
+<file path=word/glossary/stylesWithEffects.xml><?xml version="1.0" encoding="utf-8"?>
+<w:styles xmlns:wpc="http://schemas.microsoft.com/office/word/2010/wordprocessingCanvas" xmlns:mc="http://schemas.openxmlformats.org/markup-compatibility/2006" xmlns:o="urn:schemas-microsoft-com:office:office" xmlns:r="http://schemas.openxmlformats.org/officeDocument/2006/relationships" xmlns:m="http://schemas.openxmlformats.org/officeDocument/2006/math" xmlns:v="urn:schemas-microsoft-com:vml" xmlns:wp14="http://schemas.microsoft.com/office/word/2010/wordprocessingDrawing" xmlns:wp="http://schemas.openxmlformats.org/drawingml/2006/wordprocessingDrawing" xmlns:w10="urn:schemas-microsoft-com:office:word" xmlns:w="http://schemas.openxmlformats.org/wordprocessingml/2006/main" xmlns:w14="http://schemas.microsoft.com/office/word/2010/wordml" xmlns:wpg="http://schemas.microsoft.com/office/word/2010/wordprocessingGroup" xmlns:wpi="http://schemas.microsoft.com/office/word/2010/wordprocessingInk" xmlns:wne="http://schemas.microsoft.com/office/word/2006/wordml" xmlns:wps="http://schemas.microsoft.com/office/word/2010/wordprocessingShape" mc:Ignorable="w14 wp14">
+  <w:docDefaults>
+    <w:rPrDefault>
+      <w:rPr>
+        <w:rFonts w:asciiTheme="minorHAnsi" w:eastAsiaTheme="minorEastAsia" w:hAnsiTheme="minorHAnsi" w:cstheme="minorBidi"/>
+        <w:sz w:val="22"/>
+        <w:szCs w:val="22"/>
+        <w:lang w:val="en-US" w:eastAsia="en-US" w:bidi="ar-SA"/>
+      </w:rPr>
+    </w:rPrDefault>
+    <w:pPrDefault>
+      <w:pPr>
+        <w:spacing w:after="160" w:line="259" w:lineRule="auto"/>
+      </w:pPr>
+    </w:pPrDefault>
+  </w:docDefaults>
+  <w:latentStyles w:defLockedState="0" w:defUIPriority="99" w:defSemiHidden="1" w:defUnhideWhenUsed="1" w:defQFormat="0" w:count="267">
+    <w:lsdException w:name="Normal" w:semiHidden="0" w:uiPriority="0" w:unhideWhenUsed="0" w:qFormat="1"/>
+    <w:lsdException w:name="heading 1" w:semiHidden="0" w:uiPriority="9" w:unhideWhenUsed="0" w:qFormat="1"/>
+    <w:lsdException w:name="heading 2" w:uiPriority="9" w:qFormat="1"/>
+    <w:lsdException w:name="heading 3" w:uiPriority="9" w:qFormat="1"/>
+    <w:lsdException w:name="heading 4" w:uiPriority="9" w:qFormat="1"/>
+    <w:lsdException w:name="heading 5" w:uiPriority="9" w:qFormat="1"/>
+    <w:lsdException w:name="heading 6" w:uiPriority="9" w:qFormat="1"/>
+    <w:lsdException w:name="heading 7" w:uiPriority="9" w:qFormat="1"/>
+    <w:lsdException w:name="heading 8" w:uiPriority="9" w:qFormat="1"/>
+    <w:lsdException w:name="heading 9" w:uiPriority="9" w:qFormat="1"/>
+    <w:lsdException w:name="toc 1" w:uiPriority="39"/>
+    <w:lsdException w:name="toc 2" w:uiPriority="39"/>
+    <w:lsdException w:name="toc 3" w:uiPriority="39"/>
+    <w:lsdException w:name="toc 4" w:uiPriority="39"/>
+    <w:lsdException w:name="toc 5" w:uiPriority="39"/>
+    <w:lsdException w:name="toc 6" w:uiPriority="39"/>
+    <w:lsdException w:name="toc 7" w:uiPriority="39"/>
+    <w:lsdException w:name="toc 8" w:uiPriority="39"/>
+    <w:lsdException w:name="toc 9" w:uiPriority="39"/>
+    <w:lsdException w:name="caption" w:uiPriority="35" w:qFormat="1"/>
+    <w:lsdException w:name="Title" w:semiHidden="0" w:uiPriority="10" w:unhideWhenUsed="0" w:qFormat="1"/>
+    <w:lsdException w:name="Default Paragraph Font" w:uiPriority="1"/>
+    <w:lsdException w:name="Subtitle" w:semiHidden="0" w:uiPriority="11" w:unhideWhenUsed="0" w:qFormat="1"/>
+    <w:lsdException w:name="Strong" w:semiHidden="0" w:uiPriority="22" w:unhideWhenUsed="0" w:qFormat="1"/>
+    <w:lsdException w:name="Emphasis" w:semiHidden="0" w:uiPriority="20" w:unhideWhenUsed="0" w:qFormat="1"/>
+    <w:lsdException w:name="Table Grid" w:semiHidden="0" w:uiPriority="39" w:unhideWhenUsed="0"/>
+    <w:lsdException w:name="Placeholder Text" w:unhideWhenUsed="0"/>
+    <w:lsdException w:name="No Spacing" w:semiHidden="0" w:uiPriority="1" w:unhideWhenUsed="0" w:qFormat="1"/>
+    <w:lsdException w:name="Light Shading" w:semiHidden="0" w:uiPriority="60" w:unhideWhenUsed="0"/>
+    <w:lsdException w:name="Light List" w:semiHidden="0" w:uiPriority="61" w:unhideWhenUsed="0"/>
+    <w:lsdException w:name="Light Grid" w:semiHidden="0" w:uiPriority="62" w:unhideWhenUsed="0"/>
+    <w:lsdException w:name="Medium Shading 1" w:semiHidden="0" w:uiPriority="63" w:unhideWhenUsed="0"/>
+    <w:lsdException w:name="Medium Shading 2" w:semiHidden="0" w:uiPriority="64" w:unhideWhenUsed="0"/>
+    <w:lsdException w:name="Medium List 1" w:semiHidden="0" w:uiPriority="65" w:unhideWhenUsed="0"/>
+    <w:lsdException w:name="Medium List 2" w:semiHidden="0" w:uiPriority="66" w:unhideWhenUsed="0"/>
+    <w:lsdException w:name="Medium Grid 1" w:semiHidden="0" w:uiPriority="67" w:unhideWhenUsed="0"/>
+    <w:lsdException w:name="Medium Grid 2" w:semiHidden="0" w:uiPriority="68" w:unhideWhenUsed="0"/>
+    <w:lsdException w:name="Medium Grid 3" w:semiHidden="0" w:uiPriority="69" w:unhideWhenUsed="0"/>
+    <w:lsdException w:name="Dark List" w:semiHidden="0" w:uiPriority="70" w:unhideWhenUsed="0"/>
+    <w:lsdException w:name="Colorful Shading" w:semiHidden="0" w:uiPriority="71" w:unhideWhenUsed="0"/>
+    <w:lsdException w:name="Colorful List" w:semiHidden="0" w:uiPriority="72" w:unhideWhenUsed="0"/>
+    <w:lsdException w:name="Colorful Grid" w:semiHidden="0" w:uiPriority="73" w:unhideWhenUsed="0"/>
+    <w:lsdException w:name="Light Shading Accent 1" w:semiHidden="0" w:uiPriority="60" w:unhideWhenUsed="0"/>
+    <w:lsdException w:name="Light List Accent 1" w:semiHidden="0" w:uiPriority="61" w:unhideWhenUsed="0"/>
+    <w:lsdException w:name="Light Grid Accent 1" w:semiHidden="0" w:uiPriority="62" w:unhideWhenUsed="0"/>
+    <w:lsdException w:name="Medium Shading 1 Accent 1" w:semiHidden="0" w:uiPriority="63" w:unhideWhenUsed="0"/>
+    <w:lsdException w:name="Medium Shading 2 Accent 1" w:semiHidden="0" w:uiPriority="64" w:unhideWhenUsed="0"/>
+    <w:lsdException w:name="Medium List 1 Accent 1" w:semiHidden="0" w:uiPriority="65" w:unhideWhenUsed="0"/>
+    <w:lsdException w:name="Revision" w:unhideWhenUsed="0"/>
+    <w:lsdException w:name="List Paragraph" w:semiHidden="0" w:uiPriority="34" w:unhideWhenUsed="0" w:qFormat="1"/>
+    <w:lsdException w:name="Quote" w:semiHidden="0" w:uiPriority="29" w:unhideWhenUsed="0" w:qFormat="1"/>
+    <w:lsdException w:name="Intense Quote" w:semiHidden="0" w:uiPriority="30" w:unhideWhenUsed="0" w:qFormat="1"/>
+    <w:lsdException w:name="Medium List 2 Accent 1" w:semiHidden="0" w:uiPriority="66" w:unhideWhenUsed="0"/>
+    <w:lsdException w:name="Medium Grid 1 Accent 1" w:semiHidden="0" w:uiPriority="67" w:unhideWhenUsed="0"/>
+    <w:lsdException w:name="Medium Grid 2 Accent 1" w:semiHidden="0" w:uiPriority="68" w:unhideWhenUsed="0"/>
+    <w:lsdException w:name="Medium Grid 3 Accent 1" w:semiHidden="0" w:uiPriority="69" w:unhideWhenUsed="0"/>
+    <w:lsdException w:name="Dark List Accent 1" w:semiHidden="0" w:uiPriority="70" w:unhideWhenUsed="0"/>
+    <w:lsdException w:name="Colorful Shading Accent 1" w:semiHidden="0" w:uiPriority="71" w:unhideWhenUsed="0"/>
+    <w:lsdException w:name="Colorful List Accent 1" w:semiHidden="0" w:uiPriority="72" w:unhideWhenUsed="0"/>
+    <w:lsdException w:name="Colorful Grid Accent 1" w:semiHidden="0" w:uiPriority="73" w:unhideWhenUsed="0"/>
+    <w:lsdException w:name="Light Shading Accent 2" w:semiHidden="0" w:uiPriority="60" w:unhideWhenUsed="0"/>
+    <w:lsdException w:name="Light List Accent 2" w:semiHidden="0" w:uiPriority="61" w:unhideWhenUsed="0"/>
+    <w:lsdException w:name="Light Grid Accent 2" w:semiHidden="0" w:uiPriority="62" w:unhideWhenUsed="0"/>
+    <w:lsdException w:name="Medium Shading 1 Accent 2" w:semiHidden="0" w:uiPriority="63" w:unhideWhenUsed="0"/>
+    <w:lsdException w:name="Medium Shading 2 Accent 2" w:semiHidden="0" w:uiPriority="64" w:unhideWhenUsed="0"/>
+    <w:lsdException w:name="Medium List 1 Accent 2" w:semiHidden="0" w:uiPriority="65" w:unhideWhenUsed="0"/>
+    <w:lsdException w:name="Medium List 2 Accent 2" w:semiHidden="0" w:uiPriority="66" w:unhideWhenUsed="0"/>
+    <w:lsdException w:name="Medium Grid 1 Accent 2" w:semiHidden="0" w:uiPriority="67" w:unhideWhenUsed="0"/>
+    <w:lsdException w:name="Medium Grid 2 Accent 2" w:semiHidden="0" w:uiPriority="68" w:unhideWhenUsed="0"/>
+    <w:lsdException w:name="Medium Grid 3 Accent 2" w:semiHidden="0" w:uiPriority="69" w:unhideWhenUsed="0"/>
+    <w:lsdException w:name="Dark List Accent 2" w:semiHidden="0" w:uiPriority="70" w:unhideWhenUsed="0"/>
+    <w:lsdException w:name="Colorful Shading Accent 2" w:semiHidden="0" w:uiPriority="71" w:unhideWhenUsed="0"/>
+    <w:lsdException w:name="Colorful List Accent 2" w:semiHidden="0" w:uiPriority="72" w:unhideWhenUsed="0"/>
+    <w:lsdException w:name="Colorful Grid Accent 2" w:semiHidden="0" w:uiPriority="73" w:unhideWhenUsed="0"/>
+    <w:lsdException w:name="Light Shading Accent 3" w:semiHidden="0" w:uiPriority="60" w:unhideWhenUsed="0"/>
+    <w:lsdException w:name="Light List Accent 3" w:semiHidden="0" w:uiPriority="61" w:unhideWhenUsed="0"/>
+    <w:lsdException w:name="Light Grid Accent 3" w:semiHidden="0" w:uiPriority="62" w:unhideWhenUsed="0"/>
+    <w:lsdException w:name="Medium Shading 1 Accent 3" w:semiHidden="0" w:uiPriority="63" w:unhideWhenUsed="0"/>
+    <w:lsdException w:name="Medium Shading 2 Accent 3" w:semiHidden="0" w:uiPriority="64" w:unhideWhenUsed="0"/>
+    <w:lsdException w:name="Medium List 1 Accent 3" w:semiHidden="0" w:uiPriority="65" w:unhideWhenUsed="0"/>
+    <w:lsdException w:name="Medium List 2 Accent 3" w:semiHidden="0" w:uiPriority="66" w:unhideWhenUsed="0"/>
+    <w:lsdException w:name="Medium Grid 1 Accent 3" w:semiHidden="0" w:uiPriority="67" w:unhideWhenUsed="0"/>
+    <w:lsdException w:name="Medium Grid 2 Accent 3" w:semiHidden="0" w:uiPriority="68" w:unhideWhenUsed="0"/>
+    <w:lsdException w:name="Medium Grid 3 Accent 3" w:semiHidden="0" w:uiPriority="69" w:unhideWhenUsed="0"/>
+    <w:lsdException w:name="Dark List Accent 3" w:semiHidden="0" w:uiPriority="70" w:unhideWhenUsed="0"/>
+    <w:lsdException w:name="Colorful Shading Accent 3" w:semiHidden="0" w:uiPriority="71" w:unhideWhenUsed="0"/>
+    <w:lsdException w:name="Colorful List Accent 3" w:semiHidden="0" w:uiPriority="72" w:unhideWhenUsed="0"/>
+    <w:lsdException w:name="Colorful Grid Accent 3" w:semiHidden="0" w:uiPriority="73" w:unhideWhenUsed="0"/>
+    <w:lsdException w:name="Light Shading Accent 4" w:semiHidden="0" w:uiPriority="60" w:unhideWhenUsed="0"/>
+    <w:lsdException w:name="Light List Accent 4" w:semiHidden="0" w:uiPriority="61" w:unhideWhenUsed="0"/>
+    <w:lsdException w:name="Light Grid Accent 4" w:semiHidden="0" w:uiPriority="62" w:unhideWhenUsed="0"/>
+    <w:lsdException w:name="Medium Shading 1 Accent 4" w:semiHidden="0" w:uiPriority="63" w:unhideWhenUsed="0"/>
+    <w:lsdException w:name="Medium Shading 2 Accent 4" w:semiHidden="0" w:uiPriority="64" w:unhideWhenUsed="0"/>
+    <w:lsdException w:name="Medium List 1 Accent 4" w:semiHidden="0" w:uiPriority="65" w:unhideWhenUsed="0"/>
+    <w:lsdException w:name="Medium List 2 Accent 4" w:semiHidden="0" w:uiPriority="66" w:unhideWhenUsed="0"/>
+    <w:lsdException w:name="Medium Grid 1 Accent 4" w:semiHidden="0" w:uiPriority="67" w:unhideWhenUsed="0"/>
+    <w:lsdException w:name="Medium Grid 2 Accent 4" w:semiHidden="0" w:uiPriority="68" w:unhideWhenUsed="0"/>
+    <w:lsdException w:name="Medium Grid 3 Accent 4" w:semiHidden="0" w:uiPriority="69" w:unhideWhenUsed="0"/>
+    <w:lsdException w:name="Dark List Accent 4" w:semiHidden="0" w:uiPriority="70" w:unhideWhenUsed="0"/>
+    <w:lsdException w:name="Colorful Shading Accent 4" w:semiHidden="0" w:uiPriority="71" w:unhideWhenUsed="0"/>
+    <w:lsdException w:name="Colorful List Accent 4" w:semiHidden="0" w:uiPriority="72" w:unhideWhenUsed="0"/>
+    <w:lsdException w:name="Colorful Grid Accent 4" w:semiHidden="0" w:uiPriority="73" w:unhideWhenUsed="0"/>
+    <w:lsdException w:name="Light Shading Accent 5" w:semiHidden="0" w:uiPriority="60" w:unhideWhenUsed="0"/>
+    <w:lsdException w:name="Light List Accent 5" w:semiHidden="0" w:uiPriority="61" w:unhideWhenUsed="0"/>
+    <w:lsdException w:name="Light Grid Accent 5" w:semiHidden="0" w:uiPriority="62" w:unhideWhenUsed="0"/>
+    <w:lsdException w:name="Medium Shading 1 Accent 5" w:semiHidden="0" w:uiPriority="63" w:unhideWhenUsed="0"/>
+    <w:lsdException w:name="Medium Shading 2 Accent 5" w:semiHidden="0" w:uiPriority="64" w:unhideWhenUsed="0"/>
+    <w:lsdException w:name="Medium List 1 Accent 5" w:semiHidden="0" w:uiPriority="65" w:unhideWhenUsed="0"/>
+    <w:lsdException w:name="Medium List 2 Accent 5" w:semiHidden="0" w:uiPriority="66" w:unhideWhenUsed="0"/>
+    <w:lsdException w:name="Medium Grid 1 Accent 5" w:semiHidden="0" w:uiPriority="67" w:unhideWhenUsed="0"/>
+    <w:lsdException w:name="Medium Grid 2 Accent 5" w:semiHidden="0" w:uiPriority="68" w:unhideWhenUsed="0"/>
+    <w:lsdException w:name="Medium Grid 3 Accent 5" w:semiHidden="0" w:uiPriority="69" w:unhideWhenUsed="0"/>
+    <w:lsdException w:name="Dark List Accent 5" w:semiHidden="0" w:uiPriority="70" w:unhideWhenUsed="0"/>
+    <w:lsdException w:name="Colorful Shading Accent 5" w:semiHidden="0" w:uiPriority="71" w:unhideWhenUsed="0"/>
+    <w:lsdException w:name="Colorful List Accent 5" w:semiHidden="0" w:uiPriority="72" w:unhideWhenUsed="0"/>
+    <w:lsdException w:name="Colorful Grid Accent 5" w:semiHidden="0" w:uiPriority="73" w:unhideWhenUsed="0"/>
+    <w:lsdException w:name="Light Shading Accent 6" w:semiHidden="0" w:uiPriority="60" w:unhideWhenUsed="0"/>
+    <w:lsdException w:name="Light List Accent 6" w:semiHidden="0" w:uiPriority="61" w:unhideWhenUsed="0"/>
+    <w:lsdException w:name="Light Grid Accent 6" w:semiHidden="0" w:uiPriority="62" w:unhideWhenUsed="0"/>
+    <w:lsdException w:name="Medium Shading 1 Accent 6" w:semiHidden="0" w:uiPriority="63" w:unhideWhenUsed="0"/>
+    <w:lsdException w:name="Medium Shading 2 Accent 6" w:semiHidden="0" w:uiPriority="64" w:unhideWhenUsed="0"/>
+    <w:lsdException w:name="Medium List 1 Accent 6" w:semiHidden="0" w:uiPriority="65" w:unhideWhenUsed="0"/>
+    <w:lsdException w:name="Medium List 2 Accent 6" w:semiHidden="0" w:uiPriority="66" w:unhideWhenUsed="0"/>
+    <w:lsdException w:name="Medium Grid 1 Accent 6" w:semiHidden="0" w:uiPriority="67" w:unhideWhenUsed="0"/>
+    <w:lsdException w:name="Medium Grid 2 Accent 6" w:semiHidden="0" w:uiPriority="68" w:unhideWhenUsed="0"/>
+    <w:lsdException w:name="Medium Grid 3 Accent 6" w:semiHidden="0" w:uiPriority="69" w:unhideWhenUsed="0"/>
+    <w:lsdException w:name="Dark List Accent 6" w:semiHidden="0" w:uiPriority="70" w:unhideWhenUsed="0"/>
+    <w:lsdException w:name="Colorful Shading Accent 6" w:semiHidden="0" w:uiPriority="71" w:unhideWhenUsed="0"/>
+    <w:lsdException w:name="Colorful List Accent 6" w:semiHidden="0" w:uiPriority="72" w:unhideWhenUsed="0"/>
+    <w:lsdException w:name="Colorful Grid Accent 6" w:semiHidden="0" w:uiPriority="73" w:unhideWhenUsed="0"/>
+    <w:lsdException w:name="Subtle Emphasis" w:semiHidden="0" w:uiPriority="19" w:unhideWhenUsed="0" w:qFormat="1"/>
+    <w:lsdException w:name="Intense Emphasis" w:semiHidden="0" w:uiPriority="21" w:unhideWhenUsed="0" w:qFormat="1"/>
+    <w:lsdException w:name="Subtle Reference" w:semiHidden="0" w:uiPriority="31" w:unhideWhenUsed="0" w:qFormat="1"/>
+    <w:lsdException w:name="Intense Reference" w:semiHidden="0" w:uiPriority="32" w:unhideWhenUsed="0" w:qFormat="1"/>
+    <w:lsdException w:name="Book Title" w:semiHidden="0" w:uiPriority="33" w:unhideWhenUsed="0" w:qFormat="1"/>
+    <w:lsdException w:name="Bibliography" w:uiPriority="37"/>
+    <w:lsdException w:name="TOC Heading" w:uiPriority="39" w:qFormat="1"/>
   </w:latentStyles>
   <w:style w:type="paragraph" w:default="1" w:styleId="Normal">
     <w:name w:val="Normal"/>
@@ -14589,7 +14692,7 @@
 </file>
 
 <file path=word/glossary/webSettings.xml><?xml version="1.0" encoding="utf-8"?>
-<w:webSettings xmlns:mc="http://schemas.openxmlformats.org/markup-compatibility/2006" xmlns:r="http://schemas.openxmlformats.org/officeDocument/2006/relationships" xmlns:w="http://schemas.openxmlformats.org/wordprocessingml/2006/main" xmlns:w14="http://schemas.microsoft.com/office/word/2010/wordml" xmlns:w15="http://schemas.microsoft.com/office/word/2012/wordml" xmlns:w16cex="http://schemas.microsoft.com/office/word/2018/wordml/cex" xmlns:w16cid="http://schemas.microsoft.com/office/word/2016/wordml/cid" xmlns:w16="http://schemas.microsoft.com/office/word/2018/wordml" xmlns:w16du="http://schemas.microsoft.com/office/word/2023/wordml/word16du" xmlns:w16sdtdh="http://schemas.microsoft.com/office/word/2020/wordml/sdtdatahash" xmlns:w16sdtfl="http://schemas.microsoft.com/office/word/2024/wordml/sdtformatlock" xmlns:w16se="http://schemas.microsoft.com/office/word/2015/wordml/symex" mc:Ignorable="w14 w15 w16se w16cid w16 w16cex w16sdtdh w16sdtfl w16du">
+<w:webSettings xmlns:mc="http://schemas.openxmlformats.org/markup-compatibility/2006" xmlns:r="http://schemas.openxmlformats.org/officeDocument/2006/relationships" xmlns:w="http://schemas.openxmlformats.org/wordprocessingml/2006/main" xmlns:w14="http://schemas.microsoft.com/office/word/2010/wordml" mc:Ignorable="w14">
   <w:optimizeForBrowser/>
   <w:allowPNG/>
 </w:webSettings>
@@ -14638,7 +14741,7 @@
     </a:clrScheme>
     <a:fontScheme name="Office">
       <a:majorFont>
-        <a:latin typeface="Calibri Light" panose="020F0302020204030204"/>
+        <a:latin typeface="Calibri Light"/>
         <a:ea typeface=""/>
         <a:cs typeface=""/>
         <a:font script="Jpan" typeface="游ゴシック Light"/>
@@ -14690,7 +14793,7 @@
         <a:font script="Tfng" typeface="Ebrima"/>
       </a:majorFont>
       <a:minorFont>
-        <a:latin typeface="Calibri" panose="020F0502020204030204"/>
+        <a:latin typeface="Calibri"/>
         <a:ea typeface=""/>
         <a:cs typeface=""/>
         <a:font script="Jpan" typeface="游明朝"/>
@@ -14884,7 +14987,7 @@
   <a:extraClrSchemeLst/>
   <a:extLst>
     <a:ext uri="{05A4C25C-085E-4340-85A3-A5531E510DB2}">
-      <thm15:themeFamily xmlns:thm15="http://schemas.microsoft.com/office/thememl/2012/main" name="Office Theme" id="{62F939B6-93AF-4DB8-9C6B-D6C7DFDC589F}" vid="{4A3C46E8-61CC-4603-A589-7422A47A8E4A}"/>
+      <thm15:themeFamily xmlns="" xmlns:thm15="http://schemas.microsoft.com/office/thememl/2012/main" name="Office Theme" id="{62F939B6-93AF-4DB8-9C6B-D6C7DFDC589F}" vid="{4A3C46E8-61CC-4603-A589-7422A47A8E4A}"/>
     </a:ext>
   </a:extLst>
 </a:theme>
@@ -15129,7 +15232,7 @@
 </file>
 
 <file path=customXml/itemProps4.xml><?xml version="1.0" encoding="utf-8"?>
-<ds:datastoreItem xmlns:ds="http://schemas.openxmlformats.org/officeDocument/2006/customXml" ds:itemID="{F69287AC-EA6E-41CE-8A84-5784542326B1}">
+<ds:datastoreItem xmlns:ds="http://schemas.openxmlformats.org/officeDocument/2006/customXml" ds:itemID="{DB95780A-D476-461B-9074-A36D495E3A82}">
   <ds:schemaRefs>
     <ds:schemaRef ds:uri="http://schemas.openxmlformats.org/officeDocument/2006/bibliography"/>
   </ds:schemaRefs>
